--- a/Thesis-Defense/defense/Thesis Report/research workflow.docx
+++ b/Thesis-Defense/defense/Thesis Report/research workflow.docx
@@ -38,7 +38,456 @@
       </w:r>
     </w:p>
     <w:p/>
-    <w:p/>
+    <w:p>
+      <w:pPr>
+        <w:rPr>
+          <w:sz w:val="26"/>
+          <w:szCs w:val="26"/>
+        </w:rPr>
+      </w:pPr>
+      <w:r>
+        <w:rPr>
+          <w:sz w:val="26"/>
+          <w:szCs w:val="26"/>
+        </w:rPr>
+        <w:t>Design :</w:t>
+      </w:r>
+    </w:p>
+    <w:p>
+      <w:pPr>
+        <w:rPr>
+          <w:sz w:val="26"/>
+          <w:szCs w:val="26"/>
+        </w:rPr>
+      </w:pPr>
+      <w:r>
+        <w:rPr>
+          <w:sz w:val="26"/>
+          <w:szCs w:val="26"/>
+        </w:rPr>
+        <w:t>Data</w:t>
+      </w:r>
+      <w:r>
+        <w:rPr>
+          <w:sz w:val="26"/>
+          <w:szCs w:val="26"/>
+        </w:rPr>
+        <w:t xml:space="preserve"> </w:t>
+      </w:r>
+      <w:r>
+        <w:rPr>
+          <w:sz w:val="26"/>
+          <w:szCs w:val="26"/>
+        </w:rPr>
+        <w:t>Collection</w:t>
+      </w:r>
+    </w:p>
+    <w:p>
+      <w:pPr>
+        <w:rPr>
+          <w:sz w:val="26"/>
+          <w:szCs w:val="26"/>
+        </w:rPr>
+      </w:pPr>
+      <w:r>
+        <w:rPr>
+          <w:sz w:val="26"/>
+          <w:szCs w:val="26"/>
+        </w:rPr>
+        <w:t>Environment</w:t>
+      </w:r>
+      <w:r>
+        <w:rPr>
+          <w:sz w:val="26"/>
+          <w:szCs w:val="26"/>
+        </w:rPr>
+        <w:t xml:space="preserve"> </w:t>
+      </w:r>
+      <w:r>
+        <w:rPr>
+          <w:sz w:val="26"/>
+          <w:szCs w:val="26"/>
+        </w:rPr>
+        <w:t xml:space="preserve">Setup </w:t>
+      </w:r>
+    </w:p>
+    <w:p>
+      <w:pPr>
+        <w:rPr>
+          <w:sz w:val="26"/>
+          <w:szCs w:val="26"/>
+        </w:rPr>
+      </w:pPr>
+      <w:r>
+        <w:rPr>
+          <w:sz w:val="26"/>
+          <w:szCs w:val="26"/>
+        </w:rPr>
+        <w:t>Custom</w:t>
+      </w:r>
+      <w:r>
+        <w:rPr>
+          <w:sz w:val="26"/>
+          <w:szCs w:val="26"/>
+        </w:rPr>
+        <w:t xml:space="preserve"> </w:t>
+      </w:r>
+      <w:r>
+        <w:rPr>
+          <w:sz w:val="26"/>
+          <w:szCs w:val="26"/>
+        </w:rPr>
+        <w:t>Road</w:t>
+      </w:r>
+      <w:r>
+        <w:rPr>
+          <w:sz w:val="26"/>
+          <w:szCs w:val="26"/>
+        </w:rPr>
+        <w:t xml:space="preserve"> </w:t>
+      </w:r>
+      <w:r>
+        <w:rPr>
+          <w:sz w:val="26"/>
+          <w:szCs w:val="26"/>
+        </w:rPr>
+        <w:t>Network</w:t>
+      </w:r>
+      <w:r>
+        <w:rPr>
+          <w:sz w:val="26"/>
+          <w:szCs w:val="26"/>
+        </w:rPr>
+        <w:t xml:space="preserve"> </w:t>
+      </w:r>
+      <w:r>
+        <w:rPr>
+          <w:sz w:val="26"/>
+          <w:szCs w:val="26"/>
+        </w:rPr>
+        <w:t xml:space="preserve">Design </w:t>
+      </w:r>
+    </w:p>
+    <w:p>
+      <w:pPr>
+        <w:rPr>
+          <w:sz w:val="26"/>
+          <w:szCs w:val="26"/>
+        </w:rPr>
+      </w:pPr>
+      <w:r>
+        <w:rPr>
+          <w:sz w:val="26"/>
+          <w:szCs w:val="26"/>
+        </w:rPr>
+        <w:t>Traffic Light System Placement</w:t>
+      </w:r>
+    </w:p>
+    <w:p>
+      <w:pPr>
+        <w:rPr>
+          <w:sz w:val="26"/>
+          <w:szCs w:val="26"/>
+        </w:rPr>
+      </w:pPr>
+      <w:r>
+        <w:rPr>
+          <w:sz w:val="26"/>
+          <w:szCs w:val="26"/>
+        </w:rPr>
+        <w:t>Charging</w:t>
+      </w:r>
+      <w:r>
+        <w:rPr>
+          <w:sz w:val="26"/>
+          <w:szCs w:val="26"/>
+        </w:rPr>
+        <w:t xml:space="preserve"> </w:t>
+      </w:r>
+      <w:r>
+        <w:rPr>
+          <w:sz w:val="26"/>
+          <w:szCs w:val="26"/>
+        </w:rPr>
+        <w:t>Station</w:t>
+      </w:r>
+      <w:r>
+        <w:rPr>
+          <w:sz w:val="26"/>
+          <w:szCs w:val="26"/>
+        </w:rPr>
+        <w:t xml:space="preserve"> </w:t>
+      </w:r>
+      <w:r>
+        <w:rPr>
+          <w:sz w:val="26"/>
+          <w:szCs w:val="26"/>
+        </w:rPr>
+        <w:t xml:space="preserve">Placement </w:t>
+      </w:r>
+    </w:p>
+    <w:p>
+      <w:pPr>
+        <w:rPr>
+          <w:sz w:val="26"/>
+          <w:szCs w:val="26"/>
+        </w:rPr>
+      </w:pPr>
+      <w:r>
+        <w:rPr>
+          <w:sz w:val="26"/>
+          <w:szCs w:val="26"/>
+        </w:rPr>
+        <w:t>Vehicle</w:t>
+      </w:r>
+      <w:r>
+        <w:rPr>
+          <w:sz w:val="26"/>
+          <w:szCs w:val="26"/>
+        </w:rPr>
+        <w:t xml:space="preserve"> </w:t>
+      </w:r>
+      <w:r>
+        <w:rPr>
+          <w:sz w:val="26"/>
+          <w:szCs w:val="26"/>
+        </w:rPr>
+        <w:t>Configuration</w:t>
+      </w:r>
+      <w:r>
+        <w:rPr>
+          <w:sz w:val="26"/>
+          <w:szCs w:val="26"/>
+        </w:rPr>
+        <w:t xml:space="preserve"> </w:t>
+      </w:r>
+      <w:r>
+        <w:rPr>
+          <w:sz w:val="26"/>
+          <w:szCs w:val="26"/>
+        </w:rPr>
+        <w:t>in</w:t>
+      </w:r>
+      <w:r>
+        <w:rPr>
+          <w:sz w:val="26"/>
+          <w:szCs w:val="26"/>
+        </w:rPr>
+        <w:t xml:space="preserve"> </w:t>
+      </w:r>
+      <w:r>
+        <w:rPr>
+          <w:sz w:val="26"/>
+          <w:szCs w:val="26"/>
+        </w:rPr>
+        <w:t xml:space="preserve">SUMO </w:t>
+      </w:r>
+    </w:p>
+    <w:p>
+      <w:pPr>
+        <w:rPr>
+          <w:sz w:val="26"/>
+          <w:szCs w:val="26"/>
+        </w:rPr>
+      </w:pPr>
+      <w:r>
+        <w:rPr>
+          <w:sz w:val="26"/>
+          <w:szCs w:val="26"/>
+        </w:rPr>
+        <w:t xml:space="preserve">Route Creation &amp; </w:t>
+      </w:r>
+      <w:r>
+        <w:rPr>
+          <w:sz w:val="26"/>
+          <w:szCs w:val="26"/>
+        </w:rPr>
+        <w:t>Vehicle</w:t>
+      </w:r>
+      <w:r>
+        <w:rPr>
+          <w:sz w:val="26"/>
+          <w:szCs w:val="26"/>
+        </w:rPr>
+        <w:t xml:space="preserve"> </w:t>
+      </w:r>
+      <w:r>
+        <w:rPr>
+          <w:sz w:val="26"/>
+          <w:szCs w:val="26"/>
+        </w:rPr>
+        <w:t>Fleet</w:t>
+      </w:r>
+      <w:r>
+        <w:rPr>
+          <w:sz w:val="26"/>
+          <w:szCs w:val="26"/>
+        </w:rPr>
+        <w:t xml:space="preserve"> </w:t>
+      </w:r>
+      <w:r>
+        <w:rPr>
+          <w:sz w:val="26"/>
+          <w:szCs w:val="26"/>
+        </w:rPr>
+        <w:t xml:space="preserve">Characterization </w:t>
+      </w:r>
+    </w:p>
+    <w:p>
+      <w:pPr>
+        <w:rPr>
+          <w:sz w:val="26"/>
+          <w:szCs w:val="26"/>
+        </w:rPr>
+      </w:pPr>
+      <w:r>
+        <w:rPr>
+          <w:sz w:val="26"/>
+          <w:szCs w:val="26"/>
+        </w:rPr>
+        <w:t>Smart Charging Logic Implementation</w:t>
+      </w:r>
+    </w:p>
+    <w:p>
+      <w:pPr>
+        <w:rPr>
+          <w:sz w:val="26"/>
+          <w:szCs w:val="26"/>
+        </w:rPr>
+      </w:pPr>
+      <w:r>
+        <w:rPr>
+          <w:sz w:val="26"/>
+          <w:szCs w:val="26"/>
+        </w:rPr>
+        <w:t>Simulation</w:t>
+      </w:r>
+      <w:r>
+        <w:rPr>
+          <w:sz w:val="26"/>
+          <w:szCs w:val="26"/>
+        </w:rPr>
+        <w:t xml:space="preserve"> </w:t>
+      </w:r>
+      <w:r>
+        <w:rPr>
+          <w:sz w:val="26"/>
+          <w:szCs w:val="26"/>
+        </w:rPr>
+        <w:t>Execution</w:t>
+      </w:r>
+      <w:r>
+        <w:rPr>
+          <w:sz w:val="26"/>
+          <w:szCs w:val="26"/>
+        </w:rPr>
+        <w:t xml:space="preserve"> </w:t>
+      </w:r>
+      <w:r>
+        <w:rPr>
+          <w:sz w:val="26"/>
+          <w:szCs w:val="26"/>
+        </w:rPr>
+        <w:t>with</w:t>
+      </w:r>
+      <w:r>
+        <w:rPr>
+          <w:sz w:val="26"/>
+          <w:szCs w:val="26"/>
+        </w:rPr>
+        <w:t xml:space="preserve"> </w:t>
+      </w:r>
+      <w:proofErr w:type="spellStart"/>
+      <w:r>
+        <w:rPr>
+          <w:sz w:val="26"/>
+          <w:szCs w:val="26"/>
+        </w:rPr>
+        <w:t>TraCI</w:t>
+      </w:r>
+      <w:proofErr w:type="spellEnd"/>
+      <w:r>
+        <w:rPr>
+          <w:sz w:val="26"/>
+          <w:szCs w:val="26"/>
+        </w:rPr>
+        <w:t xml:space="preserve"> </w:t>
+      </w:r>
+    </w:p>
+    <w:p>
+      <w:pPr>
+        <w:rPr>
+          <w:sz w:val="26"/>
+          <w:szCs w:val="26"/>
+        </w:rPr>
+      </w:pPr>
+      <w:r>
+        <w:rPr>
+          <w:sz w:val="26"/>
+          <w:szCs w:val="26"/>
+        </w:rPr>
+        <w:t>Real-Time</w:t>
+      </w:r>
+      <w:r>
+        <w:rPr>
+          <w:sz w:val="26"/>
+          <w:szCs w:val="26"/>
+        </w:rPr>
+        <w:t xml:space="preserve"> </w:t>
+      </w:r>
+      <w:r>
+        <w:rPr>
+          <w:sz w:val="26"/>
+          <w:szCs w:val="26"/>
+        </w:rPr>
+        <w:t>Data</w:t>
+      </w:r>
+      <w:r>
+        <w:rPr>
+          <w:sz w:val="26"/>
+          <w:szCs w:val="26"/>
+        </w:rPr>
+        <w:t xml:space="preserve"> </w:t>
+      </w:r>
+      <w:r>
+        <w:rPr>
+          <w:sz w:val="26"/>
+          <w:szCs w:val="26"/>
+        </w:rPr>
+        <w:t xml:space="preserve">Extraction </w:t>
+      </w:r>
+    </w:p>
+    <w:p>
+      <w:pPr>
+        <w:rPr>
+          <w:sz w:val="26"/>
+          <w:szCs w:val="26"/>
+        </w:rPr>
+      </w:pPr>
+      <w:r>
+        <w:rPr>
+          <w:sz w:val="26"/>
+          <w:szCs w:val="26"/>
+        </w:rPr>
+        <w:t>Data Analysis</w:t>
+      </w:r>
+    </w:p>
+    <w:p>
+      <w:pPr>
+        <w:rPr>
+          <w:sz w:val="26"/>
+          <w:szCs w:val="26"/>
+        </w:rPr>
+      </w:pPr>
+    </w:p>
+    <w:p>
+      <w:pPr>
+        <w:rPr>
+          <w:sz w:val="26"/>
+          <w:szCs w:val="26"/>
+        </w:rPr>
+      </w:pPr>
+    </w:p>
     <w:p/>
     <w:p>
       <w:r>
@@ -48,18 +497,18 @@
         <mc:AlternateContent>
           <mc:Choice Requires="wps">
             <w:drawing>
-              <wp:anchor distT="0" distB="0" distL="114300" distR="114300" simplePos="0" relativeHeight="251621888" behindDoc="0" locked="0" layoutInCell="1" allowOverlap="1" wp14:anchorId="0703352D" wp14:editId="6C91E316">
+              <wp:anchor distT="0" distB="0" distL="114300" distR="114300" simplePos="0" relativeHeight="251621888" behindDoc="0" locked="0" layoutInCell="1" allowOverlap="1" wp14:anchorId="207C197D" wp14:editId="0DACE7EC">
                 <wp:simplePos x="0" y="0"/>
                 <wp:positionH relativeFrom="column">
-                  <wp:posOffset>-361936</wp:posOffset>
+                  <wp:posOffset>1602849</wp:posOffset>
                 </wp:positionH>
                 <wp:positionV relativeFrom="paragraph">
-                  <wp:posOffset>398322</wp:posOffset>
+                  <wp:posOffset>65668</wp:posOffset>
                 </wp:positionV>
                 <wp:extent cx="2073349" cy="861238"/>
                 <wp:effectExtent l="0" t="0" r="22225" b="15240"/>
                 <wp:wrapNone/>
-                <wp:docPr id="1" name="Rectangle 1"/>
+                <wp:docPr id="10" name="Rectangle 10"/>
                 <wp:cNvGraphicFramePr/>
                 <a:graphic xmlns:a="http://schemas.openxmlformats.org/drawingml/2006/main">
                   <a:graphicData uri="http://schemas.microsoft.com/office/word/2010/wordprocessingShape">
@@ -138,7 +587,7 @@
           </mc:Choice>
           <mc:Fallback>
             <w:pict>
-              <v:rect w14:anchorId="0703352D" id="Rectangle 1" o:spid="_x0000_s1026" style="position:absolute;margin-left:-28.5pt;margin-top:31.35pt;width:163.25pt;height:67.8pt;z-index:251621888;visibility:visible;mso-wrap-style:square;mso-wrap-distance-left:9pt;mso-wrap-distance-top:0;mso-wrap-distance-right:9pt;mso-wrap-distance-bottom:0;mso-position-horizontal:absolute;mso-position-horizontal-relative:text;mso-position-vertical:absolute;mso-position-vertical-relative:text;v-text-anchor:middle" o:gfxdata="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" fillcolor="#5a5a5a [2109]" strokecolor="#0a121c [484]" strokeweight="2pt">
+              <v:rect w14:anchorId="207C197D" id="Rectangle 10" o:spid="_x0000_s1026" style="position:absolute;margin-left:126.2pt;margin-top:5.15pt;width:163.25pt;height:67.8pt;z-index:251621888;visibility:visible;mso-wrap-style:square;mso-wrap-distance-left:9pt;mso-wrap-distance-top:0;mso-wrap-distance-right:9pt;mso-wrap-distance-bottom:0;mso-position-horizontal:absolute;mso-position-horizontal-relative:text;mso-position-vertical:absolute;mso-position-vertical-relative:text;v-text-anchor:middle" o:gfxdata="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" fillcolor="#5a5a5a [2109]" strokecolor="#0a121c [484]" strokeweight="2pt">
                 <v:textbox>
                   <w:txbxContent>
                     <w:p>
@@ -173,24 +622,370 @@
         </mc:AlternateContent>
       </w:r>
     </w:p>
+    <w:p/>
     <w:p>
       <w:r>
         <w:rPr>
           <w:noProof/>
         </w:rPr>
+        <w:lastRenderedPageBreak/>
         <mc:AlternateContent>
           <mc:Choice Requires="wps">
             <w:drawing>
-              <wp:anchor distT="0" distB="0" distL="114300" distR="114300" simplePos="0" relativeHeight="251685376" behindDoc="0" locked="0" layoutInCell="1" allowOverlap="1" wp14:anchorId="4B59E96A" wp14:editId="3A8E0B09">
+              <wp:anchor distT="0" distB="0" distL="114300" distR="114300" simplePos="0" relativeHeight="251685376" behindDoc="0" locked="0" layoutInCell="1" allowOverlap="1" wp14:anchorId="3D83E7B7" wp14:editId="770D78A0">
                 <wp:simplePos x="0" y="0"/>
                 <wp:positionH relativeFrom="column">
-                  <wp:posOffset>2987144</wp:posOffset>
+                  <wp:posOffset>2667635</wp:posOffset>
                 </wp:positionH>
                 <wp:positionV relativeFrom="paragraph">
-                  <wp:posOffset>1723537</wp:posOffset>
+                  <wp:posOffset>304165</wp:posOffset>
                 </wp:positionV>
-                <wp:extent cx="255182" cy="287079"/>
-                <wp:effectExtent l="19050" t="19050" r="12065" b="36830"/>
+                <wp:extent cx="1276709" cy="594995"/>
+                <wp:effectExtent l="0" t="0" r="19050" b="14605"/>
+                <wp:wrapNone/>
+                <wp:docPr id="13" name="Rectangle 13"/>
+                <wp:cNvGraphicFramePr/>
+                <a:graphic xmlns:a="http://schemas.openxmlformats.org/drawingml/2006/main">
+                  <a:graphicData uri="http://schemas.microsoft.com/office/word/2010/wordprocessingShape">
+                    <wps:wsp>
+                      <wps:cNvSpPr/>
+                      <wps:spPr>
+                        <a:xfrm>
+                          <a:off x="0" y="0"/>
+                          <a:ext cx="1276709" cy="594995"/>
+                        </a:xfrm>
+                        <a:prstGeom prst="rect">
+                          <a:avLst/>
+                        </a:prstGeom>
+                        <a:solidFill>
+                          <a:schemeClr val="tx1">
+                            <a:lumMod val="65000"/>
+                            <a:lumOff val="35000"/>
+                          </a:schemeClr>
+                        </a:solidFill>
+                      </wps:spPr>
+                      <wps:style>
+                        <a:lnRef idx="2">
+                          <a:schemeClr val="accent1">
+                            <a:shade val="15000"/>
+                          </a:schemeClr>
+                        </a:lnRef>
+                        <a:fillRef idx="1">
+                          <a:schemeClr val="accent1"/>
+                        </a:fillRef>
+                        <a:effectRef idx="0">
+                          <a:schemeClr val="accent1"/>
+                        </a:effectRef>
+                        <a:fontRef idx="minor">
+                          <a:schemeClr val="lt1"/>
+                        </a:fontRef>
+                      </wps:style>
+                      <wps:txbx>
+                        <w:txbxContent>
+                          <w:p>
+                            <w:pPr>
+                              <w:rPr>
+                                <w:sz w:val="26"/>
+                                <w:szCs w:val="26"/>
+                              </w:rPr>
+                            </w:pPr>
+                            <w:r>
+                              <w:rPr>
+                                <w:sz w:val="26"/>
+                                <w:szCs w:val="26"/>
+                              </w:rPr>
+                              <w:t>Custom</w:t>
+                            </w:r>
+                            <w:r>
+                              <w:rPr>
+                                <w:sz w:val="26"/>
+                                <w:szCs w:val="26"/>
+                              </w:rPr>
+                              <w:t xml:space="preserve"> </w:t>
+                            </w:r>
+                            <w:r>
+                              <w:rPr>
+                                <w:sz w:val="26"/>
+                                <w:szCs w:val="26"/>
+                              </w:rPr>
+                              <w:t>Road</w:t>
+                            </w:r>
+                            <w:r>
+                              <w:rPr>
+                                <w:sz w:val="26"/>
+                                <w:szCs w:val="26"/>
+                              </w:rPr>
+                              <w:t xml:space="preserve"> </w:t>
+                            </w:r>
+                            <w:r>
+                              <w:rPr>
+                                <w:sz w:val="26"/>
+                                <w:szCs w:val="26"/>
+                              </w:rPr>
+                              <w:t>Network</w:t>
+                            </w:r>
+                            <w:r>
+                              <w:rPr>
+                                <w:sz w:val="26"/>
+                                <w:szCs w:val="26"/>
+                              </w:rPr>
+                              <w:t xml:space="preserve"> </w:t>
+                            </w:r>
+                            <w:r>
+                              <w:rPr>
+                                <w:sz w:val="26"/>
+                                <w:szCs w:val="26"/>
+                              </w:rPr>
+                              <w:t xml:space="preserve">Design </w:t>
+                            </w:r>
+                          </w:p>
+                          <w:p>
+                            <w:pPr>
+                              <w:jc w:val="center"/>
+                              <w:rPr>
+                                <w:sz w:val="40"/>
+                                <w:szCs w:val="40"/>
+                              </w:rPr>
+                            </w:pPr>
+                          </w:p>
+                        </w:txbxContent>
+                      </wps:txbx>
+                      <wps:bodyPr rot="0" spcFirstLastPara="0" vertOverflow="overflow" horzOverflow="overflow" vert="horz" wrap="square" lIns="91440" tIns="45720" rIns="91440" bIns="45720" numCol="1" spcCol="0" rtlCol="0" fromWordArt="0" anchor="ctr" anchorCtr="0" forceAA="0" compatLnSpc="1">
+                        <a:prstTxWarp prst="textNoShape">
+                          <a:avLst/>
+                        </a:prstTxWarp>
+                        <a:noAutofit/>
+                      </wps:bodyPr>
+                    </wps:wsp>
+                  </a:graphicData>
+                </a:graphic>
+                <wp14:sizeRelH relativeFrom="margin">
+                  <wp14:pctWidth>0</wp14:pctWidth>
+                </wp14:sizeRelH>
+                <wp14:sizeRelV relativeFrom="margin">
+                  <wp14:pctHeight>0</wp14:pctHeight>
+                </wp14:sizeRelV>
+              </wp:anchor>
+            </w:drawing>
+          </mc:Choice>
+          <mc:Fallback>
+            <w:pict>
+              <v:rect w14:anchorId="3D83E7B7" id="Rectangle 13" o:spid="_x0000_s1027" style="position:absolute;margin-left:210.05pt;margin-top:23.95pt;width:100.55pt;height:46.85pt;z-index:251685376;visibility:visible;mso-wrap-style:square;mso-width-percent:0;mso-height-percent:0;mso-wrap-distance-left:9pt;mso-wrap-distance-top:0;mso-wrap-distance-right:9pt;mso-wrap-distance-bottom:0;mso-position-horizontal:absolute;mso-position-horizontal-relative:text;mso-position-vertical:absolute;mso-position-vertical-relative:text;mso-width-percent:0;mso-height-percent:0;mso-width-relative:margin;mso-height-relative:margin;v-text-anchor:middle" o:gfxdata="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" fillcolor="#5a5a5a [2109]" strokecolor="#0a121c [484]" strokeweight="2pt">
+                <v:textbox>
+                  <w:txbxContent>
+                    <w:p>
+                      <w:pPr>
+                        <w:rPr>
+                          <w:sz w:val="26"/>
+                          <w:szCs w:val="26"/>
+                        </w:rPr>
+                      </w:pPr>
+                      <w:r>
+                        <w:rPr>
+                          <w:sz w:val="26"/>
+                          <w:szCs w:val="26"/>
+                        </w:rPr>
+                        <w:t>Custom</w:t>
+                      </w:r>
+                      <w:r>
+                        <w:rPr>
+                          <w:sz w:val="26"/>
+                          <w:szCs w:val="26"/>
+                        </w:rPr>
+                        <w:t xml:space="preserve"> </w:t>
+                      </w:r>
+                      <w:r>
+                        <w:rPr>
+                          <w:sz w:val="26"/>
+                          <w:szCs w:val="26"/>
+                        </w:rPr>
+                        <w:t>Road</w:t>
+                      </w:r>
+                      <w:r>
+                        <w:rPr>
+                          <w:sz w:val="26"/>
+                          <w:szCs w:val="26"/>
+                        </w:rPr>
+                        <w:t xml:space="preserve"> </w:t>
+                      </w:r>
+                      <w:r>
+                        <w:rPr>
+                          <w:sz w:val="26"/>
+                          <w:szCs w:val="26"/>
+                        </w:rPr>
+                        <w:t>Network</w:t>
+                      </w:r>
+                      <w:r>
+                        <w:rPr>
+                          <w:sz w:val="26"/>
+                          <w:szCs w:val="26"/>
+                        </w:rPr>
+                        <w:t xml:space="preserve"> </w:t>
+                      </w:r>
+                      <w:r>
+                        <w:rPr>
+                          <w:sz w:val="26"/>
+                          <w:szCs w:val="26"/>
+                        </w:rPr>
+                        <w:t xml:space="preserve">Design </w:t>
+                      </w:r>
+                    </w:p>
+                    <w:p>
+                      <w:pPr>
+                        <w:jc w:val="center"/>
+                        <w:rPr>
+                          <w:sz w:val="40"/>
+                          <w:szCs w:val="40"/>
+                        </w:rPr>
+                      </w:pPr>
+                    </w:p>
+                  </w:txbxContent>
+                </v:textbox>
+              </v:rect>
+            </w:pict>
+          </mc:Fallback>
+        </mc:AlternateContent>
+      </w:r>
+      <w:r>
+        <w:rPr>
+          <w:noProof/>
+        </w:rPr>
+        <mc:AlternateContent>
+          <mc:Choice Requires="wps">
+            <w:drawing>
+              <wp:anchor distT="0" distB="0" distL="114300" distR="114300" simplePos="0" relativeHeight="251722240" behindDoc="0" locked="0" layoutInCell="1" allowOverlap="1" wp14:anchorId="49AB4FDB" wp14:editId="4202024B">
+                <wp:simplePos x="0" y="0"/>
+                <wp:positionH relativeFrom="column">
+                  <wp:posOffset>4648200</wp:posOffset>
+                </wp:positionH>
+                <wp:positionV relativeFrom="paragraph">
+                  <wp:posOffset>266700</wp:posOffset>
+                </wp:positionV>
+                <wp:extent cx="1276709" cy="762000"/>
+                <wp:effectExtent l="0" t="0" r="19050" b="19050"/>
+                <wp:wrapNone/>
+                <wp:docPr id="15" name="Rectangle 15"/>
+                <wp:cNvGraphicFramePr/>
+                <a:graphic xmlns:a="http://schemas.openxmlformats.org/drawingml/2006/main">
+                  <a:graphicData uri="http://schemas.microsoft.com/office/word/2010/wordprocessingShape">
+                    <wps:wsp>
+                      <wps:cNvSpPr/>
+                      <wps:spPr>
+                        <a:xfrm>
+                          <a:off x="0" y="0"/>
+                          <a:ext cx="1276709" cy="762000"/>
+                        </a:xfrm>
+                        <a:prstGeom prst="rect">
+                          <a:avLst/>
+                        </a:prstGeom>
+                        <a:solidFill>
+                          <a:schemeClr val="tx1">
+                            <a:lumMod val="65000"/>
+                            <a:lumOff val="35000"/>
+                          </a:schemeClr>
+                        </a:solidFill>
+                      </wps:spPr>
+                      <wps:style>
+                        <a:lnRef idx="2">
+                          <a:schemeClr val="accent1">
+                            <a:shade val="15000"/>
+                          </a:schemeClr>
+                        </a:lnRef>
+                        <a:fillRef idx="1">
+                          <a:schemeClr val="accent1"/>
+                        </a:fillRef>
+                        <a:effectRef idx="0">
+                          <a:schemeClr val="accent1"/>
+                        </a:effectRef>
+                        <a:fontRef idx="minor">
+                          <a:schemeClr val="lt1"/>
+                        </a:fontRef>
+                      </wps:style>
+                      <wps:txbx>
+                        <w:txbxContent>
+                          <w:p>
+                            <w:pPr>
+                              <w:jc w:val="center"/>
+                              <w:rPr>
+                                <w:sz w:val="40"/>
+                                <w:szCs w:val="40"/>
+                              </w:rPr>
+                            </w:pPr>
+                            <w:r>
+                              <w:rPr>
+                                <w:sz w:val="26"/>
+                                <w:szCs w:val="26"/>
+                              </w:rPr>
+                              <w:t>Traffic Light System Placement</w:t>
+                            </w:r>
+                          </w:p>
+                        </w:txbxContent>
+                      </wps:txbx>
+                      <wps:bodyPr rot="0" spcFirstLastPara="0" vertOverflow="overflow" horzOverflow="overflow" vert="horz" wrap="square" lIns="91440" tIns="45720" rIns="91440" bIns="45720" numCol="1" spcCol="0" rtlCol="0" fromWordArt="0" anchor="ctr" anchorCtr="0" forceAA="0" compatLnSpc="1">
+                        <a:prstTxWarp prst="textNoShape">
+                          <a:avLst/>
+                        </a:prstTxWarp>
+                        <a:noAutofit/>
+                      </wps:bodyPr>
+                    </wps:wsp>
+                  </a:graphicData>
+                </a:graphic>
+                <wp14:sizeRelH relativeFrom="margin">
+                  <wp14:pctWidth>0</wp14:pctWidth>
+                </wp14:sizeRelH>
+                <wp14:sizeRelV relativeFrom="margin">
+                  <wp14:pctHeight>0</wp14:pctHeight>
+                </wp14:sizeRelV>
+              </wp:anchor>
+            </w:drawing>
+          </mc:Choice>
+          <mc:Fallback>
+            <w:pict>
+              <v:rect w14:anchorId="49AB4FDB" id="Rectangle 15" o:spid="_x0000_s1028" style="position:absolute;margin-left:366pt;margin-top:21pt;width:100.55pt;height:60pt;z-index:251722240;visibility:visible;mso-wrap-style:square;mso-width-percent:0;mso-height-percent:0;mso-wrap-distance-left:9pt;mso-wrap-distance-top:0;mso-wrap-distance-right:9pt;mso-wrap-distance-bottom:0;mso-position-horizontal:absolute;mso-position-horizontal-relative:text;mso-position-vertical:absolute;mso-position-vertical-relative:text;mso-width-percent:0;mso-height-percent:0;mso-width-relative:margin;mso-height-relative:margin;v-text-anchor:middle" o:gfxdata="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" fillcolor="#5a5a5a [2109]" strokecolor="#0a121c [484]" strokeweight="2pt">
+                <v:textbox>
+                  <w:txbxContent>
+                    <w:p>
+                      <w:pPr>
+                        <w:jc w:val="center"/>
+                        <w:rPr>
+                          <w:sz w:val="40"/>
+                          <w:szCs w:val="40"/>
+                        </w:rPr>
+                      </w:pPr>
+                      <w:r>
+                        <w:rPr>
+                          <w:sz w:val="26"/>
+                          <w:szCs w:val="26"/>
+                        </w:rPr>
+                        <w:t>Traffic Light System Placement</w:t>
+                      </w:r>
+                    </w:p>
+                  </w:txbxContent>
+                </v:textbox>
+              </v:rect>
+            </w:pict>
+          </mc:Fallback>
+        </mc:AlternateContent>
+      </w:r>
+    </w:p>
+    <w:p>
+      <w:r>
+        <w:rPr>
+          <w:noProof/>
+        </w:rPr>
+        <mc:AlternateContent>
+          <mc:Choice Requires="wps">
+            <w:drawing>
+              <wp:anchor distT="0" distB="0" distL="114300" distR="114300" simplePos="0" relativeHeight="251523584" behindDoc="0" locked="0" layoutInCell="1" allowOverlap="1" wp14:anchorId="4B59E96A" wp14:editId="2B795105">
+                <wp:simplePos x="0" y="0"/>
+                <wp:positionH relativeFrom="column">
+                  <wp:posOffset>4153372</wp:posOffset>
+                </wp:positionH>
+                <wp:positionV relativeFrom="paragraph">
+                  <wp:posOffset>5232075</wp:posOffset>
+                </wp:positionV>
+                <wp:extent cx="314325" cy="266700"/>
+                <wp:effectExtent l="19050" t="19050" r="28575" b="38100"/>
                 <wp:wrapNone/>
                 <wp:docPr id="6" name="Arrow: Right 6"/>
                 <wp:cNvGraphicFramePr/>
@@ -201,7 +996,7 @@
                       <wps:spPr>
                         <a:xfrm rot="10800000">
                           <a:off x="0" y="0"/>
-                          <a:ext cx="255182" cy="287079"/>
+                          <a:ext cx="314325" cy="266700"/>
                         </a:xfrm>
                         <a:prstGeom prst="rightArrow">
                           <a:avLst/>
@@ -238,12 +1033,18 @@
                     </wps:wsp>
                   </a:graphicData>
                 </a:graphic>
+                <wp14:sizeRelH relativeFrom="margin">
+                  <wp14:pctWidth>0</wp14:pctWidth>
+                </wp14:sizeRelH>
+                <wp14:sizeRelV relativeFrom="margin">
+                  <wp14:pctHeight>0</wp14:pctHeight>
+                </wp14:sizeRelV>
               </wp:anchor>
             </w:drawing>
           </mc:Choice>
           <mc:Fallback>
             <w:pict>
-              <v:shapetype w14:anchorId="1CB477BF" id="_x0000_t13" coordsize="21600,21600" o:spt="13" adj="16200,5400" path="m@0,l@0@1,0@1,0@2@0@2@0,21600,21600,10800xe">
+              <v:shapetype w14:anchorId="322AF349" id="_x0000_t13" coordsize="21600,21600" o:spt="13" adj="16200,5400" path="m@0,l@0@1,0@1,0@2@0@2@0,21600,21600,10800xe">
                 <v:stroke joinstyle="miter"/>
                 <v:formulas>
                   <v:f eqn="val #0"/>
@@ -259,7 +1060,7 @@
                   <v:h position="#0,#1" xrange="0,21600" yrange="0,10800"/>
                 </v:handles>
               </v:shapetype>
-              <v:shape id="Arrow: Right 6" o:spid="_x0000_s1026" type="#_x0000_t13" style="position:absolute;margin-left:235.2pt;margin-top:135.7pt;width:20.1pt;height:22.6pt;rotation:180;z-index:251685376;visibility:visible;mso-wrap-style:square;mso-wrap-distance-left:9pt;mso-wrap-distance-top:0;mso-wrap-distance-right:9pt;mso-wrap-distance-bottom:0;mso-position-horizontal:absolute;mso-position-horizontal-relative:text;mso-position-vertical:absolute;mso-position-vertical-relative:text;v-text-anchor:middle" o:gfxdata="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" adj="10800" fillcolor="#5a5a5a [2109]" strokecolor="#0a121c [484]" strokeweight="2pt"/>
+              <v:shape id="Arrow: Right 6" o:spid="_x0000_s1026" type="#_x0000_t13" style="position:absolute;margin-left:327.05pt;margin-top:411.95pt;width:24.75pt;height:21pt;rotation:180;z-index:251523584;visibility:visible;mso-wrap-style:square;mso-width-percent:0;mso-height-percent:0;mso-wrap-distance-left:9pt;mso-wrap-distance-top:0;mso-wrap-distance-right:9pt;mso-wrap-distance-bottom:0;mso-position-horizontal:absolute;mso-position-horizontal-relative:text;mso-position-vertical:absolute;mso-position-vertical-relative:text;mso-width-percent:0;mso-height-percent:0;mso-width-relative:margin;mso-height-relative:margin;v-text-anchor:middle" o:gfxdata="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" adj="12436" fillcolor="#5a5a5a [2109]" strokecolor="#0a121c [484]" strokeweight="2pt"/>
             </w:pict>
           </mc:Fallback>
         </mc:AlternateContent>
@@ -271,27 +1072,162 @@
         <mc:AlternateContent>
           <mc:Choice Requires="wps">
             <w:drawing>
-              <wp:anchor distT="0" distB="0" distL="114300" distR="114300" simplePos="0" relativeHeight="251691520" behindDoc="0" locked="0" layoutInCell="1" allowOverlap="1" wp14:anchorId="4E28252D" wp14:editId="16F7C9A2">
+              <wp:anchor distT="0" distB="0" distL="114300" distR="114300" simplePos="0" relativeHeight="251835904" behindDoc="0" locked="0" layoutInCell="1" allowOverlap="1" wp14:anchorId="73448E1E" wp14:editId="3051F6BC">
                 <wp:simplePos x="0" y="0"/>
                 <wp:positionH relativeFrom="column">
-                  <wp:posOffset>4926108</wp:posOffset>
+                  <wp:posOffset>4572000</wp:posOffset>
                 </wp:positionH>
                 <wp:positionV relativeFrom="paragraph">
-                  <wp:posOffset>1012840</wp:posOffset>
+                  <wp:posOffset>4971799</wp:posOffset>
                 </wp:positionV>
-                <wp:extent cx="255182" cy="287079"/>
-                <wp:effectExtent l="21908" t="0" r="14922" b="33973"/>
+                <wp:extent cx="1350778" cy="800100"/>
+                <wp:effectExtent l="0" t="0" r="20955" b="19050"/>
                 <wp:wrapNone/>
-                <wp:docPr id="7" name="Arrow: Right 7"/>
+                <wp:docPr id="20" name="Rectangle 20"/>
                 <wp:cNvGraphicFramePr/>
                 <a:graphic xmlns:a="http://schemas.openxmlformats.org/drawingml/2006/main">
                   <a:graphicData uri="http://schemas.microsoft.com/office/word/2010/wordprocessingShape">
                     <wps:wsp>
                       <wps:cNvSpPr/>
                       <wps:spPr>
-                        <a:xfrm rot="5400000">
+                        <a:xfrm>
                           <a:off x="0" y="0"/>
-                          <a:ext cx="255182" cy="287079"/>
+                          <a:ext cx="1350778" cy="800100"/>
+                        </a:xfrm>
+                        <a:prstGeom prst="rect">
+                          <a:avLst/>
+                        </a:prstGeom>
+                        <a:solidFill>
+                          <a:schemeClr val="tx1">
+                            <a:lumMod val="65000"/>
+                            <a:lumOff val="35000"/>
+                          </a:schemeClr>
+                        </a:solidFill>
+                      </wps:spPr>
+                      <wps:style>
+                        <a:lnRef idx="2">
+                          <a:schemeClr val="accent1">
+                            <a:shade val="15000"/>
+                          </a:schemeClr>
+                        </a:lnRef>
+                        <a:fillRef idx="1">
+                          <a:schemeClr val="accent1"/>
+                        </a:fillRef>
+                        <a:effectRef idx="0">
+                          <a:schemeClr val="accent1"/>
+                        </a:effectRef>
+                        <a:fontRef idx="minor">
+                          <a:schemeClr val="lt1"/>
+                        </a:fontRef>
+                      </wps:style>
+                      <wps:txbx>
+                        <w:txbxContent>
+                          <w:p>
+                            <w:pPr>
+                              <w:jc w:val="center"/>
+                              <w:rPr>
+                                <w:sz w:val="40"/>
+                                <w:szCs w:val="40"/>
+                              </w:rPr>
+                            </w:pPr>
+                            <w:r>
+                              <w:rPr>
+                                <w:sz w:val="26"/>
+                                <w:szCs w:val="26"/>
+                              </w:rPr>
+                              <w:t>Smart Charging Logic Implementati</w:t>
+                            </w:r>
+                            <w:r>
+                              <w:rPr>
+                                <w:sz w:val="26"/>
+                                <w:szCs w:val="26"/>
+                              </w:rPr>
+                              <w:t>on</w:t>
+                            </w:r>
+                          </w:p>
+                        </w:txbxContent>
+                      </wps:txbx>
+                      <wps:bodyPr rot="0" spcFirstLastPara="0" vertOverflow="overflow" horzOverflow="overflow" vert="horz" wrap="square" lIns="91440" tIns="45720" rIns="91440" bIns="45720" numCol="1" spcCol="0" rtlCol="0" fromWordArt="0" anchor="ctr" anchorCtr="0" forceAA="0" compatLnSpc="1">
+                        <a:prstTxWarp prst="textNoShape">
+                          <a:avLst/>
+                        </a:prstTxWarp>
+                        <a:noAutofit/>
+                      </wps:bodyPr>
+                    </wps:wsp>
+                  </a:graphicData>
+                </a:graphic>
+                <wp14:sizeRelH relativeFrom="margin">
+                  <wp14:pctWidth>0</wp14:pctWidth>
+                </wp14:sizeRelH>
+                <wp14:sizeRelV relativeFrom="margin">
+                  <wp14:pctHeight>0</wp14:pctHeight>
+                </wp14:sizeRelV>
+              </wp:anchor>
+            </w:drawing>
+          </mc:Choice>
+          <mc:Fallback>
+            <w:pict>
+              <v:rect w14:anchorId="73448E1E" id="Rectangle 20" o:spid="_x0000_s1029" style="position:absolute;margin-left:5in;margin-top:391.5pt;width:106.35pt;height:63pt;z-index:251835904;visibility:visible;mso-wrap-style:square;mso-width-percent:0;mso-height-percent:0;mso-wrap-distance-left:9pt;mso-wrap-distance-top:0;mso-wrap-distance-right:9pt;mso-wrap-distance-bottom:0;mso-position-horizontal:absolute;mso-position-horizontal-relative:text;mso-position-vertical:absolute;mso-position-vertical-relative:text;mso-width-percent:0;mso-height-percent:0;mso-width-relative:margin;mso-height-relative:margin;v-text-anchor:middle" o:gfxdata="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" fillcolor="#5a5a5a [2109]" strokecolor="#0a121c [484]" strokeweight="2pt">
+                <v:textbox>
+                  <w:txbxContent>
+                    <w:p>
+                      <w:pPr>
+                        <w:jc w:val="center"/>
+                        <w:rPr>
+                          <w:sz w:val="40"/>
+                          <w:szCs w:val="40"/>
+                        </w:rPr>
+                      </w:pPr>
+                      <w:r>
+                        <w:rPr>
+                          <w:sz w:val="26"/>
+                          <w:szCs w:val="26"/>
+                        </w:rPr>
+                        <w:t>Smart Charging Logic Implementati</w:t>
+                      </w:r>
+                      <w:r>
+                        <w:rPr>
+                          <w:sz w:val="26"/>
+                          <w:szCs w:val="26"/>
+                        </w:rPr>
+                        <w:t>on</w:t>
+                      </w:r>
+                    </w:p>
+                  </w:txbxContent>
+                </v:textbox>
+              </v:rect>
+            </w:pict>
+          </mc:Fallback>
+        </mc:AlternateContent>
+      </w:r>
+      <w:r>
+        <w:rPr>
+          <w:noProof/>
+        </w:rPr>
+        <mc:AlternateContent>
+          <mc:Choice Requires="wps">
+            <w:drawing>
+              <wp:anchor distT="0" distB="0" distL="114300" distR="114300" simplePos="0" relativeHeight="251713024" behindDoc="0" locked="0" layoutInCell="1" allowOverlap="1" wp14:anchorId="63814920" wp14:editId="605C8AEE">
+                <wp:simplePos x="0" y="0"/>
+                <wp:positionH relativeFrom="column">
+                  <wp:posOffset>4123055</wp:posOffset>
+                </wp:positionH>
+                <wp:positionV relativeFrom="paragraph">
+                  <wp:posOffset>187960</wp:posOffset>
+                </wp:positionV>
+                <wp:extent cx="258792" cy="222490"/>
+                <wp:effectExtent l="0" t="19050" r="46355" b="44450"/>
+                <wp:wrapNone/>
+                <wp:docPr id="14" name="Arrow: Right 14"/>
+                <wp:cNvGraphicFramePr/>
+                <a:graphic xmlns:a="http://schemas.openxmlformats.org/drawingml/2006/main">
+                  <a:graphicData uri="http://schemas.microsoft.com/office/word/2010/wordprocessingShape">
+                    <wps:wsp>
+                      <wps:cNvSpPr/>
+                      <wps:spPr>
+                        <a:xfrm>
+                          <a:off x="0" y="0"/>
+                          <a:ext cx="258792" cy="222490"/>
                         </a:xfrm>
                         <a:prstGeom prst="rightArrow">
                           <a:avLst/>
@@ -328,12 +1264,18 @@
                     </wps:wsp>
                   </a:graphicData>
                 </a:graphic>
+                <wp14:sizeRelH relativeFrom="margin">
+                  <wp14:pctWidth>0</wp14:pctWidth>
+                </wp14:sizeRelH>
+                <wp14:sizeRelV relativeFrom="margin">
+                  <wp14:pctHeight>0</wp14:pctHeight>
+                </wp14:sizeRelV>
               </wp:anchor>
             </w:drawing>
           </mc:Choice>
           <mc:Fallback>
             <w:pict>
-              <v:shape w14:anchorId="5995EF1C" id="Arrow: Right 7" o:spid="_x0000_s1026" type="#_x0000_t13" style="position:absolute;margin-left:387.9pt;margin-top:79.75pt;width:20.1pt;height:22.6pt;rotation:90;z-index:251691520;visibility:visible;mso-wrap-style:square;mso-wrap-distance-left:9pt;mso-wrap-distance-top:0;mso-wrap-distance-right:9pt;mso-wrap-distance-bottom:0;mso-position-horizontal:absolute;mso-position-horizontal-relative:text;mso-position-vertical:absolute;mso-position-vertical-relative:text;v-text-anchor:middle" o:gfxdata="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" adj="10800" fillcolor="#5a5a5a [2109]" strokecolor="#0a121c [484]" strokeweight="2pt"/>
+              <v:shape w14:anchorId="79B885A0" id="Arrow: Right 14" o:spid="_x0000_s1026" type="#_x0000_t13" style="position:absolute;margin-left:324.65pt;margin-top:14.8pt;width:20.4pt;height:17.5pt;z-index:251713024;visibility:visible;mso-wrap-style:square;mso-width-percent:0;mso-height-percent:0;mso-wrap-distance-left:9pt;mso-wrap-distance-top:0;mso-wrap-distance-right:9pt;mso-wrap-distance-bottom:0;mso-position-horizontal:absolute;mso-position-horizontal-relative:text;mso-position-vertical:absolute;mso-position-vertical-relative:text;mso-width-percent:0;mso-height-percent:0;mso-width-relative:margin;mso-height-relative:margin;v-text-anchor:middle" o:gfxdata="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" adj="12315" fillcolor="#5a5a5a [2109]" strokecolor="#0a121c [484]" strokeweight="2pt"/>
             </w:pict>
           </mc:Fallback>
         </mc:AlternateContent>
@@ -345,18 +1287,18 @@
         <mc:AlternateContent>
           <mc:Choice Requires="wps">
             <w:drawing>
-              <wp:anchor distT="0" distB="0" distL="114300" distR="114300" simplePos="0" relativeHeight="251696640" behindDoc="0" locked="0" layoutInCell="1" allowOverlap="1" wp14:anchorId="2D3EDEB6" wp14:editId="5FEF0894">
+              <wp:anchor distT="0" distB="0" distL="114300" distR="114300" simplePos="0" relativeHeight="251913728" behindDoc="0" locked="0" layoutInCell="1" allowOverlap="1" wp14:anchorId="39039C83" wp14:editId="49B1E869">
                 <wp:simplePos x="0" y="0"/>
                 <wp:positionH relativeFrom="column">
-                  <wp:posOffset>4298521</wp:posOffset>
+                  <wp:posOffset>-352425</wp:posOffset>
                 </wp:positionH>
                 <wp:positionV relativeFrom="paragraph">
-                  <wp:posOffset>395885</wp:posOffset>
+                  <wp:posOffset>5010785</wp:posOffset>
                 </wp:positionV>
-                <wp:extent cx="255182" cy="287079"/>
-                <wp:effectExtent l="0" t="19050" r="31115" b="36830"/>
+                <wp:extent cx="923925" cy="781050"/>
+                <wp:effectExtent l="0" t="0" r="28575" b="19050"/>
                 <wp:wrapNone/>
-                <wp:docPr id="8" name="Arrow: Right 8"/>
+                <wp:docPr id="24" name="Rectangle 24"/>
                 <wp:cNvGraphicFramePr/>
                 <a:graphic xmlns:a="http://schemas.openxmlformats.org/drawingml/2006/main">
                   <a:graphicData uri="http://schemas.microsoft.com/office/word/2010/wordprocessingShape">
@@ -365,7 +1307,128 @@
                       <wps:spPr>
                         <a:xfrm>
                           <a:off x="0" y="0"/>
-                          <a:ext cx="255182" cy="287079"/>
+                          <a:ext cx="923925" cy="781050"/>
+                        </a:xfrm>
+                        <a:prstGeom prst="rect">
+                          <a:avLst/>
+                        </a:prstGeom>
+                        <a:solidFill>
+                          <a:schemeClr val="tx1">
+                            <a:lumMod val="65000"/>
+                            <a:lumOff val="35000"/>
+                          </a:schemeClr>
+                        </a:solidFill>
+                      </wps:spPr>
+                      <wps:style>
+                        <a:lnRef idx="2">
+                          <a:schemeClr val="accent1">
+                            <a:shade val="15000"/>
+                          </a:schemeClr>
+                        </a:lnRef>
+                        <a:fillRef idx="1">
+                          <a:schemeClr val="accent1"/>
+                        </a:fillRef>
+                        <a:effectRef idx="0">
+                          <a:schemeClr val="accent1"/>
+                        </a:effectRef>
+                        <a:fontRef idx="minor">
+                          <a:schemeClr val="lt1"/>
+                        </a:fontRef>
+                      </wps:style>
+                      <wps:txbx>
+                        <w:txbxContent>
+                          <w:p>
+                            <w:pPr>
+                              <w:jc w:val="center"/>
+                              <w:rPr>
+                                <w:sz w:val="26"/>
+                                <w:szCs w:val="26"/>
+                              </w:rPr>
+                            </w:pPr>
+                            <w:r>
+                              <w:rPr>
+                                <w:sz w:val="26"/>
+                                <w:szCs w:val="26"/>
+                              </w:rPr>
+                              <w:t>Data Analysis</w:t>
+                            </w:r>
+                          </w:p>
+                        </w:txbxContent>
+                      </wps:txbx>
+                      <wps:bodyPr rot="0" spcFirstLastPara="0" vertOverflow="overflow" horzOverflow="overflow" vert="horz" wrap="square" lIns="91440" tIns="45720" rIns="91440" bIns="45720" numCol="1" spcCol="0" rtlCol="0" fromWordArt="0" anchor="ctr" anchorCtr="0" forceAA="0" compatLnSpc="1">
+                        <a:prstTxWarp prst="textNoShape">
+                          <a:avLst/>
+                        </a:prstTxWarp>
+                        <a:noAutofit/>
+                      </wps:bodyPr>
+                    </wps:wsp>
+                  </a:graphicData>
+                </a:graphic>
+                <wp14:sizeRelH relativeFrom="margin">
+                  <wp14:pctWidth>0</wp14:pctWidth>
+                </wp14:sizeRelH>
+                <wp14:sizeRelV relativeFrom="margin">
+                  <wp14:pctHeight>0</wp14:pctHeight>
+                </wp14:sizeRelV>
+              </wp:anchor>
+            </w:drawing>
+          </mc:Choice>
+          <mc:Fallback>
+            <w:pict>
+              <v:rect w14:anchorId="39039C83" id="Rectangle 24" o:spid="_x0000_s1030" style="position:absolute;margin-left:-27.75pt;margin-top:394.55pt;width:72.75pt;height:61.5pt;z-index:251913728;visibility:visible;mso-wrap-style:square;mso-width-percent:0;mso-height-percent:0;mso-wrap-distance-left:9pt;mso-wrap-distance-top:0;mso-wrap-distance-right:9pt;mso-wrap-distance-bottom:0;mso-position-horizontal:absolute;mso-position-horizontal-relative:text;mso-position-vertical:absolute;mso-position-vertical-relative:text;mso-width-percent:0;mso-height-percent:0;mso-width-relative:margin;mso-height-relative:margin;v-text-anchor:middle" o:gfxdata="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" fillcolor="#5a5a5a [2109]" strokecolor="#0a121c [484]" strokeweight="2pt">
+                <v:textbox>
+                  <w:txbxContent>
+                    <w:p>
+                      <w:pPr>
+                        <w:jc w:val="center"/>
+                        <w:rPr>
+                          <w:sz w:val="26"/>
+                          <w:szCs w:val="26"/>
+                        </w:rPr>
+                      </w:pPr>
+                      <w:r>
+                        <w:rPr>
+                          <w:sz w:val="26"/>
+                          <w:szCs w:val="26"/>
+                        </w:rPr>
+                        <w:t>Data Analysis</w:t>
+                      </w:r>
+                    </w:p>
+                  </w:txbxContent>
+                </v:textbox>
+              </v:rect>
+            </w:pict>
+          </mc:Fallback>
+        </mc:AlternateContent>
+      </w:r>
+      <w:r>
+        <w:rPr>
+          <w:noProof/>
+        </w:rPr>
+        <mc:AlternateContent>
+          <mc:Choice Requires="wps">
+            <w:drawing>
+              <wp:anchor distT="0" distB="0" distL="114300" distR="114300" simplePos="0" relativeHeight="251993600" behindDoc="0" locked="0" layoutInCell="1" allowOverlap="1" wp14:anchorId="2F7C58F6" wp14:editId="7F1569CB">
+                <wp:simplePos x="0" y="0"/>
+                <wp:positionH relativeFrom="column">
+                  <wp:posOffset>676275</wp:posOffset>
+                </wp:positionH>
+                <wp:positionV relativeFrom="paragraph">
+                  <wp:posOffset>5277485</wp:posOffset>
+                </wp:positionV>
+                <wp:extent cx="314325" cy="266700"/>
+                <wp:effectExtent l="19050" t="19050" r="28575" b="38100"/>
+                <wp:wrapNone/>
+                <wp:docPr id="27" name="Arrow: Right 27"/>
+                <wp:cNvGraphicFramePr/>
+                <a:graphic xmlns:a="http://schemas.openxmlformats.org/drawingml/2006/main">
+                  <a:graphicData uri="http://schemas.microsoft.com/office/word/2010/wordprocessingShape">
+                    <wps:wsp>
+                      <wps:cNvSpPr/>
+                      <wps:spPr>
+                        <a:xfrm rot="10800000">
+                          <a:off x="0" y="0"/>
+                          <a:ext cx="314325" cy="266700"/>
                         </a:xfrm>
                         <a:prstGeom prst="rightArrow">
                           <a:avLst/>
@@ -402,12 +1465,18 @@
                     </wps:wsp>
                   </a:graphicData>
                 </a:graphic>
+                <wp14:sizeRelH relativeFrom="margin">
+                  <wp14:pctWidth>0</wp14:pctWidth>
+                </wp14:sizeRelH>
+                <wp14:sizeRelV relativeFrom="margin">
+                  <wp14:pctHeight>0</wp14:pctHeight>
+                </wp14:sizeRelV>
               </wp:anchor>
             </w:drawing>
           </mc:Choice>
           <mc:Fallback>
             <w:pict>
-              <v:shape w14:anchorId="132B9061" id="Arrow: Right 8" o:spid="_x0000_s1026" type="#_x0000_t13" style="position:absolute;margin-left:338.45pt;margin-top:31.15pt;width:20.1pt;height:22.6pt;z-index:251696640;visibility:visible;mso-wrap-style:square;mso-wrap-distance-left:9pt;mso-wrap-distance-top:0;mso-wrap-distance-right:9pt;mso-wrap-distance-bottom:0;mso-position-horizontal:absolute;mso-position-horizontal-relative:text;mso-position-vertical:absolute;mso-position-vertical-relative:text;v-text-anchor:middle" o:gfxdata="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" adj="10800" fillcolor="#5a5a5a [2109]" strokecolor="#0a121c [484]" strokeweight="2pt"/>
+              <v:shape w14:anchorId="345F78AE" id="Arrow: Right 27" o:spid="_x0000_s1026" type="#_x0000_t13" style="position:absolute;margin-left:53.25pt;margin-top:415.55pt;width:24.75pt;height:21pt;rotation:180;z-index:251993600;visibility:visible;mso-wrap-style:square;mso-width-percent:0;mso-height-percent:0;mso-wrap-distance-left:9pt;mso-wrap-distance-top:0;mso-wrap-distance-right:9pt;mso-wrap-distance-bottom:0;mso-position-horizontal:absolute;mso-position-horizontal-relative:text;mso-position-vertical:absolute;mso-position-vertical-relative:text;mso-width-percent:0;mso-height-percent:0;mso-width-relative:margin;mso-height-relative:margin;v-text-anchor:middle" o:gfxdata="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" adj="12436" fillcolor="#5a5a5a [2109]" strokecolor="#0a121c [484]" strokeweight="2pt"/>
             </w:pict>
           </mc:Fallback>
         </mc:AlternateContent>
@@ -419,18 +1488,18 @@
         <mc:AlternateContent>
           <mc:Choice Requires="wps">
             <w:drawing>
-              <wp:anchor distT="0" distB="0" distL="114300" distR="114300" simplePos="0" relativeHeight="251698688" behindDoc="0" locked="0" layoutInCell="1" allowOverlap="1" wp14:anchorId="6449BF4D" wp14:editId="396ECDD6">
+              <wp:anchor distT="0" distB="0" distL="114300" distR="114300" simplePos="0" relativeHeight="251942400" behindDoc="0" locked="0" layoutInCell="1" allowOverlap="1" wp14:anchorId="527B743B" wp14:editId="54653422">
                 <wp:simplePos x="0" y="0"/>
                 <wp:positionH relativeFrom="column">
-                  <wp:posOffset>1778974</wp:posOffset>
+                  <wp:posOffset>1114425</wp:posOffset>
                 </wp:positionH>
                 <wp:positionV relativeFrom="paragraph">
-                  <wp:posOffset>395620</wp:posOffset>
+                  <wp:posOffset>5019675</wp:posOffset>
                 </wp:positionV>
-                <wp:extent cx="255182" cy="287079"/>
-                <wp:effectExtent l="0" t="19050" r="31115" b="36830"/>
+                <wp:extent cx="1143000" cy="790575"/>
+                <wp:effectExtent l="0" t="0" r="19050" b="28575"/>
                 <wp:wrapNone/>
-                <wp:docPr id="9" name="Arrow: Right 9"/>
+                <wp:docPr id="25" name="Rectangle 25"/>
                 <wp:cNvGraphicFramePr/>
                 <a:graphic xmlns:a="http://schemas.openxmlformats.org/drawingml/2006/main">
                   <a:graphicData uri="http://schemas.microsoft.com/office/word/2010/wordprocessingShape">
@@ -439,7 +1508,184 @@
                       <wps:spPr>
                         <a:xfrm>
                           <a:off x="0" y="0"/>
-                          <a:ext cx="255182" cy="287079"/>
+                          <a:ext cx="1143000" cy="790575"/>
+                        </a:xfrm>
+                        <a:prstGeom prst="rect">
+                          <a:avLst/>
+                        </a:prstGeom>
+                        <a:solidFill>
+                          <a:schemeClr val="tx1">
+                            <a:lumMod val="65000"/>
+                            <a:lumOff val="35000"/>
+                          </a:schemeClr>
+                        </a:solidFill>
+                      </wps:spPr>
+                      <wps:style>
+                        <a:lnRef idx="2">
+                          <a:schemeClr val="accent1">
+                            <a:shade val="15000"/>
+                          </a:schemeClr>
+                        </a:lnRef>
+                        <a:fillRef idx="1">
+                          <a:schemeClr val="accent1"/>
+                        </a:fillRef>
+                        <a:effectRef idx="0">
+                          <a:schemeClr val="accent1"/>
+                        </a:effectRef>
+                        <a:fontRef idx="minor">
+                          <a:schemeClr val="lt1"/>
+                        </a:fontRef>
+                      </wps:style>
+                      <wps:txbx>
+                        <w:txbxContent>
+                          <w:p>
+                            <w:pPr>
+                              <w:jc w:val="center"/>
+                              <w:rPr>
+                                <w:sz w:val="40"/>
+                                <w:szCs w:val="40"/>
+                              </w:rPr>
+                            </w:pPr>
+                            <w:r>
+                              <w:rPr>
+                                <w:sz w:val="26"/>
+                                <w:szCs w:val="26"/>
+                              </w:rPr>
+                              <w:t>Real-Time</w:t>
+                            </w:r>
+                            <w:r>
+                              <w:rPr>
+                                <w:sz w:val="26"/>
+                                <w:szCs w:val="26"/>
+                              </w:rPr>
+                              <w:t xml:space="preserve"> </w:t>
+                            </w:r>
+                            <w:r>
+                              <w:rPr>
+                                <w:sz w:val="26"/>
+                                <w:szCs w:val="26"/>
+                              </w:rPr>
+                              <w:t>Data</w:t>
+                            </w:r>
+                            <w:r>
+                              <w:rPr>
+                                <w:sz w:val="26"/>
+                                <w:szCs w:val="26"/>
+                              </w:rPr>
+                              <w:t xml:space="preserve"> </w:t>
+                            </w:r>
+                            <w:r>
+                              <w:rPr>
+                                <w:sz w:val="26"/>
+                                <w:szCs w:val="26"/>
+                              </w:rPr>
+                              <w:t>Extraction</w:t>
+                            </w:r>
+                          </w:p>
+                        </w:txbxContent>
+                      </wps:txbx>
+                      <wps:bodyPr rot="0" spcFirstLastPara="0" vertOverflow="overflow" horzOverflow="overflow" vert="horz" wrap="square" lIns="91440" tIns="45720" rIns="91440" bIns="45720" numCol="1" spcCol="0" rtlCol="0" fromWordArt="0" anchor="ctr" anchorCtr="0" forceAA="0" compatLnSpc="1">
+                        <a:prstTxWarp prst="textNoShape">
+                          <a:avLst/>
+                        </a:prstTxWarp>
+                        <a:noAutofit/>
+                      </wps:bodyPr>
+                    </wps:wsp>
+                  </a:graphicData>
+                </a:graphic>
+                <wp14:sizeRelH relativeFrom="margin">
+                  <wp14:pctWidth>0</wp14:pctWidth>
+                </wp14:sizeRelH>
+                <wp14:sizeRelV relativeFrom="margin">
+                  <wp14:pctHeight>0</wp14:pctHeight>
+                </wp14:sizeRelV>
+              </wp:anchor>
+            </w:drawing>
+          </mc:Choice>
+          <mc:Fallback>
+            <w:pict>
+              <v:rect w14:anchorId="527B743B" id="Rectangle 25" o:spid="_x0000_s1031" style="position:absolute;margin-left:87.75pt;margin-top:395.25pt;width:90pt;height:62.25pt;z-index:251942400;visibility:visible;mso-wrap-style:square;mso-width-percent:0;mso-height-percent:0;mso-wrap-distance-left:9pt;mso-wrap-distance-top:0;mso-wrap-distance-right:9pt;mso-wrap-distance-bottom:0;mso-position-horizontal:absolute;mso-position-horizontal-relative:text;mso-position-vertical:absolute;mso-position-vertical-relative:text;mso-width-percent:0;mso-height-percent:0;mso-width-relative:margin;mso-height-relative:margin;v-text-anchor:middle" o:gfxdata="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" fillcolor="#5a5a5a [2109]" strokecolor="#0a121c [484]" strokeweight="2pt">
+                <v:textbox>
+                  <w:txbxContent>
+                    <w:p>
+                      <w:pPr>
+                        <w:jc w:val="center"/>
+                        <w:rPr>
+                          <w:sz w:val="40"/>
+                          <w:szCs w:val="40"/>
+                        </w:rPr>
+                      </w:pPr>
+                      <w:r>
+                        <w:rPr>
+                          <w:sz w:val="26"/>
+                          <w:szCs w:val="26"/>
+                        </w:rPr>
+                        <w:t>Real-Time</w:t>
+                      </w:r>
+                      <w:r>
+                        <w:rPr>
+                          <w:sz w:val="26"/>
+                          <w:szCs w:val="26"/>
+                        </w:rPr>
+                        <w:t xml:space="preserve"> </w:t>
+                      </w:r>
+                      <w:r>
+                        <w:rPr>
+                          <w:sz w:val="26"/>
+                          <w:szCs w:val="26"/>
+                        </w:rPr>
+                        <w:t>Data</w:t>
+                      </w:r>
+                      <w:r>
+                        <w:rPr>
+                          <w:sz w:val="26"/>
+                          <w:szCs w:val="26"/>
+                        </w:rPr>
+                        <w:t xml:space="preserve"> </w:t>
+                      </w:r>
+                      <w:r>
+                        <w:rPr>
+                          <w:sz w:val="26"/>
+                          <w:szCs w:val="26"/>
+                        </w:rPr>
+                        <w:t>Extraction</w:t>
+                      </w:r>
+                    </w:p>
+                  </w:txbxContent>
+                </v:textbox>
+              </v:rect>
+            </w:pict>
+          </mc:Fallback>
+        </mc:AlternateContent>
+      </w:r>
+      <w:r>
+        <w:rPr>
+          <w:noProof/>
+        </w:rPr>
+        <mc:AlternateContent>
+          <mc:Choice Requires="wps">
+            <w:drawing>
+              <wp:anchor distT="0" distB="0" distL="114300" distR="114300" simplePos="0" relativeHeight="252012032" behindDoc="0" locked="0" layoutInCell="1" allowOverlap="1" wp14:anchorId="30F1A3D2" wp14:editId="5A116C07">
+                <wp:simplePos x="0" y="0"/>
+                <wp:positionH relativeFrom="column">
+                  <wp:posOffset>2352675</wp:posOffset>
+                </wp:positionH>
+                <wp:positionV relativeFrom="paragraph">
+                  <wp:posOffset>5277485</wp:posOffset>
+                </wp:positionV>
+                <wp:extent cx="314325" cy="266700"/>
+                <wp:effectExtent l="19050" t="19050" r="28575" b="38100"/>
+                <wp:wrapNone/>
+                <wp:docPr id="28" name="Arrow: Right 28"/>
+                <wp:cNvGraphicFramePr/>
+                <a:graphic xmlns:a="http://schemas.openxmlformats.org/drawingml/2006/main">
+                  <a:graphicData uri="http://schemas.microsoft.com/office/word/2010/wordprocessingShape">
+                    <wps:wsp>
+                      <wps:cNvSpPr/>
+                      <wps:spPr>
+                        <a:xfrm rot="10800000">
+                          <a:off x="0" y="0"/>
+                          <a:ext cx="314325" cy="266700"/>
                         </a:xfrm>
                         <a:prstGeom prst="rightArrow">
                           <a:avLst/>
@@ -476,12 +1722,18 @@
                     </wps:wsp>
                   </a:graphicData>
                 </a:graphic>
+                <wp14:sizeRelH relativeFrom="margin">
+                  <wp14:pctWidth>0</wp14:pctWidth>
+                </wp14:sizeRelH>
+                <wp14:sizeRelV relativeFrom="margin">
+                  <wp14:pctHeight>0</wp14:pctHeight>
+                </wp14:sizeRelV>
               </wp:anchor>
             </w:drawing>
           </mc:Choice>
           <mc:Fallback>
             <w:pict>
-              <v:shape w14:anchorId="0E1C9E8F" id="Arrow: Right 9" o:spid="_x0000_s1026" type="#_x0000_t13" style="position:absolute;margin-left:140.1pt;margin-top:31.15pt;width:20.1pt;height:22.6pt;z-index:251698688;visibility:visible;mso-wrap-style:square;mso-wrap-distance-left:9pt;mso-wrap-distance-top:0;mso-wrap-distance-right:9pt;mso-wrap-distance-bottom:0;mso-position-horizontal:absolute;mso-position-horizontal-relative:text;mso-position-vertical:absolute;mso-position-vertical-relative:text;v-text-anchor:middle" o:gfxdata="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" adj="10800" fillcolor="#5a5a5a [2109]" strokecolor="#0a121c [484]" strokeweight="2pt"/>
+              <v:shape w14:anchorId="3B925526" id="Arrow: Right 28" o:spid="_x0000_s1026" type="#_x0000_t13" style="position:absolute;margin-left:185.25pt;margin-top:415.55pt;width:24.75pt;height:21pt;rotation:180;z-index:252012032;visibility:visible;mso-wrap-style:square;mso-width-percent:0;mso-height-percent:0;mso-wrap-distance-left:9pt;mso-wrap-distance-top:0;mso-wrap-distance-right:9pt;mso-wrap-distance-bottom:0;mso-position-horizontal:absolute;mso-position-horizontal-relative:text;mso-position-vertical:absolute;mso-position-vertical-relative:text;mso-width-percent:0;mso-height-percent:0;mso-width-relative:margin;mso-height-relative:margin;v-text-anchor:middle" o:gfxdata="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" adj="12436" fillcolor="#5a5a5a [2109]" strokecolor="#0a121c [484]" strokeweight="2pt"/>
             </w:pict>
           </mc:Fallback>
         </mc:AlternateContent>
@@ -493,13 +1745,355 @@
         <mc:AlternateContent>
           <mc:Choice Requires="wps">
             <w:drawing>
-              <wp:anchor distT="0" distB="0" distL="114300" distR="114300" simplePos="0" relativeHeight="251652608" behindDoc="0" locked="0" layoutInCell="1" allowOverlap="1" wp14:anchorId="25EF798B" wp14:editId="44A86156">
+              <wp:anchor distT="0" distB="0" distL="114300" distR="114300" simplePos="0" relativeHeight="251974144" behindDoc="0" locked="0" layoutInCell="1" allowOverlap="1" wp14:anchorId="2274514F" wp14:editId="4CFF4356">
                 <wp:simplePos x="0" y="0"/>
                 <wp:positionH relativeFrom="column">
-                  <wp:posOffset>2139315</wp:posOffset>
+                  <wp:posOffset>2754630</wp:posOffset>
                 </wp:positionH>
                 <wp:positionV relativeFrom="paragraph">
-                  <wp:posOffset>78105</wp:posOffset>
+                  <wp:posOffset>5001260</wp:posOffset>
+                </wp:positionV>
+                <wp:extent cx="1276350" cy="762000"/>
+                <wp:effectExtent l="0" t="0" r="19050" b="19050"/>
+                <wp:wrapNone/>
+                <wp:docPr id="26" name="Rectangle 26"/>
+                <wp:cNvGraphicFramePr/>
+                <a:graphic xmlns:a="http://schemas.openxmlformats.org/drawingml/2006/main">
+                  <a:graphicData uri="http://schemas.microsoft.com/office/word/2010/wordprocessingShape">
+                    <wps:wsp>
+                      <wps:cNvSpPr/>
+                      <wps:spPr>
+                        <a:xfrm>
+                          <a:off x="0" y="0"/>
+                          <a:ext cx="1276350" cy="762000"/>
+                        </a:xfrm>
+                        <a:prstGeom prst="rect">
+                          <a:avLst/>
+                        </a:prstGeom>
+                        <a:solidFill>
+                          <a:schemeClr val="tx1">
+                            <a:lumMod val="65000"/>
+                            <a:lumOff val="35000"/>
+                          </a:schemeClr>
+                        </a:solidFill>
+                      </wps:spPr>
+                      <wps:style>
+                        <a:lnRef idx="2">
+                          <a:schemeClr val="accent1">
+                            <a:shade val="15000"/>
+                          </a:schemeClr>
+                        </a:lnRef>
+                        <a:fillRef idx="1">
+                          <a:schemeClr val="accent1"/>
+                        </a:fillRef>
+                        <a:effectRef idx="0">
+                          <a:schemeClr val="accent1"/>
+                        </a:effectRef>
+                        <a:fontRef idx="minor">
+                          <a:schemeClr val="lt1"/>
+                        </a:fontRef>
+                      </wps:style>
+                      <wps:txbx>
+                        <w:txbxContent>
+                          <w:p>
+                            <w:pPr>
+                              <w:jc w:val="center"/>
+                              <w:rPr>
+                                <w:sz w:val="26"/>
+                                <w:szCs w:val="26"/>
+                              </w:rPr>
+                            </w:pPr>
+                            <w:r>
+                              <w:rPr>
+                                <w:sz w:val="26"/>
+                                <w:szCs w:val="26"/>
+                              </w:rPr>
+                              <w:t>Simulation</w:t>
+                            </w:r>
+                            <w:r>
+                              <w:rPr>
+                                <w:sz w:val="26"/>
+                                <w:szCs w:val="26"/>
+                              </w:rPr>
+                              <w:t xml:space="preserve"> </w:t>
+                            </w:r>
+                            <w:r>
+                              <w:rPr>
+                                <w:sz w:val="26"/>
+                                <w:szCs w:val="26"/>
+                              </w:rPr>
+                              <w:t>Execution</w:t>
+                            </w:r>
+                            <w:r>
+                              <w:rPr>
+                                <w:sz w:val="26"/>
+                                <w:szCs w:val="26"/>
+                              </w:rPr>
+                              <w:t xml:space="preserve"> </w:t>
+                            </w:r>
+                            <w:r>
+                              <w:rPr>
+                                <w:sz w:val="26"/>
+                                <w:szCs w:val="26"/>
+                              </w:rPr>
+                              <w:t>with</w:t>
+                            </w:r>
+                            <w:r>
+                              <w:rPr>
+                                <w:sz w:val="26"/>
+                                <w:szCs w:val="26"/>
+                              </w:rPr>
+                              <w:t xml:space="preserve"> </w:t>
+                            </w:r>
+                            <w:proofErr w:type="spellStart"/>
+                            <w:r>
+                              <w:rPr>
+                                <w:sz w:val="26"/>
+                                <w:szCs w:val="26"/>
+                              </w:rPr>
+                              <w:t>TraCI</w:t>
+                            </w:r>
+                            <w:proofErr w:type="spellEnd"/>
+                          </w:p>
+                          <w:p>
+                            <w:pPr>
+                              <w:jc w:val="center"/>
+                              <w:rPr>
+                                <w:sz w:val="40"/>
+                                <w:szCs w:val="40"/>
+                              </w:rPr>
+                            </w:pPr>
+                          </w:p>
+                        </w:txbxContent>
+                      </wps:txbx>
+                      <wps:bodyPr rot="0" spcFirstLastPara="0" vertOverflow="overflow" horzOverflow="overflow" vert="horz" wrap="square" lIns="91440" tIns="45720" rIns="91440" bIns="45720" numCol="1" spcCol="0" rtlCol="0" fromWordArt="0" anchor="ctr" anchorCtr="0" forceAA="0" compatLnSpc="1">
+                        <a:prstTxWarp prst="textNoShape">
+                          <a:avLst/>
+                        </a:prstTxWarp>
+                        <a:noAutofit/>
+                      </wps:bodyPr>
+                    </wps:wsp>
+                  </a:graphicData>
+                </a:graphic>
+                <wp14:sizeRelH relativeFrom="margin">
+                  <wp14:pctWidth>0</wp14:pctWidth>
+                </wp14:sizeRelH>
+                <wp14:sizeRelV relativeFrom="margin">
+                  <wp14:pctHeight>0</wp14:pctHeight>
+                </wp14:sizeRelV>
+              </wp:anchor>
+            </w:drawing>
+          </mc:Choice>
+          <mc:Fallback>
+            <w:pict>
+              <v:rect w14:anchorId="2274514F" id="Rectangle 26" o:spid="_x0000_s1032" style="position:absolute;margin-left:216.9pt;margin-top:393.8pt;width:100.5pt;height:60pt;z-index:251974144;visibility:visible;mso-wrap-style:square;mso-width-percent:0;mso-height-percent:0;mso-wrap-distance-left:9pt;mso-wrap-distance-top:0;mso-wrap-distance-right:9pt;mso-wrap-distance-bottom:0;mso-position-horizontal:absolute;mso-position-horizontal-relative:text;mso-position-vertical:absolute;mso-position-vertical-relative:text;mso-width-percent:0;mso-height-percent:0;mso-width-relative:margin;mso-height-relative:margin;v-text-anchor:middle" o:gfxdata="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" fillcolor="#5a5a5a [2109]" strokecolor="#0a121c [484]" strokeweight="2pt">
+                <v:textbox>
+                  <w:txbxContent>
+                    <w:p>
+                      <w:pPr>
+                        <w:jc w:val="center"/>
+                        <w:rPr>
+                          <w:sz w:val="26"/>
+                          <w:szCs w:val="26"/>
+                        </w:rPr>
+                      </w:pPr>
+                      <w:r>
+                        <w:rPr>
+                          <w:sz w:val="26"/>
+                          <w:szCs w:val="26"/>
+                        </w:rPr>
+                        <w:t>Simulation</w:t>
+                      </w:r>
+                      <w:r>
+                        <w:rPr>
+                          <w:sz w:val="26"/>
+                          <w:szCs w:val="26"/>
+                        </w:rPr>
+                        <w:t xml:space="preserve"> </w:t>
+                      </w:r>
+                      <w:r>
+                        <w:rPr>
+                          <w:sz w:val="26"/>
+                          <w:szCs w:val="26"/>
+                        </w:rPr>
+                        <w:t>Execution</w:t>
+                      </w:r>
+                      <w:r>
+                        <w:rPr>
+                          <w:sz w:val="26"/>
+                          <w:szCs w:val="26"/>
+                        </w:rPr>
+                        <w:t xml:space="preserve"> </w:t>
+                      </w:r>
+                      <w:r>
+                        <w:rPr>
+                          <w:sz w:val="26"/>
+                          <w:szCs w:val="26"/>
+                        </w:rPr>
+                        <w:t>with</w:t>
+                      </w:r>
+                      <w:r>
+                        <w:rPr>
+                          <w:sz w:val="26"/>
+                          <w:szCs w:val="26"/>
+                        </w:rPr>
+                        <w:t xml:space="preserve"> </w:t>
+                      </w:r>
+                      <w:proofErr w:type="spellStart"/>
+                      <w:r>
+                        <w:rPr>
+                          <w:sz w:val="26"/>
+                          <w:szCs w:val="26"/>
+                        </w:rPr>
+                        <w:t>TraCI</w:t>
+                      </w:r>
+                      <w:proofErr w:type="spellEnd"/>
+                    </w:p>
+                    <w:p>
+                      <w:pPr>
+                        <w:jc w:val="center"/>
+                        <w:rPr>
+                          <w:sz w:val="40"/>
+                          <w:szCs w:val="40"/>
+                        </w:rPr>
+                      </w:pPr>
+                    </w:p>
+                  </w:txbxContent>
+                </v:textbox>
+              </v:rect>
+            </w:pict>
+          </mc:Fallback>
+        </mc:AlternateContent>
+      </w:r>
+      <w:r>
+        <w:rPr>
+          <w:noProof/>
+        </w:rPr>
+        <mc:AlternateContent>
+          <mc:Choice Requires="wps">
+            <w:drawing>
+              <wp:anchor distT="0" distB="0" distL="114300" distR="114300" simplePos="0" relativeHeight="251491840" behindDoc="0" locked="0" layoutInCell="1" allowOverlap="1" wp14:anchorId="0720A737" wp14:editId="21DEE9DC">
+                <wp:simplePos x="0" y="0"/>
+                <wp:positionH relativeFrom="column">
+                  <wp:posOffset>1924685</wp:posOffset>
+                </wp:positionH>
+                <wp:positionV relativeFrom="paragraph">
+                  <wp:posOffset>6985000</wp:posOffset>
+                </wp:positionV>
+                <wp:extent cx="2073349" cy="861238"/>
+                <wp:effectExtent l="0" t="0" r="22225" b="15240"/>
+                <wp:wrapNone/>
+                <wp:docPr id="5" name="Rectangle 5"/>
+                <wp:cNvGraphicFramePr/>
+                <a:graphic xmlns:a="http://schemas.openxmlformats.org/drawingml/2006/main">
+                  <a:graphicData uri="http://schemas.microsoft.com/office/word/2010/wordprocessingShape">
+                    <wps:wsp>
+                      <wps:cNvSpPr/>
+                      <wps:spPr>
+                        <a:xfrm>
+                          <a:off x="0" y="0"/>
+                          <a:ext cx="2073349" cy="861238"/>
+                        </a:xfrm>
+                        <a:prstGeom prst="rect">
+                          <a:avLst/>
+                        </a:prstGeom>
+                        <a:solidFill>
+                          <a:schemeClr val="tx1">
+                            <a:lumMod val="65000"/>
+                            <a:lumOff val="35000"/>
+                          </a:schemeClr>
+                        </a:solidFill>
+                      </wps:spPr>
+                      <wps:style>
+                        <a:lnRef idx="2">
+                          <a:schemeClr val="accent1">
+                            <a:shade val="15000"/>
+                          </a:schemeClr>
+                        </a:lnRef>
+                        <a:fillRef idx="1">
+                          <a:schemeClr val="accent1"/>
+                        </a:fillRef>
+                        <a:effectRef idx="0">
+                          <a:schemeClr val="accent1"/>
+                        </a:effectRef>
+                        <a:fontRef idx="minor">
+                          <a:schemeClr val="lt1"/>
+                        </a:fontRef>
+                      </wps:style>
+                      <wps:txbx>
+                        <w:txbxContent>
+                          <w:p>
+                            <w:pPr>
+                              <w:jc w:val="center"/>
+                              <w:rPr>
+                                <w:sz w:val="40"/>
+                                <w:szCs w:val="40"/>
+                              </w:rPr>
+                            </w:pPr>
+                            <w:r>
+                              <w:rPr>
+                                <w:sz w:val="40"/>
+                                <w:szCs w:val="40"/>
+                              </w:rPr>
+                              <w:t>Dataset Preprocessing</w:t>
+                            </w:r>
+                          </w:p>
+                        </w:txbxContent>
+                      </wps:txbx>
+                      <wps:bodyPr rot="0" spcFirstLastPara="0" vertOverflow="overflow" horzOverflow="overflow" vert="horz" wrap="square" lIns="91440" tIns="45720" rIns="91440" bIns="45720" numCol="1" spcCol="0" rtlCol="0" fromWordArt="0" anchor="ctr" anchorCtr="0" forceAA="0" compatLnSpc="1">
+                        <a:prstTxWarp prst="textNoShape">
+                          <a:avLst/>
+                        </a:prstTxWarp>
+                        <a:noAutofit/>
+                      </wps:bodyPr>
+                    </wps:wsp>
+                  </a:graphicData>
+                </a:graphic>
+              </wp:anchor>
+            </w:drawing>
+          </mc:Choice>
+          <mc:Fallback>
+            <w:pict>
+              <v:rect w14:anchorId="0720A737" id="Rectangle 5" o:spid="_x0000_s1033" style="position:absolute;margin-left:151.55pt;margin-top:550pt;width:163.25pt;height:67.8pt;z-index:251491840;visibility:visible;mso-wrap-style:square;mso-wrap-distance-left:9pt;mso-wrap-distance-top:0;mso-wrap-distance-right:9pt;mso-wrap-distance-bottom:0;mso-position-horizontal:absolute;mso-position-horizontal-relative:text;mso-position-vertical:absolute;mso-position-vertical-relative:text;v-text-anchor:middle" o:gfxdata="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" fillcolor="#5a5a5a [2109]" strokecolor="#0a121c [484]" strokeweight="2pt">
+                <v:textbox>
+                  <w:txbxContent>
+                    <w:p>
+                      <w:pPr>
+                        <w:jc w:val="center"/>
+                        <w:rPr>
+                          <w:sz w:val="40"/>
+                          <w:szCs w:val="40"/>
+                        </w:rPr>
+                      </w:pPr>
+                      <w:r>
+                        <w:rPr>
+                          <w:sz w:val="40"/>
+                          <w:szCs w:val="40"/>
+                        </w:rPr>
+                        <w:t>Dataset Preprocessing</w:t>
+                      </w:r>
+                    </w:p>
+                  </w:txbxContent>
+                </v:textbox>
+              </v:rect>
+            </w:pict>
+          </mc:Fallback>
+        </mc:AlternateContent>
+      </w:r>
+      <w:r>
+        <w:rPr>
+          <w:noProof/>
+        </w:rPr>
+        <mc:AlternateContent>
+          <mc:Choice Requires="wps">
+            <w:drawing>
+              <wp:anchor distT="0" distB="0" distL="114300" distR="114300" simplePos="0" relativeHeight="251420160" behindDoc="0" locked="0" layoutInCell="1" allowOverlap="1" wp14:anchorId="25EF798B" wp14:editId="79FC91D6">
+                <wp:simplePos x="0" y="0"/>
+                <wp:positionH relativeFrom="column">
+                  <wp:posOffset>4152900</wp:posOffset>
+                </wp:positionH>
+                <wp:positionV relativeFrom="paragraph">
+                  <wp:posOffset>6873875</wp:posOffset>
                 </wp:positionV>
                 <wp:extent cx="2073275" cy="861060"/>
                 <wp:effectExtent l="0" t="0" r="22225" b="15240"/>
@@ -589,7 +2183,7 @@
           </mc:Choice>
           <mc:Fallback>
             <w:pict>
-              <v:rect w14:anchorId="25EF798B" id="Rectangle 3" o:spid="_x0000_s1027" style="position:absolute;margin-left:168.45pt;margin-top:6.15pt;width:163.25pt;height:67.8pt;z-index:251652608;visibility:visible;mso-wrap-style:square;mso-wrap-distance-left:9pt;mso-wrap-distance-top:0;mso-wrap-distance-right:9pt;mso-wrap-distance-bottom:0;mso-position-horizontal:absolute;mso-position-horizontal-relative:text;mso-position-vertical:absolute;mso-position-vertical-relative:text;v-text-anchor:middle" o:gfxdata="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" fillcolor="#5a5a5a [2109]" strokecolor="#0a121c [484]" strokeweight="2pt">
+              <v:rect w14:anchorId="25EF798B" id="Rectangle 3" o:spid="_x0000_s1034" style="position:absolute;margin-left:327pt;margin-top:541.25pt;width:163.25pt;height:67.8pt;z-index:251420160;visibility:visible;mso-wrap-style:square;mso-wrap-distance-left:9pt;mso-wrap-distance-top:0;mso-wrap-distance-right:9pt;mso-wrap-distance-bottom:0;mso-position-horizontal:absolute;mso-position-horizontal-relative:text;mso-position-vertical:absolute;mso-position-vertical-relative:text;v-text-anchor:middle" o:gfxdata="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" fillcolor="#5a5a5a [2109]" strokecolor="#0a121c [484]" strokeweight="2pt">
                 <v:textbox>
                   <w:txbxContent>
                     <w:p>
@@ -636,13 +2230,1103 @@
         <mc:AlternateContent>
           <mc:Choice Requires="wps">
             <w:drawing>
-              <wp:anchor distT="0" distB="0" distL="114300" distR="114300" simplePos="0" relativeHeight="251665920" behindDoc="0" locked="0" layoutInCell="1" allowOverlap="1" wp14:anchorId="534345C8" wp14:editId="12E6C4A5">
+              <wp:anchor distT="0" distB="0" distL="114300" distR="114300" simplePos="0" relativeHeight="251865600" behindDoc="0" locked="0" layoutInCell="1" allowOverlap="1" wp14:anchorId="71278431" wp14:editId="5C910CDE">
                 <wp:simplePos x="0" y="0"/>
                 <wp:positionH relativeFrom="column">
-                  <wp:posOffset>650594</wp:posOffset>
+                  <wp:posOffset>5180965</wp:posOffset>
                 </wp:positionH>
                 <wp:positionV relativeFrom="paragraph">
-                  <wp:posOffset>1471605</wp:posOffset>
+                  <wp:posOffset>4620260</wp:posOffset>
+                </wp:positionV>
+                <wp:extent cx="293690" cy="264794"/>
+                <wp:effectExtent l="14605" t="4445" r="45085" b="45085"/>
+                <wp:wrapNone/>
+                <wp:docPr id="22" name="Arrow: Right 22"/>
+                <wp:cNvGraphicFramePr/>
+                <a:graphic xmlns:a="http://schemas.openxmlformats.org/drawingml/2006/main">
+                  <a:graphicData uri="http://schemas.microsoft.com/office/word/2010/wordprocessingShape">
+                    <wps:wsp>
+                      <wps:cNvSpPr/>
+                      <wps:spPr>
+                        <a:xfrm rot="5400000">
+                          <a:off x="0" y="0"/>
+                          <a:ext cx="293690" cy="264794"/>
+                        </a:xfrm>
+                        <a:prstGeom prst="rightArrow">
+                          <a:avLst/>
+                        </a:prstGeom>
+                        <a:solidFill>
+                          <a:schemeClr val="tx1">
+                            <a:lumMod val="65000"/>
+                            <a:lumOff val="35000"/>
+                          </a:schemeClr>
+                        </a:solidFill>
+                      </wps:spPr>
+                      <wps:style>
+                        <a:lnRef idx="2">
+                          <a:schemeClr val="accent1">
+                            <a:shade val="15000"/>
+                          </a:schemeClr>
+                        </a:lnRef>
+                        <a:fillRef idx="1">
+                          <a:schemeClr val="accent1"/>
+                        </a:fillRef>
+                        <a:effectRef idx="0">
+                          <a:schemeClr val="accent1"/>
+                        </a:effectRef>
+                        <a:fontRef idx="minor">
+                          <a:schemeClr val="lt1"/>
+                        </a:fontRef>
+                      </wps:style>
+                      <wps:bodyPr rot="0" spcFirstLastPara="0" vertOverflow="overflow" horzOverflow="overflow" vert="horz" wrap="square" lIns="91440" tIns="45720" rIns="91440" bIns="45720" numCol="1" spcCol="0" rtlCol="0" fromWordArt="0" anchor="ctr" anchorCtr="0" forceAA="0" compatLnSpc="1">
+                        <a:prstTxWarp prst="textNoShape">
+                          <a:avLst/>
+                        </a:prstTxWarp>
+                        <a:noAutofit/>
+                      </wps:bodyPr>
+                    </wps:wsp>
+                  </a:graphicData>
+                </a:graphic>
+                <wp14:sizeRelH relativeFrom="margin">
+                  <wp14:pctWidth>0</wp14:pctWidth>
+                </wp14:sizeRelH>
+                <wp14:sizeRelV relativeFrom="margin">
+                  <wp14:pctHeight>0</wp14:pctHeight>
+                </wp14:sizeRelV>
+              </wp:anchor>
+            </w:drawing>
+          </mc:Choice>
+          <mc:Fallback>
+            <w:pict>
+              <v:shape w14:anchorId="2F4F8D56" id="Arrow: Right 22" o:spid="_x0000_s1026" type="#_x0000_t13" style="position:absolute;margin-left:407.95pt;margin-top:363.8pt;width:23.15pt;height:20.85pt;rotation:90;z-index:251865600;visibility:visible;mso-wrap-style:square;mso-width-percent:0;mso-height-percent:0;mso-wrap-distance-left:9pt;mso-wrap-distance-top:0;mso-wrap-distance-right:9pt;mso-wrap-distance-bottom:0;mso-position-horizontal:absolute;mso-position-horizontal-relative:text;mso-position-vertical:absolute;mso-position-vertical-relative:text;mso-width-percent:0;mso-height-percent:0;mso-width-relative:margin;mso-height-relative:margin;v-text-anchor:middle" o:gfxdata="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" adj="11863" fillcolor="#5a5a5a [2109]" strokecolor="#0a121c [484]" strokeweight="2pt"/>
+            </w:pict>
+          </mc:Fallback>
+        </mc:AlternateContent>
+      </w:r>
+      <w:r>
+        <w:rPr>
+          <w:noProof/>
+        </w:rPr>
+        <mc:AlternateContent>
+          <mc:Choice Requires="wps">
+            <w:drawing>
+              <wp:anchor distT="0" distB="0" distL="114300" distR="114300" simplePos="0" relativeHeight="251808256" behindDoc="0" locked="0" layoutInCell="1" allowOverlap="1" wp14:anchorId="63770F52" wp14:editId="44BDA350">
+                <wp:simplePos x="0" y="0"/>
+                <wp:positionH relativeFrom="column">
+                  <wp:posOffset>4648200</wp:posOffset>
+                </wp:positionH>
+                <wp:positionV relativeFrom="paragraph">
+                  <wp:posOffset>3724910</wp:posOffset>
+                </wp:positionV>
+                <wp:extent cx="1276350" cy="790575"/>
+                <wp:effectExtent l="0" t="0" r="19050" b="28575"/>
+                <wp:wrapNone/>
+                <wp:docPr id="19" name="Rectangle 19"/>
+                <wp:cNvGraphicFramePr/>
+                <a:graphic xmlns:a="http://schemas.openxmlformats.org/drawingml/2006/main">
+                  <a:graphicData uri="http://schemas.microsoft.com/office/word/2010/wordprocessingShape">
+                    <wps:wsp>
+                      <wps:cNvSpPr/>
+                      <wps:spPr>
+                        <a:xfrm>
+                          <a:off x="0" y="0"/>
+                          <a:ext cx="1276350" cy="790575"/>
+                        </a:xfrm>
+                        <a:prstGeom prst="rect">
+                          <a:avLst/>
+                        </a:prstGeom>
+                        <a:solidFill>
+                          <a:schemeClr val="tx1">
+                            <a:lumMod val="65000"/>
+                            <a:lumOff val="35000"/>
+                          </a:schemeClr>
+                        </a:solidFill>
+                      </wps:spPr>
+                      <wps:style>
+                        <a:lnRef idx="2">
+                          <a:schemeClr val="accent1">
+                            <a:shade val="15000"/>
+                          </a:schemeClr>
+                        </a:lnRef>
+                        <a:fillRef idx="1">
+                          <a:schemeClr val="accent1"/>
+                        </a:fillRef>
+                        <a:effectRef idx="0">
+                          <a:schemeClr val="accent1"/>
+                        </a:effectRef>
+                        <a:fontRef idx="minor">
+                          <a:schemeClr val="lt1"/>
+                        </a:fontRef>
+                      </wps:style>
+                      <wps:txbx>
+                        <w:txbxContent>
+                          <w:p>
+                            <w:pPr>
+                              <w:jc w:val="center"/>
+                              <w:rPr>
+                                <w:sz w:val="26"/>
+                                <w:szCs w:val="26"/>
+                              </w:rPr>
+                            </w:pPr>
+                            <w:r>
+                              <w:rPr>
+                                <w:sz w:val="26"/>
+                                <w:szCs w:val="26"/>
+                              </w:rPr>
+                              <w:t xml:space="preserve">Route Creation &amp; </w:t>
+                            </w:r>
+                            <w:r>
+                              <w:rPr>
+                                <w:sz w:val="26"/>
+                                <w:szCs w:val="26"/>
+                              </w:rPr>
+                              <w:t>Vehicle</w:t>
+                            </w:r>
+                            <w:r>
+                              <w:rPr>
+                                <w:sz w:val="26"/>
+                                <w:szCs w:val="26"/>
+                              </w:rPr>
+                              <w:t xml:space="preserve"> </w:t>
+                            </w:r>
+                            <w:r>
+                              <w:rPr>
+                                <w:sz w:val="26"/>
+                                <w:szCs w:val="26"/>
+                              </w:rPr>
+                              <w:t>Fleet</w:t>
+                            </w:r>
+                            <w:r>
+                              <w:rPr>
+                                <w:sz w:val="26"/>
+                                <w:szCs w:val="26"/>
+                              </w:rPr>
+                              <w:t xml:space="preserve"> </w:t>
+                            </w:r>
+                            <w:r>
+                              <w:rPr>
+                                <w:sz w:val="26"/>
+                                <w:szCs w:val="26"/>
+                              </w:rPr>
+                              <w:t>Characterization</w:t>
+                            </w:r>
+                          </w:p>
+                          <w:p>
+                            <w:pPr>
+                              <w:jc w:val="center"/>
+                              <w:rPr>
+                                <w:sz w:val="40"/>
+                                <w:szCs w:val="40"/>
+                              </w:rPr>
+                            </w:pPr>
+                          </w:p>
+                        </w:txbxContent>
+                      </wps:txbx>
+                      <wps:bodyPr rot="0" spcFirstLastPara="0" vertOverflow="overflow" horzOverflow="overflow" vert="horz" wrap="square" lIns="91440" tIns="45720" rIns="91440" bIns="45720" numCol="1" spcCol="0" rtlCol="0" fromWordArt="0" anchor="ctr" anchorCtr="0" forceAA="0" compatLnSpc="1">
+                        <a:prstTxWarp prst="textNoShape">
+                          <a:avLst/>
+                        </a:prstTxWarp>
+                        <a:noAutofit/>
+                      </wps:bodyPr>
+                    </wps:wsp>
+                  </a:graphicData>
+                </a:graphic>
+                <wp14:sizeRelH relativeFrom="margin">
+                  <wp14:pctWidth>0</wp14:pctWidth>
+                </wp14:sizeRelH>
+                <wp14:sizeRelV relativeFrom="margin">
+                  <wp14:pctHeight>0</wp14:pctHeight>
+                </wp14:sizeRelV>
+              </wp:anchor>
+            </w:drawing>
+          </mc:Choice>
+          <mc:Fallback>
+            <w:pict>
+              <v:rect w14:anchorId="63770F52" id="Rectangle 19" o:spid="_x0000_s1035" style="position:absolute;margin-left:366pt;margin-top:293.3pt;width:100.5pt;height:62.25pt;z-index:251808256;visibility:visible;mso-wrap-style:square;mso-width-percent:0;mso-height-percent:0;mso-wrap-distance-left:9pt;mso-wrap-distance-top:0;mso-wrap-distance-right:9pt;mso-wrap-distance-bottom:0;mso-position-horizontal:absolute;mso-position-horizontal-relative:text;mso-position-vertical:absolute;mso-position-vertical-relative:text;mso-width-percent:0;mso-height-percent:0;mso-width-relative:margin;mso-height-relative:margin;v-text-anchor:middle" o:gfxdata="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" fillcolor="#5a5a5a [2109]" strokecolor="#0a121c [484]" strokeweight="2pt">
+                <v:textbox>
+                  <w:txbxContent>
+                    <w:p>
+                      <w:pPr>
+                        <w:jc w:val="center"/>
+                        <w:rPr>
+                          <w:sz w:val="26"/>
+                          <w:szCs w:val="26"/>
+                        </w:rPr>
+                      </w:pPr>
+                      <w:r>
+                        <w:rPr>
+                          <w:sz w:val="26"/>
+                          <w:szCs w:val="26"/>
+                        </w:rPr>
+                        <w:t xml:space="preserve">Route Creation &amp; </w:t>
+                      </w:r>
+                      <w:r>
+                        <w:rPr>
+                          <w:sz w:val="26"/>
+                          <w:szCs w:val="26"/>
+                        </w:rPr>
+                        <w:t>Vehicle</w:t>
+                      </w:r>
+                      <w:r>
+                        <w:rPr>
+                          <w:sz w:val="26"/>
+                          <w:szCs w:val="26"/>
+                        </w:rPr>
+                        <w:t xml:space="preserve"> </w:t>
+                      </w:r>
+                      <w:r>
+                        <w:rPr>
+                          <w:sz w:val="26"/>
+                          <w:szCs w:val="26"/>
+                        </w:rPr>
+                        <w:t>Fleet</w:t>
+                      </w:r>
+                      <w:r>
+                        <w:rPr>
+                          <w:sz w:val="26"/>
+                          <w:szCs w:val="26"/>
+                        </w:rPr>
+                        <w:t xml:space="preserve"> </w:t>
+                      </w:r>
+                      <w:r>
+                        <w:rPr>
+                          <w:sz w:val="26"/>
+                          <w:szCs w:val="26"/>
+                        </w:rPr>
+                        <w:t>Characterization</w:t>
+                      </w:r>
+                    </w:p>
+                    <w:p>
+                      <w:pPr>
+                        <w:jc w:val="center"/>
+                        <w:rPr>
+                          <w:sz w:val="40"/>
+                          <w:szCs w:val="40"/>
+                        </w:rPr>
+                      </w:pPr>
+                    </w:p>
+                  </w:txbxContent>
+                </v:textbox>
+              </v:rect>
+            </w:pict>
+          </mc:Fallback>
+        </mc:AlternateContent>
+      </w:r>
+      <w:r>
+        <w:rPr>
+          <w:noProof/>
+        </w:rPr>
+        <mc:AlternateContent>
+          <mc:Choice Requires="wps">
+            <w:drawing>
+              <wp:anchor distT="0" distB="0" distL="114300" distR="114300" simplePos="0" relativeHeight="251883008" behindDoc="0" locked="0" layoutInCell="1" allowOverlap="1" wp14:anchorId="5DC9F0DC" wp14:editId="31C0CB46">
+                <wp:simplePos x="0" y="0"/>
+                <wp:positionH relativeFrom="column">
+                  <wp:posOffset>5161915</wp:posOffset>
+                </wp:positionH>
+                <wp:positionV relativeFrom="paragraph">
+                  <wp:posOffset>3343910</wp:posOffset>
+                </wp:positionV>
+                <wp:extent cx="293690" cy="264794"/>
+                <wp:effectExtent l="14605" t="4445" r="45085" b="45085"/>
+                <wp:wrapNone/>
+                <wp:docPr id="23" name="Arrow: Right 23"/>
+                <wp:cNvGraphicFramePr/>
+                <a:graphic xmlns:a="http://schemas.openxmlformats.org/drawingml/2006/main">
+                  <a:graphicData uri="http://schemas.microsoft.com/office/word/2010/wordprocessingShape">
+                    <wps:wsp>
+                      <wps:cNvSpPr/>
+                      <wps:spPr>
+                        <a:xfrm rot="5400000">
+                          <a:off x="0" y="0"/>
+                          <a:ext cx="293690" cy="264794"/>
+                        </a:xfrm>
+                        <a:prstGeom prst="rightArrow">
+                          <a:avLst/>
+                        </a:prstGeom>
+                        <a:solidFill>
+                          <a:schemeClr val="tx1">
+                            <a:lumMod val="65000"/>
+                            <a:lumOff val="35000"/>
+                          </a:schemeClr>
+                        </a:solidFill>
+                      </wps:spPr>
+                      <wps:style>
+                        <a:lnRef idx="2">
+                          <a:schemeClr val="accent1">
+                            <a:shade val="15000"/>
+                          </a:schemeClr>
+                        </a:lnRef>
+                        <a:fillRef idx="1">
+                          <a:schemeClr val="accent1"/>
+                        </a:fillRef>
+                        <a:effectRef idx="0">
+                          <a:schemeClr val="accent1"/>
+                        </a:effectRef>
+                        <a:fontRef idx="minor">
+                          <a:schemeClr val="lt1"/>
+                        </a:fontRef>
+                      </wps:style>
+                      <wps:bodyPr rot="0" spcFirstLastPara="0" vertOverflow="overflow" horzOverflow="overflow" vert="horz" wrap="square" lIns="91440" tIns="45720" rIns="91440" bIns="45720" numCol="1" spcCol="0" rtlCol="0" fromWordArt="0" anchor="ctr" anchorCtr="0" forceAA="0" compatLnSpc="1">
+                        <a:prstTxWarp prst="textNoShape">
+                          <a:avLst/>
+                        </a:prstTxWarp>
+                        <a:noAutofit/>
+                      </wps:bodyPr>
+                    </wps:wsp>
+                  </a:graphicData>
+                </a:graphic>
+                <wp14:sizeRelH relativeFrom="margin">
+                  <wp14:pctWidth>0</wp14:pctWidth>
+                </wp14:sizeRelH>
+                <wp14:sizeRelV relativeFrom="margin">
+                  <wp14:pctHeight>0</wp14:pctHeight>
+                </wp14:sizeRelV>
+              </wp:anchor>
+            </w:drawing>
+          </mc:Choice>
+          <mc:Fallback>
+            <w:pict>
+              <v:shape w14:anchorId="0446C867" id="Arrow: Right 23" o:spid="_x0000_s1026" type="#_x0000_t13" style="position:absolute;margin-left:406.45pt;margin-top:263.3pt;width:23.15pt;height:20.85pt;rotation:90;z-index:251883008;visibility:visible;mso-wrap-style:square;mso-width-percent:0;mso-height-percent:0;mso-wrap-distance-left:9pt;mso-wrap-distance-top:0;mso-wrap-distance-right:9pt;mso-wrap-distance-bottom:0;mso-position-horizontal:absolute;mso-position-horizontal-relative:text;mso-position-vertical:absolute;mso-position-vertical-relative:text;mso-width-percent:0;mso-height-percent:0;mso-width-relative:margin;mso-height-relative:margin;v-text-anchor:middle" o:gfxdata="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" adj="11863" fillcolor="#5a5a5a [2109]" strokecolor="#0a121c [484]" strokeweight="2pt"/>
+            </w:pict>
+          </mc:Fallback>
+        </mc:AlternateContent>
+      </w:r>
+      <w:r>
+        <w:rPr>
+          <w:noProof/>
+        </w:rPr>
+        <mc:AlternateContent>
+          <mc:Choice Requires="wps">
+            <w:drawing>
+              <wp:anchor distT="0" distB="0" distL="114300" distR="114300" simplePos="0" relativeHeight="251748864" behindDoc="0" locked="0" layoutInCell="1" allowOverlap="1" wp14:anchorId="5DC36627" wp14:editId="4E33FAA3">
+                <wp:simplePos x="0" y="0"/>
+                <wp:positionH relativeFrom="column">
+                  <wp:posOffset>4648200</wp:posOffset>
+                </wp:positionH>
+                <wp:positionV relativeFrom="paragraph">
+                  <wp:posOffset>2477135</wp:posOffset>
+                </wp:positionV>
+                <wp:extent cx="1276709" cy="762000"/>
+                <wp:effectExtent l="0" t="0" r="19050" b="19050"/>
+                <wp:wrapNone/>
+                <wp:docPr id="16" name="Rectangle 16"/>
+                <wp:cNvGraphicFramePr/>
+                <a:graphic xmlns:a="http://schemas.openxmlformats.org/drawingml/2006/main">
+                  <a:graphicData uri="http://schemas.microsoft.com/office/word/2010/wordprocessingShape">
+                    <wps:wsp>
+                      <wps:cNvSpPr/>
+                      <wps:spPr>
+                        <a:xfrm>
+                          <a:off x="0" y="0"/>
+                          <a:ext cx="1276709" cy="762000"/>
+                        </a:xfrm>
+                        <a:prstGeom prst="rect">
+                          <a:avLst/>
+                        </a:prstGeom>
+                        <a:solidFill>
+                          <a:schemeClr val="tx1">
+                            <a:lumMod val="65000"/>
+                            <a:lumOff val="35000"/>
+                          </a:schemeClr>
+                        </a:solidFill>
+                      </wps:spPr>
+                      <wps:style>
+                        <a:lnRef idx="2">
+                          <a:schemeClr val="accent1">
+                            <a:shade val="15000"/>
+                          </a:schemeClr>
+                        </a:lnRef>
+                        <a:fillRef idx="1">
+                          <a:schemeClr val="accent1"/>
+                        </a:fillRef>
+                        <a:effectRef idx="0">
+                          <a:schemeClr val="accent1"/>
+                        </a:effectRef>
+                        <a:fontRef idx="minor">
+                          <a:schemeClr val="lt1"/>
+                        </a:fontRef>
+                      </wps:style>
+                      <wps:txbx>
+                        <w:txbxContent>
+                          <w:p>
+                            <w:pPr>
+                              <w:jc w:val="center"/>
+                              <w:rPr>
+                                <w:sz w:val="26"/>
+                                <w:szCs w:val="26"/>
+                              </w:rPr>
+                            </w:pPr>
+                            <w:r>
+                              <w:rPr>
+                                <w:sz w:val="26"/>
+                                <w:szCs w:val="26"/>
+                              </w:rPr>
+                              <w:t>Vehicle</w:t>
+                            </w:r>
+                            <w:r>
+                              <w:rPr>
+                                <w:sz w:val="26"/>
+                                <w:szCs w:val="26"/>
+                              </w:rPr>
+                              <w:t xml:space="preserve"> </w:t>
+                            </w:r>
+                            <w:r>
+                              <w:rPr>
+                                <w:sz w:val="26"/>
+                                <w:szCs w:val="26"/>
+                              </w:rPr>
+                              <w:t>Configuration</w:t>
+                            </w:r>
+                            <w:r>
+                              <w:rPr>
+                                <w:sz w:val="26"/>
+                                <w:szCs w:val="26"/>
+                              </w:rPr>
+                              <w:t xml:space="preserve"> </w:t>
+                            </w:r>
+                            <w:r>
+                              <w:rPr>
+                                <w:sz w:val="26"/>
+                                <w:szCs w:val="26"/>
+                              </w:rPr>
+                              <w:t>in</w:t>
+                            </w:r>
+                            <w:r>
+                              <w:rPr>
+                                <w:sz w:val="26"/>
+                                <w:szCs w:val="26"/>
+                              </w:rPr>
+                              <w:t xml:space="preserve"> </w:t>
+                            </w:r>
+                            <w:r>
+                              <w:rPr>
+                                <w:sz w:val="26"/>
+                                <w:szCs w:val="26"/>
+                              </w:rPr>
+                              <w:t>SUMO</w:t>
+                            </w:r>
+                          </w:p>
+                          <w:p>
+                            <w:pPr>
+                              <w:jc w:val="center"/>
+                              <w:rPr>
+                                <w:sz w:val="40"/>
+                                <w:szCs w:val="40"/>
+                              </w:rPr>
+                            </w:pPr>
+                          </w:p>
+                        </w:txbxContent>
+                      </wps:txbx>
+                      <wps:bodyPr rot="0" spcFirstLastPara="0" vertOverflow="overflow" horzOverflow="overflow" vert="horz" wrap="square" lIns="91440" tIns="45720" rIns="91440" bIns="45720" numCol="1" spcCol="0" rtlCol="0" fromWordArt="0" anchor="ctr" anchorCtr="0" forceAA="0" compatLnSpc="1">
+                        <a:prstTxWarp prst="textNoShape">
+                          <a:avLst/>
+                        </a:prstTxWarp>
+                        <a:noAutofit/>
+                      </wps:bodyPr>
+                    </wps:wsp>
+                  </a:graphicData>
+                </a:graphic>
+                <wp14:sizeRelH relativeFrom="margin">
+                  <wp14:pctWidth>0</wp14:pctWidth>
+                </wp14:sizeRelH>
+                <wp14:sizeRelV relativeFrom="margin">
+                  <wp14:pctHeight>0</wp14:pctHeight>
+                </wp14:sizeRelV>
+              </wp:anchor>
+            </w:drawing>
+          </mc:Choice>
+          <mc:Fallback>
+            <w:pict>
+              <v:rect w14:anchorId="5DC36627" id="Rectangle 16" o:spid="_x0000_s1036" style="position:absolute;margin-left:366pt;margin-top:195.05pt;width:100.55pt;height:60pt;z-index:251748864;visibility:visible;mso-wrap-style:square;mso-width-percent:0;mso-height-percent:0;mso-wrap-distance-left:9pt;mso-wrap-distance-top:0;mso-wrap-distance-right:9pt;mso-wrap-distance-bottom:0;mso-position-horizontal:absolute;mso-position-horizontal-relative:text;mso-position-vertical:absolute;mso-position-vertical-relative:text;mso-width-percent:0;mso-height-percent:0;mso-width-relative:margin;mso-height-relative:margin;v-text-anchor:middle" o:gfxdata="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" fillcolor="#5a5a5a [2109]" strokecolor="#0a121c [484]" strokeweight="2pt">
+                <v:textbox>
+                  <w:txbxContent>
+                    <w:p>
+                      <w:pPr>
+                        <w:jc w:val="center"/>
+                        <w:rPr>
+                          <w:sz w:val="26"/>
+                          <w:szCs w:val="26"/>
+                        </w:rPr>
+                      </w:pPr>
+                      <w:r>
+                        <w:rPr>
+                          <w:sz w:val="26"/>
+                          <w:szCs w:val="26"/>
+                        </w:rPr>
+                        <w:t>Vehicle</w:t>
+                      </w:r>
+                      <w:r>
+                        <w:rPr>
+                          <w:sz w:val="26"/>
+                          <w:szCs w:val="26"/>
+                        </w:rPr>
+                        <w:t xml:space="preserve"> </w:t>
+                      </w:r>
+                      <w:r>
+                        <w:rPr>
+                          <w:sz w:val="26"/>
+                          <w:szCs w:val="26"/>
+                        </w:rPr>
+                        <w:t>Configuration</w:t>
+                      </w:r>
+                      <w:r>
+                        <w:rPr>
+                          <w:sz w:val="26"/>
+                          <w:szCs w:val="26"/>
+                        </w:rPr>
+                        <w:t xml:space="preserve"> </w:t>
+                      </w:r>
+                      <w:r>
+                        <w:rPr>
+                          <w:sz w:val="26"/>
+                          <w:szCs w:val="26"/>
+                        </w:rPr>
+                        <w:t>in</w:t>
+                      </w:r>
+                      <w:r>
+                        <w:rPr>
+                          <w:sz w:val="26"/>
+                          <w:szCs w:val="26"/>
+                        </w:rPr>
+                        <w:t xml:space="preserve"> </w:t>
+                      </w:r>
+                      <w:r>
+                        <w:rPr>
+                          <w:sz w:val="26"/>
+                          <w:szCs w:val="26"/>
+                        </w:rPr>
+                        <w:t>SUMO</w:t>
+                      </w:r>
+                    </w:p>
+                    <w:p>
+                      <w:pPr>
+                        <w:jc w:val="center"/>
+                        <w:rPr>
+                          <w:sz w:val="40"/>
+                          <w:szCs w:val="40"/>
+                        </w:rPr>
+                      </w:pPr>
+                    </w:p>
+                  </w:txbxContent>
+                </v:textbox>
+              </v:rect>
+            </w:pict>
+          </mc:Fallback>
+        </mc:AlternateContent>
+      </w:r>
+      <w:r>
+        <w:rPr>
+          <w:noProof/>
+        </w:rPr>
+        <mc:AlternateContent>
+          <mc:Choice Requires="wps">
+            <w:drawing>
+              <wp:anchor distT="0" distB="0" distL="114300" distR="114300" simplePos="0" relativeHeight="251781632" behindDoc="0" locked="0" layoutInCell="1" allowOverlap="1" wp14:anchorId="5F4D52C5" wp14:editId="5D0A2640">
+                <wp:simplePos x="0" y="0"/>
+                <wp:positionH relativeFrom="column">
+                  <wp:posOffset>5152390</wp:posOffset>
+                </wp:positionH>
+                <wp:positionV relativeFrom="paragraph">
+                  <wp:posOffset>2077085</wp:posOffset>
+                </wp:positionV>
+                <wp:extent cx="293690" cy="264794"/>
+                <wp:effectExtent l="14605" t="4445" r="45085" b="45085"/>
+                <wp:wrapNone/>
+                <wp:docPr id="18" name="Arrow: Right 18"/>
+                <wp:cNvGraphicFramePr/>
+                <a:graphic xmlns:a="http://schemas.openxmlformats.org/drawingml/2006/main">
+                  <a:graphicData uri="http://schemas.microsoft.com/office/word/2010/wordprocessingShape">
+                    <wps:wsp>
+                      <wps:cNvSpPr/>
+                      <wps:spPr>
+                        <a:xfrm rot="5400000">
+                          <a:off x="0" y="0"/>
+                          <a:ext cx="293690" cy="264794"/>
+                        </a:xfrm>
+                        <a:prstGeom prst="rightArrow">
+                          <a:avLst/>
+                        </a:prstGeom>
+                        <a:solidFill>
+                          <a:schemeClr val="tx1">
+                            <a:lumMod val="65000"/>
+                            <a:lumOff val="35000"/>
+                          </a:schemeClr>
+                        </a:solidFill>
+                      </wps:spPr>
+                      <wps:style>
+                        <a:lnRef idx="2">
+                          <a:schemeClr val="accent1">
+                            <a:shade val="15000"/>
+                          </a:schemeClr>
+                        </a:lnRef>
+                        <a:fillRef idx="1">
+                          <a:schemeClr val="accent1"/>
+                        </a:fillRef>
+                        <a:effectRef idx="0">
+                          <a:schemeClr val="accent1"/>
+                        </a:effectRef>
+                        <a:fontRef idx="minor">
+                          <a:schemeClr val="lt1"/>
+                        </a:fontRef>
+                      </wps:style>
+                      <wps:bodyPr rot="0" spcFirstLastPara="0" vertOverflow="overflow" horzOverflow="overflow" vert="horz" wrap="square" lIns="91440" tIns="45720" rIns="91440" bIns="45720" numCol="1" spcCol="0" rtlCol="0" fromWordArt="0" anchor="ctr" anchorCtr="0" forceAA="0" compatLnSpc="1">
+                        <a:prstTxWarp prst="textNoShape">
+                          <a:avLst/>
+                        </a:prstTxWarp>
+                        <a:noAutofit/>
+                      </wps:bodyPr>
+                    </wps:wsp>
+                  </a:graphicData>
+                </a:graphic>
+                <wp14:sizeRelH relativeFrom="margin">
+                  <wp14:pctWidth>0</wp14:pctWidth>
+                </wp14:sizeRelH>
+                <wp14:sizeRelV relativeFrom="margin">
+                  <wp14:pctHeight>0</wp14:pctHeight>
+                </wp14:sizeRelV>
+              </wp:anchor>
+            </w:drawing>
+          </mc:Choice>
+          <mc:Fallback>
+            <w:pict>
+              <v:shape w14:anchorId="184F69A1" id="Arrow: Right 18" o:spid="_x0000_s1026" type="#_x0000_t13" style="position:absolute;margin-left:405.7pt;margin-top:163.55pt;width:23.15pt;height:20.85pt;rotation:90;z-index:251781632;visibility:visible;mso-wrap-style:square;mso-width-percent:0;mso-height-percent:0;mso-wrap-distance-left:9pt;mso-wrap-distance-top:0;mso-wrap-distance-right:9pt;mso-wrap-distance-bottom:0;mso-position-horizontal:absolute;mso-position-horizontal-relative:text;mso-position-vertical:absolute;mso-position-vertical-relative:text;mso-width-percent:0;mso-height-percent:0;mso-width-relative:margin;mso-height-relative:margin;v-text-anchor:middle" o:gfxdata="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" adj="11863" fillcolor="#5a5a5a [2109]" strokecolor="#0a121c [484]" strokeweight="2pt"/>
+            </w:pict>
+          </mc:Fallback>
+        </mc:AlternateContent>
+      </w:r>
+      <w:r>
+        <w:rPr>
+          <w:noProof/>
+        </w:rPr>
+        <mc:AlternateContent>
+          <mc:Choice Requires="wps">
+            <w:drawing>
+              <wp:anchor distT="0" distB="0" distL="114300" distR="114300" simplePos="0" relativeHeight="251557376" behindDoc="0" locked="0" layoutInCell="1" allowOverlap="1" wp14:anchorId="4E28252D" wp14:editId="11BF3212">
+                <wp:simplePos x="0" y="0"/>
+                <wp:positionH relativeFrom="column">
+                  <wp:posOffset>5140960</wp:posOffset>
+                </wp:positionH>
+                <wp:positionV relativeFrom="paragraph">
+                  <wp:posOffset>864870</wp:posOffset>
+                </wp:positionV>
+                <wp:extent cx="293690" cy="264794"/>
+                <wp:effectExtent l="14605" t="4445" r="45085" b="45085"/>
+                <wp:wrapNone/>
+                <wp:docPr id="7" name="Arrow: Right 7"/>
+                <wp:cNvGraphicFramePr/>
+                <a:graphic xmlns:a="http://schemas.openxmlformats.org/drawingml/2006/main">
+                  <a:graphicData uri="http://schemas.microsoft.com/office/word/2010/wordprocessingShape">
+                    <wps:wsp>
+                      <wps:cNvSpPr/>
+                      <wps:spPr>
+                        <a:xfrm rot="5400000">
+                          <a:off x="0" y="0"/>
+                          <a:ext cx="293690" cy="264794"/>
+                        </a:xfrm>
+                        <a:prstGeom prst="rightArrow">
+                          <a:avLst/>
+                        </a:prstGeom>
+                        <a:solidFill>
+                          <a:schemeClr val="tx1">
+                            <a:lumMod val="65000"/>
+                            <a:lumOff val="35000"/>
+                          </a:schemeClr>
+                        </a:solidFill>
+                      </wps:spPr>
+                      <wps:style>
+                        <a:lnRef idx="2">
+                          <a:schemeClr val="accent1">
+                            <a:shade val="15000"/>
+                          </a:schemeClr>
+                        </a:lnRef>
+                        <a:fillRef idx="1">
+                          <a:schemeClr val="accent1"/>
+                        </a:fillRef>
+                        <a:effectRef idx="0">
+                          <a:schemeClr val="accent1"/>
+                        </a:effectRef>
+                        <a:fontRef idx="minor">
+                          <a:schemeClr val="lt1"/>
+                        </a:fontRef>
+                      </wps:style>
+                      <wps:bodyPr rot="0" spcFirstLastPara="0" vertOverflow="overflow" horzOverflow="overflow" vert="horz" wrap="square" lIns="91440" tIns="45720" rIns="91440" bIns="45720" numCol="1" spcCol="0" rtlCol="0" fromWordArt="0" anchor="ctr" anchorCtr="0" forceAA="0" compatLnSpc="1">
+                        <a:prstTxWarp prst="textNoShape">
+                          <a:avLst/>
+                        </a:prstTxWarp>
+                        <a:noAutofit/>
+                      </wps:bodyPr>
+                    </wps:wsp>
+                  </a:graphicData>
+                </a:graphic>
+                <wp14:sizeRelH relativeFrom="margin">
+                  <wp14:pctWidth>0</wp14:pctWidth>
+                </wp14:sizeRelH>
+                <wp14:sizeRelV relativeFrom="margin">
+                  <wp14:pctHeight>0</wp14:pctHeight>
+                </wp14:sizeRelV>
+              </wp:anchor>
+            </w:drawing>
+          </mc:Choice>
+          <mc:Fallback>
+            <w:pict>
+              <v:shape w14:anchorId="309FF388" id="Arrow: Right 7" o:spid="_x0000_s1026" type="#_x0000_t13" style="position:absolute;margin-left:404.8pt;margin-top:68.1pt;width:23.15pt;height:20.85pt;rotation:90;z-index:251557376;visibility:visible;mso-wrap-style:square;mso-width-percent:0;mso-height-percent:0;mso-wrap-distance-left:9pt;mso-wrap-distance-top:0;mso-wrap-distance-right:9pt;mso-wrap-distance-bottom:0;mso-position-horizontal:absolute;mso-position-horizontal-relative:text;mso-position-vertical:absolute;mso-position-vertical-relative:text;mso-width-percent:0;mso-height-percent:0;mso-width-relative:margin;mso-height-relative:margin;v-text-anchor:middle" o:gfxdata="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" adj="11863" fillcolor="#5a5a5a [2109]" strokecolor="#0a121c [484]" strokeweight="2pt"/>
+            </w:pict>
+          </mc:Fallback>
+        </mc:AlternateContent>
+      </w:r>
+      <w:r>
+        <w:rPr>
+          <w:noProof/>
+        </w:rPr>
+        <mc:AlternateContent>
+          <mc:Choice Requires="wps">
+            <w:drawing>
+              <wp:anchor distT="0" distB="0" distL="114300" distR="114300" simplePos="0" relativeHeight="251768320" behindDoc="0" locked="0" layoutInCell="1" allowOverlap="1" wp14:anchorId="210D9469" wp14:editId="75E166CE">
+                <wp:simplePos x="0" y="0"/>
+                <wp:positionH relativeFrom="column">
+                  <wp:posOffset>4648200</wp:posOffset>
+                </wp:positionH>
+                <wp:positionV relativeFrom="paragraph">
+                  <wp:posOffset>1230630</wp:posOffset>
+                </wp:positionV>
+                <wp:extent cx="1276709" cy="762000"/>
+                <wp:effectExtent l="0" t="0" r="19050" b="19050"/>
+                <wp:wrapNone/>
+                <wp:docPr id="17" name="Rectangle 17"/>
+                <wp:cNvGraphicFramePr/>
+                <a:graphic xmlns:a="http://schemas.openxmlformats.org/drawingml/2006/main">
+                  <a:graphicData uri="http://schemas.microsoft.com/office/word/2010/wordprocessingShape">
+                    <wps:wsp>
+                      <wps:cNvSpPr/>
+                      <wps:spPr>
+                        <a:xfrm>
+                          <a:off x="0" y="0"/>
+                          <a:ext cx="1276709" cy="762000"/>
+                        </a:xfrm>
+                        <a:prstGeom prst="rect">
+                          <a:avLst/>
+                        </a:prstGeom>
+                        <a:solidFill>
+                          <a:schemeClr val="tx1">
+                            <a:lumMod val="65000"/>
+                            <a:lumOff val="35000"/>
+                          </a:schemeClr>
+                        </a:solidFill>
+                      </wps:spPr>
+                      <wps:style>
+                        <a:lnRef idx="2">
+                          <a:schemeClr val="accent1">
+                            <a:shade val="15000"/>
+                          </a:schemeClr>
+                        </a:lnRef>
+                        <a:fillRef idx="1">
+                          <a:schemeClr val="accent1"/>
+                        </a:fillRef>
+                        <a:effectRef idx="0">
+                          <a:schemeClr val="accent1"/>
+                        </a:effectRef>
+                        <a:fontRef idx="minor">
+                          <a:schemeClr val="lt1"/>
+                        </a:fontRef>
+                      </wps:style>
+                      <wps:txbx>
+                        <w:txbxContent>
+                          <w:p>
+                            <w:pPr>
+                              <w:jc w:val="center"/>
+                              <w:rPr>
+                                <w:sz w:val="26"/>
+                                <w:szCs w:val="26"/>
+                              </w:rPr>
+                            </w:pPr>
+                            <w:r>
+                              <w:rPr>
+                                <w:sz w:val="26"/>
+                                <w:szCs w:val="26"/>
+                              </w:rPr>
+                              <w:t>Charging</w:t>
+                            </w:r>
+                            <w:r>
+                              <w:rPr>
+                                <w:sz w:val="26"/>
+                                <w:szCs w:val="26"/>
+                              </w:rPr>
+                              <w:t xml:space="preserve"> </w:t>
+                            </w:r>
+                            <w:r>
+                              <w:rPr>
+                                <w:sz w:val="26"/>
+                                <w:szCs w:val="26"/>
+                              </w:rPr>
+                              <w:t>Station</w:t>
+                            </w:r>
+                            <w:r>
+                              <w:rPr>
+                                <w:sz w:val="26"/>
+                                <w:szCs w:val="26"/>
+                              </w:rPr>
+                              <w:t xml:space="preserve"> </w:t>
+                            </w:r>
+                            <w:r>
+                              <w:rPr>
+                                <w:sz w:val="26"/>
+                                <w:szCs w:val="26"/>
+                              </w:rPr>
+                              <w:t>Placement</w:t>
+                            </w:r>
+                          </w:p>
+                          <w:p>
+                            <w:pPr>
+                              <w:jc w:val="center"/>
+                              <w:rPr>
+                                <w:sz w:val="40"/>
+                                <w:szCs w:val="40"/>
+                              </w:rPr>
+                            </w:pPr>
+                          </w:p>
+                        </w:txbxContent>
+                      </wps:txbx>
+                      <wps:bodyPr rot="0" spcFirstLastPara="0" vertOverflow="overflow" horzOverflow="overflow" vert="horz" wrap="square" lIns="91440" tIns="45720" rIns="91440" bIns="45720" numCol="1" spcCol="0" rtlCol="0" fromWordArt="0" anchor="ctr" anchorCtr="0" forceAA="0" compatLnSpc="1">
+                        <a:prstTxWarp prst="textNoShape">
+                          <a:avLst/>
+                        </a:prstTxWarp>
+                        <a:noAutofit/>
+                      </wps:bodyPr>
+                    </wps:wsp>
+                  </a:graphicData>
+                </a:graphic>
+                <wp14:sizeRelH relativeFrom="margin">
+                  <wp14:pctWidth>0</wp14:pctWidth>
+                </wp14:sizeRelH>
+                <wp14:sizeRelV relativeFrom="margin">
+                  <wp14:pctHeight>0</wp14:pctHeight>
+                </wp14:sizeRelV>
+              </wp:anchor>
+            </w:drawing>
+          </mc:Choice>
+          <mc:Fallback>
+            <w:pict>
+              <v:rect w14:anchorId="210D9469" id="Rectangle 17" o:spid="_x0000_s1037" style="position:absolute;margin-left:366pt;margin-top:96.9pt;width:100.55pt;height:60pt;z-index:251768320;visibility:visible;mso-wrap-style:square;mso-width-percent:0;mso-height-percent:0;mso-wrap-distance-left:9pt;mso-wrap-distance-top:0;mso-wrap-distance-right:9pt;mso-wrap-distance-bottom:0;mso-position-horizontal:absolute;mso-position-horizontal-relative:text;mso-position-vertical:absolute;mso-position-vertical-relative:text;mso-width-percent:0;mso-height-percent:0;mso-width-relative:margin;mso-height-relative:margin;v-text-anchor:middle" o:gfxdata="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" fillcolor="#5a5a5a [2109]" strokecolor="#0a121c [484]" strokeweight="2pt">
+                <v:textbox>
+                  <w:txbxContent>
+                    <w:p>
+                      <w:pPr>
+                        <w:jc w:val="center"/>
+                        <w:rPr>
+                          <w:sz w:val="26"/>
+                          <w:szCs w:val="26"/>
+                        </w:rPr>
+                      </w:pPr>
+                      <w:r>
+                        <w:rPr>
+                          <w:sz w:val="26"/>
+                          <w:szCs w:val="26"/>
+                        </w:rPr>
+                        <w:t>Charging</w:t>
+                      </w:r>
+                      <w:r>
+                        <w:rPr>
+                          <w:sz w:val="26"/>
+                          <w:szCs w:val="26"/>
+                        </w:rPr>
+                        <w:t xml:space="preserve"> </w:t>
+                      </w:r>
+                      <w:r>
+                        <w:rPr>
+                          <w:sz w:val="26"/>
+                          <w:szCs w:val="26"/>
+                        </w:rPr>
+                        <w:t>Station</w:t>
+                      </w:r>
+                      <w:r>
+                        <w:rPr>
+                          <w:sz w:val="26"/>
+                          <w:szCs w:val="26"/>
+                        </w:rPr>
+                        <w:t xml:space="preserve"> </w:t>
+                      </w:r>
+                      <w:r>
+                        <w:rPr>
+                          <w:sz w:val="26"/>
+                          <w:szCs w:val="26"/>
+                        </w:rPr>
+                        <w:t>Placement</w:t>
+                      </w:r>
+                    </w:p>
+                    <w:p>
+                      <w:pPr>
+                        <w:jc w:val="center"/>
+                        <w:rPr>
+                          <w:sz w:val="40"/>
+                          <w:szCs w:val="40"/>
+                        </w:rPr>
+                      </w:pPr>
+                    </w:p>
+                  </w:txbxContent>
+                </v:textbox>
+              </v:rect>
+            </w:pict>
+          </mc:Fallback>
+        </mc:AlternateContent>
+      </w:r>
+      <w:r>
+        <w:rPr>
+          <w:noProof/>
+        </w:rPr>
+        <mc:AlternateContent>
+          <mc:Choice Requires="wps">
+            <w:drawing>
+              <wp:anchor distT="0" distB="0" distL="114300" distR="114300" simplePos="0" relativeHeight="251365888" behindDoc="0" locked="0" layoutInCell="1" allowOverlap="1" wp14:anchorId="294C40C2" wp14:editId="507A43E5">
+                <wp:simplePos x="0" y="0"/>
+                <wp:positionH relativeFrom="column">
+                  <wp:posOffset>1920240</wp:posOffset>
+                </wp:positionH>
+                <wp:positionV relativeFrom="paragraph">
+                  <wp:posOffset>7589520</wp:posOffset>
+                </wp:positionV>
+                <wp:extent cx="2073349" cy="861238"/>
+                <wp:effectExtent l="0" t="0" r="22225" b="15240"/>
+                <wp:wrapNone/>
+                <wp:docPr id="2" name="Rectangle 2"/>
+                <wp:cNvGraphicFramePr/>
+                <a:graphic xmlns:a="http://schemas.openxmlformats.org/drawingml/2006/main">
+                  <a:graphicData uri="http://schemas.microsoft.com/office/word/2010/wordprocessingShape">
+                    <wps:wsp>
+                      <wps:cNvSpPr/>
+                      <wps:spPr>
+                        <a:xfrm>
+                          <a:off x="0" y="0"/>
+                          <a:ext cx="2073349" cy="861238"/>
+                        </a:xfrm>
+                        <a:prstGeom prst="rect">
+                          <a:avLst/>
+                        </a:prstGeom>
+                        <a:solidFill>
+                          <a:schemeClr val="tx1">
+                            <a:lumMod val="65000"/>
+                            <a:lumOff val="35000"/>
+                          </a:schemeClr>
+                        </a:solidFill>
+                      </wps:spPr>
+                      <wps:style>
+                        <a:lnRef idx="2">
+                          <a:schemeClr val="accent1">
+                            <a:shade val="15000"/>
+                          </a:schemeClr>
+                        </a:lnRef>
+                        <a:fillRef idx="1">
+                          <a:schemeClr val="accent1"/>
+                        </a:fillRef>
+                        <a:effectRef idx="0">
+                          <a:schemeClr val="accent1"/>
+                        </a:effectRef>
+                        <a:fontRef idx="minor">
+                          <a:schemeClr val="lt1"/>
+                        </a:fontRef>
+                      </wps:style>
+                      <wps:txbx>
+                        <w:txbxContent>
+                          <w:p>
+                            <w:pPr>
+                              <w:jc w:val="center"/>
+                              <w:rPr>
+                                <w:sz w:val="40"/>
+                                <w:szCs w:val="40"/>
+                              </w:rPr>
+                            </w:pPr>
+                            <w:r>
+                              <w:rPr>
+                                <w:sz w:val="40"/>
+                                <w:szCs w:val="40"/>
+                              </w:rPr>
+                              <w:t xml:space="preserve">Data </w:t>
+                            </w:r>
+                            <w:r>
+                              <w:rPr>
+                                <w:sz w:val="40"/>
+                                <w:szCs w:val="40"/>
+                              </w:rPr>
+                              <w:t>L</w:t>
+                            </w:r>
+                            <w:r>
+                              <w:rPr>
+                                <w:sz w:val="40"/>
+                                <w:szCs w:val="40"/>
+                              </w:rPr>
+                              <w:t>ogging</w:t>
+                            </w:r>
+                          </w:p>
+                        </w:txbxContent>
+                      </wps:txbx>
+                      <wps:bodyPr rot="0" spcFirstLastPara="0" vertOverflow="overflow" horzOverflow="overflow" vert="horz" wrap="square" lIns="91440" tIns="45720" rIns="91440" bIns="45720" numCol="1" spcCol="0" rtlCol="0" fromWordArt="0" anchor="ctr" anchorCtr="0" forceAA="0" compatLnSpc="1">
+                        <a:prstTxWarp prst="textNoShape">
+                          <a:avLst/>
+                        </a:prstTxWarp>
+                        <a:noAutofit/>
+                      </wps:bodyPr>
+                    </wps:wsp>
+                  </a:graphicData>
+                </a:graphic>
+              </wp:anchor>
+            </w:drawing>
+          </mc:Choice>
+          <mc:Fallback>
+            <w:pict>
+              <v:rect w14:anchorId="294C40C2" id="Rectangle 2" o:spid="_x0000_s1038" style="position:absolute;margin-left:151.2pt;margin-top:597.6pt;width:163.25pt;height:67.8pt;z-index:251365888;visibility:visible;mso-wrap-style:square;mso-wrap-distance-left:9pt;mso-wrap-distance-top:0;mso-wrap-distance-right:9pt;mso-wrap-distance-bottom:0;mso-position-horizontal:absolute;mso-position-horizontal-relative:text;mso-position-vertical:absolute;mso-position-vertical-relative:text;v-text-anchor:middle" o:gfxdata="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" fillcolor="#5a5a5a [2109]" strokecolor="#0a121c [484]" strokeweight="2pt">
+                <v:textbox>
+                  <w:txbxContent>
+                    <w:p>
+                      <w:pPr>
+                        <w:jc w:val="center"/>
+                        <w:rPr>
+                          <w:sz w:val="40"/>
+                          <w:szCs w:val="40"/>
+                        </w:rPr>
+                      </w:pPr>
+                      <w:r>
+                        <w:rPr>
+                          <w:sz w:val="40"/>
+                          <w:szCs w:val="40"/>
+                        </w:rPr>
+                        <w:t xml:space="preserve">Data </w:t>
+                      </w:r>
+                      <w:r>
+                        <w:rPr>
+                          <w:sz w:val="40"/>
+                          <w:szCs w:val="40"/>
+                        </w:rPr>
+                        <w:t>L</w:t>
+                      </w:r>
+                      <w:r>
+                        <w:rPr>
+                          <w:sz w:val="40"/>
+                          <w:szCs w:val="40"/>
+                        </w:rPr>
+                        <w:t>ogging</w:t>
+                      </w:r>
+                    </w:p>
+                  </w:txbxContent>
+                </v:textbox>
+              </v:rect>
+            </w:pict>
+          </mc:Fallback>
+        </mc:AlternateContent>
+      </w:r>
+      <w:r>
+        <w:rPr>
+          <w:noProof/>
+        </w:rPr>
+        <mc:AlternateContent>
+          <mc:Choice Requires="wps">
+            <w:drawing>
+              <wp:anchor distT="0" distB="0" distL="114300" distR="114300" simplePos="0" relativeHeight="251457024" behindDoc="0" locked="0" layoutInCell="1" allowOverlap="1" wp14:anchorId="534345C8" wp14:editId="09F38882">
+                <wp:simplePos x="0" y="0"/>
+                <wp:positionH relativeFrom="column">
+                  <wp:posOffset>-546100</wp:posOffset>
+                </wp:positionH>
+                <wp:positionV relativeFrom="paragraph">
+                  <wp:posOffset>7266940</wp:posOffset>
                 </wp:positionV>
                 <wp:extent cx="2073349" cy="861238"/>
                 <wp:effectExtent l="0" t="0" r="22225" b="15240"/>
@@ -718,7 +3402,7 @@
           </mc:Choice>
           <mc:Fallback>
             <w:pict>
-              <v:rect w14:anchorId="534345C8" id="Rectangle 4" o:spid="_x0000_s1028" style="position:absolute;margin-left:51.25pt;margin-top:115.85pt;width:163.25pt;height:67.8pt;z-index:251665920;visibility:visible;mso-wrap-style:square;mso-wrap-distance-left:9pt;mso-wrap-distance-top:0;mso-wrap-distance-right:9pt;mso-wrap-distance-bottom:0;mso-position-horizontal:absolute;mso-position-horizontal-relative:text;mso-position-vertical:absolute;mso-position-vertical-relative:text;v-text-anchor:middle" o:gfxdata="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" fillcolor="#5a5a5a [2109]" strokecolor="#0a121c [484]" strokeweight="2pt">
+              <v:rect w14:anchorId="534345C8" id="Rectangle 4" o:spid="_x0000_s1039" style="position:absolute;margin-left:-43pt;margin-top:572.2pt;width:163.25pt;height:67.8pt;z-index:251457024;visibility:visible;mso-wrap-style:square;mso-wrap-distance-left:9pt;mso-wrap-distance-top:0;mso-wrap-distance-right:9pt;mso-wrap-distance-bottom:0;mso-position-horizontal:absolute;mso-position-horizontal-relative:text;mso-position-vertical:absolute;mso-position-vertical-relative:text;v-text-anchor:middle" o:gfxdata="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" fillcolor="#5a5a5a [2109]" strokecolor="#0a121c [484]" strokeweight="2pt">
                 <v:textbox>
                   <w:txbxContent>
                     <w:p>
@@ -751,18 +3435,18 @@
         <mc:AlternateContent>
           <mc:Choice Requires="wps">
             <w:drawing>
-              <wp:anchor distT="0" distB="0" distL="114300" distR="114300" simplePos="0" relativeHeight="251678208" behindDoc="0" locked="0" layoutInCell="1" allowOverlap="1" wp14:anchorId="0720A737" wp14:editId="569E5319">
+              <wp:anchor distT="0" distB="0" distL="114300" distR="114300" simplePos="0" relativeHeight="251659776" behindDoc="0" locked="0" layoutInCell="1" allowOverlap="1" wp14:anchorId="6BDE1D50" wp14:editId="3C22752C">
                 <wp:simplePos x="0" y="0"/>
                 <wp:positionH relativeFrom="column">
-                  <wp:posOffset>3468887</wp:posOffset>
+                  <wp:posOffset>2282825</wp:posOffset>
                 </wp:positionH>
                 <wp:positionV relativeFrom="paragraph">
-                  <wp:posOffset>1448908</wp:posOffset>
+                  <wp:posOffset>171114</wp:posOffset>
                 </wp:positionV>
-                <wp:extent cx="2073349" cy="861238"/>
-                <wp:effectExtent l="0" t="0" r="22225" b="15240"/>
+                <wp:extent cx="258792" cy="222490"/>
+                <wp:effectExtent l="0" t="19050" r="46355" b="44450"/>
                 <wp:wrapNone/>
-                <wp:docPr id="5" name="Rectangle 5"/>
+                <wp:docPr id="12" name="Arrow: Right 12"/>
                 <wp:cNvGraphicFramePr/>
                 <a:graphic xmlns:a="http://schemas.openxmlformats.org/drawingml/2006/main">
                   <a:graphicData uri="http://schemas.microsoft.com/office/word/2010/wordprocessingShape">
@@ -771,7 +3455,252 @@
                       <wps:spPr>
                         <a:xfrm>
                           <a:off x="0" y="0"/>
-                          <a:ext cx="2073349" cy="861238"/>
+                          <a:ext cx="258792" cy="222490"/>
+                        </a:xfrm>
+                        <a:prstGeom prst="rightArrow">
+                          <a:avLst/>
+                        </a:prstGeom>
+                        <a:solidFill>
+                          <a:schemeClr val="tx1">
+                            <a:lumMod val="65000"/>
+                            <a:lumOff val="35000"/>
+                          </a:schemeClr>
+                        </a:solidFill>
+                      </wps:spPr>
+                      <wps:style>
+                        <a:lnRef idx="2">
+                          <a:schemeClr val="accent1">
+                            <a:shade val="15000"/>
+                          </a:schemeClr>
+                        </a:lnRef>
+                        <a:fillRef idx="1">
+                          <a:schemeClr val="accent1"/>
+                        </a:fillRef>
+                        <a:effectRef idx="0">
+                          <a:schemeClr val="accent1"/>
+                        </a:effectRef>
+                        <a:fontRef idx="minor">
+                          <a:schemeClr val="lt1"/>
+                        </a:fontRef>
+                      </wps:style>
+                      <wps:bodyPr rot="0" spcFirstLastPara="0" vertOverflow="overflow" horzOverflow="overflow" vert="horz" wrap="square" lIns="91440" tIns="45720" rIns="91440" bIns="45720" numCol="1" spcCol="0" rtlCol="0" fromWordArt="0" anchor="ctr" anchorCtr="0" forceAA="0" compatLnSpc="1">
+                        <a:prstTxWarp prst="textNoShape">
+                          <a:avLst/>
+                        </a:prstTxWarp>
+                        <a:noAutofit/>
+                      </wps:bodyPr>
+                    </wps:wsp>
+                  </a:graphicData>
+                </a:graphic>
+                <wp14:sizeRelH relativeFrom="margin">
+                  <wp14:pctWidth>0</wp14:pctWidth>
+                </wp14:sizeRelH>
+                <wp14:sizeRelV relativeFrom="margin">
+                  <wp14:pctHeight>0</wp14:pctHeight>
+                </wp14:sizeRelV>
+              </wp:anchor>
+            </w:drawing>
+          </mc:Choice>
+          <mc:Fallback>
+            <w:pict>
+              <v:shape w14:anchorId="46B4C255" id="Arrow: Right 12" o:spid="_x0000_s1026" type="#_x0000_t13" style="position:absolute;margin-left:179.75pt;margin-top:13.45pt;width:20.4pt;height:17.5pt;z-index:251659776;visibility:visible;mso-wrap-style:square;mso-width-percent:0;mso-height-percent:0;mso-wrap-distance-left:9pt;mso-wrap-distance-top:0;mso-wrap-distance-right:9pt;mso-wrap-distance-bottom:0;mso-position-horizontal:absolute;mso-position-horizontal-relative:text;mso-position-vertical:absolute;mso-position-vertical-relative:text;mso-width-percent:0;mso-height-percent:0;mso-width-relative:margin;mso-height-relative:margin;v-text-anchor:middle" o:gfxdata="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" adj="12315" fillcolor="#5a5a5a [2109]" strokecolor="#0a121c [484]" strokeweight="2pt"/>
+            </w:pict>
+          </mc:Fallback>
+        </mc:AlternateContent>
+      </w:r>
+      <w:r>
+        <w:rPr>
+          <w:noProof/>
+        </w:rPr>
+        <mc:AlternateContent>
+          <mc:Choice Requires="wps">
+            <w:drawing>
+              <wp:anchor distT="0" distB="0" distL="114300" distR="114300" simplePos="0" relativeHeight="251643392" behindDoc="0" locked="0" layoutInCell="1" allowOverlap="1" wp14:anchorId="1536EF2A" wp14:editId="3D94DDD8">
+                <wp:simplePos x="0" y="0"/>
+                <wp:positionH relativeFrom="column">
+                  <wp:posOffset>1086929</wp:posOffset>
+                </wp:positionH>
+                <wp:positionV relativeFrom="paragraph">
+                  <wp:posOffset>0</wp:posOffset>
+                </wp:positionV>
+                <wp:extent cx="1078302" cy="594995"/>
+                <wp:effectExtent l="0" t="0" r="26670" b="14605"/>
+                <wp:wrapNone/>
+                <wp:docPr id="11" name="Rectangle 11"/>
+                <wp:cNvGraphicFramePr/>
+                <a:graphic xmlns:a="http://schemas.openxmlformats.org/drawingml/2006/main">
+                  <a:graphicData uri="http://schemas.microsoft.com/office/word/2010/wordprocessingShape">
+                    <wps:wsp>
+                      <wps:cNvSpPr/>
+                      <wps:spPr>
+                        <a:xfrm>
+                          <a:off x="0" y="0"/>
+                          <a:ext cx="1078302" cy="594995"/>
+                        </a:xfrm>
+                        <a:prstGeom prst="rect">
+                          <a:avLst/>
+                        </a:prstGeom>
+                        <a:solidFill>
+                          <a:schemeClr val="tx1">
+                            <a:lumMod val="65000"/>
+                            <a:lumOff val="35000"/>
+                          </a:schemeClr>
+                        </a:solidFill>
+                      </wps:spPr>
+                      <wps:style>
+                        <a:lnRef idx="2">
+                          <a:schemeClr val="accent1">
+                            <a:shade val="15000"/>
+                          </a:schemeClr>
+                        </a:lnRef>
+                        <a:fillRef idx="1">
+                          <a:schemeClr val="accent1"/>
+                        </a:fillRef>
+                        <a:effectRef idx="0">
+                          <a:schemeClr val="accent1"/>
+                        </a:effectRef>
+                        <a:fontRef idx="minor">
+                          <a:schemeClr val="lt1"/>
+                        </a:fontRef>
+                      </wps:style>
+                      <wps:txbx>
+                        <w:txbxContent>
+                          <w:p>
+                            <w:pPr>
+                              <w:rPr>
+                                <w:sz w:val="26"/>
+                                <w:szCs w:val="26"/>
+                              </w:rPr>
+                            </w:pPr>
+                            <w:r>
+                              <w:rPr>
+                                <w:sz w:val="26"/>
+                                <w:szCs w:val="26"/>
+                              </w:rPr>
+                              <w:t>Environment</w:t>
+                            </w:r>
+                            <w:r>
+                              <w:rPr>
+                                <w:sz w:val="26"/>
+                                <w:szCs w:val="26"/>
+                              </w:rPr>
+                              <w:t xml:space="preserve"> </w:t>
+                            </w:r>
+                            <w:r>
+                              <w:rPr>
+                                <w:sz w:val="26"/>
+                                <w:szCs w:val="26"/>
+                              </w:rPr>
+                              <w:t xml:space="preserve">Setup </w:t>
+                            </w:r>
+                          </w:p>
+                          <w:p>
+                            <w:pPr>
+                              <w:jc w:val="center"/>
+                              <w:rPr>
+                                <w:sz w:val="40"/>
+                                <w:szCs w:val="40"/>
+                              </w:rPr>
+                            </w:pPr>
+                          </w:p>
+                        </w:txbxContent>
+                      </wps:txbx>
+                      <wps:bodyPr rot="0" spcFirstLastPara="0" vertOverflow="overflow" horzOverflow="overflow" vert="horz" wrap="square" lIns="91440" tIns="45720" rIns="91440" bIns="45720" numCol="1" spcCol="0" rtlCol="0" fromWordArt="0" anchor="ctr" anchorCtr="0" forceAA="0" compatLnSpc="1">
+                        <a:prstTxWarp prst="textNoShape">
+                          <a:avLst/>
+                        </a:prstTxWarp>
+                        <a:noAutofit/>
+                      </wps:bodyPr>
+                    </wps:wsp>
+                  </a:graphicData>
+                </a:graphic>
+                <wp14:sizeRelH relativeFrom="margin">
+                  <wp14:pctWidth>0</wp14:pctWidth>
+                </wp14:sizeRelH>
+                <wp14:sizeRelV relativeFrom="margin">
+                  <wp14:pctHeight>0</wp14:pctHeight>
+                </wp14:sizeRelV>
+              </wp:anchor>
+            </w:drawing>
+          </mc:Choice>
+          <mc:Fallback>
+            <w:pict>
+              <v:rect w14:anchorId="1536EF2A" id="Rectangle 11" o:spid="_x0000_s1040" style="position:absolute;margin-left:85.6pt;margin-top:0;width:84.9pt;height:46.85pt;z-index:251643392;visibility:visible;mso-wrap-style:square;mso-width-percent:0;mso-height-percent:0;mso-wrap-distance-left:9pt;mso-wrap-distance-top:0;mso-wrap-distance-right:9pt;mso-wrap-distance-bottom:0;mso-position-horizontal:absolute;mso-position-horizontal-relative:text;mso-position-vertical:absolute;mso-position-vertical-relative:text;mso-width-percent:0;mso-height-percent:0;mso-width-relative:margin;mso-height-relative:margin;v-text-anchor:middle" o:gfxdata="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" fillcolor="#5a5a5a [2109]" strokecolor="#0a121c [484]" strokeweight="2pt">
+                <v:textbox>
+                  <w:txbxContent>
+                    <w:p>
+                      <w:pPr>
+                        <w:rPr>
+                          <w:sz w:val="26"/>
+                          <w:szCs w:val="26"/>
+                        </w:rPr>
+                      </w:pPr>
+                      <w:r>
+                        <w:rPr>
+                          <w:sz w:val="26"/>
+                          <w:szCs w:val="26"/>
+                        </w:rPr>
+                        <w:t>Environment</w:t>
+                      </w:r>
+                      <w:r>
+                        <w:rPr>
+                          <w:sz w:val="26"/>
+                          <w:szCs w:val="26"/>
+                        </w:rPr>
+                        <w:t xml:space="preserve"> </w:t>
+                      </w:r>
+                      <w:r>
+                        <w:rPr>
+                          <w:sz w:val="26"/>
+                          <w:szCs w:val="26"/>
+                        </w:rPr>
+                        <w:t xml:space="preserve">Setup </w:t>
+                      </w:r>
+                    </w:p>
+                    <w:p>
+                      <w:pPr>
+                        <w:jc w:val="center"/>
+                        <w:rPr>
+                          <w:sz w:val="40"/>
+                          <w:szCs w:val="40"/>
+                        </w:rPr>
+                      </w:pPr>
+                    </w:p>
+                  </w:txbxContent>
+                </v:textbox>
+              </v:rect>
+            </w:pict>
+          </mc:Fallback>
+        </mc:AlternateContent>
+      </w:r>
+      <w:r>
+        <w:rPr>
+          <w:noProof/>
+        </w:rPr>
+        <mc:AlternateContent>
+          <mc:Choice Requires="wps">
+            <w:drawing>
+              <wp:anchor distT="0" distB="0" distL="114300" distR="114300" simplePos="0" relativeHeight="251328000" behindDoc="0" locked="0" layoutInCell="1" allowOverlap="1" wp14:anchorId="0703352D" wp14:editId="06B408F8">
+                <wp:simplePos x="0" y="0"/>
+                <wp:positionH relativeFrom="column">
+                  <wp:posOffset>-404867</wp:posOffset>
+                </wp:positionH>
+                <wp:positionV relativeFrom="paragraph">
+                  <wp:posOffset>371</wp:posOffset>
+                </wp:positionV>
+                <wp:extent cx="1043796" cy="595222"/>
+                <wp:effectExtent l="0" t="0" r="23495" b="14605"/>
+                <wp:wrapNone/>
+                <wp:docPr id="1" name="Rectangle 1"/>
+                <wp:cNvGraphicFramePr/>
+                <a:graphic xmlns:a="http://schemas.openxmlformats.org/drawingml/2006/main">
+                  <a:graphicData uri="http://schemas.microsoft.com/office/word/2010/wordprocessingShape">
+                    <wps:wsp>
+                      <wps:cNvSpPr/>
+                      <wps:spPr>
+                        <a:xfrm>
+                          <a:off x="0" y="0"/>
+                          <a:ext cx="1043796" cy="595222"/>
                         </a:xfrm>
                         <a:prstGeom prst="rect">
                           <a:avLst/>
@@ -811,10 +3740,24 @@
                             </w:pPr>
                             <w:r>
                               <w:rPr>
-                                <w:sz w:val="40"/>
-                                <w:szCs w:val="40"/>
-                              </w:rPr>
-                              <w:t>Dataset Preprocessing</w:t>
+                                <w:sz w:val="26"/>
+                                <w:szCs w:val="26"/>
+                              </w:rPr>
+                              <w:t>Data</w:t>
+                            </w:r>
+                            <w:r>
+                              <w:rPr>
+                                <w:sz w:val="26"/>
+                                <w:szCs w:val="26"/>
+                              </w:rPr>
+                              <w:t xml:space="preserve"> </w:t>
+                            </w:r>
+                            <w:r>
+                              <w:rPr>
+                                <w:sz w:val="26"/>
+                                <w:szCs w:val="26"/>
+                              </w:rPr>
+                              <w:t>Collection</w:t>
                             </w:r>
                           </w:p>
                         </w:txbxContent>
@@ -828,12 +3771,18 @@
                     </wps:wsp>
                   </a:graphicData>
                 </a:graphic>
+                <wp14:sizeRelH relativeFrom="margin">
+                  <wp14:pctWidth>0</wp14:pctWidth>
+                </wp14:sizeRelH>
+                <wp14:sizeRelV relativeFrom="margin">
+                  <wp14:pctHeight>0</wp14:pctHeight>
+                </wp14:sizeRelV>
               </wp:anchor>
             </w:drawing>
           </mc:Choice>
           <mc:Fallback>
             <w:pict>
-              <v:rect w14:anchorId="0720A737" id="Rectangle 5" o:spid="_x0000_s1029" style="position:absolute;margin-left:273.15pt;margin-top:114.1pt;width:163.25pt;height:67.8pt;z-index:251678208;visibility:visible;mso-wrap-style:square;mso-wrap-distance-left:9pt;mso-wrap-distance-top:0;mso-wrap-distance-right:9pt;mso-wrap-distance-bottom:0;mso-position-horizontal:absolute;mso-position-horizontal-relative:text;mso-position-vertical:absolute;mso-position-vertical-relative:text;v-text-anchor:middle" o:gfxdata="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" fillcolor="#5a5a5a [2109]" strokecolor="#0a121c [484]" strokeweight="2pt">
+              <v:rect w14:anchorId="0703352D" id="Rectangle 1" o:spid="_x0000_s1041" style="position:absolute;margin-left:-31.9pt;margin-top:.05pt;width:82.2pt;height:46.85pt;z-index:251328000;visibility:visible;mso-wrap-style:square;mso-width-percent:0;mso-height-percent:0;mso-wrap-distance-left:9pt;mso-wrap-distance-top:0;mso-wrap-distance-right:9pt;mso-wrap-distance-bottom:0;mso-position-horizontal:absolute;mso-position-horizontal-relative:text;mso-position-vertical:absolute;mso-position-vertical-relative:text;mso-width-percent:0;mso-height-percent:0;mso-width-relative:margin;mso-height-relative:margin;v-text-anchor:middle" o:gfxdata="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" fillcolor="#5a5a5a [2109]" strokecolor="#0a121c [484]" strokeweight="2pt">
                 <v:textbox>
                   <w:txbxContent>
                     <w:p>
@@ -846,10 +3795,24 @@
                       </w:pPr>
                       <w:r>
                         <w:rPr>
-                          <w:sz w:val="40"/>
-                          <w:szCs w:val="40"/>
-                        </w:rPr>
-                        <w:t>Dataset Preprocessing</w:t>
+                          <w:sz w:val="26"/>
+                          <w:szCs w:val="26"/>
+                        </w:rPr>
+                        <w:t>Data</w:t>
+                      </w:r>
+                      <w:r>
+                        <w:rPr>
+                          <w:sz w:val="26"/>
+                          <w:szCs w:val="26"/>
+                        </w:rPr>
+                        <w:t xml:space="preserve"> </w:t>
+                      </w:r>
+                      <w:r>
+                        <w:rPr>
+                          <w:sz w:val="26"/>
+                          <w:szCs w:val="26"/>
+                        </w:rPr>
+                        <w:t>Collection</w:t>
                       </w:r>
                     </w:p>
                   </w:txbxContent>
@@ -866,18 +3829,18 @@
         <mc:AlternateContent>
           <mc:Choice Requires="wps">
             <w:drawing>
-              <wp:anchor distT="0" distB="0" distL="114300" distR="114300" simplePos="0" relativeHeight="251638272" behindDoc="0" locked="0" layoutInCell="1" allowOverlap="1" wp14:anchorId="294C40C2" wp14:editId="55A20804">
+              <wp:anchor distT="0" distB="0" distL="114300" distR="114300" simplePos="0" relativeHeight="251618816" behindDoc="0" locked="0" layoutInCell="1" allowOverlap="1" wp14:anchorId="6449BF4D" wp14:editId="0A04F583">
                 <wp:simplePos x="0" y="0"/>
                 <wp:positionH relativeFrom="column">
-                  <wp:posOffset>4616790</wp:posOffset>
+                  <wp:posOffset>758981</wp:posOffset>
                 </wp:positionH>
                 <wp:positionV relativeFrom="paragraph">
-                  <wp:posOffset>78416</wp:posOffset>
+                  <wp:posOffset>175979</wp:posOffset>
                 </wp:positionV>
-                <wp:extent cx="2073349" cy="861238"/>
-                <wp:effectExtent l="0" t="0" r="22225" b="15240"/>
+                <wp:extent cx="258792" cy="222490"/>
+                <wp:effectExtent l="0" t="19050" r="46355" b="44450"/>
                 <wp:wrapNone/>
-                <wp:docPr id="2" name="Rectangle 2"/>
+                <wp:docPr id="9" name="Arrow: Right 9"/>
                 <wp:cNvGraphicFramePr/>
                 <a:graphic xmlns:a="http://schemas.openxmlformats.org/drawingml/2006/main">
                   <a:graphicData uri="http://schemas.microsoft.com/office/word/2010/wordprocessingShape">
@@ -886,9 +3849,9 @@
                       <wps:spPr>
                         <a:xfrm>
                           <a:off x="0" y="0"/>
-                          <a:ext cx="2073349" cy="861238"/>
+                          <a:ext cx="258792" cy="222490"/>
                         </a:xfrm>
-                        <a:prstGeom prst="rect">
+                        <a:prstGeom prst="rightArrow">
                           <a:avLst/>
                         </a:prstGeom>
                         <a:solidFill>
@@ -914,40 +3877,6 @@
                           <a:schemeClr val="lt1"/>
                         </a:fontRef>
                       </wps:style>
-                      <wps:txbx>
-                        <w:txbxContent>
-                          <w:p>
-                            <w:pPr>
-                              <w:jc w:val="center"/>
-                              <w:rPr>
-                                <w:sz w:val="40"/>
-                                <w:szCs w:val="40"/>
-                              </w:rPr>
-                            </w:pPr>
-                            <w:r>
-                              <w:rPr>
-                                <w:sz w:val="40"/>
-                                <w:szCs w:val="40"/>
-                              </w:rPr>
-                              <w:t xml:space="preserve">Data </w:t>
-                            </w:r>
-                            <w:r>
-                              <w:rPr>
-                                <w:sz w:val="40"/>
-                                <w:szCs w:val="40"/>
-                              </w:rPr>
-                              <w:t>L</w:t>
-                            </w:r>
-                            <w:r>
-                              <w:rPr>
-                                <w:sz w:val="40"/>
-                                <w:szCs w:val="40"/>
-                              </w:rPr>
-                              <w:t>ogging</w:t>
-                            </w:r>
-                          </w:p>
-                        </w:txbxContent>
-                      </wps:txbx>
                       <wps:bodyPr rot="0" spcFirstLastPara="0" vertOverflow="overflow" horzOverflow="overflow" vert="horz" wrap="square" lIns="91440" tIns="45720" rIns="91440" bIns="45720" numCol="1" spcCol="0" rtlCol="0" fromWordArt="0" anchor="ctr" anchorCtr="0" forceAA="0" compatLnSpc="1">
                         <a:prstTxWarp prst="textNoShape">
                           <a:avLst/>
@@ -957,47 +3886,18 @@
                     </wps:wsp>
                   </a:graphicData>
                 </a:graphic>
+                <wp14:sizeRelH relativeFrom="margin">
+                  <wp14:pctWidth>0</wp14:pctWidth>
+                </wp14:sizeRelH>
+                <wp14:sizeRelV relativeFrom="margin">
+                  <wp14:pctHeight>0</wp14:pctHeight>
+                </wp14:sizeRelV>
               </wp:anchor>
             </w:drawing>
           </mc:Choice>
           <mc:Fallback>
             <w:pict>
-              <v:rect w14:anchorId="294C40C2" id="Rectangle 2" o:spid="_x0000_s1030" style="position:absolute;margin-left:363.55pt;margin-top:6.15pt;width:163.25pt;height:67.8pt;z-index:251638272;visibility:visible;mso-wrap-style:square;mso-wrap-distance-left:9pt;mso-wrap-distance-top:0;mso-wrap-distance-right:9pt;mso-wrap-distance-bottom:0;mso-position-horizontal:absolute;mso-position-horizontal-relative:text;mso-position-vertical:absolute;mso-position-vertical-relative:text;v-text-anchor:middle" o:gfxdata="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" fillcolor="#5a5a5a [2109]" strokecolor="#0a121c [484]" strokeweight="2pt">
-                <v:textbox>
-                  <w:txbxContent>
-                    <w:p>
-                      <w:pPr>
-                        <w:jc w:val="center"/>
-                        <w:rPr>
-                          <w:sz w:val="40"/>
-                          <w:szCs w:val="40"/>
-                        </w:rPr>
-                      </w:pPr>
-                      <w:r>
-                        <w:rPr>
-                          <w:sz w:val="40"/>
-                          <w:szCs w:val="40"/>
-                        </w:rPr>
-                        <w:t xml:space="preserve">Data </w:t>
-                      </w:r>
-                      <w:r>
-                        <w:rPr>
-                          <w:sz w:val="40"/>
-                          <w:szCs w:val="40"/>
-                        </w:rPr>
-                        <w:t>L</w:t>
-                      </w:r>
-                      <w:r>
-                        <w:rPr>
-                          <w:sz w:val="40"/>
-                          <w:szCs w:val="40"/>
-                        </w:rPr>
-                        <w:t>ogging</w:t>
-                      </w:r>
-                    </w:p>
-                  </w:txbxContent>
-                </v:textbox>
-              </v:rect>
+              <v:shape w14:anchorId="222598B4" id="Arrow: Right 9" o:spid="_x0000_s1026" type="#_x0000_t13" style="position:absolute;margin-left:59.75pt;margin-top:13.85pt;width:20.4pt;height:17.5pt;z-index:251618816;visibility:visible;mso-wrap-style:square;mso-width-percent:0;mso-height-percent:0;mso-wrap-distance-left:9pt;mso-wrap-distance-top:0;mso-wrap-distance-right:9pt;mso-wrap-distance-bottom:0;mso-position-horizontal:absolute;mso-position-horizontal-relative:text;mso-position-vertical:absolute;mso-position-vertical-relative:text;mso-width-percent:0;mso-height-percent:0;mso-width-relative:margin;mso-height-relative:margin;v-text-anchor:middle" o:gfxdata="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" adj="12315" fillcolor="#5a5a5a [2109]" strokecolor="#0a121c [484]" strokeweight="2pt"/>
             </w:pict>
           </mc:Fallback>
         </mc:AlternateContent>
@@ -1616,7 +4516,6 @@
   <w:style w:type="character" w:default="1" w:styleId="DefaultParagraphFont">
     <w:name w:val="Default Paragraph Font"/>
     <w:uiPriority w:val="1"/>
-    <w:semiHidden/>
     <w:unhideWhenUsed/>
   </w:style>
   <w:style w:type="table" w:default="1" w:styleId="TableNormal">

--- a/Thesis-Defense/defense/Thesis Report/research workflow.docx
+++ b/Thesis-Defense/defense/Thesis Report/research workflow.docx
@@ -45,6 +45,7 @@
           <w:szCs w:val="26"/>
         </w:rPr>
       </w:pPr>
+      <w:proofErr w:type="gramStart"/>
       <w:r>
         <w:rPr>
           <w:sz w:val="26"/>
@@ -52,6 +53,7 @@
         </w:rPr>
         <w:t>Design :</w:t>
       </w:r>
+      <w:proofErr w:type="gramEnd"/>
     </w:p>
     <w:p>
       <w:pPr>
@@ -976,7 +978,122 @@
         <mc:AlternateContent>
           <mc:Choice Requires="wps">
             <w:drawing>
-              <wp:anchor distT="0" distB="0" distL="114300" distR="114300" simplePos="0" relativeHeight="251523584" behindDoc="0" locked="0" layoutInCell="1" allowOverlap="1" wp14:anchorId="4B59E96A" wp14:editId="2B795105">
+              <wp:anchor distT="0" distB="0" distL="114300" distR="114300" simplePos="0" relativeHeight="251650048" behindDoc="0" locked="0" layoutInCell="1" allowOverlap="1" wp14:anchorId="0720A737" wp14:editId="50C7AC39">
+                <wp:simplePos x="0" y="0"/>
+                <wp:positionH relativeFrom="column">
+                  <wp:posOffset>1793011</wp:posOffset>
+                </wp:positionH>
+                <wp:positionV relativeFrom="paragraph">
+                  <wp:posOffset>6377839</wp:posOffset>
+                </wp:positionV>
+                <wp:extent cx="2073349" cy="861238"/>
+                <wp:effectExtent l="0" t="0" r="22225" b="15240"/>
+                <wp:wrapNone/>
+                <wp:docPr id="5" name="Rectangle 5"/>
+                <wp:cNvGraphicFramePr/>
+                <a:graphic xmlns:a="http://schemas.openxmlformats.org/drawingml/2006/main">
+                  <a:graphicData uri="http://schemas.microsoft.com/office/word/2010/wordprocessingShape">
+                    <wps:wsp>
+                      <wps:cNvSpPr/>
+                      <wps:spPr>
+                        <a:xfrm>
+                          <a:off x="0" y="0"/>
+                          <a:ext cx="2073349" cy="861238"/>
+                        </a:xfrm>
+                        <a:prstGeom prst="rect">
+                          <a:avLst/>
+                        </a:prstGeom>
+                        <a:solidFill>
+                          <a:schemeClr val="tx1">
+                            <a:lumMod val="65000"/>
+                            <a:lumOff val="35000"/>
+                          </a:schemeClr>
+                        </a:solidFill>
+                      </wps:spPr>
+                      <wps:style>
+                        <a:lnRef idx="2">
+                          <a:schemeClr val="accent1">
+                            <a:shade val="15000"/>
+                          </a:schemeClr>
+                        </a:lnRef>
+                        <a:fillRef idx="1">
+                          <a:schemeClr val="accent1"/>
+                        </a:fillRef>
+                        <a:effectRef idx="0">
+                          <a:schemeClr val="accent1"/>
+                        </a:effectRef>
+                        <a:fontRef idx="minor">
+                          <a:schemeClr val="lt1"/>
+                        </a:fontRef>
+                      </wps:style>
+                      <wps:txbx>
+                        <w:txbxContent>
+                          <w:p>
+                            <w:pPr>
+                              <w:jc w:val="center"/>
+                              <w:rPr>
+                                <w:sz w:val="40"/>
+                                <w:szCs w:val="40"/>
+                              </w:rPr>
+                            </w:pPr>
+                            <w:r>
+                              <w:rPr>
+                                <w:sz w:val="40"/>
+                                <w:szCs w:val="40"/>
+                              </w:rPr>
+                              <w:t>Dataset Preprocessing</w:t>
+                            </w:r>
+                          </w:p>
+                        </w:txbxContent>
+                      </wps:txbx>
+                      <wps:bodyPr rot="0" spcFirstLastPara="0" vertOverflow="overflow" horzOverflow="overflow" vert="horz" wrap="square" lIns="91440" tIns="45720" rIns="91440" bIns="45720" numCol="1" spcCol="0" rtlCol="0" fromWordArt="0" anchor="ctr" anchorCtr="0" forceAA="0" compatLnSpc="1">
+                        <a:prstTxWarp prst="textNoShape">
+                          <a:avLst/>
+                        </a:prstTxWarp>
+                        <a:noAutofit/>
+                      </wps:bodyPr>
+                    </wps:wsp>
+                  </a:graphicData>
+                </a:graphic>
+              </wp:anchor>
+            </w:drawing>
+          </mc:Choice>
+          <mc:Fallback>
+            <w:pict>
+              <v:rect w14:anchorId="0720A737" id="Rectangle 5" o:spid="_x0000_s1029" style="position:absolute;margin-left:141.2pt;margin-top:502.2pt;width:163.25pt;height:67.8pt;z-index:251650048;visibility:visible;mso-wrap-style:square;mso-wrap-distance-left:9pt;mso-wrap-distance-top:0;mso-wrap-distance-right:9pt;mso-wrap-distance-bottom:0;mso-position-horizontal:absolute;mso-position-horizontal-relative:text;mso-position-vertical:absolute;mso-position-vertical-relative:text;v-text-anchor:middle" o:gfxdata="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" fillcolor="#5a5a5a [2109]" strokecolor="#0a121c [484]" strokeweight="2pt">
+                <v:textbox>
+                  <w:txbxContent>
+                    <w:p>
+                      <w:pPr>
+                        <w:jc w:val="center"/>
+                        <w:rPr>
+                          <w:sz w:val="40"/>
+                          <w:szCs w:val="40"/>
+                        </w:rPr>
+                      </w:pPr>
+                      <w:r>
+                        <w:rPr>
+                          <w:sz w:val="40"/>
+                          <w:szCs w:val="40"/>
+                        </w:rPr>
+                        <w:t>Dataset Preprocessing</w:t>
+                      </w:r>
+                    </w:p>
+                  </w:txbxContent>
+                </v:textbox>
+              </v:rect>
+            </w:pict>
+          </mc:Fallback>
+        </mc:AlternateContent>
+      </w:r>
+      <w:r>
+        <w:rPr>
+          <w:noProof/>
+        </w:rPr>
+        <mc:AlternateContent>
+          <mc:Choice Requires="wps">
+            <w:drawing>
+              <wp:anchor distT="0" distB="0" distL="114300" distR="114300" simplePos="0" relativeHeight="251652096" behindDoc="0" locked="0" layoutInCell="1" allowOverlap="1" wp14:anchorId="4B59E96A" wp14:editId="2B795105">
                 <wp:simplePos x="0" y="0"/>
                 <wp:positionH relativeFrom="column">
                   <wp:posOffset>4153372</wp:posOffset>
@@ -1044,7 +1161,7 @@
           </mc:Choice>
           <mc:Fallback>
             <w:pict>
-              <v:shapetype w14:anchorId="322AF349" id="_x0000_t13" coordsize="21600,21600" o:spt="13" adj="16200,5400" path="m@0,l@0@1,0@1,0@2@0@2@0,21600,21600,10800xe">
+              <v:shapetype w14:anchorId="00CFD0E4" id="_x0000_t13" coordsize="21600,21600" o:spt="13" adj="16200,5400" path="m@0,l@0@1,0@1,0@2@0@2@0,21600,21600,10800xe">
                 <v:stroke joinstyle="miter"/>
                 <v:formulas>
                   <v:f eqn="val #0"/>
@@ -1060,7 +1177,7 @@
                   <v:h position="#0,#1" xrange="0,21600" yrange="0,10800"/>
                 </v:handles>
               </v:shapetype>
-              <v:shape id="Arrow: Right 6" o:spid="_x0000_s1026" type="#_x0000_t13" style="position:absolute;margin-left:327.05pt;margin-top:411.95pt;width:24.75pt;height:21pt;rotation:180;z-index:251523584;visibility:visible;mso-wrap-style:square;mso-width-percent:0;mso-height-percent:0;mso-wrap-distance-left:9pt;mso-wrap-distance-top:0;mso-wrap-distance-right:9pt;mso-wrap-distance-bottom:0;mso-position-horizontal:absolute;mso-position-horizontal-relative:text;mso-position-vertical:absolute;mso-position-vertical-relative:text;mso-width-percent:0;mso-height-percent:0;mso-width-relative:margin;mso-height-relative:margin;v-text-anchor:middle" o:gfxdata="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" adj="12436" fillcolor="#5a5a5a [2109]" strokecolor="#0a121c [484]" strokeweight="2pt"/>
+              <v:shape id="Arrow: Right 6" o:spid="_x0000_s1026" type="#_x0000_t13" style="position:absolute;margin-left:327.05pt;margin-top:411.95pt;width:24.75pt;height:21pt;rotation:180;z-index:251652096;visibility:visible;mso-wrap-style:square;mso-width-percent:0;mso-height-percent:0;mso-wrap-distance-left:9pt;mso-wrap-distance-top:0;mso-wrap-distance-right:9pt;mso-wrap-distance-bottom:0;mso-position-horizontal:absolute;mso-position-horizontal-relative:text;mso-position-vertical:absolute;mso-position-vertical-relative:text;mso-width-percent:0;mso-height-percent:0;mso-width-relative:margin;mso-height-relative:margin;v-text-anchor:middle" o:gfxdata="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" adj="12436" fillcolor="#5a5a5a [2109]" strokecolor="#0a121c [484]" strokeweight="2pt"/>
             </w:pict>
           </mc:Fallback>
         </mc:AlternateContent>
@@ -1072,7 +1189,7 @@
         <mc:AlternateContent>
           <mc:Choice Requires="wps">
             <w:drawing>
-              <wp:anchor distT="0" distB="0" distL="114300" distR="114300" simplePos="0" relativeHeight="251835904" behindDoc="0" locked="0" layoutInCell="1" allowOverlap="1" wp14:anchorId="73448E1E" wp14:editId="3051F6BC">
+              <wp:anchor distT="0" distB="0" distL="114300" distR="114300" simplePos="0" relativeHeight="251656192" behindDoc="0" locked="0" layoutInCell="1" allowOverlap="1" wp14:anchorId="73448E1E" wp14:editId="3051F6BC">
                 <wp:simplePos x="0" y="0"/>
                 <wp:positionH relativeFrom="column">
                   <wp:posOffset>4572000</wp:posOffset>
@@ -1167,7 +1284,7 @@
           </mc:Choice>
           <mc:Fallback>
             <w:pict>
-              <v:rect w14:anchorId="73448E1E" id="Rectangle 20" o:spid="_x0000_s1029" style="position:absolute;margin-left:5in;margin-top:391.5pt;width:106.35pt;height:63pt;z-index:251835904;visibility:visible;mso-wrap-style:square;mso-width-percent:0;mso-height-percent:0;mso-wrap-distance-left:9pt;mso-wrap-distance-top:0;mso-wrap-distance-right:9pt;mso-wrap-distance-bottom:0;mso-position-horizontal:absolute;mso-position-horizontal-relative:text;mso-position-vertical:absolute;mso-position-vertical-relative:text;mso-width-percent:0;mso-height-percent:0;mso-width-relative:margin;mso-height-relative:margin;v-text-anchor:middle" o:gfxdata="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" fillcolor="#5a5a5a [2109]" strokecolor="#0a121c [484]" strokeweight="2pt">
+              <v:rect w14:anchorId="73448E1E" id="Rectangle 20" o:spid="_x0000_s1030" style="position:absolute;margin-left:5in;margin-top:391.5pt;width:106.35pt;height:63pt;z-index:251656192;visibility:visible;mso-wrap-style:square;mso-width-percent:0;mso-height-percent:0;mso-wrap-distance-left:9pt;mso-wrap-distance-top:0;mso-wrap-distance-right:9pt;mso-wrap-distance-bottom:0;mso-position-horizontal:absolute;mso-position-horizontal-relative:text;mso-position-vertical:absolute;mso-position-vertical-relative:text;mso-width-percent:0;mso-height-percent:0;mso-width-relative:margin;mso-height-relative:margin;v-text-anchor:middle" o:gfxdata="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" fillcolor="#5a5a5a [2109]" strokecolor="#0a121c [484]" strokeweight="2pt">
                 <v:textbox>
                   <w:txbxContent>
                     <w:p>
@@ -1207,7 +1324,7 @@
         <mc:AlternateContent>
           <mc:Choice Requires="wps">
             <w:drawing>
-              <wp:anchor distT="0" distB="0" distL="114300" distR="114300" simplePos="0" relativeHeight="251713024" behindDoc="0" locked="0" layoutInCell="1" allowOverlap="1" wp14:anchorId="63814920" wp14:editId="605C8AEE">
+              <wp:anchor distT="0" distB="0" distL="114300" distR="114300" simplePos="0" relativeHeight="251654144" behindDoc="0" locked="0" layoutInCell="1" allowOverlap="1" wp14:anchorId="63814920" wp14:editId="605C8AEE">
                 <wp:simplePos x="0" y="0"/>
                 <wp:positionH relativeFrom="column">
                   <wp:posOffset>4123055</wp:posOffset>
@@ -1275,7 +1392,7 @@
           </mc:Choice>
           <mc:Fallback>
             <w:pict>
-              <v:shape w14:anchorId="79B885A0" id="Arrow: Right 14" o:spid="_x0000_s1026" type="#_x0000_t13" style="position:absolute;margin-left:324.65pt;margin-top:14.8pt;width:20.4pt;height:17.5pt;z-index:251713024;visibility:visible;mso-wrap-style:square;mso-width-percent:0;mso-height-percent:0;mso-wrap-distance-left:9pt;mso-wrap-distance-top:0;mso-wrap-distance-right:9pt;mso-wrap-distance-bottom:0;mso-position-horizontal:absolute;mso-position-horizontal-relative:text;mso-position-vertical:absolute;mso-position-vertical-relative:text;mso-width-percent:0;mso-height-percent:0;mso-width-relative:margin;mso-height-relative:margin;v-text-anchor:middle" o:gfxdata="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" adj="12315" fillcolor="#5a5a5a [2109]" strokecolor="#0a121c [484]" strokeweight="2pt"/>
+              <v:shape w14:anchorId="568F9B3B" id="Arrow: Right 14" o:spid="_x0000_s1026" type="#_x0000_t13" style="position:absolute;margin-left:324.65pt;margin-top:14.8pt;width:20.4pt;height:17.5pt;z-index:251654144;visibility:visible;mso-wrap-style:square;mso-width-percent:0;mso-height-percent:0;mso-wrap-distance-left:9pt;mso-wrap-distance-top:0;mso-wrap-distance-right:9pt;mso-wrap-distance-bottom:0;mso-position-horizontal:absolute;mso-position-horizontal-relative:text;mso-position-vertical:absolute;mso-position-vertical-relative:text;mso-width-percent:0;mso-height-percent:0;mso-width-relative:margin;mso-height-relative:margin;v-text-anchor:middle" o:gfxdata="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" adj="12315" fillcolor="#5a5a5a [2109]" strokecolor="#0a121c [484]" strokeweight="2pt"/>
             </w:pict>
           </mc:Fallback>
         </mc:AlternateContent>
@@ -1287,7 +1404,7 @@
         <mc:AlternateContent>
           <mc:Choice Requires="wps">
             <w:drawing>
-              <wp:anchor distT="0" distB="0" distL="114300" distR="114300" simplePos="0" relativeHeight="251913728" behindDoc="0" locked="0" layoutInCell="1" allowOverlap="1" wp14:anchorId="39039C83" wp14:editId="49B1E869">
+              <wp:anchor distT="0" distB="0" distL="114300" distR="114300" simplePos="0" relativeHeight="251658240" behindDoc="0" locked="0" layoutInCell="1" allowOverlap="1" wp14:anchorId="39039C83" wp14:editId="49B1E869">
                 <wp:simplePos x="0" y="0"/>
                 <wp:positionH relativeFrom="column">
                   <wp:posOffset>-352425</wp:posOffset>
@@ -1375,7 +1492,7 @@
           </mc:Choice>
           <mc:Fallback>
             <w:pict>
-              <v:rect w14:anchorId="39039C83" id="Rectangle 24" o:spid="_x0000_s1030" style="position:absolute;margin-left:-27.75pt;margin-top:394.55pt;width:72.75pt;height:61.5pt;z-index:251913728;visibility:visible;mso-wrap-style:square;mso-width-percent:0;mso-height-percent:0;mso-wrap-distance-left:9pt;mso-wrap-distance-top:0;mso-wrap-distance-right:9pt;mso-wrap-distance-bottom:0;mso-position-horizontal:absolute;mso-position-horizontal-relative:text;mso-position-vertical:absolute;mso-position-vertical-relative:text;mso-width-percent:0;mso-height-percent:0;mso-width-relative:margin;mso-height-relative:margin;v-text-anchor:middle" o:gfxdata="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" fillcolor="#5a5a5a [2109]" strokecolor="#0a121c [484]" strokeweight="2pt">
+              <v:rect w14:anchorId="39039C83" id="Rectangle 24" o:spid="_x0000_s1031" style="position:absolute;margin-left:-27.75pt;margin-top:394.55pt;width:72.75pt;height:61.5pt;z-index:251658240;visibility:visible;mso-wrap-style:square;mso-width-percent:0;mso-height-percent:0;mso-wrap-distance-left:9pt;mso-wrap-distance-top:0;mso-wrap-distance-right:9pt;mso-wrap-distance-bottom:0;mso-position-horizontal:absolute;mso-position-horizontal-relative:text;mso-position-vertical:absolute;mso-position-vertical-relative:text;mso-width-percent:0;mso-height-percent:0;mso-width-relative:margin;mso-height-relative:margin;v-text-anchor:middle" o:gfxdata="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" fillcolor="#5a5a5a [2109]" strokecolor="#0a121c [484]" strokeweight="2pt">
                 <v:textbox>
                   <w:txbxContent>
                     <w:p>
@@ -1408,7 +1525,7 @@
         <mc:AlternateContent>
           <mc:Choice Requires="wps">
             <w:drawing>
-              <wp:anchor distT="0" distB="0" distL="114300" distR="114300" simplePos="0" relativeHeight="251993600" behindDoc="0" locked="0" layoutInCell="1" allowOverlap="1" wp14:anchorId="2F7C58F6" wp14:editId="7F1569CB">
+              <wp:anchor distT="0" distB="0" distL="114300" distR="114300" simplePos="0" relativeHeight="251664384" behindDoc="0" locked="0" layoutInCell="1" allowOverlap="1" wp14:anchorId="2F7C58F6" wp14:editId="7F1569CB">
                 <wp:simplePos x="0" y="0"/>
                 <wp:positionH relativeFrom="column">
                   <wp:posOffset>676275</wp:posOffset>
@@ -1476,7 +1593,7 @@
           </mc:Choice>
           <mc:Fallback>
             <w:pict>
-              <v:shape w14:anchorId="345F78AE" id="Arrow: Right 27" o:spid="_x0000_s1026" type="#_x0000_t13" style="position:absolute;margin-left:53.25pt;margin-top:415.55pt;width:24.75pt;height:21pt;rotation:180;z-index:251993600;visibility:visible;mso-wrap-style:square;mso-width-percent:0;mso-height-percent:0;mso-wrap-distance-left:9pt;mso-wrap-distance-top:0;mso-wrap-distance-right:9pt;mso-wrap-distance-bottom:0;mso-position-horizontal:absolute;mso-position-horizontal-relative:text;mso-position-vertical:absolute;mso-position-vertical-relative:text;mso-width-percent:0;mso-height-percent:0;mso-width-relative:margin;mso-height-relative:margin;v-text-anchor:middle" o:gfxdata="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" adj="12436" fillcolor="#5a5a5a [2109]" strokecolor="#0a121c [484]" strokeweight="2pt"/>
+              <v:shape w14:anchorId="3E3319CA" id="Arrow: Right 27" o:spid="_x0000_s1026" type="#_x0000_t13" style="position:absolute;margin-left:53.25pt;margin-top:415.55pt;width:24.75pt;height:21pt;rotation:180;z-index:251664384;visibility:visible;mso-wrap-style:square;mso-width-percent:0;mso-height-percent:0;mso-wrap-distance-left:9pt;mso-wrap-distance-top:0;mso-wrap-distance-right:9pt;mso-wrap-distance-bottom:0;mso-position-horizontal:absolute;mso-position-horizontal-relative:text;mso-position-vertical:absolute;mso-position-vertical-relative:text;mso-width-percent:0;mso-height-percent:0;mso-width-relative:margin;mso-height-relative:margin;v-text-anchor:middle" o:gfxdata="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" adj="12436" fillcolor="#5a5a5a [2109]" strokecolor="#0a121c [484]" strokeweight="2pt"/>
             </w:pict>
           </mc:Fallback>
         </mc:AlternateContent>
@@ -1488,7 +1605,7 @@
         <mc:AlternateContent>
           <mc:Choice Requires="wps">
             <w:drawing>
-              <wp:anchor distT="0" distB="0" distL="114300" distR="114300" simplePos="0" relativeHeight="251942400" behindDoc="0" locked="0" layoutInCell="1" allowOverlap="1" wp14:anchorId="527B743B" wp14:editId="54653422">
+              <wp:anchor distT="0" distB="0" distL="114300" distR="114300" simplePos="0" relativeHeight="251660288" behindDoc="0" locked="0" layoutInCell="1" allowOverlap="1" wp14:anchorId="527B743B" wp14:editId="54653422">
                 <wp:simplePos x="0" y="0"/>
                 <wp:positionH relativeFrom="column">
                   <wp:posOffset>1114425</wp:posOffset>
@@ -1604,7 +1721,7 @@
           </mc:Choice>
           <mc:Fallback>
             <w:pict>
-              <v:rect w14:anchorId="527B743B" id="Rectangle 25" o:spid="_x0000_s1031" style="position:absolute;margin-left:87.75pt;margin-top:395.25pt;width:90pt;height:62.25pt;z-index:251942400;visibility:visible;mso-wrap-style:square;mso-width-percent:0;mso-height-percent:0;mso-wrap-distance-left:9pt;mso-wrap-distance-top:0;mso-wrap-distance-right:9pt;mso-wrap-distance-bottom:0;mso-position-horizontal:absolute;mso-position-horizontal-relative:text;mso-position-vertical:absolute;mso-position-vertical-relative:text;mso-width-percent:0;mso-height-percent:0;mso-width-relative:margin;mso-height-relative:margin;v-text-anchor:middle" o:gfxdata="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" fillcolor="#5a5a5a [2109]" strokecolor="#0a121c [484]" strokeweight="2pt">
+              <v:rect w14:anchorId="527B743B" id="Rectangle 25" o:spid="_x0000_s1032" style="position:absolute;margin-left:87.75pt;margin-top:395.25pt;width:90pt;height:62.25pt;z-index:251660288;visibility:visible;mso-wrap-style:square;mso-width-percent:0;mso-height-percent:0;mso-wrap-distance-left:9pt;mso-wrap-distance-top:0;mso-wrap-distance-right:9pt;mso-wrap-distance-bottom:0;mso-position-horizontal:absolute;mso-position-horizontal-relative:text;mso-position-vertical:absolute;mso-position-vertical-relative:text;mso-width-percent:0;mso-height-percent:0;mso-width-relative:margin;mso-height-relative:margin;v-text-anchor:middle" o:gfxdata="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" fillcolor="#5a5a5a [2109]" strokecolor="#0a121c [484]" strokeweight="2pt">
                 <v:textbox>
                   <w:txbxContent>
                     <w:p>
@@ -1665,7 +1782,7 @@
         <mc:AlternateContent>
           <mc:Choice Requires="wps">
             <w:drawing>
-              <wp:anchor distT="0" distB="0" distL="114300" distR="114300" simplePos="0" relativeHeight="252012032" behindDoc="0" locked="0" layoutInCell="1" allowOverlap="1" wp14:anchorId="30F1A3D2" wp14:editId="5A116C07">
+              <wp:anchor distT="0" distB="0" distL="114300" distR="114300" simplePos="0" relativeHeight="251666432" behindDoc="0" locked="0" layoutInCell="1" allowOverlap="1" wp14:anchorId="30F1A3D2" wp14:editId="5A116C07">
                 <wp:simplePos x="0" y="0"/>
                 <wp:positionH relativeFrom="column">
                   <wp:posOffset>2352675</wp:posOffset>
@@ -1733,7 +1850,7 @@
           </mc:Choice>
           <mc:Fallback>
             <w:pict>
-              <v:shape w14:anchorId="3B925526" id="Arrow: Right 28" o:spid="_x0000_s1026" type="#_x0000_t13" style="position:absolute;margin-left:185.25pt;margin-top:415.55pt;width:24.75pt;height:21pt;rotation:180;z-index:252012032;visibility:visible;mso-wrap-style:square;mso-width-percent:0;mso-height-percent:0;mso-wrap-distance-left:9pt;mso-wrap-distance-top:0;mso-wrap-distance-right:9pt;mso-wrap-distance-bottom:0;mso-position-horizontal:absolute;mso-position-horizontal-relative:text;mso-position-vertical:absolute;mso-position-vertical-relative:text;mso-width-percent:0;mso-height-percent:0;mso-width-relative:margin;mso-height-relative:margin;v-text-anchor:middle" o:gfxdata="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" adj="12436" fillcolor="#5a5a5a [2109]" strokecolor="#0a121c [484]" strokeweight="2pt"/>
+              <v:shape w14:anchorId="7FC562BD" id="Arrow: Right 28" o:spid="_x0000_s1026" type="#_x0000_t13" style="position:absolute;margin-left:185.25pt;margin-top:415.55pt;width:24.75pt;height:21pt;rotation:180;z-index:251666432;visibility:visible;mso-wrap-style:square;mso-width-percent:0;mso-height-percent:0;mso-wrap-distance-left:9pt;mso-wrap-distance-top:0;mso-wrap-distance-right:9pt;mso-wrap-distance-bottom:0;mso-position-horizontal:absolute;mso-position-horizontal-relative:text;mso-position-vertical:absolute;mso-position-vertical-relative:text;mso-width-percent:0;mso-height-percent:0;mso-width-relative:margin;mso-height-relative:margin;v-text-anchor:middle" o:gfxdata="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" adj="12436" fillcolor="#5a5a5a [2109]" strokecolor="#0a121c [484]" strokeweight="2pt"/>
             </w:pict>
           </mc:Fallback>
         </mc:AlternateContent>
@@ -1745,7 +1862,7 @@
         <mc:AlternateContent>
           <mc:Choice Requires="wps">
             <w:drawing>
-              <wp:anchor distT="0" distB="0" distL="114300" distR="114300" simplePos="0" relativeHeight="251974144" behindDoc="0" locked="0" layoutInCell="1" allowOverlap="1" wp14:anchorId="2274514F" wp14:editId="4CFF4356">
+              <wp:anchor distT="0" distB="0" distL="114300" distR="114300" simplePos="0" relativeHeight="251662336" behindDoc="0" locked="0" layoutInCell="1" allowOverlap="1" wp14:anchorId="2274514F" wp14:editId="5AFC7FA3">
                 <wp:simplePos x="0" y="0"/>
                 <wp:positionH relativeFrom="column">
                   <wp:posOffset>2754630</wp:posOffset>
@@ -1886,7 +2003,7 @@
           </mc:Choice>
           <mc:Fallback>
             <w:pict>
-              <v:rect w14:anchorId="2274514F" id="Rectangle 26" o:spid="_x0000_s1032" style="position:absolute;margin-left:216.9pt;margin-top:393.8pt;width:100.5pt;height:60pt;z-index:251974144;visibility:visible;mso-wrap-style:square;mso-width-percent:0;mso-height-percent:0;mso-wrap-distance-left:9pt;mso-wrap-distance-top:0;mso-wrap-distance-right:9pt;mso-wrap-distance-bottom:0;mso-position-horizontal:absolute;mso-position-horizontal-relative:text;mso-position-vertical:absolute;mso-position-vertical-relative:text;mso-width-percent:0;mso-height-percent:0;mso-width-relative:margin;mso-height-relative:margin;v-text-anchor:middle" o:gfxdata="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" fillcolor="#5a5a5a [2109]" strokecolor="#0a121c [484]" strokeweight="2pt">
+              <v:rect w14:anchorId="2274514F" id="Rectangle 26" o:spid="_x0000_s1033" style="position:absolute;margin-left:216.9pt;margin-top:393.8pt;width:100.5pt;height:60pt;z-index:251662336;visibility:visible;mso-wrap-style:square;mso-width-percent:0;mso-height-percent:0;mso-wrap-distance-left:9pt;mso-wrap-distance-top:0;mso-wrap-distance-right:9pt;mso-wrap-distance-bottom:0;mso-position-horizontal:absolute;mso-position-horizontal-relative:text;mso-position-vertical:absolute;mso-position-vertical-relative:text;mso-width-percent:0;mso-height-percent:0;mso-width-relative:margin;mso-height-relative:margin;v-text-anchor:middle" o:gfxdata="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" fillcolor="#5a5a5a [2109]" strokecolor="#0a121c [484]" strokeweight="2pt">
                 <v:textbox>
                   <w:txbxContent>
                     <w:p>
@@ -1957,121 +2074,6 @@
                           <w:szCs w:val="40"/>
                         </w:rPr>
                       </w:pPr>
-                    </w:p>
-                  </w:txbxContent>
-                </v:textbox>
-              </v:rect>
-            </w:pict>
-          </mc:Fallback>
-        </mc:AlternateContent>
-      </w:r>
-      <w:r>
-        <w:rPr>
-          <w:noProof/>
-        </w:rPr>
-        <mc:AlternateContent>
-          <mc:Choice Requires="wps">
-            <w:drawing>
-              <wp:anchor distT="0" distB="0" distL="114300" distR="114300" simplePos="0" relativeHeight="251491840" behindDoc="0" locked="0" layoutInCell="1" allowOverlap="1" wp14:anchorId="0720A737" wp14:editId="21DEE9DC">
-                <wp:simplePos x="0" y="0"/>
-                <wp:positionH relativeFrom="column">
-                  <wp:posOffset>1924685</wp:posOffset>
-                </wp:positionH>
-                <wp:positionV relativeFrom="paragraph">
-                  <wp:posOffset>6985000</wp:posOffset>
-                </wp:positionV>
-                <wp:extent cx="2073349" cy="861238"/>
-                <wp:effectExtent l="0" t="0" r="22225" b="15240"/>
-                <wp:wrapNone/>
-                <wp:docPr id="5" name="Rectangle 5"/>
-                <wp:cNvGraphicFramePr/>
-                <a:graphic xmlns:a="http://schemas.openxmlformats.org/drawingml/2006/main">
-                  <a:graphicData uri="http://schemas.microsoft.com/office/word/2010/wordprocessingShape">
-                    <wps:wsp>
-                      <wps:cNvSpPr/>
-                      <wps:spPr>
-                        <a:xfrm>
-                          <a:off x="0" y="0"/>
-                          <a:ext cx="2073349" cy="861238"/>
-                        </a:xfrm>
-                        <a:prstGeom prst="rect">
-                          <a:avLst/>
-                        </a:prstGeom>
-                        <a:solidFill>
-                          <a:schemeClr val="tx1">
-                            <a:lumMod val="65000"/>
-                            <a:lumOff val="35000"/>
-                          </a:schemeClr>
-                        </a:solidFill>
-                      </wps:spPr>
-                      <wps:style>
-                        <a:lnRef idx="2">
-                          <a:schemeClr val="accent1">
-                            <a:shade val="15000"/>
-                          </a:schemeClr>
-                        </a:lnRef>
-                        <a:fillRef idx="1">
-                          <a:schemeClr val="accent1"/>
-                        </a:fillRef>
-                        <a:effectRef idx="0">
-                          <a:schemeClr val="accent1"/>
-                        </a:effectRef>
-                        <a:fontRef idx="minor">
-                          <a:schemeClr val="lt1"/>
-                        </a:fontRef>
-                      </wps:style>
-                      <wps:txbx>
-                        <w:txbxContent>
-                          <w:p>
-                            <w:pPr>
-                              <w:jc w:val="center"/>
-                              <w:rPr>
-                                <w:sz w:val="40"/>
-                                <w:szCs w:val="40"/>
-                              </w:rPr>
-                            </w:pPr>
-                            <w:r>
-                              <w:rPr>
-                                <w:sz w:val="40"/>
-                                <w:szCs w:val="40"/>
-                              </w:rPr>
-                              <w:t>Dataset Preprocessing</w:t>
-                            </w:r>
-                          </w:p>
-                        </w:txbxContent>
-                      </wps:txbx>
-                      <wps:bodyPr rot="0" spcFirstLastPara="0" vertOverflow="overflow" horzOverflow="overflow" vert="horz" wrap="square" lIns="91440" tIns="45720" rIns="91440" bIns="45720" numCol="1" spcCol="0" rtlCol="0" fromWordArt="0" anchor="ctr" anchorCtr="0" forceAA="0" compatLnSpc="1">
-                        <a:prstTxWarp prst="textNoShape">
-                          <a:avLst/>
-                        </a:prstTxWarp>
-                        <a:noAutofit/>
-                      </wps:bodyPr>
-                    </wps:wsp>
-                  </a:graphicData>
-                </a:graphic>
-              </wp:anchor>
-            </w:drawing>
-          </mc:Choice>
-          <mc:Fallback>
-            <w:pict>
-              <v:rect w14:anchorId="0720A737" id="Rectangle 5" o:spid="_x0000_s1033" style="position:absolute;margin-left:151.55pt;margin-top:550pt;width:163.25pt;height:67.8pt;z-index:251491840;visibility:visible;mso-wrap-style:square;mso-wrap-distance-left:9pt;mso-wrap-distance-top:0;mso-wrap-distance-right:9pt;mso-wrap-distance-bottom:0;mso-position-horizontal:absolute;mso-position-horizontal-relative:text;mso-position-vertical:absolute;mso-position-vertical-relative:text;v-text-anchor:middle" o:gfxdata="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" fillcolor="#5a5a5a [2109]" strokecolor="#0a121c [484]" strokeweight="2pt">
-                <v:textbox>
-                  <w:txbxContent>
-                    <w:p>
-                      <w:pPr>
-                        <w:jc w:val="center"/>
-                        <w:rPr>
-                          <w:sz w:val="40"/>
-                          <w:szCs w:val="40"/>
-                        </w:rPr>
-                      </w:pPr>
-                      <w:r>
-                        <w:rPr>
-                          <w:sz w:val="40"/>
-                          <w:szCs w:val="40"/>
-                        </w:rPr>
-                        <w:t>Dataset Preprocessing</w:t>
-                      </w:r>
                     </w:p>
                   </w:txbxContent>
                 </v:textbox>
@@ -2298,7 +2300,7 @@
           </mc:Choice>
           <mc:Fallback>
             <w:pict>
-              <v:shape w14:anchorId="2F4F8D56" id="Arrow: Right 22" o:spid="_x0000_s1026" type="#_x0000_t13" style="position:absolute;margin-left:407.95pt;margin-top:363.8pt;width:23.15pt;height:20.85pt;rotation:90;z-index:251865600;visibility:visible;mso-wrap-style:square;mso-width-percent:0;mso-height-percent:0;mso-wrap-distance-left:9pt;mso-wrap-distance-top:0;mso-wrap-distance-right:9pt;mso-wrap-distance-bottom:0;mso-position-horizontal:absolute;mso-position-horizontal-relative:text;mso-position-vertical:absolute;mso-position-vertical-relative:text;mso-width-percent:0;mso-height-percent:0;mso-width-relative:margin;mso-height-relative:margin;v-text-anchor:middle" o:gfxdata="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" adj="11863" fillcolor="#5a5a5a [2109]" strokecolor="#0a121c [484]" strokeweight="2pt"/>
+              <v:shape w14:anchorId="7743A135" id="Arrow: Right 22" o:spid="_x0000_s1026" type="#_x0000_t13" style="position:absolute;margin-left:407.95pt;margin-top:363.8pt;width:23.15pt;height:20.85pt;rotation:90;z-index:251865600;visibility:visible;mso-wrap-style:square;mso-width-percent:0;mso-height-percent:0;mso-wrap-distance-left:9pt;mso-wrap-distance-top:0;mso-wrap-distance-right:9pt;mso-wrap-distance-bottom:0;mso-position-horizontal:absolute;mso-position-horizontal-relative:text;mso-position-vertical:absolute;mso-position-vertical-relative:text;mso-width-percent:0;mso-height-percent:0;mso-width-relative:margin;mso-height-relative:margin;v-text-anchor:middle" o:gfxdata="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" adj="11863" fillcolor="#5a5a5a [2109]" strokecolor="#0a121c [484]" strokeweight="2pt"/>
             </w:pict>
           </mc:Fallback>
         </mc:AlternateContent>
@@ -2587,7 +2589,7 @@
           </mc:Choice>
           <mc:Fallback>
             <w:pict>
-              <v:shape w14:anchorId="0446C867" id="Arrow: Right 23" o:spid="_x0000_s1026" type="#_x0000_t13" style="position:absolute;margin-left:406.45pt;margin-top:263.3pt;width:23.15pt;height:20.85pt;rotation:90;z-index:251883008;visibility:visible;mso-wrap-style:square;mso-width-percent:0;mso-height-percent:0;mso-wrap-distance-left:9pt;mso-wrap-distance-top:0;mso-wrap-distance-right:9pt;mso-wrap-distance-bottom:0;mso-position-horizontal:absolute;mso-position-horizontal-relative:text;mso-position-vertical:absolute;mso-position-vertical-relative:text;mso-width-percent:0;mso-height-percent:0;mso-width-relative:margin;mso-height-relative:margin;v-text-anchor:middle" o:gfxdata="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" adj="11863" fillcolor="#5a5a5a [2109]" strokecolor="#0a121c [484]" strokeweight="2pt"/>
+              <v:shape w14:anchorId="11AE9E25" id="Arrow: Right 23" o:spid="_x0000_s1026" type="#_x0000_t13" style="position:absolute;margin-left:406.45pt;margin-top:263.3pt;width:23.15pt;height:20.85pt;rotation:90;z-index:251883008;visibility:visible;mso-wrap-style:square;mso-width-percent:0;mso-height-percent:0;mso-wrap-distance-left:9pt;mso-wrap-distance-top:0;mso-wrap-distance-right:9pt;mso-wrap-distance-bottom:0;mso-position-horizontal:absolute;mso-position-horizontal-relative:text;mso-position-vertical:absolute;mso-position-vertical-relative:text;mso-width-percent:0;mso-height-percent:0;mso-width-relative:margin;mso-height-relative:margin;v-text-anchor:middle" o:gfxdata="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" adj="11863" fillcolor="#5a5a5a [2109]" strokecolor="#0a121c [484]" strokeweight="2pt"/>
             </w:pict>
           </mc:Fallback>
         </mc:AlternateContent>
@@ -2890,7 +2892,7 @@
           </mc:Choice>
           <mc:Fallback>
             <w:pict>
-              <v:shape w14:anchorId="184F69A1" id="Arrow: Right 18" o:spid="_x0000_s1026" type="#_x0000_t13" style="position:absolute;margin-left:405.7pt;margin-top:163.55pt;width:23.15pt;height:20.85pt;rotation:90;z-index:251781632;visibility:visible;mso-wrap-style:square;mso-width-percent:0;mso-height-percent:0;mso-wrap-distance-left:9pt;mso-wrap-distance-top:0;mso-wrap-distance-right:9pt;mso-wrap-distance-bottom:0;mso-position-horizontal:absolute;mso-position-horizontal-relative:text;mso-position-vertical:absolute;mso-position-vertical-relative:text;mso-width-percent:0;mso-height-percent:0;mso-width-relative:margin;mso-height-relative:margin;v-text-anchor:middle" o:gfxdata="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" adj="11863" fillcolor="#5a5a5a [2109]" strokecolor="#0a121c [484]" strokeweight="2pt"/>
+              <v:shape w14:anchorId="4AFAE99D" id="Arrow: Right 18" o:spid="_x0000_s1026" type="#_x0000_t13" style="position:absolute;margin-left:405.7pt;margin-top:163.55pt;width:23.15pt;height:20.85pt;rotation:90;z-index:251781632;visibility:visible;mso-wrap-style:square;mso-width-percent:0;mso-height-percent:0;mso-wrap-distance-left:9pt;mso-wrap-distance-top:0;mso-wrap-distance-right:9pt;mso-wrap-distance-bottom:0;mso-position-horizontal:absolute;mso-position-horizontal-relative:text;mso-position-vertical:absolute;mso-position-vertical-relative:text;mso-width-percent:0;mso-height-percent:0;mso-width-relative:margin;mso-height-relative:margin;v-text-anchor:middle" o:gfxdata="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" adj="11863" fillcolor="#5a5a5a [2109]" strokecolor="#0a121c [484]" strokeweight="2pt"/>
             </w:pict>
           </mc:Fallback>
         </mc:AlternateContent>
@@ -2970,7 +2972,7 @@
           </mc:Choice>
           <mc:Fallback>
             <w:pict>
-              <v:shape w14:anchorId="309FF388" id="Arrow: Right 7" o:spid="_x0000_s1026" type="#_x0000_t13" style="position:absolute;margin-left:404.8pt;margin-top:68.1pt;width:23.15pt;height:20.85pt;rotation:90;z-index:251557376;visibility:visible;mso-wrap-style:square;mso-width-percent:0;mso-height-percent:0;mso-wrap-distance-left:9pt;mso-wrap-distance-top:0;mso-wrap-distance-right:9pt;mso-wrap-distance-bottom:0;mso-position-horizontal:absolute;mso-position-horizontal-relative:text;mso-position-vertical:absolute;mso-position-vertical-relative:text;mso-width-percent:0;mso-height-percent:0;mso-width-relative:margin;mso-height-relative:margin;v-text-anchor:middle" o:gfxdata="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" adj="11863" fillcolor="#5a5a5a [2109]" strokecolor="#0a121c [484]" strokeweight="2pt"/>
+              <v:shape w14:anchorId="5FC24B30" id="Arrow: Right 7" o:spid="_x0000_s1026" type="#_x0000_t13" style="position:absolute;margin-left:404.8pt;margin-top:68.1pt;width:23.15pt;height:20.85pt;rotation:90;z-index:251557376;visibility:visible;mso-wrap-style:square;mso-width-percent:0;mso-height-percent:0;mso-wrap-distance-left:9pt;mso-wrap-distance-top:0;mso-wrap-distance-right:9pt;mso-wrap-distance-bottom:0;mso-position-horizontal:absolute;mso-position-horizontal-relative:text;mso-position-vertical:absolute;mso-position-vertical-relative:text;mso-width-percent:0;mso-height-percent:0;mso-width-relative:margin;mso-height-relative:margin;v-text-anchor:middle" o:gfxdata="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" adj="11863" fillcolor="#5a5a5a [2109]" strokecolor="#0a121c [484]" strokeweight="2pt"/>
             </w:pict>
           </mc:Fallback>
         </mc:AlternateContent>
@@ -3503,7 +3505,7 @@
           </mc:Choice>
           <mc:Fallback>
             <w:pict>
-              <v:shape w14:anchorId="46B4C255" id="Arrow: Right 12" o:spid="_x0000_s1026" type="#_x0000_t13" style="position:absolute;margin-left:179.75pt;margin-top:13.45pt;width:20.4pt;height:17.5pt;z-index:251659776;visibility:visible;mso-wrap-style:square;mso-width-percent:0;mso-height-percent:0;mso-wrap-distance-left:9pt;mso-wrap-distance-top:0;mso-wrap-distance-right:9pt;mso-wrap-distance-bottom:0;mso-position-horizontal:absolute;mso-position-horizontal-relative:text;mso-position-vertical:absolute;mso-position-vertical-relative:text;mso-width-percent:0;mso-height-percent:0;mso-width-relative:margin;mso-height-relative:margin;v-text-anchor:middle" o:gfxdata="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" adj="12315" fillcolor="#5a5a5a [2109]" strokecolor="#0a121c [484]" strokeweight="2pt"/>
+              <v:shape w14:anchorId="3746C7FA" id="Arrow: Right 12" o:spid="_x0000_s1026" type="#_x0000_t13" style="position:absolute;margin-left:179.75pt;margin-top:13.45pt;width:20.4pt;height:17.5pt;z-index:251659776;visibility:visible;mso-wrap-style:square;mso-width-percent:0;mso-height-percent:0;mso-wrap-distance-left:9pt;mso-wrap-distance-top:0;mso-wrap-distance-right:9pt;mso-wrap-distance-bottom:0;mso-position-horizontal:absolute;mso-position-horizontal-relative:text;mso-position-vertical:absolute;mso-position-vertical-relative:text;mso-width-percent:0;mso-height-percent:0;mso-width-relative:margin;mso-height-relative:margin;v-text-anchor:middle" o:gfxdata="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" adj="12315" fillcolor="#5a5a5a [2109]" strokecolor="#0a121c [484]" strokeweight="2pt"/>
             </w:pict>
           </mc:Fallback>
         </mc:AlternateContent>
@@ -3897,7 +3899,7 @@
           </mc:Choice>
           <mc:Fallback>
             <w:pict>
-              <v:shape w14:anchorId="222598B4" id="Arrow: Right 9" o:spid="_x0000_s1026" type="#_x0000_t13" style="position:absolute;margin-left:59.75pt;margin-top:13.85pt;width:20.4pt;height:17.5pt;z-index:251618816;visibility:visible;mso-wrap-style:square;mso-width-percent:0;mso-height-percent:0;mso-wrap-distance-left:9pt;mso-wrap-distance-top:0;mso-wrap-distance-right:9pt;mso-wrap-distance-bottom:0;mso-position-horizontal:absolute;mso-position-horizontal-relative:text;mso-position-vertical:absolute;mso-position-vertical-relative:text;mso-width-percent:0;mso-height-percent:0;mso-width-relative:margin;mso-height-relative:margin;v-text-anchor:middle" o:gfxdata="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" adj="12315" fillcolor="#5a5a5a [2109]" strokecolor="#0a121c [484]" strokeweight="2pt"/>
+              <v:shape w14:anchorId="1DEABA58" id="Arrow: Right 9" o:spid="_x0000_s1026" type="#_x0000_t13" style="position:absolute;margin-left:59.75pt;margin-top:13.85pt;width:20.4pt;height:17.5pt;z-index:251618816;visibility:visible;mso-wrap-style:square;mso-width-percent:0;mso-height-percent:0;mso-wrap-distance-left:9pt;mso-wrap-distance-top:0;mso-wrap-distance-right:9pt;mso-wrap-distance-bottom:0;mso-position-horizontal:absolute;mso-position-horizontal-relative:text;mso-position-vertical:absolute;mso-position-vertical-relative:text;mso-width-percent:0;mso-height-percent:0;mso-width-relative:margin;mso-height-relative:margin;v-text-anchor:middle" o:gfxdata="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" adj="12315" fillcolor="#5a5a5a [2109]" strokecolor="#0a121c [484]" strokeweight="2pt"/>
             </w:pict>
           </mc:Fallback>
         </mc:AlternateContent>
@@ -4516,6 +4518,7 @@
   <w:style w:type="character" w:default="1" w:styleId="DefaultParagraphFont">
     <w:name w:val="Default Paragraph Font"/>
     <w:uiPriority w:val="1"/>
+    <w:semiHidden/>
     <w:unhideWhenUsed/>
   </w:style>
   <w:style w:type="table" w:default="1" w:styleId="TableNormal">

--- a/Thesis-Defense/defense/Thesis Report/research workflow.docx
+++ b/Thesis-Defense/defense/Thesis Report/research workflow.docx
@@ -978,7 +978,7 @@
         <mc:AlternateContent>
           <mc:Choice Requires="wps">
             <w:drawing>
-              <wp:anchor distT="0" distB="0" distL="114300" distR="114300" simplePos="0" relativeHeight="251650048" behindDoc="0" locked="0" layoutInCell="1" allowOverlap="1" wp14:anchorId="0720A737" wp14:editId="50C7AC39">
+              <wp:anchor distT="0" distB="0" distL="114300" distR="114300" simplePos="0" relativeHeight="251490304" behindDoc="0" locked="0" layoutInCell="1" allowOverlap="1" wp14:anchorId="0720A737" wp14:editId="252866F1">
                 <wp:simplePos x="0" y="0"/>
                 <wp:positionH relativeFrom="column">
                   <wp:posOffset>1793011</wp:posOffset>
@@ -1060,7 +1060,7 @@
           </mc:Choice>
           <mc:Fallback>
             <w:pict>
-              <v:rect w14:anchorId="0720A737" id="Rectangle 5" o:spid="_x0000_s1029" style="position:absolute;margin-left:141.2pt;margin-top:502.2pt;width:163.25pt;height:67.8pt;z-index:251650048;visibility:visible;mso-wrap-style:square;mso-wrap-distance-left:9pt;mso-wrap-distance-top:0;mso-wrap-distance-right:9pt;mso-wrap-distance-bottom:0;mso-position-horizontal:absolute;mso-position-horizontal-relative:text;mso-position-vertical:absolute;mso-position-vertical-relative:text;v-text-anchor:middle" o:gfxdata="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" fillcolor="#5a5a5a [2109]" strokecolor="#0a121c [484]" strokeweight="2pt">
+              <v:rect w14:anchorId="0720A737" id="Rectangle 5" o:spid="_x0000_s1029" style="position:absolute;margin-left:141.2pt;margin-top:502.2pt;width:163.25pt;height:67.8pt;z-index:251490304;visibility:visible;mso-wrap-style:square;mso-wrap-distance-left:9pt;mso-wrap-distance-top:0;mso-wrap-distance-right:9pt;mso-wrap-distance-bottom:0;mso-position-horizontal:absolute;mso-position-horizontal-relative:text;mso-position-vertical:absolute;mso-position-vertical-relative:text;v-text-anchor:middle" o:gfxdata="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" fillcolor="#5a5a5a [2109]" strokecolor="#0a121c [484]" strokeweight="2pt">
                 <v:textbox>
                   <w:txbxContent>
                     <w:p>
@@ -1093,7 +1093,7 @@
         <mc:AlternateContent>
           <mc:Choice Requires="wps">
             <w:drawing>
-              <wp:anchor distT="0" distB="0" distL="114300" distR="114300" simplePos="0" relativeHeight="251652096" behindDoc="0" locked="0" layoutInCell="1" allowOverlap="1" wp14:anchorId="4B59E96A" wp14:editId="2B795105">
+              <wp:anchor distT="0" distB="0" distL="114300" distR="114300" simplePos="0" relativeHeight="251493376" behindDoc="0" locked="0" layoutInCell="1" allowOverlap="1" wp14:anchorId="4B59E96A" wp14:editId="2B795105">
                 <wp:simplePos x="0" y="0"/>
                 <wp:positionH relativeFrom="column">
                   <wp:posOffset>4153372</wp:posOffset>
@@ -1161,7 +1161,7 @@
           </mc:Choice>
           <mc:Fallback>
             <w:pict>
-              <v:shapetype w14:anchorId="00CFD0E4" id="_x0000_t13" coordsize="21600,21600" o:spt="13" adj="16200,5400" path="m@0,l@0@1,0@1,0@2@0@2@0,21600,21600,10800xe">
+              <v:shapetype w14:anchorId="6FA5700C" id="_x0000_t13" coordsize="21600,21600" o:spt="13" adj="16200,5400" path="m@0,l@0@1,0@1,0@2@0@2@0,21600,21600,10800xe">
                 <v:stroke joinstyle="miter"/>
                 <v:formulas>
                   <v:f eqn="val #0"/>
@@ -1177,7 +1177,7 @@
                   <v:h position="#0,#1" xrange="0,21600" yrange="0,10800"/>
                 </v:handles>
               </v:shapetype>
-              <v:shape id="Arrow: Right 6" o:spid="_x0000_s1026" type="#_x0000_t13" style="position:absolute;margin-left:327.05pt;margin-top:411.95pt;width:24.75pt;height:21pt;rotation:180;z-index:251652096;visibility:visible;mso-wrap-style:square;mso-width-percent:0;mso-height-percent:0;mso-wrap-distance-left:9pt;mso-wrap-distance-top:0;mso-wrap-distance-right:9pt;mso-wrap-distance-bottom:0;mso-position-horizontal:absolute;mso-position-horizontal-relative:text;mso-position-vertical:absolute;mso-position-vertical-relative:text;mso-width-percent:0;mso-height-percent:0;mso-width-relative:margin;mso-height-relative:margin;v-text-anchor:middle" o:gfxdata="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" adj="12436" fillcolor="#5a5a5a [2109]" strokecolor="#0a121c [484]" strokeweight="2pt"/>
+              <v:shape id="Arrow: Right 6" o:spid="_x0000_s1026" type="#_x0000_t13" style="position:absolute;margin-left:327.05pt;margin-top:411.95pt;width:24.75pt;height:21pt;rotation:180;z-index:251493376;visibility:visible;mso-wrap-style:square;mso-width-percent:0;mso-height-percent:0;mso-wrap-distance-left:9pt;mso-wrap-distance-top:0;mso-wrap-distance-right:9pt;mso-wrap-distance-bottom:0;mso-position-horizontal:absolute;mso-position-horizontal-relative:text;mso-position-vertical:absolute;mso-position-vertical-relative:text;mso-width-percent:0;mso-height-percent:0;mso-width-relative:margin;mso-height-relative:margin;v-text-anchor:middle" o:gfxdata="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" adj="12436" fillcolor="#5a5a5a [2109]" strokecolor="#0a121c [484]" strokeweight="2pt"/>
             </w:pict>
           </mc:Fallback>
         </mc:AlternateContent>
@@ -1189,142 +1189,7 @@
         <mc:AlternateContent>
           <mc:Choice Requires="wps">
             <w:drawing>
-              <wp:anchor distT="0" distB="0" distL="114300" distR="114300" simplePos="0" relativeHeight="251656192" behindDoc="0" locked="0" layoutInCell="1" allowOverlap="1" wp14:anchorId="73448E1E" wp14:editId="3051F6BC">
-                <wp:simplePos x="0" y="0"/>
-                <wp:positionH relativeFrom="column">
-                  <wp:posOffset>4572000</wp:posOffset>
-                </wp:positionH>
-                <wp:positionV relativeFrom="paragraph">
-                  <wp:posOffset>4971799</wp:posOffset>
-                </wp:positionV>
-                <wp:extent cx="1350778" cy="800100"/>
-                <wp:effectExtent l="0" t="0" r="20955" b="19050"/>
-                <wp:wrapNone/>
-                <wp:docPr id="20" name="Rectangle 20"/>
-                <wp:cNvGraphicFramePr/>
-                <a:graphic xmlns:a="http://schemas.openxmlformats.org/drawingml/2006/main">
-                  <a:graphicData uri="http://schemas.microsoft.com/office/word/2010/wordprocessingShape">
-                    <wps:wsp>
-                      <wps:cNvSpPr/>
-                      <wps:spPr>
-                        <a:xfrm>
-                          <a:off x="0" y="0"/>
-                          <a:ext cx="1350778" cy="800100"/>
-                        </a:xfrm>
-                        <a:prstGeom prst="rect">
-                          <a:avLst/>
-                        </a:prstGeom>
-                        <a:solidFill>
-                          <a:schemeClr val="tx1">
-                            <a:lumMod val="65000"/>
-                            <a:lumOff val="35000"/>
-                          </a:schemeClr>
-                        </a:solidFill>
-                      </wps:spPr>
-                      <wps:style>
-                        <a:lnRef idx="2">
-                          <a:schemeClr val="accent1">
-                            <a:shade val="15000"/>
-                          </a:schemeClr>
-                        </a:lnRef>
-                        <a:fillRef idx="1">
-                          <a:schemeClr val="accent1"/>
-                        </a:fillRef>
-                        <a:effectRef idx="0">
-                          <a:schemeClr val="accent1"/>
-                        </a:effectRef>
-                        <a:fontRef idx="minor">
-                          <a:schemeClr val="lt1"/>
-                        </a:fontRef>
-                      </wps:style>
-                      <wps:txbx>
-                        <w:txbxContent>
-                          <w:p>
-                            <w:pPr>
-                              <w:jc w:val="center"/>
-                              <w:rPr>
-                                <w:sz w:val="40"/>
-                                <w:szCs w:val="40"/>
-                              </w:rPr>
-                            </w:pPr>
-                            <w:r>
-                              <w:rPr>
-                                <w:sz w:val="26"/>
-                                <w:szCs w:val="26"/>
-                              </w:rPr>
-                              <w:t>Smart Charging Logic Implementati</w:t>
-                            </w:r>
-                            <w:r>
-                              <w:rPr>
-                                <w:sz w:val="26"/>
-                                <w:szCs w:val="26"/>
-                              </w:rPr>
-                              <w:t>on</w:t>
-                            </w:r>
-                          </w:p>
-                        </w:txbxContent>
-                      </wps:txbx>
-                      <wps:bodyPr rot="0" spcFirstLastPara="0" vertOverflow="overflow" horzOverflow="overflow" vert="horz" wrap="square" lIns="91440" tIns="45720" rIns="91440" bIns="45720" numCol="1" spcCol="0" rtlCol="0" fromWordArt="0" anchor="ctr" anchorCtr="0" forceAA="0" compatLnSpc="1">
-                        <a:prstTxWarp prst="textNoShape">
-                          <a:avLst/>
-                        </a:prstTxWarp>
-                        <a:noAutofit/>
-                      </wps:bodyPr>
-                    </wps:wsp>
-                  </a:graphicData>
-                </a:graphic>
-                <wp14:sizeRelH relativeFrom="margin">
-                  <wp14:pctWidth>0</wp14:pctWidth>
-                </wp14:sizeRelH>
-                <wp14:sizeRelV relativeFrom="margin">
-                  <wp14:pctHeight>0</wp14:pctHeight>
-                </wp14:sizeRelV>
-              </wp:anchor>
-            </w:drawing>
-          </mc:Choice>
-          <mc:Fallback>
-            <w:pict>
-              <v:rect w14:anchorId="73448E1E" id="Rectangle 20" o:spid="_x0000_s1030" style="position:absolute;margin-left:5in;margin-top:391.5pt;width:106.35pt;height:63pt;z-index:251656192;visibility:visible;mso-wrap-style:square;mso-width-percent:0;mso-height-percent:0;mso-wrap-distance-left:9pt;mso-wrap-distance-top:0;mso-wrap-distance-right:9pt;mso-wrap-distance-bottom:0;mso-position-horizontal:absolute;mso-position-horizontal-relative:text;mso-position-vertical:absolute;mso-position-vertical-relative:text;mso-width-percent:0;mso-height-percent:0;mso-width-relative:margin;mso-height-relative:margin;v-text-anchor:middle" o:gfxdata="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" fillcolor="#5a5a5a [2109]" strokecolor="#0a121c [484]" strokeweight="2pt">
-                <v:textbox>
-                  <w:txbxContent>
-                    <w:p>
-                      <w:pPr>
-                        <w:jc w:val="center"/>
-                        <w:rPr>
-                          <w:sz w:val="40"/>
-                          <w:szCs w:val="40"/>
-                        </w:rPr>
-                      </w:pPr>
-                      <w:r>
-                        <w:rPr>
-                          <w:sz w:val="26"/>
-                          <w:szCs w:val="26"/>
-                        </w:rPr>
-                        <w:t>Smart Charging Logic Implementati</w:t>
-                      </w:r>
-                      <w:r>
-                        <w:rPr>
-                          <w:sz w:val="26"/>
-                          <w:szCs w:val="26"/>
-                        </w:rPr>
-                        <w:t>on</w:t>
-                      </w:r>
-                    </w:p>
-                  </w:txbxContent>
-                </v:textbox>
-              </v:rect>
-            </w:pict>
-          </mc:Fallback>
-        </mc:AlternateContent>
-      </w:r>
-      <w:r>
-        <w:rPr>
-          <w:noProof/>
-        </w:rPr>
-        <mc:AlternateContent>
-          <mc:Choice Requires="wps">
-            <w:drawing>
-              <wp:anchor distT="0" distB="0" distL="114300" distR="114300" simplePos="0" relativeHeight="251654144" behindDoc="0" locked="0" layoutInCell="1" allowOverlap="1" wp14:anchorId="63814920" wp14:editId="605C8AEE">
+              <wp:anchor distT="0" distB="0" distL="114300" distR="114300" simplePos="0" relativeHeight="251495424" behindDoc="0" locked="0" layoutInCell="1" allowOverlap="1" wp14:anchorId="63814920" wp14:editId="25F79A0B">
                 <wp:simplePos x="0" y="0"/>
                 <wp:positionH relativeFrom="column">
                   <wp:posOffset>4123055</wp:posOffset>
@@ -1392,7 +1257,7 @@
           </mc:Choice>
           <mc:Fallback>
             <w:pict>
-              <v:shape w14:anchorId="568F9B3B" id="Arrow: Right 14" o:spid="_x0000_s1026" type="#_x0000_t13" style="position:absolute;margin-left:324.65pt;margin-top:14.8pt;width:20.4pt;height:17.5pt;z-index:251654144;visibility:visible;mso-wrap-style:square;mso-width-percent:0;mso-height-percent:0;mso-wrap-distance-left:9pt;mso-wrap-distance-top:0;mso-wrap-distance-right:9pt;mso-wrap-distance-bottom:0;mso-position-horizontal:absolute;mso-position-horizontal-relative:text;mso-position-vertical:absolute;mso-position-vertical-relative:text;mso-width-percent:0;mso-height-percent:0;mso-width-relative:margin;mso-height-relative:margin;v-text-anchor:middle" o:gfxdata="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" adj="12315" fillcolor="#5a5a5a [2109]" strokecolor="#0a121c [484]" strokeweight="2pt"/>
+              <v:shape w14:anchorId="39B3F587" id="Arrow: Right 14" o:spid="_x0000_s1026" type="#_x0000_t13" style="position:absolute;margin-left:324.65pt;margin-top:14.8pt;width:20.4pt;height:17.5pt;z-index:251495424;visibility:visible;mso-wrap-style:square;mso-width-percent:0;mso-height-percent:0;mso-wrap-distance-left:9pt;mso-wrap-distance-top:0;mso-wrap-distance-right:9pt;mso-wrap-distance-bottom:0;mso-position-horizontal:absolute;mso-position-horizontal-relative:text;mso-position-vertical:absolute;mso-position-vertical-relative:text;mso-width-percent:0;mso-height-percent:0;mso-width-relative:margin;mso-height-relative:margin;v-text-anchor:middle" o:gfxdata="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" adj="12315" fillcolor="#5a5a5a [2109]" strokecolor="#0a121c [484]" strokeweight="2pt"/>
             </w:pict>
           </mc:Fallback>
         </mc:AlternateContent>
@@ -1404,385 +1269,7 @@
         <mc:AlternateContent>
           <mc:Choice Requires="wps">
             <w:drawing>
-              <wp:anchor distT="0" distB="0" distL="114300" distR="114300" simplePos="0" relativeHeight="251658240" behindDoc="0" locked="0" layoutInCell="1" allowOverlap="1" wp14:anchorId="39039C83" wp14:editId="49B1E869">
-                <wp:simplePos x="0" y="0"/>
-                <wp:positionH relativeFrom="column">
-                  <wp:posOffset>-352425</wp:posOffset>
-                </wp:positionH>
-                <wp:positionV relativeFrom="paragraph">
-                  <wp:posOffset>5010785</wp:posOffset>
-                </wp:positionV>
-                <wp:extent cx="923925" cy="781050"/>
-                <wp:effectExtent l="0" t="0" r="28575" b="19050"/>
-                <wp:wrapNone/>
-                <wp:docPr id="24" name="Rectangle 24"/>
-                <wp:cNvGraphicFramePr/>
-                <a:graphic xmlns:a="http://schemas.openxmlformats.org/drawingml/2006/main">
-                  <a:graphicData uri="http://schemas.microsoft.com/office/word/2010/wordprocessingShape">
-                    <wps:wsp>
-                      <wps:cNvSpPr/>
-                      <wps:spPr>
-                        <a:xfrm>
-                          <a:off x="0" y="0"/>
-                          <a:ext cx="923925" cy="781050"/>
-                        </a:xfrm>
-                        <a:prstGeom prst="rect">
-                          <a:avLst/>
-                        </a:prstGeom>
-                        <a:solidFill>
-                          <a:schemeClr val="tx1">
-                            <a:lumMod val="65000"/>
-                            <a:lumOff val="35000"/>
-                          </a:schemeClr>
-                        </a:solidFill>
-                      </wps:spPr>
-                      <wps:style>
-                        <a:lnRef idx="2">
-                          <a:schemeClr val="accent1">
-                            <a:shade val="15000"/>
-                          </a:schemeClr>
-                        </a:lnRef>
-                        <a:fillRef idx="1">
-                          <a:schemeClr val="accent1"/>
-                        </a:fillRef>
-                        <a:effectRef idx="0">
-                          <a:schemeClr val="accent1"/>
-                        </a:effectRef>
-                        <a:fontRef idx="minor">
-                          <a:schemeClr val="lt1"/>
-                        </a:fontRef>
-                      </wps:style>
-                      <wps:txbx>
-                        <w:txbxContent>
-                          <w:p>
-                            <w:pPr>
-                              <w:jc w:val="center"/>
-                              <w:rPr>
-                                <w:sz w:val="26"/>
-                                <w:szCs w:val="26"/>
-                              </w:rPr>
-                            </w:pPr>
-                            <w:r>
-                              <w:rPr>
-                                <w:sz w:val="26"/>
-                                <w:szCs w:val="26"/>
-                              </w:rPr>
-                              <w:t>Data Analysis</w:t>
-                            </w:r>
-                          </w:p>
-                        </w:txbxContent>
-                      </wps:txbx>
-                      <wps:bodyPr rot="0" spcFirstLastPara="0" vertOverflow="overflow" horzOverflow="overflow" vert="horz" wrap="square" lIns="91440" tIns="45720" rIns="91440" bIns="45720" numCol="1" spcCol="0" rtlCol="0" fromWordArt="0" anchor="ctr" anchorCtr="0" forceAA="0" compatLnSpc="1">
-                        <a:prstTxWarp prst="textNoShape">
-                          <a:avLst/>
-                        </a:prstTxWarp>
-                        <a:noAutofit/>
-                      </wps:bodyPr>
-                    </wps:wsp>
-                  </a:graphicData>
-                </a:graphic>
-                <wp14:sizeRelH relativeFrom="margin">
-                  <wp14:pctWidth>0</wp14:pctWidth>
-                </wp14:sizeRelH>
-                <wp14:sizeRelV relativeFrom="margin">
-                  <wp14:pctHeight>0</wp14:pctHeight>
-                </wp14:sizeRelV>
-              </wp:anchor>
-            </w:drawing>
-          </mc:Choice>
-          <mc:Fallback>
-            <w:pict>
-              <v:rect w14:anchorId="39039C83" id="Rectangle 24" o:spid="_x0000_s1031" style="position:absolute;margin-left:-27.75pt;margin-top:394.55pt;width:72.75pt;height:61.5pt;z-index:251658240;visibility:visible;mso-wrap-style:square;mso-width-percent:0;mso-height-percent:0;mso-wrap-distance-left:9pt;mso-wrap-distance-top:0;mso-wrap-distance-right:9pt;mso-wrap-distance-bottom:0;mso-position-horizontal:absolute;mso-position-horizontal-relative:text;mso-position-vertical:absolute;mso-position-vertical-relative:text;mso-width-percent:0;mso-height-percent:0;mso-width-relative:margin;mso-height-relative:margin;v-text-anchor:middle" o:gfxdata="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" fillcolor="#5a5a5a [2109]" strokecolor="#0a121c [484]" strokeweight="2pt">
-                <v:textbox>
-                  <w:txbxContent>
-                    <w:p>
-                      <w:pPr>
-                        <w:jc w:val="center"/>
-                        <w:rPr>
-                          <w:sz w:val="26"/>
-                          <w:szCs w:val="26"/>
-                        </w:rPr>
-                      </w:pPr>
-                      <w:r>
-                        <w:rPr>
-                          <w:sz w:val="26"/>
-                          <w:szCs w:val="26"/>
-                        </w:rPr>
-                        <w:t>Data Analysis</w:t>
-                      </w:r>
-                    </w:p>
-                  </w:txbxContent>
-                </v:textbox>
-              </v:rect>
-            </w:pict>
-          </mc:Fallback>
-        </mc:AlternateContent>
-      </w:r>
-      <w:r>
-        <w:rPr>
-          <w:noProof/>
-        </w:rPr>
-        <mc:AlternateContent>
-          <mc:Choice Requires="wps">
-            <w:drawing>
-              <wp:anchor distT="0" distB="0" distL="114300" distR="114300" simplePos="0" relativeHeight="251664384" behindDoc="0" locked="0" layoutInCell="1" allowOverlap="1" wp14:anchorId="2F7C58F6" wp14:editId="7F1569CB">
-                <wp:simplePos x="0" y="0"/>
-                <wp:positionH relativeFrom="column">
-                  <wp:posOffset>676275</wp:posOffset>
-                </wp:positionH>
-                <wp:positionV relativeFrom="paragraph">
-                  <wp:posOffset>5277485</wp:posOffset>
-                </wp:positionV>
-                <wp:extent cx="314325" cy="266700"/>
-                <wp:effectExtent l="19050" t="19050" r="28575" b="38100"/>
-                <wp:wrapNone/>
-                <wp:docPr id="27" name="Arrow: Right 27"/>
-                <wp:cNvGraphicFramePr/>
-                <a:graphic xmlns:a="http://schemas.openxmlformats.org/drawingml/2006/main">
-                  <a:graphicData uri="http://schemas.microsoft.com/office/word/2010/wordprocessingShape">
-                    <wps:wsp>
-                      <wps:cNvSpPr/>
-                      <wps:spPr>
-                        <a:xfrm rot="10800000">
-                          <a:off x="0" y="0"/>
-                          <a:ext cx="314325" cy="266700"/>
-                        </a:xfrm>
-                        <a:prstGeom prst="rightArrow">
-                          <a:avLst/>
-                        </a:prstGeom>
-                        <a:solidFill>
-                          <a:schemeClr val="tx1">
-                            <a:lumMod val="65000"/>
-                            <a:lumOff val="35000"/>
-                          </a:schemeClr>
-                        </a:solidFill>
-                      </wps:spPr>
-                      <wps:style>
-                        <a:lnRef idx="2">
-                          <a:schemeClr val="accent1">
-                            <a:shade val="15000"/>
-                          </a:schemeClr>
-                        </a:lnRef>
-                        <a:fillRef idx="1">
-                          <a:schemeClr val="accent1"/>
-                        </a:fillRef>
-                        <a:effectRef idx="0">
-                          <a:schemeClr val="accent1"/>
-                        </a:effectRef>
-                        <a:fontRef idx="minor">
-                          <a:schemeClr val="lt1"/>
-                        </a:fontRef>
-                      </wps:style>
-                      <wps:bodyPr rot="0" spcFirstLastPara="0" vertOverflow="overflow" horzOverflow="overflow" vert="horz" wrap="square" lIns="91440" tIns="45720" rIns="91440" bIns="45720" numCol="1" spcCol="0" rtlCol="0" fromWordArt="0" anchor="ctr" anchorCtr="0" forceAA="0" compatLnSpc="1">
-                        <a:prstTxWarp prst="textNoShape">
-                          <a:avLst/>
-                        </a:prstTxWarp>
-                        <a:noAutofit/>
-                      </wps:bodyPr>
-                    </wps:wsp>
-                  </a:graphicData>
-                </a:graphic>
-                <wp14:sizeRelH relativeFrom="margin">
-                  <wp14:pctWidth>0</wp14:pctWidth>
-                </wp14:sizeRelH>
-                <wp14:sizeRelV relativeFrom="margin">
-                  <wp14:pctHeight>0</wp14:pctHeight>
-                </wp14:sizeRelV>
-              </wp:anchor>
-            </w:drawing>
-          </mc:Choice>
-          <mc:Fallback>
-            <w:pict>
-              <v:shape w14:anchorId="3E3319CA" id="Arrow: Right 27" o:spid="_x0000_s1026" type="#_x0000_t13" style="position:absolute;margin-left:53.25pt;margin-top:415.55pt;width:24.75pt;height:21pt;rotation:180;z-index:251664384;visibility:visible;mso-wrap-style:square;mso-width-percent:0;mso-height-percent:0;mso-wrap-distance-left:9pt;mso-wrap-distance-top:0;mso-wrap-distance-right:9pt;mso-wrap-distance-bottom:0;mso-position-horizontal:absolute;mso-position-horizontal-relative:text;mso-position-vertical:absolute;mso-position-vertical-relative:text;mso-width-percent:0;mso-height-percent:0;mso-width-relative:margin;mso-height-relative:margin;v-text-anchor:middle" o:gfxdata="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" adj="12436" fillcolor="#5a5a5a [2109]" strokecolor="#0a121c [484]" strokeweight="2pt"/>
-            </w:pict>
-          </mc:Fallback>
-        </mc:AlternateContent>
-      </w:r>
-      <w:r>
-        <w:rPr>
-          <w:noProof/>
-        </w:rPr>
-        <mc:AlternateContent>
-          <mc:Choice Requires="wps">
-            <w:drawing>
-              <wp:anchor distT="0" distB="0" distL="114300" distR="114300" simplePos="0" relativeHeight="251660288" behindDoc="0" locked="0" layoutInCell="1" allowOverlap="1" wp14:anchorId="527B743B" wp14:editId="54653422">
-                <wp:simplePos x="0" y="0"/>
-                <wp:positionH relativeFrom="column">
-                  <wp:posOffset>1114425</wp:posOffset>
-                </wp:positionH>
-                <wp:positionV relativeFrom="paragraph">
-                  <wp:posOffset>5019675</wp:posOffset>
-                </wp:positionV>
-                <wp:extent cx="1143000" cy="790575"/>
-                <wp:effectExtent l="0" t="0" r="19050" b="28575"/>
-                <wp:wrapNone/>
-                <wp:docPr id="25" name="Rectangle 25"/>
-                <wp:cNvGraphicFramePr/>
-                <a:graphic xmlns:a="http://schemas.openxmlformats.org/drawingml/2006/main">
-                  <a:graphicData uri="http://schemas.microsoft.com/office/word/2010/wordprocessingShape">
-                    <wps:wsp>
-                      <wps:cNvSpPr/>
-                      <wps:spPr>
-                        <a:xfrm>
-                          <a:off x="0" y="0"/>
-                          <a:ext cx="1143000" cy="790575"/>
-                        </a:xfrm>
-                        <a:prstGeom prst="rect">
-                          <a:avLst/>
-                        </a:prstGeom>
-                        <a:solidFill>
-                          <a:schemeClr val="tx1">
-                            <a:lumMod val="65000"/>
-                            <a:lumOff val="35000"/>
-                          </a:schemeClr>
-                        </a:solidFill>
-                      </wps:spPr>
-                      <wps:style>
-                        <a:lnRef idx="2">
-                          <a:schemeClr val="accent1">
-                            <a:shade val="15000"/>
-                          </a:schemeClr>
-                        </a:lnRef>
-                        <a:fillRef idx="1">
-                          <a:schemeClr val="accent1"/>
-                        </a:fillRef>
-                        <a:effectRef idx="0">
-                          <a:schemeClr val="accent1"/>
-                        </a:effectRef>
-                        <a:fontRef idx="minor">
-                          <a:schemeClr val="lt1"/>
-                        </a:fontRef>
-                      </wps:style>
-                      <wps:txbx>
-                        <w:txbxContent>
-                          <w:p>
-                            <w:pPr>
-                              <w:jc w:val="center"/>
-                              <w:rPr>
-                                <w:sz w:val="40"/>
-                                <w:szCs w:val="40"/>
-                              </w:rPr>
-                            </w:pPr>
-                            <w:r>
-                              <w:rPr>
-                                <w:sz w:val="26"/>
-                                <w:szCs w:val="26"/>
-                              </w:rPr>
-                              <w:t>Real-Time</w:t>
-                            </w:r>
-                            <w:r>
-                              <w:rPr>
-                                <w:sz w:val="26"/>
-                                <w:szCs w:val="26"/>
-                              </w:rPr>
-                              <w:t xml:space="preserve"> </w:t>
-                            </w:r>
-                            <w:r>
-                              <w:rPr>
-                                <w:sz w:val="26"/>
-                                <w:szCs w:val="26"/>
-                              </w:rPr>
-                              <w:t>Data</w:t>
-                            </w:r>
-                            <w:r>
-                              <w:rPr>
-                                <w:sz w:val="26"/>
-                                <w:szCs w:val="26"/>
-                              </w:rPr>
-                              <w:t xml:space="preserve"> </w:t>
-                            </w:r>
-                            <w:r>
-                              <w:rPr>
-                                <w:sz w:val="26"/>
-                                <w:szCs w:val="26"/>
-                              </w:rPr>
-                              <w:t>Extraction</w:t>
-                            </w:r>
-                          </w:p>
-                        </w:txbxContent>
-                      </wps:txbx>
-                      <wps:bodyPr rot="0" spcFirstLastPara="0" vertOverflow="overflow" horzOverflow="overflow" vert="horz" wrap="square" lIns="91440" tIns="45720" rIns="91440" bIns="45720" numCol="1" spcCol="0" rtlCol="0" fromWordArt="0" anchor="ctr" anchorCtr="0" forceAA="0" compatLnSpc="1">
-                        <a:prstTxWarp prst="textNoShape">
-                          <a:avLst/>
-                        </a:prstTxWarp>
-                        <a:noAutofit/>
-                      </wps:bodyPr>
-                    </wps:wsp>
-                  </a:graphicData>
-                </a:graphic>
-                <wp14:sizeRelH relativeFrom="margin">
-                  <wp14:pctWidth>0</wp14:pctWidth>
-                </wp14:sizeRelH>
-                <wp14:sizeRelV relativeFrom="margin">
-                  <wp14:pctHeight>0</wp14:pctHeight>
-                </wp14:sizeRelV>
-              </wp:anchor>
-            </w:drawing>
-          </mc:Choice>
-          <mc:Fallback>
-            <w:pict>
-              <v:rect w14:anchorId="527B743B" id="Rectangle 25" o:spid="_x0000_s1032" style="position:absolute;margin-left:87.75pt;margin-top:395.25pt;width:90pt;height:62.25pt;z-index:251660288;visibility:visible;mso-wrap-style:square;mso-width-percent:0;mso-height-percent:0;mso-wrap-distance-left:9pt;mso-wrap-distance-top:0;mso-wrap-distance-right:9pt;mso-wrap-distance-bottom:0;mso-position-horizontal:absolute;mso-position-horizontal-relative:text;mso-position-vertical:absolute;mso-position-vertical-relative:text;mso-width-percent:0;mso-height-percent:0;mso-width-relative:margin;mso-height-relative:margin;v-text-anchor:middle" o:gfxdata="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" fillcolor="#5a5a5a [2109]" strokecolor="#0a121c [484]" strokeweight="2pt">
-                <v:textbox>
-                  <w:txbxContent>
-                    <w:p>
-                      <w:pPr>
-                        <w:jc w:val="center"/>
-                        <w:rPr>
-                          <w:sz w:val="40"/>
-                          <w:szCs w:val="40"/>
-                        </w:rPr>
-                      </w:pPr>
-                      <w:r>
-                        <w:rPr>
-                          <w:sz w:val="26"/>
-                          <w:szCs w:val="26"/>
-                        </w:rPr>
-                        <w:t>Real-Time</w:t>
-                      </w:r>
-                      <w:r>
-                        <w:rPr>
-                          <w:sz w:val="26"/>
-                          <w:szCs w:val="26"/>
-                        </w:rPr>
-                        <w:t xml:space="preserve"> </w:t>
-                      </w:r>
-                      <w:r>
-                        <w:rPr>
-                          <w:sz w:val="26"/>
-                          <w:szCs w:val="26"/>
-                        </w:rPr>
-                        <w:t>Data</w:t>
-                      </w:r>
-                      <w:r>
-                        <w:rPr>
-                          <w:sz w:val="26"/>
-                          <w:szCs w:val="26"/>
-                        </w:rPr>
-                        <w:t xml:space="preserve"> </w:t>
-                      </w:r>
-                      <w:r>
-                        <w:rPr>
-                          <w:sz w:val="26"/>
-                          <w:szCs w:val="26"/>
-                        </w:rPr>
-                        <w:t>Extraction</w:t>
-                      </w:r>
-                    </w:p>
-                  </w:txbxContent>
-                </v:textbox>
-              </v:rect>
-            </w:pict>
-          </mc:Fallback>
-        </mc:AlternateContent>
-      </w:r>
-      <w:r>
-        <w:rPr>
-          <w:noProof/>
-        </w:rPr>
-        <mc:AlternateContent>
-          <mc:Choice Requires="wps">
-            <w:drawing>
-              <wp:anchor distT="0" distB="0" distL="114300" distR="114300" simplePos="0" relativeHeight="251666432" behindDoc="0" locked="0" layoutInCell="1" allowOverlap="1" wp14:anchorId="30F1A3D2" wp14:editId="5A116C07">
+              <wp:anchor distT="0" distB="0" distL="114300" distR="114300" simplePos="0" relativeHeight="251674624" behindDoc="0" locked="0" layoutInCell="1" allowOverlap="1" wp14:anchorId="30F1A3D2" wp14:editId="0FD005D8">
                 <wp:simplePos x="0" y="0"/>
                 <wp:positionH relativeFrom="column">
                   <wp:posOffset>2352675</wp:posOffset>
@@ -1850,7 +1337,7 @@
           </mc:Choice>
           <mc:Fallback>
             <w:pict>
-              <v:shape w14:anchorId="7FC562BD" id="Arrow: Right 28" o:spid="_x0000_s1026" type="#_x0000_t13" style="position:absolute;margin-left:185.25pt;margin-top:415.55pt;width:24.75pt;height:21pt;rotation:180;z-index:251666432;visibility:visible;mso-wrap-style:square;mso-width-percent:0;mso-height-percent:0;mso-wrap-distance-left:9pt;mso-wrap-distance-top:0;mso-wrap-distance-right:9pt;mso-wrap-distance-bottom:0;mso-position-horizontal:absolute;mso-position-horizontal-relative:text;mso-position-vertical:absolute;mso-position-vertical-relative:text;mso-width-percent:0;mso-height-percent:0;mso-width-relative:margin;mso-height-relative:margin;v-text-anchor:middle" o:gfxdata="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" adj="12436" fillcolor="#5a5a5a [2109]" strokecolor="#0a121c [484]" strokeweight="2pt"/>
+              <v:shape w14:anchorId="0D5AECEF" id="Arrow: Right 28" o:spid="_x0000_s1026" type="#_x0000_t13" style="position:absolute;margin-left:185.25pt;margin-top:415.55pt;width:24.75pt;height:21pt;rotation:180;z-index:251674624;visibility:visible;mso-wrap-style:square;mso-width-percent:0;mso-height-percent:0;mso-wrap-distance-left:9pt;mso-wrap-distance-top:0;mso-wrap-distance-right:9pt;mso-wrap-distance-bottom:0;mso-position-horizontal:absolute;mso-position-horizontal-relative:text;mso-position-vertical:absolute;mso-position-vertical-relative:text;mso-width-percent:0;mso-height-percent:0;mso-width-relative:margin;mso-height-relative:margin;v-text-anchor:middle" o:gfxdata="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" adj="12436" fillcolor="#5a5a5a [2109]" strokecolor="#0a121c [484]" strokeweight="2pt"/>
             </w:pict>
           </mc:Fallback>
         </mc:AlternateContent>
@@ -1862,234 +1349,7 @@
         <mc:AlternateContent>
           <mc:Choice Requires="wps">
             <w:drawing>
-              <wp:anchor distT="0" distB="0" distL="114300" distR="114300" simplePos="0" relativeHeight="251662336" behindDoc="0" locked="0" layoutInCell="1" allowOverlap="1" wp14:anchorId="2274514F" wp14:editId="5AFC7FA3">
-                <wp:simplePos x="0" y="0"/>
-                <wp:positionH relativeFrom="column">
-                  <wp:posOffset>2754630</wp:posOffset>
-                </wp:positionH>
-                <wp:positionV relativeFrom="paragraph">
-                  <wp:posOffset>5001260</wp:posOffset>
-                </wp:positionV>
-                <wp:extent cx="1276350" cy="762000"/>
-                <wp:effectExtent l="0" t="0" r="19050" b="19050"/>
-                <wp:wrapNone/>
-                <wp:docPr id="26" name="Rectangle 26"/>
-                <wp:cNvGraphicFramePr/>
-                <a:graphic xmlns:a="http://schemas.openxmlformats.org/drawingml/2006/main">
-                  <a:graphicData uri="http://schemas.microsoft.com/office/word/2010/wordprocessingShape">
-                    <wps:wsp>
-                      <wps:cNvSpPr/>
-                      <wps:spPr>
-                        <a:xfrm>
-                          <a:off x="0" y="0"/>
-                          <a:ext cx="1276350" cy="762000"/>
-                        </a:xfrm>
-                        <a:prstGeom prst="rect">
-                          <a:avLst/>
-                        </a:prstGeom>
-                        <a:solidFill>
-                          <a:schemeClr val="tx1">
-                            <a:lumMod val="65000"/>
-                            <a:lumOff val="35000"/>
-                          </a:schemeClr>
-                        </a:solidFill>
-                      </wps:spPr>
-                      <wps:style>
-                        <a:lnRef idx="2">
-                          <a:schemeClr val="accent1">
-                            <a:shade val="15000"/>
-                          </a:schemeClr>
-                        </a:lnRef>
-                        <a:fillRef idx="1">
-                          <a:schemeClr val="accent1"/>
-                        </a:fillRef>
-                        <a:effectRef idx="0">
-                          <a:schemeClr val="accent1"/>
-                        </a:effectRef>
-                        <a:fontRef idx="minor">
-                          <a:schemeClr val="lt1"/>
-                        </a:fontRef>
-                      </wps:style>
-                      <wps:txbx>
-                        <w:txbxContent>
-                          <w:p>
-                            <w:pPr>
-                              <w:jc w:val="center"/>
-                              <w:rPr>
-                                <w:sz w:val="26"/>
-                                <w:szCs w:val="26"/>
-                              </w:rPr>
-                            </w:pPr>
-                            <w:r>
-                              <w:rPr>
-                                <w:sz w:val="26"/>
-                                <w:szCs w:val="26"/>
-                              </w:rPr>
-                              <w:t>Simulation</w:t>
-                            </w:r>
-                            <w:r>
-                              <w:rPr>
-                                <w:sz w:val="26"/>
-                                <w:szCs w:val="26"/>
-                              </w:rPr>
-                              <w:t xml:space="preserve"> </w:t>
-                            </w:r>
-                            <w:r>
-                              <w:rPr>
-                                <w:sz w:val="26"/>
-                                <w:szCs w:val="26"/>
-                              </w:rPr>
-                              <w:t>Execution</w:t>
-                            </w:r>
-                            <w:r>
-                              <w:rPr>
-                                <w:sz w:val="26"/>
-                                <w:szCs w:val="26"/>
-                              </w:rPr>
-                              <w:t xml:space="preserve"> </w:t>
-                            </w:r>
-                            <w:r>
-                              <w:rPr>
-                                <w:sz w:val="26"/>
-                                <w:szCs w:val="26"/>
-                              </w:rPr>
-                              <w:t>with</w:t>
-                            </w:r>
-                            <w:r>
-                              <w:rPr>
-                                <w:sz w:val="26"/>
-                                <w:szCs w:val="26"/>
-                              </w:rPr>
-                              <w:t xml:space="preserve"> </w:t>
-                            </w:r>
-                            <w:proofErr w:type="spellStart"/>
-                            <w:r>
-                              <w:rPr>
-                                <w:sz w:val="26"/>
-                                <w:szCs w:val="26"/>
-                              </w:rPr>
-                              <w:t>TraCI</w:t>
-                            </w:r>
-                            <w:proofErr w:type="spellEnd"/>
-                          </w:p>
-                          <w:p>
-                            <w:pPr>
-                              <w:jc w:val="center"/>
-                              <w:rPr>
-                                <w:sz w:val="40"/>
-                                <w:szCs w:val="40"/>
-                              </w:rPr>
-                            </w:pPr>
-                          </w:p>
-                        </w:txbxContent>
-                      </wps:txbx>
-                      <wps:bodyPr rot="0" spcFirstLastPara="0" vertOverflow="overflow" horzOverflow="overflow" vert="horz" wrap="square" lIns="91440" tIns="45720" rIns="91440" bIns="45720" numCol="1" spcCol="0" rtlCol="0" fromWordArt="0" anchor="ctr" anchorCtr="0" forceAA="0" compatLnSpc="1">
-                        <a:prstTxWarp prst="textNoShape">
-                          <a:avLst/>
-                        </a:prstTxWarp>
-                        <a:noAutofit/>
-                      </wps:bodyPr>
-                    </wps:wsp>
-                  </a:graphicData>
-                </a:graphic>
-                <wp14:sizeRelH relativeFrom="margin">
-                  <wp14:pctWidth>0</wp14:pctWidth>
-                </wp14:sizeRelH>
-                <wp14:sizeRelV relativeFrom="margin">
-                  <wp14:pctHeight>0</wp14:pctHeight>
-                </wp14:sizeRelV>
-              </wp:anchor>
-            </w:drawing>
-          </mc:Choice>
-          <mc:Fallback>
-            <w:pict>
-              <v:rect w14:anchorId="2274514F" id="Rectangle 26" o:spid="_x0000_s1033" style="position:absolute;margin-left:216.9pt;margin-top:393.8pt;width:100.5pt;height:60pt;z-index:251662336;visibility:visible;mso-wrap-style:square;mso-width-percent:0;mso-height-percent:0;mso-wrap-distance-left:9pt;mso-wrap-distance-top:0;mso-wrap-distance-right:9pt;mso-wrap-distance-bottom:0;mso-position-horizontal:absolute;mso-position-horizontal-relative:text;mso-position-vertical:absolute;mso-position-vertical-relative:text;mso-width-percent:0;mso-height-percent:0;mso-width-relative:margin;mso-height-relative:margin;v-text-anchor:middle" o:gfxdata="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" fillcolor="#5a5a5a [2109]" strokecolor="#0a121c [484]" strokeweight="2pt">
-                <v:textbox>
-                  <w:txbxContent>
-                    <w:p>
-                      <w:pPr>
-                        <w:jc w:val="center"/>
-                        <w:rPr>
-                          <w:sz w:val="26"/>
-                          <w:szCs w:val="26"/>
-                        </w:rPr>
-                      </w:pPr>
-                      <w:r>
-                        <w:rPr>
-                          <w:sz w:val="26"/>
-                          <w:szCs w:val="26"/>
-                        </w:rPr>
-                        <w:t>Simulation</w:t>
-                      </w:r>
-                      <w:r>
-                        <w:rPr>
-                          <w:sz w:val="26"/>
-                          <w:szCs w:val="26"/>
-                        </w:rPr>
-                        <w:t xml:space="preserve"> </w:t>
-                      </w:r>
-                      <w:r>
-                        <w:rPr>
-                          <w:sz w:val="26"/>
-                          <w:szCs w:val="26"/>
-                        </w:rPr>
-                        <w:t>Execution</w:t>
-                      </w:r>
-                      <w:r>
-                        <w:rPr>
-                          <w:sz w:val="26"/>
-                          <w:szCs w:val="26"/>
-                        </w:rPr>
-                        <w:t xml:space="preserve"> </w:t>
-                      </w:r>
-                      <w:r>
-                        <w:rPr>
-                          <w:sz w:val="26"/>
-                          <w:szCs w:val="26"/>
-                        </w:rPr>
-                        <w:t>with</w:t>
-                      </w:r>
-                      <w:r>
-                        <w:rPr>
-                          <w:sz w:val="26"/>
-                          <w:szCs w:val="26"/>
-                        </w:rPr>
-                        <w:t xml:space="preserve"> </w:t>
-                      </w:r>
-                      <w:proofErr w:type="spellStart"/>
-                      <w:r>
-                        <w:rPr>
-                          <w:sz w:val="26"/>
-                          <w:szCs w:val="26"/>
-                        </w:rPr>
-                        <w:t>TraCI</w:t>
-                      </w:r>
-                      <w:proofErr w:type="spellEnd"/>
-                    </w:p>
-                    <w:p>
-                      <w:pPr>
-                        <w:jc w:val="center"/>
-                        <w:rPr>
-                          <w:sz w:val="40"/>
-                          <w:szCs w:val="40"/>
-                        </w:rPr>
-                      </w:pPr>
-                    </w:p>
-                  </w:txbxContent>
-                </v:textbox>
-              </v:rect>
-            </w:pict>
-          </mc:Fallback>
-        </mc:AlternateContent>
-      </w:r>
-      <w:r>
-        <w:rPr>
-          <w:noProof/>
-        </w:rPr>
-        <mc:AlternateContent>
-          <mc:Choice Requires="wps">
-            <w:drawing>
-              <wp:anchor distT="0" distB="0" distL="114300" distR="114300" simplePos="0" relativeHeight="251420160" behindDoc="0" locked="0" layoutInCell="1" allowOverlap="1" wp14:anchorId="25EF798B" wp14:editId="79FC91D6">
+              <wp:anchor distT="0" distB="0" distL="114300" distR="114300" simplePos="0" relativeHeight="251450368" behindDoc="0" locked="0" layoutInCell="1" allowOverlap="1" wp14:anchorId="25EF798B" wp14:editId="4F51E273">
                 <wp:simplePos x="0" y="0"/>
                 <wp:positionH relativeFrom="column">
                   <wp:posOffset>4152900</wp:posOffset>
@@ -2185,7 +1445,7 @@
           </mc:Choice>
           <mc:Fallback>
             <w:pict>
-              <v:rect w14:anchorId="25EF798B" id="Rectangle 3" o:spid="_x0000_s1034" style="position:absolute;margin-left:327pt;margin-top:541.25pt;width:163.25pt;height:67.8pt;z-index:251420160;visibility:visible;mso-wrap-style:square;mso-wrap-distance-left:9pt;mso-wrap-distance-top:0;mso-wrap-distance-right:9pt;mso-wrap-distance-bottom:0;mso-position-horizontal:absolute;mso-position-horizontal-relative:text;mso-position-vertical:absolute;mso-position-vertical-relative:text;v-text-anchor:middle" o:gfxdata="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" fillcolor="#5a5a5a [2109]" strokecolor="#0a121c [484]" strokeweight="2pt">
+              <v:rect w14:anchorId="25EF798B" id="Rectangle 3" o:spid="_x0000_s1030" style="position:absolute;margin-left:327pt;margin-top:541.25pt;width:163.25pt;height:67.8pt;z-index:251450368;visibility:visible;mso-wrap-style:square;mso-wrap-distance-left:9pt;mso-wrap-distance-top:0;mso-wrap-distance-right:9pt;mso-wrap-distance-bottom:0;mso-position-horizontal:absolute;mso-position-horizontal-relative:text;mso-position-vertical:absolute;mso-position-vertical-relative:text;v-text-anchor:middle" o:gfxdata="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" fillcolor="#5a5a5a [2109]" strokecolor="#0a121c [484]" strokeweight="2pt">
                 <v:textbox>
                   <w:txbxContent>
                     <w:p>
@@ -2232,7 +1492,7 @@
         <mc:AlternateContent>
           <mc:Choice Requires="wps">
             <w:drawing>
-              <wp:anchor distT="0" distB="0" distL="114300" distR="114300" simplePos="0" relativeHeight="251865600" behindDoc="0" locked="0" layoutInCell="1" allowOverlap="1" wp14:anchorId="71278431" wp14:editId="5C910CDE">
+              <wp:anchor distT="0" distB="0" distL="114300" distR="114300" simplePos="0" relativeHeight="251708416" behindDoc="0" locked="0" layoutInCell="1" allowOverlap="1" wp14:anchorId="71278431" wp14:editId="5C910CDE">
                 <wp:simplePos x="0" y="0"/>
                 <wp:positionH relativeFrom="column">
                   <wp:posOffset>5180965</wp:posOffset>
@@ -2300,7 +1560,7 @@
           </mc:Choice>
           <mc:Fallback>
             <w:pict>
-              <v:shape w14:anchorId="7743A135" id="Arrow: Right 22" o:spid="_x0000_s1026" type="#_x0000_t13" style="position:absolute;margin-left:407.95pt;margin-top:363.8pt;width:23.15pt;height:20.85pt;rotation:90;z-index:251865600;visibility:visible;mso-wrap-style:square;mso-width-percent:0;mso-height-percent:0;mso-wrap-distance-left:9pt;mso-wrap-distance-top:0;mso-wrap-distance-right:9pt;mso-wrap-distance-bottom:0;mso-position-horizontal:absolute;mso-position-horizontal-relative:text;mso-position-vertical:absolute;mso-position-vertical-relative:text;mso-width-percent:0;mso-height-percent:0;mso-width-relative:margin;mso-height-relative:margin;v-text-anchor:middle" o:gfxdata="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" adj="11863" fillcolor="#5a5a5a [2109]" strokecolor="#0a121c [484]" strokeweight="2pt"/>
+              <v:shape w14:anchorId="286A6443" id="Arrow: Right 22" o:spid="_x0000_s1026" type="#_x0000_t13" style="position:absolute;margin-left:407.95pt;margin-top:363.8pt;width:23.15pt;height:20.85pt;rotation:90;z-index:251708416;visibility:visible;mso-wrap-style:square;mso-width-percent:0;mso-height-percent:0;mso-wrap-distance-left:9pt;mso-wrap-distance-top:0;mso-wrap-distance-right:9pt;mso-wrap-distance-bottom:0;mso-position-horizontal:absolute;mso-position-horizontal-relative:text;mso-position-vertical:absolute;mso-position-vertical-relative:text;mso-width-percent:0;mso-height-percent:0;mso-width-relative:margin;mso-height-relative:margin;v-text-anchor:middle" o:gfxdata="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" adj="11863" fillcolor="#5a5a5a [2109]" strokecolor="#0a121c [484]" strokeweight="2pt"/>
             </w:pict>
           </mc:Fallback>
         </mc:AlternateContent>
@@ -2312,599 +1572,7 @@
         <mc:AlternateContent>
           <mc:Choice Requires="wps">
             <w:drawing>
-              <wp:anchor distT="0" distB="0" distL="114300" distR="114300" simplePos="0" relativeHeight="251808256" behindDoc="0" locked="0" layoutInCell="1" allowOverlap="1" wp14:anchorId="63770F52" wp14:editId="44BDA350">
-                <wp:simplePos x="0" y="0"/>
-                <wp:positionH relativeFrom="column">
-                  <wp:posOffset>4648200</wp:posOffset>
-                </wp:positionH>
-                <wp:positionV relativeFrom="paragraph">
-                  <wp:posOffset>3724910</wp:posOffset>
-                </wp:positionV>
-                <wp:extent cx="1276350" cy="790575"/>
-                <wp:effectExtent l="0" t="0" r="19050" b="28575"/>
-                <wp:wrapNone/>
-                <wp:docPr id="19" name="Rectangle 19"/>
-                <wp:cNvGraphicFramePr/>
-                <a:graphic xmlns:a="http://schemas.openxmlformats.org/drawingml/2006/main">
-                  <a:graphicData uri="http://schemas.microsoft.com/office/word/2010/wordprocessingShape">
-                    <wps:wsp>
-                      <wps:cNvSpPr/>
-                      <wps:spPr>
-                        <a:xfrm>
-                          <a:off x="0" y="0"/>
-                          <a:ext cx="1276350" cy="790575"/>
-                        </a:xfrm>
-                        <a:prstGeom prst="rect">
-                          <a:avLst/>
-                        </a:prstGeom>
-                        <a:solidFill>
-                          <a:schemeClr val="tx1">
-                            <a:lumMod val="65000"/>
-                            <a:lumOff val="35000"/>
-                          </a:schemeClr>
-                        </a:solidFill>
-                      </wps:spPr>
-                      <wps:style>
-                        <a:lnRef idx="2">
-                          <a:schemeClr val="accent1">
-                            <a:shade val="15000"/>
-                          </a:schemeClr>
-                        </a:lnRef>
-                        <a:fillRef idx="1">
-                          <a:schemeClr val="accent1"/>
-                        </a:fillRef>
-                        <a:effectRef idx="0">
-                          <a:schemeClr val="accent1"/>
-                        </a:effectRef>
-                        <a:fontRef idx="minor">
-                          <a:schemeClr val="lt1"/>
-                        </a:fontRef>
-                      </wps:style>
-                      <wps:txbx>
-                        <w:txbxContent>
-                          <w:p>
-                            <w:pPr>
-                              <w:jc w:val="center"/>
-                              <w:rPr>
-                                <w:sz w:val="26"/>
-                                <w:szCs w:val="26"/>
-                              </w:rPr>
-                            </w:pPr>
-                            <w:r>
-                              <w:rPr>
-                                <w:sz w:val="26"/>
-                                <w:szCs w:val="26"/>
-                              </w:rPr>
-                              <w:t xml:space="preserve">Route Creation &amp; </w:t>
-                            </w:r>
-                            <w:r>
-                              <w:rPr>
-                                <w:sz w:val="26"/>
-                                <w:szCs w:val="26"/>
-                              </w:rPr>
-                              <w:t>Vehicle</w:t>
-                            </w:r>
-                            <w:r>
-                              <w:rPr>
-                                <w:sz w:val="26"/>
-                                <w:szCs w:val="26"/>
-                              </w:rPr>
-                              <w:t xml:space="preserve"> </w:t>
-                            </w:r>
-                            <w:r>
-                              <w:rPr>
-                                <w:sz w:val="26"/>
-                                <w:szCs w:val="26"/>
-                              </w:rPr>
-                              <w:t>Fleet</w:t>
-                            </w:r>
-                            <w:r>
-                              <w:rPr>
-                                <w:sz w:val="26"/>
-                                <w:szCs w:val="26"/>
-                              </w:rPr>
-                              <w:t xml:space="preserve"> </w:t>
-                            </w:r>
-                            <w:r>
-                              <w:rPr>
-                                <w:sz w:val="26"/>
-                                <w:szCs w:val="26"/>
-                              </w:rPr>
-                              <w:t>Characterization</w:t>
-                            </w:r>
-                          </w:p>
-                          <w:p>
-                            <w:pPr>
-                              <w:jc w:val="center"/>
-                              <w:rPr>
-                                <w:sz w:val="40"/>
-                                <w:szCs w:val="40"/>
-                              </w:rPr>
-                            </w:pPr>
-                          </w:p>
-                        </w:txbxContent>
-                      </wps:txbx>
-                      <wps:bodyPr rot="0" spcFirstLastPara="0" vertOverflow="overflow" horzOverflow="overflow" vert="horz" wrap="square" lIns="91440" tIns="45720" rIns="91440" bIns="45720" numCol="1" spcCol="0" rtlCol="0" fromWordArt="0" anchor="ctr" anchorCtr="0" forceAA="0" compatLnSpc="1">
-                        <a:prstTxWarp prst="textNoShape">
-                          <a:avLst/>
-                        </a:prstTxWarp>
-                        <a:noAutofit/>
-                      </wps:bodyPr>
-                    </wps:wsp>
-                  </a:graphicData>
-                </a:graphic>
-                <wp14:sizeRelH relativeFrom="margin">
-                  <wp14:pctWidth>0</wp14:pctWidth>
-                </wp14:sizeRelH>
-                <wp14:sizeRelV relativeFrom="margin">
-                  <wp14:pctHeight>0</wp14:pctHeight>
-                </wp14:sizeRelV>
-              </wp:anchor>
-            </w:drawing>
-          </mc:Choice>
-          <mc:Fallback>
-            <w:pict>
-              <v:rect w14:anchorId="63770F52" id="Rectangle 19" o:spid="_x0000_s1035" style="position:absolute;margin-left:366pt;margin-top:293.3pt;width:100.5pt;height:62.25pt;z-index:251808256;visibility:visible;mso-wrap-style:square;mso-width-percent:0;mso-height-percent:0;mso-wrap-distance-left:9pt;mso-wrap-distance-top:0;mso-wrap-distance-right:9pt;mso-wrap-distance-bottom:0;mso-position-horizontal:absolute;mso-position-horizontal-relative:text;mso-position-vertical:absolute;mso-position-vertical-relative:text;mso-width-percent:0;mso-height-percent:0;mso-width-relative:margin;mso-height-relative:margin;v-text-anchor:middle" o:gfxdata="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" fillcolor="#5a5a5a [2109]" strokecolor="#0a121c [484]" strokeweight="2pt">
-                <v:textbox>
-                  <w:txbxContent>
-                    <w:p>
-                      <w:pPr>
-                        <w:jc w:val="center"/>
-                        <w:rPr>
-                          <w:sz w:val="26"/>
-                          <w:szCs w:val="26"/>
-                        </w:rPr>
-                      </w:pPr>
-                      <w:r>
-                        <w:rPr>
-                          <w:sz w:val="26"/>
-                          <w:szCs w:val="26"/>
-                        </w:rPr>
-                        <w:t xml:space="preserve">Route Creation &amp; </w:t>
-                      </w:r>
-                      <w:r>
-                        <w:rPr>
-                          <w:sz w:val="26"/>
-                          <w:szCs w:val="26"/>
-                        </w:rPr>
-                        <w:t>Vehicle</w:t>
-                      </w:r>
-                      <w:r>
-                        <w:rPr>
-                          <w:sz w:val="26"/>
-                          <w:szCs w:val="26"/>
-                        </w:rPr>
-                        <w:t xml:space="preserve"> </w:t>
-                      </w:r>
-                      <w:r>
-                        <w:rPr>
-                          <w:sz w:val="26"/>
-                          <w:szCs w:val="26"/>
-                        </w:rPr>
-                        <w:t>Fleet</w:t>
-                      </w:r>
-                      <w:r>
-                        <w:rPr>
-                          <w:sz w:val="26"/>
-                          <w:szCs w:val="26"/>
-                        </w:rPr>
-                        <w:t xml:space="preserve"> </w:t>
-                      </w:r>
-                      <w:r>
-                        <w:rPr>
-                          <w:sz w:val="26"/>
-                          <w:szCs w:val="26"/>
-                        </w:rPr>
-                        <w:t>Characterization</w:t>
-                      </w:r>
-                    </w:p>
-                    <w:p>
-                      <w:pPr>
-                        <w:jc w:val="center"/>
-                        <w:rPr>
-                          <w:sz w:val="40"/>
-                          <w:szCs w:val="40"/>
-                        </w:rPr>
-                      </w:pPr>
-                    </w:p>
-                  </w:txbxContent>
-                </v:textbox>
-              </v:rect>
-            </w:pict>
-          </mc:Fallback>
-        </mc:AlternateContent>
-      </w:r>
-      <w:r>
-        <w:rPr>
-          <w:noProof/>
-        </w:rPr>
-        <mc:AlternateContent>
-          <mc:Choice Requires="wps">
-            <w:drawing>
-              <wp:anchor distT="0" distB="0" distL="114300" distR="114300" simplePos="0" relativeHeight="251883008" behindDoc="0" locked="0" layoutInCell="1" allowOverlap="1" wp14:anchorId="5DC9F0DC" wp14:editId="31C0CB46">
-                <wp:simplePos x="0" y="0"/>
-                <wp:positionH relativeFrom="column">
-                  <wp:posOffset>5161915</wp:posOffset>
-                </wp:positionH>
-                <wp:positionV relativeFrom="paragraph">
-                  <wp:posOffset>3343910</wp:posOffset>
-                </wp:positionV>
-                <wp:extent cx="293690" cy="264794"/>
-                <wp:effectExtent l="14605" t="4445" r="45085" b="45085"/>
-                <wp:wrapNone/>
-                <wp:docPr id="23" name="Arrow: Right 23"/>
-                <wp:cNvGraphicFramePr/>
-                <a:graphic xmlns:a="http://schemas.openxmlformats.org/drawingml/2006/main">
-                  <a:graphicData uri="http://schemas.microsoft.com/office/word/2010/wordprocessingShape">
-                    <wps:wsp>
-                      <wps:cNvSpPr/>
-                      <wps:spPr>
-                        <a:xfrm rot="5400000">
-                          <a:off x="0" y="0"/>
-                          <a:ext cx="293690" cy="264794"/>
-                        </a:xfrm>
-                        <a:prstGeom prst="rightArrow">
-                          <a:avLst/>
-                        </a:prstGeom>
-                        <a:solidFill>
-                          <a:schemeClr val="tx1">
-                            <a:lumMod val="65000"/>
-                            <a:lumOff val="35000"/>
-                          </a:schemeClr>
-                        </a:solidFill>
-                      </wps:spPr>
-                      <wps:style>
-                        <a:lnRef idx="2">
-                          <a:schemeClr val="accent1">
-                            <a:shade val="15000"/>
-                          </a:schemeClr>
-                        </a:lnRef>
-                        <a:fillRef idx="1">
-                          <a:schemeClr val="accent1"/>
-                        </a:fillRef>
-                        <a:effectRef idx="0">
-                          <a:schemeClr val="accent1"/>
-                        </a:effectRef>
-                        <a:fontRef idx="minor">
-                          <a:schemeClr val="lt1"/>
-                        </a:fontRef>
-                      </wps:style>
-                      <wps:bodyPr rot="0" spcFirstLastPara="0" vertOverflow="overflow" horzOverflow="overflow" vert="horz" wrap="square" lIns="91440" tIns="45720" rIns="91440" bIns="45720" numCol="1" spcCol="0" rtlCol="0" fromWordArt="0" anchor="ctr" anchorCtr="0" forceAA="0" compatLnSpc="1">
-                        <a:prstTxWarp prst="textNoShape">
-                          <a:avLst/>
-                        </a:prstTxWarp>
-                        <a:noAutofit/>
-                      </wps:bodyPr>
-                    </wps:wsp>
-                  </a:graphicData>
-                </a:graphic>
-                <wp14:sizeRelH relativeFrom="margin">
-                  <wp14:pctWidth>0</wp14:pctWidth>
-                </wp14:sizeRelH>
-                <wp14:sizeRelV relativeFrom="margin">
-                  <wp14:pctHeight>0</wp14:pctHeight>
-                </wp14:sizeRelV>
-              </wp:anchor>
-            </w:drawing>
-          </mc:Choice>
-          <mc:Fallback>
-            <w:pict>
-              <v:shape w14:anchorId="11AE9E25" id="Arrow: Right 23" o:spid="_x0000_s1026" type="#_x0000_t13" style="position:absolute;margin-left:406.45pt;margin-top:263.3pt;width:23.15pt;height:20.85pt;rotation:90;z-index:251883008;visibility:visible;mso-wrap-style:square;mso-width-percent:0;mso-height-percent:0;mso-wrap-distance-left:9pt;mso-wrap-distance-top:0;mso-wrap-distance-right:9pt;mso-wrap-distance-bottom:0;mso-position-horizontal:absolute;mso-position-horizontal-relative:text;mso-position-vertical:absolute;mso-position-vertical-relative:text;mso-width-percent:0;mso-height-percent:0;mso-width-relative:margin;mso-height-relative:margin;v-text-anchor:middle" o:gfxdata="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" adj="11863" fillcolor="#5a5a5a [2109]" strokecolor="#0a121c [484]" strokeweight="2pt"/>
-            </w:pict>
-          </mc:Fallback>
-        </mc:AlternateContent>
-      </w:r>
-      <w:r>
-        <w:rPr>
-          <w:noProof/>
-        </w:rPr>
-        <mc:AlternateContent>
-          <mc:Choice Requires="wps">
-            <w:drawing>
-              <wp:anchor distT="0" distB="0" distL="114300" distR="114300" simplePos="0" relativeHeight="251748864" behindDoc="0" locked="0" layoutInCell="1" allowOverlap="1" wp14:anchorId="5DC36627" wp14:editId="4E33FAA3">
-                <wp:simplePos x="0" y="0"/>
-                <wp:positionH relativeFrom="column">
-                  <wp:posOffset>4648200</wp:posOffset>
-                </wp:positionH>
-                <wp:positionV relativeFrom="paragraph">
-                  <wp:posOffset>2477135</wp:posOffset>
-                </wp:positionV>
-                <wp:extent cx="1276709" cy="762000"/>
-                <wp:effectExtent l="0" t="0" r="19050" b="19050"/>
-                <wp:wrapNone/>
-                <wp:docPr id="16" name="Rectangle 16"/>
-                <wp:cNvGraphicFramePr/>
-                <a:graphic xmlns:a="http://schemas.openxmlformats.org/drawingml/2006/main">
-                  <a:graphicData uri="http://schemas.microsoft.com/office/word/2010/wordprocessingShape">
-                    <wps:wsp>
-                      <wps:cNvSpPr/>
-                      <wps:spPr>
-                        <a:xfrm>
-                          <a:off x="0" y="0"/>
-                          <a:ext cx="1276709" cy="762000"/>
-                        </a:xfrm>
-                        <a:prstGeom prst="rect">
-                          <a:avLst/>
-                        </a:prstGeom>
-                        <a:solidFill>
-                          <a:schemeClr val="tx1">
-                            <a:lumMod val="65000"/>
-                            <a:lumOff val="35000"/>
-                          </a:schemeClr>
-                        </a:solidFill>
-                      </wps:spPr>
-                      <wps:style>
-                        <a:lnRef idx="2">
-                          <a:schemeClr val="accent1">
-                            <a:shade val="15000"/>
-                          </a:schemeClr>
-                        </a:lnRef>
-                        <a:fillRef idx="1">
-                          <a:schemeClr val="accent1"/>
-                        </a:fillRef>
-                        <a:effectRef idx="0">
-                          <a:schemeClr val="accent1"/>
-                        </a:effectRef>
-                        <a:fontRef idx="minor">
-                          <a:schemeClr val="lt1"/>
-                        </a:fontRef>
-                      </wps:style>
-                      <wps:txbx>
-                        <w:txbxContent>
-                          <w:p>
-                            <w:pPr>
-                              <w:jc w:val="center"/>
-                              <w:rPr>
-                                <w:sz w:val="26"/>
-                                <w:szCs w:val="26"/>
-                              </w:rPr>
-                            </w:pPr>
-                            <w:r>
-                              <w:rPr>
-                                <w:sz w:val="26"/>
-                                <w:szCs w:val="26"/>
-                              </w:rPr>
-                              <w:t>Vehicle</w:t>
-                            </w:r>
-                            <w:r>
-                              <w:rPr>
-                                <w:sz w:val="26"/>
-                                <w:szCs w:val="26"/>
-                              </w:rPr>
-                              <w:t xml:space="preserve"> </w:t>
-                            </w:r>
-                            <w:r>
-                              <w:rPr>
-                                <w:sz w:val="26"/>
-                                <w:szCs w:val="26"/>
-                              </w:rPr>
-                              <w:t>Configuration</w:t>
-                            </w:r>
-                            <w:r>
-                              <w:rPr>
-                                <w:sz w:val="26"/>
-                                <w:szCs w:val="26"/>
-                              </w:rPr>
-                              <w:t xml:space="preserve"> </w:t>
-                            </w:r>
-                            <w:r>
-                              <w:rPr>
-                                <w:sz w:val="26"/>
-                                <w:szCs w:val="26"/>
-                              </w:rPr>
-                              <w:t>in</w:t>
-                            </w:r>
-                            <w:r>
-                              <w:rPr>
-                                <w:sz w:val="26"/>
-                                <w:szCs w:val="26"/>
-                              </w:rPr>
-                              <w:t xml:space="preserve"> </w:t>
-                            </w:r>
-                            <w:r>
-                              <w:rPr>
-                                <w:sz w:val="26"/>
-                                <w:szCs w:val="26"/>
-                              </w:rPr>
-                              <w:t>SUMO</w:t>
-                            </w:r>
-                          </w:p>
-                          <w:p>
-                            <w:pPr>
-                              <w:jc w:val="center"/>
-                              <w:rPr>
-                                <w:sz w:val="40"/>
-                                <w:szCs w:val="40"/>
-                              </w:rPr>
-                            </w:pPr>
-                          </w:p>
-                        </w:txbxContent>
-                      </wps:txbx>
-                      <wps:bodyPr rot="0" spcFirstLastPara="0" vertOverflow="overflow" horzOverflow="overflow" vert="horz" wrap="square" lIns="91440" tIns="45720" rIns="91440" bIns="45720" numCol="1" spcCol="0" rtlCol="0" fromWordArt="0" anchor="ctr" anchorCtr="0" forceAA="0" compatLnSpc="1">
-                        <a:prstTxWarp prst="textNoShape">
-                          <a:avLst/>
-                        </a:prstTxWarp>
-                        <a:noAutofit/>
-                      </wps:bodyPr>
-                    </wps:wsp>
-                  </a:graphicData>
-                </a:graphic>
-                <wp14:sizeRelH relativeFrom="margin">
-                  <wp14:pctWidth>0</wp14:pctWidth>
-                </wp14:sizeRelH>
-                <wp14:sizeRelV relativeFrom="margin">
-                  <wp14:pctHeight>0</wp14:pctHeight>
-                </wp14:sizeRelV>
-              </wp:anchor>
-            </w:drawing>
-          </mc:Choice>
-          <mc:Fallback>
-            <w:pict>
-              <v:rect w14:anchorId="5DC36627" id="Rectangle 16" o:spid="_x0000_s1036" style="position:absolute;margin-left:366pt;margin-top:195.05pt;width:100.55pt;height:60pt;z-index:251748864;visibility:visible;mso-wrap-style:square;mso-width-percent:0;mso-height-percent:0;mso-wrap-distance-left:9pt;mso-wrap-distance-top:0;mso-wrap-distance-right:9pt;mso-wrap-distance-bottom:0;mso-position-horizontal:absolute;mso-position-horizontal-relative:text;mso-position-vertical:absolute;mso-position-vertical-relative:text;mso-width-percent:0;mso-height-percent:0;mso-width-relative:margin;mso-height-relative:margin;v-text-anchor:middle" o:gfxdata="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" fillcolor="#5a5a5a [2109]" strokecolor="#0a121c [484]" strokeweight="2pt">
-                <v:textbox>
-                  <w:txbxContent>
-                    <w:p>
-                      <w:pPr>
-                        <w:jc w:val="center"/>
-                        <w:rPr>
-                          <w:sz w:val="26"/>
-                          <w:szCs w:val="26"/>
-                        </w:rPr>
-                      </w:pPr>
-                      <w:r>
-                        <w:rPr>
-                          <w:sz w:val="26"/>
-                          <w:szCs w:val="26"/>
-                        </w:rPr>
-                        <w:t>Vehicle</w:t>
-                      </w:r>
-                      <w:r>
-                        <w:rPr>
-                          <w:sz w:val="26"/>
-                          <w:szCs w:val="26"/>
-                        </w:rPr>
-                        <w:t xml:space="preserve"> </w:t>
-                      </w:r>
-                      <w:r>
-                        <w:rPr>
-                          <w:sz w:val="26"/>
-                          <w:szCs w:val="26"/>
-                        </w:rPr>
-                        <w:t>Configuration</w:t>
-                      </w:r>
-                      <w:r>
-                        <w:rPr>
-                          <w:sz w:val="26"/>
-                          <w:szCs w:val="26"/>
-                        </w:rPr>
-                        <w:t xml:space="preserve"> </w:t>
-                      </w:r>
-                      <w:r>
-                        <w:rPr>
-                          <w:sz w:val="26"/>
-                          <w:szCs w:val="26"/>
-                        </w:rPr>
-                        <w:t>in</w:t>
-                      </w:r>
-                      <w:r>
-                        <w:rPr>
-                          <w:sz w:val="26"/>
-                          <w:szCs w:val="26"/>
-                        </w:rPr>
-                        <w:t xml:space="preserve"> </w:t>
-                      </w:r>
-                      <w:r>
-                        <w:rPr>
-                          <w:sz w:val="26"/>
-                          <w:szCs w:val="26"/>
-                        </w:rPr>
-                        <w:t>SUMO</w:t>
-                      </w:r>
-                    </w:p>
-                    <w:p>
-                      <w:pPr>
-                        <w:jc w:val="center"/>
-                        <w:rPr>
-                          <w:sz w:val="40"/>
-                          <w:szCs w:val="40"/>
-                        </w:rPr>
-                      </w:pPr>
-                    </w:p>
-                  </w:txbxContent>
-                </v:textbox>
-              </v:rect>
-            </w:pict>
-          </mc:Fallback>
-        </mc:AlternateContent>
-      </w:r>
-      <w:r>
-        <w:rPr>
-          <w:noProof/>
-        </w:rPr>
-        <mc:AlternateContent>
-          <mc:Choice Requires="wps">
-            <w:drawing>
-              <wp:anchor distT="0" distB="0" distL="114300" distR="114300" simplePos="0" relativeHeight="251781632" behindDoc="0" locked="0" layoutInCell="1" allowOverlap="1" wp14:anchorId="5F4D52C5" wp14:editId="5D0A2640">
-                <wp:simplePos x="0" y="0"/>
-                <wp:positionH relativeFrom="column">
-                  <wp:posOffset>5152390</wp:posOffset>
-                </wp:positionH>
-                <wp:positionV relativeFrom="paragraph">
-                  <wp:posOffset>2077085</wp:posOffset>
-                </wp:positionV>
-                <wp:extent cx="293690" cy="264794"/>
-                <wp:effectExtent l="14605" t="4445" r="45085" b="45085"/>
-                <wp:wrapNone/>
-                <wp:docPr id="18" name="Arrow: Right 18"/>
-                <wp:cNvGraphicFramePr/>
-                <a:graphic xmlns:a="http://schemas.openxmlformats.org/drawingml/2006/main">
-                  <a:graphicData uri="http://schemas.microsoft.com/office/word/2010/wordprocessingShape">
-                    <wps:wsp>
-                      <wps:cNvSpPr/>
-                      <wps:spPr>
-                        <a:xfrm rot="5400000">
-                          <a:off x="0" y="0"/>
-                          <a:ext cx="293690" cy="264794"/>
-                        </a:xfrm>
-                        <a:prstGeom prst="rightArrow">
-                          <a:avLst/>
-                        </a:prstGeom>
-                        <a:solidFill>
-                          <a:schemeClr val="tx1">
-                            <a:lumMod val="65000"/>
-                            <a:lumOff val="35000"/>
-                          </a:schemeClr>
-                        </a:solidFill>
-                      </wps:spPr>
-                      <wps:style>
-                        <a:lnRef idx="2">
-                          <a:schemeClr val="accent1">
-                            <a:shade val="15000"/>
-                          </a:schemeClr>
-                        </a:lnRef>
-                        <a:fillRef idx="1">
-                          <a:schemeClr val="accent1"/>
-                        </a:fillRef>
-                        <a:effectRef idx="0">
-                          <a:schemeClr val="accent1"/>
-                        </a:effectRef>
-                        <a:fontRef idx="minor">
-                          <a:schemeClr val="lt1"/>
-                        </a:fontRef>
-                      </wps:style>
-                      <wps:bodyPr rot="0" spcFirstLastPara="0" vertOverflow="overflow" horzOverflow="overflow" vert="horz" wrap="square" lIns="91440" tIns="45720" rIns="91440" bIns="45720" numCol="1" spcCol="0" rtlCol="0" fromWordArt="0" anchor="ctr" anchorCtr="0" forceAA="0" compatLnSpc="1">
-                        <a:prstTxWarp prst="textNoShape">
-                          <a:avLst/>
-                        </a:prstTxWarp>
-                        <a:noAutofit/>
-                      </wps:bodyPr>
-                    </wps:wsp>
-                  </a:graphicData>
-                </a:graphic>
-                <wp14:sizeRelH relativeFrom="margin">
-                  <wp14:pctWidth>0</wp14:pctWidth>
-                </wp14:sizeRelH>
-                <wp14:sizeRelV relativeFrom="margin">
-                  <wp14:pctHeight>0</wp14:pctHeight>
-                </wp14:sizeRelV>
-              </wp:anchor>
-            </w:drawing>
-          </mc:Choice>
-          <mc:Fallback>
-            <w:pict>
-              <v:shape w14:anchorId="4AFAE99D" id="Arrow: Right 18" o:spid="_x0000_s1026" type="#_x0000_t13" style="position:absolute;margin-left:405.7pt;margin-top:163.55pt;width:23.15pt;height:20.85pt;rotation:90;z-index:251781632;visibility:visible;mso-wrap-style:square;mso-width-percent:0;mso-height-percent:0;mso-wrap-distance-left:9pt;mso-wrap-distance-top:0;mso-wrap-distance-right:9pt;mso-wrap-distance-bottom:0;mso-position-horizontal:absolute;mso-position-horizontal-relative:text;mso-position-vertical:absolute;mso-position-vertical-relative:text;mso-width-percent:0;mso-height-percent:0;mso-width-relative:margin;mso-height-relative:margin;v-text-anchor:middle" o:gfxdata="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" adj="11863" fillcolor="#5a5a5a [2109]" strokecolor="#0a121c [484]" strokeweight="2pt"/>
-            </w:pict>
-          </mc:Fallback>
-        </mc:AlternateContent>
-      </w:r>
-      <w:r>
-        <w:rPr>
-          <w:noProof/>
-        </w:rPr>
-        <mc:AlternateContent>
-          <mc:Choice Requires="wps">
-            <w:drawing>
-              <wp:anchor distT="0" distB="0" distL="114300" distR="114300" simplePos="0" relativeHeight="251557376" behindDoc="0" locked="0" layoutInCell="1" allowOverlap="1" wp14:anchorId="4E28252D" wp14:editId="11BF3212">
+              <wp:anchor distT="0" distB="0" distL="114300" distR="114300" simplePos="0" relativeHeight="251468800" behindDoc="0" locked="0" layoutInCell="1" allowOverlap="1" wp14:anchorId="4E28252D" wp14:editId="754CCEEB">
                 <wp:simplePos x="0" y="0"/>
                 <wp:positionH relativeFrom="column">
                   <wp:posOffset>5140960</wp:posOffset>
@@ -2972,7 +1640,7 @@
           </mc:Choice>
           <mc:Fallback>
             <w:pict>
-              <v:shape w14:anchorId="5FC24B30" id="Arrow: Right 7" o:spid="_x0000_s1026" type="#_x0000_t13" style="position:absolute;margin-left:404.8pt;margin-top:68.1pt;width:23.15pt;height:20.85pt;rotation:90;z-index:251557376;visibility:visible;mso-wrap-style:square;mso-width-percent:0;mso-height-percent:0;mso-wrap-distance-left:9pt;mso-wrap-distance-top:0;mso-wrap-distance-right:9pt;mso-wrap-distance-bottom:0;mso-position-horizontal:absolute;mso-position-horizontal-relative:text;mso-position-vertical:absolute;mso-position-vertical-relative:text;mso-width-percent:0;mso-height-percent:0;mso-width-relative:margin;mso-height-relative:margin;v-text-anchor:middle" o:gfxdata="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" adj="11863" fillcolor="#5a5a5a [2109]" strokecolor="#0a121c [484]" strokeweight="2pt"/>
+              <v:shape w14:anchorId="268787BA" id="Arrow: Right 7" o:spid="_x0000_s1026" type="#_x0000_t13" style="position:absolute;margin-left:404.8pt;margin-top:68.1pt;width:23.15pt;height:20.85pt;rotation:90;z-index:251468800;visibility:visible;mso-wrap-style:square;mso-width-percent:0;mso-height-percent:0;mso-wrap-distance-left:9pt;mso-wrap-distance-top:0;mso-wrap-distance-right:9pt;mso-wrap-distance-bottom:0;mso-position-horizontal:absolute;mso-position-horizontal-relative:text;mso-position-vertical:absolute;mso-position-vertical-relative:text;mso-width-percent:0;mso-height-percent:0;mso-width-relative:margin;mso-height-relative:margin;v-text-anchor:middle" o:gfxdata="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" adj="11863" fillcolor="#5a5a5a [2109]" strokecolor="#0a121c [484]" strokeweight="2pt"/>
             </w:pict>
           </mc:Fallback>
         </mc:AlternateContent>
@@ -2984,7 +1652,7 @@
         <mc:AlternateContent>
           <mc:Choice Requires="wps">
             <w:drawing>
-              <wp:anchor distT="0" distB="0" distL="114300" distR="114300" simplePos="0" relativeHeight="251768320" behindDoc="0" locked="0" layoutInCell="1" allowOverlap="1" wp14:anchorId="210D9469" wp14:editId="75E166CE">
+              <wp:anchor distT="0" distB="0" distL="114300" distR="114300" simplePos="0" relativeHeight="251686912" behindDoc="0" locked="0" layoutInCell="1" allowOverlap="1" wp14:anchorId="210D9469" wp14:editId="75E166CE">
                 <wp:simplePos x="0" y="0"/>
                 <wp:positionH relativeFrom="column">
                   <wp:posOffset>4648200</wp:posOffset>
@@ -3109,7 +1777,7 @@
           </mc:Choice>
           <mc:Fallback>
             <w:pict>
-              <v:rect w14:anchorId="210D9469" id="Rectangle 17" o:spid="_x0000_s1037" style="position:absolute;margin-left:366pt;margin-top:96.9pt;width:100.55pt;height:60pt;z-index:251768320;visibility:visible;mso-wrap-style:square;mso-width-percent:0;mso-height-percent:0;mso-wrap-distance-left:9pt;mso-wrap-distance-top:0;mso-wrap-distance-right:9pt;mso-wrap-distance-bottom:0;mso-position-horizontal:absolute;mso-position-horizontal-relative:text;mso-position-vertical:absolute;mso-position-vertical-relative:text;mso-width-percent:0;mso-height-percent:0;mso-width-relative:margin;mso-height-relative:margin;v-text-anchor:middle" o:gfxdata="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" fillcolor="#5a5a5a [2109]" strokecolor="#0a121c [484]" strokeweight="2pt">
+              <v:rect w14:anchorId="210D9469" id="Rectangle 17" o:spid="_x0000_s1031" style="position:absolute;margin-left:366pt;margin-top:96.9pt;width:100.55pt;height:60pt;z-index:251686912;visibility:visible;mso-wrap-style:square;mso-width-percent:0;mso-height-percent:0;mso-wrap-distance-left:9pt;mso-wrap-distance-top:0;mso-wrap-distance-right:9pt;mso-wrap-distance-bottom:0;mso-position-horizontal:absolute;mso-position-horizontal-relative:text;mso-position-vertical:absolute;mso-position-vertical-relative:text;mso-width-percent:0;mso-height-percent:0;mso-width-relative:margin;mso-height-relative:margin;v-text-anchor:middle" o:gfxdata="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" fillcolor="#5a5a5a [2109]" strokecolor="#0a121c [484]" strokeweight="2pt">
                 <v:textbox>
                   <w:txbxContent>
                     <w:p>
@@ -3179,7 +1847,7 @@
         <mc:AlternateContent>
           <mc:Choice Requires="wps">
             <w:drawing>
-              <wp:anchor distT="0" distB="0" distL="114300" distR="114300" simplePos="0" relativeHeight="251365888" behindDoc="0" locked="0" layoutInCell="1" allowOverlap="1" wp14:anchorId="294C40C2" wp14:editId="507A43E5">
+              <wp:anchor distT="0" distB="0" distL="114300" distR="114300" simplePos="0" relativeHeight="251441152" behindDoc="0" locked="0" layoutInCell="1" allowOverlap="1" wp14:anchorId="294C40C2" wp14:editId="507A43E5">
                 <wp:simplePos x="0" y="0"/>
                 <wp:positionH relativeFrom="column">
                   <wp:posOffset>1920240</wp:posOffset>
@@ -3275,7 +1943,7 @@
           </mc:Choice>
           <mc:Fallback>
             <w:pict>
-              <v:rect w14:anchorId="294C40C2" id="Rectangle 2" o:spid="_x0000_s1038" style="position:absolute;margin-left:151.2pt;margin-top:597.6pt;width:163.25pt;height:67.8pt;z-index:251365888;visibility:visible;mso-wrap-style:square;mso-wrap-distance-left:9pt;mso-wrap-distance-top:0;mso-wrap-distance-right:9pt;mso-wrap-distance-bottom:0;mso-position-horizontal:absolute;mso-position-horizontal-relative:text;mso-position-vertical:absolute;mso-position-vertical-relative:text;v-text-anchor:middle" o:gfxdata="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" fillcolor="#5a5a5a [2109]" strokecolor="#0a121c [484]" strokeweight="2pt">
+              <v:rect w14:anchorId="294C40C2" id="Rectangle 2" o:spid="_x0000_s1032" style="position:absolute;margin-left:151.2pt;margin-top:597.6pt;width:163.25pt;height:67.8pt;z-index:251441152;visibility:visible;mso-wrap-style:square;mso-wrap-distance-left:9pt;mso-wrap-distance-top:0;mso-wrap-distance-right:9pt;mso-wrap-distance-bottom:0;mso-position-horizontal:absolute;mso-position-horizontal-relative:text;mso-position-vertical:absolute;mso-position-vertical-relative:text;v-text-anchor:middle" o:gfxdata="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" fillcolor="#5a5a5a [2109]" strokecolor="#0a121c [484]" strokeweight="2pt">
                 <v:textbox>
                   <w:txbxContent>
                     <w:p>
@@ -3322,7 +1990,7 @@
         <mc:AlternateContent>
           <mc:Choice Requires="wps">
             <w:drawing>
-              <wp:anchor distT="0" distB="0" distL="114300" distR="114300" simplePos="0" relativeHeight="251457024" behindDoc="0" locked="0" layoutInCell="1" allowOverlap="1" wp14:anchorId="534345C8" wp14:editId="09F38882">
+              <wp:anchor distT="0" distB="0" distL="114300" distR="114300" simplePos="0" relativeHeight="251459584" behindDoc="0" locked="0" layoutInCell="1" allowOverlap="1" wp14:anchorId="534345C8" wp14:editId="09F38882">
                 <wp:simplePos x="0" y="0"/>
                 <wp:positionH relativeFrom="column">
                   <wp:posOffset>-546100</wp:posOffset>
@@ -3404,7 +2072,7 @@
           </mc:Choice>
           <mc:Fallback>
             <w:pict>
-              <v:rect w14:anchorId="534345C8" id="Rectangle 4" o:spid="_x0000_s1039" style="position:absolute;margin-left:-43pt;margin-top:572.2pt;width:163.25pt;height:67.8pt;z-index:251457024;visibility:visible;mso-wrap-style:square;mso-wrap-distance-left:9pt;mso-wrap-distance-top:0;mso-wrap-distance-right:9pt;mso-wrap-distance-bottom:0;mso-position-horizontal:absolute;mso-position-horizontal-relative:text;mso-position-vertical:absolute;mso-position-vertical-relative:text;v-text-anchor:middle" o:gfxdata="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" fillcolor="#5a5a5a [2109]" strokecolor="#0a121c [484]" strokeweight="2pt">
+              <v:rect w14:anchorId="534345C8" id="Rectangle 4" o:spid="_x0000_s1033" style="position:absolute;margin-left:-43pt;margin-top:572.2pt;width:163.25pt;height:67.8pt;z-index:251459584;visibility:visible;mso-wrap-style:square;mso-wrap-distance-left:9pt;mso-wrap-distance-top:0;mso-wrap-distance-right:9pt;mso-wrap-distance-bottom:0;mso-position-horizontal:absolute;mso-position-horizontal-relative:text;mso-position-vertical:absolute;mso-position-vertical-relative:text;v-text-anchor:middle" o:gfxdata="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" fillcolor="#5a5a5a [2109]" strokecolor="#0a121c [484]" strokeweight="2pt">
                 <v:textbox>
                   <w:txbxContent>
                     <w:p>
@@ -3437,7 +2105,7 @@
         <mc:AlternateContent>
           <mc:Choice Requires="wps">
             <w:drawing>
-              <wp:anchor distT="0" distB="0" distL="114300" distR="114300" simplePos="0" relativeHeight="251659776" behindDoc="0" locked="0" layoutInCell="1" allowOverlap="1" wp14:anchorId="6BDE1D50" wp14:editId="3C22752C">
+              <wp:anchor distT="0" distB="0" distL="114300" distR="114300" simplePos="0" relativeHeight="251541504" behindDoc="0" locked="0" layoutInCell="1" allowOverlap="1" wp14:anchorId="6BDE1D50" wp14:editId="3C22752C">
                 <wp:simplePos x="0" y="0"/>
                 <wp:positionH relativeFrom="column">
                   <wp:posOffset>2282825</wp:posOffset>
@@ -3505,7 +2173,7 @@
           </mc:Choice>
           <mc:Fallback>
             <w:pict>
-              <v:shape w14:anchorId="3746C7FA" id="Arrow: Right 12" o:spid="_x0000_s1026" type="#_x0000_t13" style="position:absolute;margin-left:179.75pt;margin-top:13.45pt;width:20.4pt;height:17.5pt;z-index:251659776;visibility:visible;mso-wrap-style:square;mso-width-percent:0;mso-height-percent:0;mso-wrap-distance-left:9pt;mso-wrap-distance-top:0;mso-wrap-distance-right:9pt;mso-wrap-distance-bottom:0;mso-position-horizontal:absolute;mso-position-horizontal-relative:text;mso-position-vertical:absolute;mso-position-vertical-relative:text;mso-width-percent:0;mso-height-percent:0;mso-width-relative:margin;mso-height-relative:margin;v-text-anchor:middle" o:gfxdata="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" adj="12315" fillcolor="#5a5a5a [2109]" strokecolor="#0a121c [484]" strokeweight="2pt"/>
+              <v:shape w14:anchorId="4E4F4C0C" id="Arrow: Right 12" o:spid="_x0000_s1026" type="#_x0000_t13" style="position:absolute;margin-left:179.75pt;margin-top:13.45pt;width:20.4pt;height:17.5pt;z-index:251541504;visibility:visible;mso-wrap-style:square;mso-width-percent:0;mso-height-percent:0;mso-wrap-distance-left:9pt;mso-wrap-distance-top:0;mso-wrap-distance-right:9pt;mso-wrap-distance-bottom:0;mso-position-horizontal:absolute;mso-position-horizontal-relative:text;mso-position-vertical:absolute;mso-position-vertical-relative:text;mso-width-percent:0;mso-height-percent:0;mso-width-relative:margin;mso-height-relative:margin;v-text-anchor:middle" o:gfxdata="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" adj="12315" fillcolor="#5a5a5a [2109]" strokecolor="#0a121c [484]" strokeweight="2pt"/>
             </w:pict>
           </mc:Fallback>
         </mc:AlternateContent>
@@ -3517,7 +2185,7 @@
         <mc:AlternateContent>
           <mc:Choice Requires="wps">
             <w:drawing>
-              <wp:anchor distT="0" distB="0" distL="114300" distR="114300" simplePos="0" relativeHeight="251643392" behindDoc="0" locked="0" layoutInCell="1" allowOverlap="1" wp14:anchorId="1536EF2A" wp14:editId="3D94DDD8">
+              <wp:anchor distT="0" distB="0" distL="114300" distR="114300" simplePos="0" relativeHeight="251487232" behindDoc="0" locked="0" layoutInCell="1" allowOverlap="1" wp14:anchorId="1536EF2A" wp14:editId="3D94DDD8">
                 <wp:simplePos x="0" y="0"/>
                 <wp:positionH relativeFrom="column">
                   <wp:posOffset>1086929</wp:posOffset>
@@ -3627,7 +2295,7 @@
           </mc:Choice>
           <mc:Fallback>
             <w:pict>
-              <v:rect w14:anchorId="1536EF2A" id="Rectangle 11" o:spid="_x0000_s1040" style="position:absolute;margin-left:85.6pt;margin-top:0;width:84.9pt;height:46.85pt;z-index:251643392;visibility:visible;mso-wrap-style:square;mso-width-percent:0;mso-height-percent:0;mso-wrap-distance-left:9pt;mso-wrap-distance-top:0;mso-wrap-distance-right:9pt;mso-wrap-distance-bottom:0;mso-position-horizontal:absolute;mso-position-horizontal-relative:text;mso-position-vertical:absolute;mso-position-vertical-relative:text;mso-width-percent:0;mso-height-percent:0;mso-width-relative:margin;mso-height-relative:margin;v-text-anchor:middle" o:gfxdata="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" fillcolor="#5a5a5a [2109]" strokecolor="#0a121c [484]" strokeweight="2pt">
+              <v:rect w14:anchorId="1536EF2A" id="Rectangle 11" o:spid="_x0000_s1034" style="position:absolute;margin-left:85.6pt;margin-top:0;width:84.9pt;height:46.85pt;z-index:251487232;visibility:visible;mso-wrap-style:square;mso-width-percent:0;mso-height-percent:0;mso-wrap-distance-left:9pt;mso-wrap-distance-top:0;mso-wrap-distance-right:9pt;mso-wrap-distance-bottom:0;mso-position-horizontal:absolute;mso-position-horizontal-relative:text;mso-position-vertical:absolute;mso-position-vertical-relative:text;mso-width-percent:0;mso-height-percent:0;mso-width-relative:margin;mso-height-relative:margin;v-text-anchor:middle" o:gfxdata="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" fillcolor="#5a5a5a [2109]" strokecolor="#0a121c [484]" strokeweight="2pt">
                 <v:textbox>
                   <w:txbxContent>
                     <w:p>
@@ -3682,7 +2350,7 @@
         <mc:AlternateContent>
           <mc:Choice Requires="wps">
             <w:drawing>
-              <wp:anchor distT="0" distB="0" distL="114300" distR="114300" simplePos="0" relativeHeight="251328000" behindDoc="0" locked="0" layoutInCell="1" allowOverlap="1" wp14:anchorId="0703352D" wp14:editId="06B408F8">
+              <wp:anchor distT="0" distB="0" distL="114300" distR="114300" simplePos="0" relativeHeight="251431936" behindDoc="0" locked="0" layoutInCell="1" allowOverlap="1" wp14:anchorId="0703352D" wp14:editId="06B408F8">
                 <wp:simplePos x="0" y="0"/>
                 <wp:positionH relativeFrom="column">
                   <wp:posOffset>-404867</wp:posOffset>
@@ -3784,7 +2452,7 @@
           </mc:Choice>
           <mc:Fallback>
             <w:pict>
-              <v:rect w14:anchorId="0703352D" id="Rectangle 1" o:spid="_x0000_s1041" style="position:absolute;margin-left:-31.9pt;margin-top:.05pt;width:82.2pt;height:46.85pt;z-index:251328000;visibility:visible;mso-wrap-style:square;mso-width-percent:0;mso-height-percent:0;mso-wrap-distance-left:9pt;mso-wrap-distance-top:0;mso-wrap-distance-right:9pt;mso-wrap-distance-bottom:0;mso-position-horizontal:absolute;mso-position-horizontal-relative:text;mso-position-vertical:absolute;mso-position-vertical-relative:text;mso-width-percent:0;mso-height-percent:0;mso-width-relative:margin;mso-height-relative:margin;v-text-anchor:middle" o:gfxdata="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" fillcolor="#5a5a5a [2109]" strokecolor="#0a121c [484]" strokeweight="2pt">
+              <v:rect w14:anchorId="0703352D" id="Rectangle 1" o:spid="_x0000_s1035" style="position:absolute;margin-left:-31.9pt;margin-top:.05pt;width:82.2pt;height:46.85pt;z-index:251431936;visibility:visible;mso-wrap-style:square;mso-width-percent:0;mso-height-percent:0;mso-wrap-distance-left:9pt;mso-wrap-distance-top:0;mso-wrap-distance-right:9pt;mso-wrap-distance-bottom:0;mso-position-horizontal:absolute;mso-position-horizontal-relative:text;mso-position-vertical:absolute;mso-position-vertical-relative:text;mso-width-percent:0;mso-height-percent:0;mso-width-relative:margin;mso-height-relative:margin;v-text-anchor:middle" o:gfxdata="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" fillcolor="#5a5a5a [2109]" strokecolor="#0a121c [484]" strokeweight="2pt">
                 <v:textbox>
                   <w:txbxContent>
                     <w:p>
@@ -3831,7 +2499,7 @@
         <mc:AlternateContent>
           <mc:Choice Requires="wps">
             <w:drawing>
-              <wp:anchor distT="0" distB="0" distL="114300" distR="114300" simplePos="0" relativeHeight="251618816" behindDoc="0" locked="0" layoutInCell="1" allowOverlap="1" wp14:anchorId="6449BF4D" wp14:editId="0A04F583">
+              <wp:anchor distT="0" distB="0" distL="114300" distR="114300" simplePos="0" relativeHeight="251478016" behindDoc="0" locked="0" layoutInCell="1" allowOverlap="1" wp14:anchorId="6449BF4D" wp14:editId="0A04F583">
                 <wp:simplePos x="0" y="0"/>
                 <wp:positionH relativeFrom="column">
                   <wp:posOffset>758981</wp:posOffset>
@@ -3899,10 +2567,4557 @@
           </mc:Choice>
           <mc:Fallback>
             <w:pict>
-              <v:shape w14:anchorId="1DEABA58" id="Arrow: Right 9" o:spid="_x0000_s1026" type="#_x0000_t13" style="position:absolute;margin-left:59.75pt;margin-top:13.85pt;width:20.4pt;height:17.5pt;z-index:251618816;visibility:visible;mso-wrap-style:square;mso-width-percent:0;mso-height-percent:0;mso-wrap-distance-left:9pt;mso-wrap-distance-top:0;mso-wrap-distance-right:9pt;mso-wrap-distance-bottom:0;mso-position-horizontal:absolute;mso-position-horizontal-relative:text;mso-position-vertical:absolute;mso-position-vertical-relative:text;mso-width-percent:0;mso-height-percent:0;mso-width-relative:margin;mso-height-relative:margin;v-text-anchor:middle" o:gfxdata="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" adj="12315" fillcolor="#5a5a5a [2109]" strokecolor="#0a121c [484]" strokeweight="2pt"/>
+              <v:shape w14:anchorId="484AD88F" id="Arrow: Right 9" o:spid="_x0000_s1026" type="#_x0000_t13" style="position:absolute;margin-left:59.75pt;margin-top:13.85pt;width:20.4pt;height:17.5pt;z-index:251478016;visibility:visible;mso-wrap-style:square;mso-width-percent:0;mso-height-percent:0;mso-wrap-distance-left:9pt;mso-wrap-distance-top:0;mso-wrap-distance-right:9pt;mso-wrap-distance-bottom:0;mso-position-horizontal:absolute;mso-position-horizontal-relative:text;mso-position-vertical:absolute;mso-position-vertical-relative:text;mso-width-percent:0;mso-height-percent:0;mso-width-relative:margin;mso-height-relative:margin;v-text-anchor:middle" o:gfxdata="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" adj="12315" fillcolor="#5a5a5a [2109]" strokecolor="#0a121c [484]" strokeweight="2pt"/>
             </w:pict>
           </mc:Fallback>
         </mc:AlternateContent>
+      </w:r>
+    </w:p>
+    <w:p/>
+    <w:p/>
+    <w:p>
+      <w:r>
+        <w:rPr>
+          <w:noProof/>
+        </w:rPr>
+        <mc:AlternateContent>
+          <mc:Choice Requires="wps">
+            <w:drawing>
+              <wp:anchor distT="0" distB="0" distL="114300" distR="114300" simplePos="0" relativeHeight="251826176" behindDoc="0" locked="0" layoutInCell="1" allowOverlap="1" wp14:anchorId="43B70272" wp14:editId="70D1ABEC">
+                <wp:simplePos x="0" y="0"/>
+                <wp:positionH relativeFrom="column">
+                  <wp:posOffset>-367030</wp:posOffset>
+                </wp:positionH>
+                <wp:positionV relativeFrom="paragraph">
+                  <wp:posOffset>266484</wp:posOffset>
+                </wp:positionV>
+                <wp:extent cx="1276350" cy="790575"/>
+                <wp:effectExtent l="0" t="0" r="19050" b="28575"/>
+                <wp:wrapNone/>
+                <wp:docPr id="19" name="Rectangle 19"/>
+                <wp:cNvGraphicFramePr/>
+                <a:graphic xmlns:a="http://schemas.openxmlformats.org/drawingml/2006/main">
+                  <a:graphicData uri="http://schemas.microsoft.com/office/word/2010/wordprocessingShape">
+                    <wps:wsp>
+                      <wps:cNvSpPr/>
+                      <wps:spPr>
+                        <a:xfrm>
+                          <a:off x="0" y="0"/>
+                          <a:ext cx="1276350" cy="790575"/>
+                        </a:xfrm>
+                        <a:prstGeom prst="rect">
+                          <a:avLst/>
+                        </a:prstGeom>
+                        <a:solidFill>
+                          <a:schemeClr val="tx1">
+                            <a:lumMod val="65000"/>
+                            <a:lumOff val="35000"/>
+                          </a:schemeClr>
+                        </a:solidFill>
+                      </wps:spPr>
+                      <wps:style>
+                        <a:lnRef idx="2">
+                          <a:schemeClr val="accent1">
+                            <a:shade val="15000"/>
+                          </a:schemeClr>
+                        </a:lnRef>
+                        <a:fillRef idx="1">
+                          <a:schemeClr val="accent1"/>
+                        </a:fillRef>
+                        <a:effectRef idx="0">
+                          <a:schemeClr val="accent1"/>
+                        </a:effectRef>
+                        <a:fontRef idx="minor">
+                          <a:schemeClr val="lt1"/>
+                        </a:fontRef>
+                      </wps:style>
+                      <wps:txbx>
+                        <w:txbxContent>
+                          <w:p>
+                            <w:pPr>
+                              <w:jc w:val="center"/>
+                              <w:rPr>
+                                <w:sz w:val="26"/>
+                                <w:szCs w:val="26"/>
+                              </w:rPr>
+                            </w:pPr>
+                            <w:r>
+                              <w:rPr>
+                                <w:sz w:val="26"/>
+                                <w:szCs w:val="26"/>
+                              </w:rPr>
+                              <w:t xml:space="preserve">Route Creation &amp; </w:t>
+                            </w:r>
+                            <w:r>
+                              <w:rPr>
+                                <w:sz w:val="26"/>
+                                <w:szCs w:val="26"/>
+                              </w:rPr>
+                              <w:t>Vehicle</w:t>
+                            </w:r>
+                            <w:r>
+                              <w:rPr>
+                                <w:sz w:val="26"/>
+                                <w:szCs w:val="26"/>
+                              </w:rPr>
+                              <w:t xml:space="preserve"> </w:t>
+                            </w:r>
+                            <w:r>
+                              <w:rPr>
+                                <w:sz w:val="26"/>
+                                <w:szCs w:val="26"/>
+                              </w:rPr>
+                              <w:t>Fleet</w:t>
+                            </w:r>
+                            <w:r>
+                              <w:rPr>
+                                <w:sz w:val="26"/>
+                                <w:szCs w:val="26"/>
+                              </w:rPr>
+                              <w:t xml:space="preserve"> </w:t>
+                            </w:r>
+                            <w:r>
+                              <w:rPr>
+                                <w:sz w:val="26"/>
+                                <w:szCs w:val="26"/>
+                              </w:rPr>
+                              <w:t>Characterization</w:t>
+                            </w:r>
+                          </w:p>
+                          <w:p>
+                            <w:pPr>
+                              <w:jc w:val="center"/>
+                              <w:rPr>
+                                <w:sz w:val="40"/>
+                                <w:szCs w:val="40"/>
+                              </w:rPr>
+                            </w:pPr>
+                          </w:p>
+                        </w:txbxContent>
+                      </wps:txbx>
+                      <wps:bodyPr rot="0" spcFirstLastPara="0" vertOverflow="overflow" horzOverflow="overflow" vert="horz" wrap="square" lIns="91440" tIns="45720" rIns="91440" bIns="45720" numCol="1" spcCol="0" rtlCol="0" fromWordArt="0" anchor="ctr" anchorCtr="0" forceAA="0" compatLnSpc="1">
+                        <a:prstTxWarp prst="textNoShape">
+                          <a:avLst/>
+                        </a:prstTxWarp>
+                        <a:noAutofit/>
+                      </wps:bodyPr>
+                    </wps:wsp>
+                  </a:graphicData>
+                </a:graphic>
+                <wp14:sizeRelH relativeFrom="margin">
+                  <wp14:pctWidth>0</wp14:pctWidth>
+                </wp14:sizeRelH>
+                <wp14:sizeRelV relativeFrom="margin">
+                  <wp14:pctHeight>0</wp14:pctHeight>
+                </wp14:sizeRelV>
+              </wp:anchor>
+            </w:drawing>
+          </mc:Choice>
+          <mc:Fallback>
+            <w:pict>
+              <v:rect w14:anchorId="43B70272" id="Rectangle 19" o:spid="_x0000_s1036" style="position:absolute;margin-left:-28.9pt;margin-top:21pt;width:100.5pt;height:62.25pt;z-index:251826176;visibility:visible;mso-wrap-style:square;mso-width-percent:0;mso-height-percent:0;mso-wrap-distance-left:9pt;mso-wrap-distance-top:0;mso-wrap-distance-right:9pt;mso-wrap-distance-bottom:0;mso-position-horizontal:absolute;mso-position-horizontal-relative:text;mso-position-vertical:absolute;mso-position-vertical-relative:text;mso-width-percent:0;mso-height-percent:0;mso-width-relative:margin;mso-height-relative:margin;v-text-anchor:middle" o:gfxdata="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" fillcolor="#5a5a5a [2109]" strokecolor="#0a121c [484]" strokeweight="2pt">
+                <v:textbox>
+                  <w:txbxContent>
+                    <w:p>
+                      <w:pPr>
+                        <w:jc w:val="center"/>
+                        <w:rPr>
+                          <w:sz w:val="26"/>
+                          <w:szCs w:val="26"/>
+                        </w:rPr>
+                      </w:pPr>
+                      <w:r>
+                        <w:rPr>
+                          <w:sz w:val="26"/>
+                          <w:szCs w:val="26"/>
+                        </w:rPr>
+                        <w:t xml:space="preserve">Route Creation &amp; </w:t>
+                      </w:r>
+                      <w:r>
+                        <w:rPr>
+                          <w:sz w:val="26"/>
+                          <w:szCs w:val="26"/>
+                        </w:rPr>
+                        <w:t>Vehicle</w:t>
+                      </w:r>
+                      <w:r>
+                        <w:rPr>
+                          <w:sz w:val="26"/>
+                          <w:szCs w:val="26"/>
+                        </w:rPr>
+                        <w:t xml:space="preserve"> </w:t>
+                      </w:r>
+                      <w:r>
+                        <w:rPr>
+                          <w:sz w:val="26"/>
+                          <w:szCs w:val="26"/>
+                        </w:rPr>
+                        <w:t>Fleet</w:t>
+                      </w:r>
+                      <w:r>
+                        <w:rPr>
+                          <w:sz w:val="26"/>
+                          <w:szCs w:val="26"/>
+                        </w:rPr>
+                        <w:t xml:space="preserve"> </w:t>
+                      </w:r>
+                      <w:r>
+                        <w:rPr>
+                          <w:sz w:val="26"/>
+                          <w:szCs w:val="26"/>
+                        </w:rPr>
+                        <w:t>Characterization</w:t>
+                      </w:r>
+                    </w:p>
+                    <w:p>
+                      <w:pPr>
+                        <w:jc w:val="center"/>
+                        <w:rPr>
+                          <w:sz w:val="40"/>
+                          <w:szCs w:val="40"/>
+                        </w:rPr>
+                      </w:pPr>
+                    </w:p>
+                  </w:txbxContent>
+                </v:textbox>
+              </v:rect>
+            </w:pict>
+          </mc:Fallback>
+        </mc:AlternateContent>
+      </w:r>
+      <w:r>
+        <w:rPr>
+          <w:noProof/>
+        </w:rPr>
+        <mc:AlternateContent>
+          <mc:Choice Requires="wps">
+            <w:drawing>
+              <wp:anchor distT="0" distB="0" distL="114300" distR="114300" simplePos="0" relativeHeight="251749376" behindDoc="0" locked="0" layoutInCell="1" allowOverlap="1" wp14:anchorId="2D369E14" wp14:editId="014189F1">
+                <wp:simplePos x="0" y="0"/>
+                <wp:positionH relativeFrom="column">
+                  <wp:posOffset>2224671</wp:posOffset>
+                </wp:positionH>
+                <wp:positionV relativeFrom="paragraph">
+                  <wp:posOffset>270983</wp:posOffset>
+                </wp:positionV>
+                <wp:extent cx="1276350" cy="762000"/>
+                <wp:effectExtent l="0" t="0" r="19050" b="19050"/>
+                <wp:wrapNone/>
+                <wp:docPr id="73" name="Rectangle 73"/>
+                <wp:cNvGraphicFramePr/>
+                <a:graphic xmlns:a="http://schemas.openxmlformats.org/drawingml/2006/main">
+                  <a:graphicData uri="http://schemas.microsoft.com/office/word/2010/wordprocessingShape">
+                    <wps:wsp>
+                      <wps:cNvSpPr/>
+                      <wps:spPr>
+                        <a:xfrm>
+                          <a:off x="0" y="0"/>
+                          <a:ext cx="1276350" cy="762000"/>
+                        </a:xfrm>
+                        <a:prstGeom prst="rect">
+                          <a:avLst/>
+                        </a:prstGeom>
+                        <a:solidFill>
+                          <a:schemeClr val="tx1">
+                            <a:lumMod val="65000"/>
+                            <a:lumOff val="35000"/>
+                          </a:schemeClr>
+                        </a:solidFill>
+                      </wps:spPr>
+                      <wps:style>
+                        <a:lnRef idx="2">
+                          <a:schemeClr val="accent1">
+                            <a:shade val="15000"/>
+                          </a:schemeClr>
+                        </a:lnRef>
+                        <a:fillRef idx="1">
+                          <a:schemeClr val="accent1"/>
+                        </a:fillRef>
+                        <a:effectRef idx="0">
+                          <a:schemeClr val="accent1"/>
+                        </a:effectRef>
+                        <a:fontRef idx="minor">
+                          <a:schemeClr val="lt1"/>
+                        </a:fontRef>
+                      </wps:style>
+                      <wps:txbx>
+                        <w:txbxContent>
+                          <w:p>
+                            <w:pPr>
+                              <w:jc w:val="center"/>
+                              <w:rPr>
+                                <w:sz w:val="26"/>
+                                <w:szCs w:val="26"/>
+                              </w:rPr>
+                            </w:pPr>
+                            <w:r>
+                              <w:rPr>
+                                <w:sz w:val="26"/>
+                                <w:szCs w:val="26"/>
+                              </w:rPr>
+                              <w:t>Vehicle</w:t>
+                            </w:r>
+                            <w:r>
+                              <w:rPr>
+                                <w:sz w:val="26"/>
+                                <w:szCs w:val="26"/>
+                              </w:rPr>
+                              <w:t xml:space="preserve"> </w:t>
+                            </w:r>
+                            <w:r>
+                              <w:rPr>
+                                <w:sz w:val="26"/>
+                                <w:szCs w:val="26"/>
+                              </w:rPr>
+                              <w:t>Configuration</w:t>
+                            </w:r>
+                            <w:r>
+                              <w:rPr>
+                                <w:sz w:val="26"/>
+                                <w:szCs w:val="26"/>
+                              </w:rPr>
+                              <w:t xml:space="preserve"> </w:t>
+                            </w:r>
+                            <w:r>
+                              <w:rPr>
+                                <w:sz w:val="26"/>
+                                <w:szCs w:val="26"/>
+                              </w:rPr>
+                              <w:t>in</w:t>
+                            </w:r>
+                            <w:r>
+                              <w:rPr>
+                                <w:sz w:val="26"/>
+                                <w:szCs w:val="26"/>
+                              </w:rPr>
+                              <w:t xml:space="preserve"> </w:t>
+                            </w:r>
+                            <w:r>
+                              <w:rPr>
+                                <w:sz w:val="26"/>
+                                <w:szCs w:val="26"/>
+                              </w:rPr>
+                              <w:t>SUMO</w:t>
+                            </w:r>
+                          </w:p>
+                          <w:p>
+                            <w:pPr>
+                              <w:jc w:val="center"/>
+                              <w:rPr>
+                                <w:sz w:val="40"/>
+                                <w:szCs w:val="40"/>
+                              </w:rPr>
+                            </w:pPr>
+                          </w:p>
+                        </w:txbxContent>
+                      </wps:txbx>
+                      <wps:bodyPr rot="0" spcFirstLastPara="0" vertOverflow="overflow" horzOverflow="overflow" vert="horz" wrap="square" lIns="91440" tIns="45720" rIns="91440" bIns="45720" numCol="1" spcCol="0" rtlCol="0" fromWordArt="0" anchor="ctr" anchorCtr="0" forceAA="0" compatLnSpc="1">
+                        <a:prstTxWarp prst="textNoShape">
+                          <a:avLst/>
+                        </a:prstTxWarp>
+                        <a:noAutofit/>
+                      </wps:bodyPr>
+                    </wps:wsp>
+                  </a:graphicData>
+                </a:graphic>
+                <wp14:sizeRelH relativeFrom="margin">
+                  <wp14:pctWidth>0</wp14:pctWidth>
+                </wp14:sizeRelH>
+                <wp14:sizeRelV relativeFrom="margin">
+                  <wp14:pctHeight>0</wp14:pctHeight>
+                </wp14:sizeRelV>
+              </wp:anchor>
+            </w:drawing>
+          </mc:Choice>
+          <mc:Fallback>
+            <w:pict>
+              <v:rect w14:anchorId="2D369E14" id="Rectangle 73" o:spid="_x0000_s1037" style="position:absolute;margin-left:175.15pt;margin-top:21.35pt;width:100.5pt;height:60pt;z-index:251749376;visibility:visible;mso-wrap-style:square;mso-width-percent:0;mso-height-percent:0;mso-wrap-distance-left:9pt;mso-wrap-distance-top:0;mso-wrap-distance-right:9pt;mso-wrap-distance-bottom:0;mso-position-horizontal:absolute;mso-position-horizontal-relative:text;mso-position-vertical:absolute;mso-position-vertical-relative:text;mso-width-percent:0;mso-height-percent:0;mso-width-relative:margin;mso-height-relative:margin;v-text-anchor:middle" o:gfxdata="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" fillcolor="#5a5a5a [2109]" strokecolor="#0a121c [484]" strokeweight="2pt">
+                <v:textbox>
+                  <w:txbxContent>
+                    <w:p>
+                      <w:pPr>
+                        <w:jc w:val="center"/>
+                        <w:rPr>
+                          <w:sz w:val="26"/>
+                          <w:szCs w:val="26"/>
+                        </w:rPr>
+                      </w:pPr>
+                      <w:r>
+                        <w:rPr>
+                          <w:sz w:val="26"/>
+                          <w:szCs w:val="26"/>
+                        </w:rPr>
+                        <w:t>Vehicle</w:t>
+                      </w:r>
+                      <w:r>
+                        <w:rPr>
+                          <w:sz w:val="26"/>
+                          <w:szCs w:val="26"/>
+                        </w:rPr>
+                        <w:t xml:space="preserve"> </w:t>
+                      </w:r>
+                      <w:r>
+                        <w:rPr>
+                          <w:sz w:val="26"/>
+                          <w:szCs w:val="26"/>
+                        </w:rPr>
+                        <w:t>Configuration</w:t>
+                      </w:r>
+                      <w:r>
+                        <w:rPr>
+                          <w:sz w:val="26"/>
+                          <w:szCs w:val="26"/>
+                        </w:rPr>
+                        <w:t xml:space="preserve"> </w:t>
+                      </w:r>
+                      <w:r>
+                        <w:rPr>
+                          <w:sz w:val="26"/>
+                          <w:szCs w:val="26"/>
+                        </w:rPr>
+                        <w:t>in</w:t>
+                      </w:r>
+                      <w:r>
+                        <w:rPr>
+                          <w:sz w:val="26"/>
+                          <w:szCs w:val="26"/>
+                        </w:rPr>
+                        <w:t xml:space="preserve"> </w:t>
+                      </w:r>
+                      <w:r>
+                        <w:rPr>
+                          <w:sz w:val="26"/>
+                          <w:szCs w:val="26"/>
+                        </w:rPr>
+                        <w:t>SUMO</w:t>
+                      </w:r>
+                    </w:p>
+                    <w:p>
+                      <w:pPr>
+                        <w:jc w:val="center"/>
+                        <w:rPr>
+                          <w:sz w:val="40"/>
+                          <w:szCs w:val="40"/>
+                        </w:rPr>
+                      </w:pPr>
+                    </w:p>
+                  </w:txbxContent>
+                </v:textbox>
+              </v:rect>
+            </w:pict>
+          </mc:Fallback>
+        </mc:AlternateContent>
+      </w:r>
+    </w:p>
+    <w:p>
+      <w:r>
+        <w:rPr>
+          <w:noProof/>
+        </w:rPr>
+        <mc:AlternateContent>
+          <mc:Choice Requires="wps">
+            <w:drawing>
+              <wp:anchor distT="0" distB="0" distL="114300" distR="114300" simplePos="0" relativeHeight="251796480" behindDoc="0" locked="0" layoutInCell="1" allowOverlap="1" wp14:anchorId="3008E98A" wp14:editId="2E8CF71D">
+                <wp:simplePos x="0" y="0"/>
+                <wp:positionH relativeFrom="column">
+                  <wp:posOffset>1256294</wp:posOffset>
+                </wp:positionH>
+                <wp:positionV relativeFrom="paragraph">
+                  <wp:posOffset>200660</wp:posOffset>
+                </wp:positionV>
+                <wp:extent cx="628650" cy="266700"/>
+                <wp:effectExtent l="19050" t="19050" r="19050" b="38100"/>
+                <wp:wrapNone/>
+                <wp:docPr id="75" name="Arrow: Right 75"/>
+                <wp:cNvGraphicFramePr/>
+                <a:graphic xmlns:a="http://schemas.openxmlformats.org/drawingml/2006/main">
+                  <a:graphicData uri="http://schemas.microsoft.com/office/word/2010/wordprocessingShape">
+                    <wps:wsp>
+                      <wps:cNvSpPr/>
+                      <wps:spPr>
+                        <a:xfrm rot="10800000">
+                          <a:off x="0" y="0"/>
+                          <a:ext cx="628650" cy="266700"/>
+                        </a:xfrm>
+                        <a:prstGeom prst="rightArrow">
+                          <a:avLst/>
+                        </a:prstGeom>
+                        <a:solidFill>
+                          <a:schemeClr val="tx1">
+                            <a:lumMod val="65000"/>
+                            <a:lumOff val="35000"/>
+                          </a:schemeClr>
+                        </a:solidFill>
+                      </wps:spPr>
+                      <wps:style>
+                        <a:lnRef idx="2">
+                          <a:schemeClr val="accent1">
+                            <a:shade val="15000"/>
+                          </a:schemeClr>
+                        </a:lnRef>
+                        <a:fillRef idx="1">
+                          <a:schemeClr val="accent1"/>
+                        </a:fillRef>
+                        <a:effectRef idx="0">
+                          <a:schemeClr val="accent1"/>
+                        </a:effectRef>
+                        <a:fontRef idx="minor">
+                          <a:schemeClr val="lt1"/>
+                        </a:fontRef>
+                      </wps:style>
+                      <wps:bodyPr rot="0" spcFirstLastPara="0" vertOverflow="overflow" horzOverflow="overflow" vert="horz" wrap="square" lIns="91440" tIns="45720" rIns="91440" bIns="45720" numCol="1" spcCol="0" rtlCol="0" fromWordArt="0" anchor="ctr" anchorCtr="0" forceAA="0" compatLnSpc="1">
+                        <a:prstTxWarp prst="textNoShape">
+                          <a:avLst/>
+                        </a:prstTxWarp>
+                        <a:noAutofit/>
+                      </wps:bodyPr>
+                    </wps:wsp>
+                  </a:graphicData>
+                </a:graphic>
+                <wp14:sizeRelH relativeFrom="margin">
+                  <wp14:pctWidth>0</wp14:pctWidth>
+                </wp14:sizeRelH>
+                <wp14:sizeRelV relativeFrom="margin">
+                  <wp14:pctHeight>0</wp14:pctHeight>
+                </wp14:sizeRelV>
+              </wp:anchor>
+            </w:drawing>
+          </mc:Choice>
+          <mc:Fallback>
+            <w:pict>
+              <v:shape w14:anchorId="18D63D1F" id="Arrow: Right 75" o:spid="_x0000_s1026" type="#_x0000_t13" style="position:absolute;margin-left:98.9pt;margin-top:15.8pt;width:49.5pt;height:21pt;rotation:180;z-index:251796480;visibility:visible;mso-wrap-style:square;mso-width-percent:0;mso-height-percent:0;mso-wrap-distance-left:9pt;mso-wrap-distance-top:0;mso-wrap-distance-right:9pt;mso-wrap-distance-bottom:0;mso-position-horizontal:absolute;mso-position-horizontal-relative:text;mso-position-vertical:absolute;mso-position-vertical-relative:text;mso-width-percent:0;mso-height-percent:0;mso-width-relative:margin;mso-height-relative:margin;v-text-anchor:middle" o:gfxdata="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" adj="17018" fillcolor="#5a5a5a [2109]" strokecolor="#0a121c [484]" strokeweight="2pt"/>
+            </w:pict>
+          </mc:Fallback>
+        </mc:AlternateContent>
+      </w:r>
+      <w:r>
+        <w:rPr>
+          <w:noProof/>
+        </w:rPr>
+        <mc:AlternateContent>
+          <mc:Choice Requires="wps">
+            <w:drawing>
+              <wp:anchor distT="0" distB="0" distL="114300" distR="114300" simplePos="0" relativeHeight="251774976" behindDoc="0" locked="0" layoutInCell="1" allowOverlap="1" wp14:anchorId="42D7DE88" wp14:editId="3079CA95">
+                <wp:simplePos x="0" y="0"/>
+                <wp:positionH relativeFrom="column">
+                  <wp:posOffset>3758565</wp:posOffset>
+                </wp:positionH>
+                <wp:positionV relativeFrom="paragraph">
+                  <wp:posOffset>200660</wp:posOffset>
+                </wp:positionV>
+                <wp:extent cx="622300" cy="266700"/>
+                <wp:effectExtent l="19050" t="19050" r="25400" b="38100"/>
+                <wp:wrapNone/>
+                <wp:docPr id="74" name="Arrow: Right 74"/>
+                <wp:cNvGraphicFramePr/>
+                <a:graphic xmlns:a="http://schemas.openxmlformats.org/drawingml/2006/main">
+                  <a:graphicData uri="http://schemas.microsoft.com/office/word/2010/wordprocessingShape">
+                    <wps:wsp>
+                      <wps:cNvSpPr/>
+                      <wps:spPr>
+                        <a:xfrm rot="10800000">
+                          <a:off x="0" y="0"/>
+                          <a:ext cx="622300" cy="266700"/>
+                        </a:xfrm>
+                        <a:prstGeom prst="rightArrow">
+                          <a:avLst/>
+                        </a:prstGeom>
+                        <a:solidFill>
+                          <a:schemeClr val="tx1">
+                            <a:lumMod val="65000"/>
+                            <a:lumOff val="35000"/>
+                          </a:schemeClr>
+                        </a:solidFill>
+                      </wps:spPr>
+                      <wps:style>
+                        <a:lnRef idx="2">
+                          <a:schemeClr val="accent1">
+                            <a:shade val="15000"/>
+                          </a:schemeClr>
+                        </a:lnRef>
+                        <a:fillRef idx="1">
+                          <a:schemeClr val="accent1"/>
+                        </a:fillRef>
+                        <a:effectRef idx="0">
+                          <a:schemeClr val="accent1"/>
+                        </a:effectRef>
+                        <a:fontRef idx="minor">
+                          <a:schemeClr val="lt1"/>
+                        </a:fontRef>
+                      </wps:style>
+                      <wps:bodyPr rot="0" spcFirstLastPara="0" vertOverflow="overflow" horzOverflow="overflow" vert="horz" wrap="square" lIns="91440" tIns="45720" rIns="91440" bIns="45720" numCol="1" spcCol="0" rtlCol="0" fromWordArt="0" anchor="ctr" anchorCtr="0" forceAA="0" compatLnSpc="1">
+                        <a:prstTxWarp prst="textNoShape">
+                          <a:avLst/>
+                        </a:prstTxWarp>
+                        <a:noAutofit/>
+                      </wps:bodyPr>
+                    </wps:wsp>
+                  </a:graphicData>
+                </a:graphic>
+                <wp14:sizeRelH relativeFrom="margin">
+                  <wp14:pctWidth>0</wp14:pctWidth>
+                </wp14:sizeRelH>
+                <wp14:sizeRelV relativeFrom="margin">
+                  <wp14:pctHeight>0</wp14:pctHeight>
+                </wp14:sizeRelV>
+              </wp:anchor>
+            </w:drawing>
+          </mc:Choice>
+          <mc:Fallback>
+            <w:pict>
+              <v:shape w14:anchorId="0F15F7B4" id="Arrow: Right 74" o:spid="_x0000_s1026" type="#_x0000_t13" style="position:absolute;margin-left:295.95pt;margin-top:15.8pt;width:49pt;height:21pt;rotation:180;z-index:251774976;visibility:visible;mso-wrap-style:square;mso-width-percent:0;mso-height-percent:0;mso-wrap-distance-left:9pt;mso-wrap-distance-top:0;mso-wrap-distance-right:9pt;mso-wrap-distance-bottom:0;mso-position-horizontal:absolute;mso-position-horizontal-relative:text;mso-position-vertical:absolute;mso-position-vertical-relative:text;mso-width-percent:0;mso-height-percent:0;mso-width-relative:margin;mso-height-relative:margin;v-text-anchor:middle" o:gfxdata="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" adj="16971" fillcolor="#5a5a5a [2109]" strokecolor="#0a121c [484]" strokeweight="2pt"/>
+            </w:pict>
+          </mc:Fallback>
+        </mc:AlternateContent>
+      </w:r>
+    </w:p>
+    <w:p/>
+    <w:p>
+      <w:r>
+        <w:rPr>
+          <w:noProof/>
+        </w:rPr>
+        <mc:AlternateContent>
+          <mc:Choice Requires="wps">
+            <w:drawing>
+              <wp:anchor distT="0" distB="0" distL="114300" distR="114300" simplePos="0" relativeHeight="251859968" behindDoc="0" locked="0" layoutInCell="1" allowOverlap="1" wp14:anchorId="2193C4FA" wp14:editId="08FC4B94">
+                <wp:simplePos x="0" y="0"/>
+                <wp:positionH relativeFrom="column">
+                  <wp:posOffset>110017</wp:posOffset>
+                </wp:positionH>
+                <wp:positionV relativeFrom="paragraph">
+                  <wp:posOffset>270510</wp:posOffset>
+                </wp:positionV>
+                <wp:extent cx="293690" cy="264794"/>
+                <wp:effectExtent l="14605" t="4445" r="45085" b="45085"/>
+                <wp:wrapNone/>
+                <wp:docPr id="18" name="Arrow: Right 18"/>
+                <wp:cNvGraphicFramePr/>
+                <a:graphic xmlns:a="http://schemas.openxmlformats.org/drawingml/2006/main">
+                  <a:graphicData uri="http://schemas.microsoft.com/office/word/2010/wordprocessingShape">
+                    <wps:wsp>
+                      <wps:cNvSpPr/>
+                      <wps:spPr>
+                        <a:xfrm rot="5400000">
+                          <a:off x="0" y="0"/>
+                          <a:ext cx="293690" cy="264794"/>
+                        </a:xfrm>
+                        <a:prstGeom prst="rightArrow">
+                          <a:avLst/>
+                        </a:prstGeom>
+                        <a:solidFill>
+                          <a:schemeClr val="tx1">
+                            <a:lumMod val="65000"/>
+                            <a:lumOff val="35000"/>
+                          </a:schemeClr>
+                        </a:solidFill>
+                      </wps:spPr>
+                      <wps:style>
+                        <a:lnRef idx="2">
+                          <a:schemeClr val="accent1">
+                            <a:shade val="15000"/>
+                          </a:schemeClr>
+                        </a:lnRef>
+                        <a:fillRef idx="1">
+                          <a:schemeClr val="accent1"/>
+                        </a:fillRef>
+                        <a:effectRef idx="0">
+                          <a:schemeClr val="accent1"/>
+                        </a:effectRef>
+                        <a:fontRef idx="minor">
+                          <a:schemeClr val="lt1"/>
+                        </a:fontRef>
+                      </wps:style>
+                      <wps:bodyPr rot="0" spcFirstLastPara="0" vertOverflow="overflow" horzOverflow="overflow" vert="horz" wrap="square" lIns="91440" tIns="45720" rIns="91440" bIns="45720" numCol="1" spcCol="0" rtlCol="0" fromWordArt="0" anchor="ctr" anchorCtr="0" forceAA="0" compatLnSpc="1">
+                        <a:prstTxWarp prst="textNoShape">
+                          <a:avLst/>
+                        </a:prstTxWarp>
+                        <a:noAutofit/>
+                      </wps:bodyPr>
+                    </wps:wsp>
+                  </a:graphicData>
+                </a:graphic>
+                <wp14:sizeRelH relativeFrom="margin">
+                  <wp14:pctWidth>0</wp14:pctWidth>
+                </wp14:sizeRelH>
+                <wp14:sizeRelV relativeFrom="margin">
+                  <wp14:pctHeight>0</wp14:pctHeight>
+                </wp14:sizeRelV>
+              </wp:anchor>
+            </w:drawing>
+          </mc:Choice>
+          <mc:Fallback>
+            <w:pict>
+              <v:shape w14:anchorId="3B48F69C" id="Arrow: Right 18" o:spid="_x0000_s1026" type="#_x0000_t13" style="position:absolute;margin-left:8.65pt;margin-top:21.3pt;width:23.15pt;height:20.85pt;rotation:90;z-index:251859968;visibility:visible;mso-wrap-style:square;mso-width-percent:0;mso-height-percent:0;mso-wrap-distance-left:9pt;mso-wrap-distance-top:0;mso-wrap-distance-right:9pt;mso-wrap-distance-bottom:0;mso-position-horizontal:absolute;mso-position-horizontal-relative:text;mso-position-vertical:absolute;mso-position-vertical-relative:text;mso-width-percent:0;mso-height-percent:0;mso-width-relative:margin;mso-height-relative:margin;v-text-anchor:middle" o:gfxdata="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" adj="11863" fillcolor="#5a5a5a [2109]" strokecolor="#0a121c [484]" strokeweight="2pt"/>
+            </w:pict>
+          </mc:Fallback>
+        </mc:AlternateContent>
+      </w:r>
+    </w:p>
+    <w:p>
+      <w:r>
+        <w:rPr>
+          <w:noProof/>
+        </w:rPr>
+        <mc:AlternateContent>
+          <mc:Choice Requires="wps">
+            <w:drawing>
+              <wp:anchor distT="0" distB="0" distL="114300" distR="114300" simplePos="0" relativeHeight="251858944" behindDoc="0" locked="0" layoutInCell="1" allowOverlap="1" wp14:anchorId="1DA7CA46" wp14:editId="6538555E">
+                <wp:simplePos x="0" y="0"/>
+                <wp:positionH relativeFrom="column">
+                  <wp:posOffset>-370840</wp:posOffset>
+                </wp:positionH>
+                <wp:positionV relativeFrom="paragraph">
+                  <wp:posOffset>377352</wp:posOffset>
+                </wp:positionV>
+                <wp:extent cx="1350645" cy="800100"/>
+                <wp:effectExtent l="0" t="0" r="20955" b="19050"/>
+                <wp:wrapNone/>
+                <wp:docPr id="20" name="Rectangle 20"/>
+                <wp:cNvGraphicFramePr/>
+                <a:graphic xmlns:a="http://schemas.openxmlformats.org/drawingml/2006/main">
+                  <a:graphicData uri="http://schemas.microsoft.com/office/word/2010/wordprocessingShape">
+                    <wps:wsp>
+                      <wps:cNvSpPr/>
+                      <wps:spPr>
+                        <a:xfrm>
+                          <a:off x="0" y="0"/>
+                          <a:ext cx="1350645" cy="800100"/>
+                        </a:xfrm>
+                        <a:prstGeom prst="rect">
+                          <a:avLst/>
+                        </a:prstGeom>
+                        <a:solidFill>
+                          <a:schemeClr val="tx1">
+                            <a:lumMod val="65000"/>
+                            <a:lumOff val="35000"/>
+                          </a:schemeClr>
+                        </a:solidFill>
+                      </wps:spPr>
+                      <wps:style>
+                        <a:lnRef idx="2">
+                          <a:schemeClr val="accent1">
+                            <a:shade val="15000"/>
+                          </a:schemeClr>
+                        </a:lnRef>
+                        <a:fillRef idx="1">
+                          <a:schemeClr val="accent1"/>
+                        </a:fillRef>
+                        <a:effectRef idx="0">
+                          <a:schemeClr val="accent1"/>
+                        </a:effectRef>
+                        <a:fontRef idx="minor">
+                          <a:schemeClr val="lt1"/>
+                        </a:fontRef>
+                      </wps:style>
+                      <wps:txbx>
+                        <w:txbxContent>
+                          <w:p>
+                            <w:pPr>
+                              <w:jc w:val="center"/>
+                              <w:rPr>
+                                <w:sz w:val="40"/>
+                                <w:szCs w:val="40"/>
+                              </w:rPr>
+                            </w:pPr>
+                            <w:r>
+                              <w:rPr>
+                                <w:sz w:val="26"/>
+                                <w:szCs w:val="26"/>
+                              </w:rPr>
+                              <w:t>Smart Charging Logic Implementati</w:t>
+                            </w:r>
+                            <w:r>
+                              <w:rPr>
+                                <w:sz w:val="26"/>
+                                <w:szCs w:val="26"/>
+                              </w:rPr>
+                              <w:t>on</w:t>
+                            </w:r>
+                          </w:p>
+                        </w:txbxContent>
+                      </wps:txbx>
+                      <wps:bodyPr rot="0" spcFirstLastPara="0" vertOverflow="overflow" horzOverflow="overflow" vert="horz" wrap="square" lIns="91440" tIns="45720" rIns="91440" bIns="45720" numCol="1" spcCol="0" rtlCol="0" fromWordArt="0" anchor="ctr" anchorCtr="0" forceAA="0" compatLnSpc="1">
+                        <a:prstTxWarp prst="textNoShape">
+                          <a:avLst/>
+                        </a:prstTxWarp>
+                        <a:noAutofit/>
+                      </wps:bodyPr>
+                    </wps:wsp>
+                  </a:graphicData>
+                </a:graphic>
+                <wp14:sizeRelH relativeFrom="margin">
+                  <wp14:pctWidth>0</wp14:pctWidth>
+                </wp14:sizeRelH>
+                <wp14:sizeRelV relativeFrom="margin">
+                  <wp14:pctHeight>0</wp14:pctHeight>
+                </wp14:sizeRelV>
+              </wp:anchor>
+            </w:drawing>
+          </mc:Choice>
+          <mc:Fallback>
+            <w:pict>
+              <v:rect w14:anchorId="1DA7CA46" id="Rectangle 20" o:spid="_x0000_s1038" style="position:absolute;margin-left:-29.2pt;margin-top:29.7pt;width:106.35pt;height:63pt;z-index:251858944;visibility:visible;mso-wrap-style:square;mso-width-percent:0;mso-height-percent:0;mso-wrap-distance-left:9pt;mso-wrap-distance-top:0;mso-wrap-distance-right:9pt;mso-wrap-distance-bottom:0;mso-position-horizontal:absolute;mso-position-horizontal-relative:text;mso-position-vertical:absolute;mso-position-vertical-relative:text;mso-width-percent:0;mso-height-percent:0;mso-width-relative:margin;mso-height-relative:margin;v-text-anchor:middle" o:gfxdata="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" fillcolor="#5a5a5a [2109]" strokecolor="#0a121c [484]" strokeweight="2pt">
+                <v:textbox>
+                  <w:txbxContent>
+                    <w:p>
+                      <w:pPr>
+                        <w:jc w:val="center"/>
+                        <w:rPr>
+                          <w:sz w:val="40"/>
+                          <w:szCs w:val="40"/>
+                        </w:rPr>
+                      </w:pPr>
+                      <w:r>
+                        <w:rPr>
+                          <w:sz w:val="26"/>
+                          <w:szCs w:val="26"/>
+                        </w:rPr>
+                        <w:t>Smart Charging Logic Implementati</w:t>
+                      </w:r>
+                      <w:r>
+                        <w:rPr>
+                          <w:sz w:val="26"/>
+                          <w:szCs w:val="26"/>
+                        </w:rPr>
+                        <w:t>on</w:t>
+                      </w:r>
+                    </w:p>
+                  </w:txbxContent>
+                </v:textbox>
+              </v:rect>
+            </w:pict>
+          </mc:Fallback>
+        </mc:AlternateContent>
+      </w:r>
+    </w:p>
+    <w:p>
+      <w:r>
+        <w:rPr>
+          <w:noProof/>
+        </w:rPr>
+        <mc:AlternateContent>
+          <mc:Choice Requires="wps">
+            <w:drawing>
+              <wp:anchor distT="0" distB="0" distL="114300" distR="114300" simplePos="0" relativeHeight="251667456" behindDoc="0" locked="0" layoutInCell="1" allowOverlap="1" wp14:anchorId="2F7C58F6" wp14:editId="21B6B5B3">
+                <wp:simplePos x="0" y="0"/>
+                <wp:positionH relativeFrom="column">
+                  <wp:posOffset>1163955</wp:posOffset>
+                </wp:positionH>
+                <wp:positionV relativeFrom="paragraph">
+                  <wp:posOffset>328295</wp:posOffset>
+                </wp:positionV>
+                <wp:extent cx="314325" cy="266700"/>
+                <wp:effectExtent l="0" t="19050" r="47625" b="38100"/>
+                <wp:wrapNone/>
+                <wp:docPr id="27" name="Arrow: Right 27"/>
+                <wp:cNvGraphicFramePr/>
+                <a:graphic xmlns:a="http://schemas.openxmlformats.org/drawingml/2006/main">
+                  <a:graphicData uri="http://schemas.microsoft.com/office/word/2010/wordprocessingShape">
+                    <wps:wsp>
+                      <wps:cNvSpPr/>
+                      <wps:spPr>
+                        <a:xfrm>
+                          <a:off x="0" y="0"/>
+                          <a:ext cx="314325" cy="266700"/>
+                        </a:xfrm>
+                        <a:prstGeom prst="rightArrow">
+                          <a:avLst/>
+                        </a:prstGeom>
+                        <a:solidFill>
+                          <a:schemeClr val="tx1">
+                            <a:lumMod val="65000"/>
+                            <a:lumOff val="35000"/>
+                          </a:schemeClr>
+                        </a:solidFill>
+                      </wps:spPr>
+                      <wps:style>
+                        <a:lnRef idx="2">
+                          <a:schemeClr val="accent1">
+                            <a:shade val="15000"/>
+                          </a:schemeClr>
+                        </a:lnRef>
+                        <a:fillRef idx="1">
+                          <a:schemeClr val="accent1"/>
+                        </a:fillRef>
+                        <a:effectRef idx="0">
+                          <a:schemeClr val="accent1"/>
+                        </a:effectRef>
+                        <a:fontRef idx="minor">
+                          <a:schemeClr val="lt1"/>
+                        </a:fontRef>
+                      </wps:style>
+                      <wps:bodyPr rot="0" spcFirstLastPara="0" vertOverflow="overflow" horzOverflow="overflow" vert="horz" wrap="square" lIns="91440" tIns="45720" rIns="91440" bIns="45720" numCol="1" spcCol="0" rtlCol="0" fromWordArt="0" anchor="ctr" anchorCtr="0" forceAA="0" compatLnSpc="1">
+                        <a:prstTxWarp prst="textNoShape">
+                          <a:avLst/>
+                        </a:prstTxWarp>
+                        <a:noAutofit/>
+                      </wps:bodyPr>
+                    </wps:wsp>
+                  </a:graphicData>
+                </a:graphic>
+                <wp14:sizeRelH relativeFrom="margin">
+                  <wp14:pctWidth>0</wp14:pctWidth>
+                </wp14:sizeRelH>
+                <wp14:sizeRelV relativeFrom="margin">
+                  <wp14:pctHeight>0</wp14:pctHeight>
+                </wp14:sizeRelV>
+              </wp:anchor>
+            </w:drawing>
+          </mc:Choice>
+          <mc:Fallback>
+            <w:pict>
+              <v:shape w14:anchorId="5BEE7F6E" id="Arrow: Right 27" o:spid="_x0000_s1026" type="#_x0000_t13" style="position:absolute;margin-left:91.65pt;margin-top:25.85pt;width:24.75pt;height:21pt;z-index:251667456;visibility:visible;mso-wrap-style:square;mso-width-percent:0;mso-height-percent:0;mso-wrap-distance-left:9pt;mso-wrap-distance-top:0;mso-wrap-distance-right:9pt;mso-wrap-distance-bottom:0;mso-position-horizontal:absolute;mso-position-horizontal-relative:text;mso-position-vertical:absolute;mso-position-vertical-relative:text;mso-width-percent:0;mso-height-percent:0;mso-width-relative:margin;mso-height-relative:margin;v-text-anchor:middle" o:gfxdata="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" adj="12436" fillcolor="#5a5a5a [2109]" strokecolor="#0a121c [484]" strokeweight="2pt"/>
+            </w:pict>
+          </mc:Fallback>
+        </mc:AlternateContent>
+      </w:r>
+      <w:r>
+        <w:rPr>
+          <w:noProof/>
+        </w:rPr>
+        <mc:AlternateContent>
+          <mc:Choice Requires="wps">
+            <w:drawing>
+              <wp:anchor distT="0" distB="0" distL="114300" distR="114300" simplePos="0" relativeHeight="251888640" behindDoc="0" locked="0" layoutInCell="1" allowOverlap="1" wp14:anchorId="753D6757" wp14:editId="7953DF9E">
+                <wp:simplePos x="0" y="0"/>
+                <wp:positionH relativeFrom="column">
+                  <wp:posOffset>2955290</wp:posOffset>
+                </wp:positionH>
+                <wp:positionV relativeFrom="paragraph">
+                  <wp:posOffset>340995</wp:posOffset>
+                </wp:positionV>
+                <wp:extent cx="314325" cy="266700"/>
+                <wp:effectExtent l="0" t="19050" r="47625" b="38100"/>
+                <wp:wrapNone/>
+                <wp:docPr id="76" name="Arrow: Right 76"/>
+                <wp:cNvGraphicFramePr/>
+                <a:graphic xmlns:a="http://schemas.openxmlformats.org/drawingml/2006/main">
+                  <a:graphicData uri="http://schemas.microsoft.com/office/word/2010/wordprocessingShape">
+                    <wps:wsp>
+                      <wps:cNvSpPr/>
+                      <wps:spPr>
+                        <a:xfrm>
+                          <a:off x="0" y="0"/>
+                          <a:ext cx="314325" cy="266700"/>
+                        </a:xfrm>
+                        <a:prstGeom prst="rightArrow">
+                          <a:avLst/>
+                        </a:prstGeom>
+                        <a:solidFill>
+                          <a:schemeClr val="tx1">
+                            <a:lumMod val="65000"/>
+                            <a:lumOff val="35000"/>
+                          </a:schemeClr>
+                        </a:solidFill>
+                      </wps:spPr>
+                      <wps:style>
+                        <a:lnRef idx="2">
+                          <a:schemeClr val="accent1">
+                            <a:shade val="15000"/>
+                          </a:schemeClr>
+                        </a:lnRef>
+                        <a:fillRef idx="1">
+                          <a:schemeClr val="accent1"/>
+                        </a:fillRef>
+                        <a:effectRef idx="0">
+                          <a:schemeClr val="accent1"/>
+                        </a:effectRef>
+                        <a:fontRef idx="minor">
+                          <a:schemeClr val="lt1"/>
+                        </a:fontRef>
+                      </wps:style>
+                      <wps:bodyPr rot="0" spcFirstLastPara="0" vertOverflow="overflow" horzOverflow="overflow" vert="horz" wrap="square" lIns="91440" tIns="45720" rIns="91440" bIns="45720" numCol="1" spcCol="0" rtlCol="0" fromWordArt="0" anchor="ctr" anchorCtr="0" forceAA="0" compatLnSpc="1">
+                        <a:prstTxWarp prst="textNoShape">
+                          <a:avLst/>
+                        </a:prstTxWarp>
+                        <a:noAutofit/>
+                      </wps:bodyPr>
+                    </wps:wsp>
+                  </a:graphicData>
+                </a:graphic>
+                <wp14:sizeRelH relativeFrom="margin">
+                  <wp14:pctWidth>0</wp14:pctWidth>
+                </wp14:sizeRelH>
+                <wp14:sizeRelV relativeFrom="margin">
+                  <wp14:pctHeight>0</wp14:pctHeight>
+                </wp14:sizeRelV>
+              </wp:anchor>
+            </w:drawing>
+          </mc:Choice>
+          <mc:Fallback>
+            <w:pict>
+              <v:shape w14:anchorId="1C364EBD" id="Arrow: Right 76" o:spid="_x0000_s1026" type="#_x0000_t13" style="position:absolute;margin-left:232.7pt;margin-top:26.85pt;width:24.75pt;height:21pt;z-index:251888640;visibility:visible;mso-wrap-style:square;mso-width-percent:0;mso-height-percent:0;mso-wrap-distance-left:9pt;mso-wrap-distance-top:0;mso-wrap-distance-right:9pt;mso-wrap-distance-bottom:0;mso-position-horizontal:absolute;mso-position-horizontal-relative:text;mso-position-vertical:absolute;mso-position-vertical-relative:text;mso-width-percent:0;mso-height-percent:0;mso-width-relative:margin;mso-height-relative:margin;v-text-anchor:middle" o:gfxdata="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" adj="12436" fillcolor="#5a5a5a [2109]" strokecolor="#0a121c [484]" strokeweight="2pt"/>
+            </w:pict>
+          </mc:Fallback>
+        </mc:AlternateContent>
+      </w:r>
+      <w:r>
+        <w:rPr>
+          <w:noProof/>
+        </w:rPr>
+        <mc:AlternateContent>
+          <mc:Choice Requires="wps">
+            <w:drawing>
+              <wp:anchor distT="0" distB="0" distL="114300" distR="114300" simplePos="0" relativeHeight="251623424" behindDoc="0" locked="0" layoutInCell="1" allowOverlap="1" wp14:anchorId="2274514F" wp14:editId="46BDC5A3">
+                <wp:simplePos x="0" y="0"/>
+                <wp:positionH relativeFrom="column">
+                  <wp:posOffset>1584325</wp:posOffset>
+                </wp:positionH>
+                <wp:positionV relativeFrom="paragraph">
+                  <wp:posOffset>104775</wp:posOffset>
+                </wp:positionV>
+                <wp:extent cx="1276350" cy="762000"/>
+                <wp:effectExtent l="0" t="0" r="19050" b="19050"/>
+                <wp:wrapNone/>
+                <wp:docPr id="26" name="Rectangle 26"/>
+                <wp:cNvGraphicFramePr/>
+                <a:graphic xmlns:a="http://schemas.openxmlformats.org/drawingml/2006/main">
+                  <a:graphicData uri="http://schemas.microsoft.com/office/word/2010/wordprocessingShape">
+                    <wps:wsp>
+                      <wps:cNvSpPr/>
+                      <wps:spPr>
+                        <a:xfrm>
+                          <a:off x="0" y="0"/>
+                          <a:ext cx="1276350" cy="762000"/>
+                        </a:xfrm>
+                        <a:prstGeom prst="rect">
+                          <a:avLst/>
+                        </a:prstGeom>
+                        <a:solidFill>
+                          <a:schemeClr val="tx1">
+                            <a:lumMod val="65000"/>
+                            <a:lumOff val="35000"/>
+                          </a:schemeClr>
+                        </a:solidFill>
+                      </wps:spPr>
+                      <wps:style>
+                        <a:lnRef idx="2">
+                          <a:schemeClr val="accent1">
+                            <a:shade val="15000"/>
+                          </a:schemeClr>
+                        </a:lnRef>
+                        <a:fillRef idx="1">
+                          <a:schemeClr val="accent1"/>
+                        </a:fillRef>
+                        <a:effectRef idx="0">
+                          <a:schemeClr val="accent1"/>
+                        </a:effectRef>
+                        <a:fontRef idx="minor">
+                          <a:schemeClr val="lt1"/>
+                        </a:fontRef>
+                      </wps:style>
+                      <wps:txbx>
+                        <w:txbxContent>
+                          <w:p>
+                            <w:pPr>
+                              <w:jc w:val="center"/>
+                              <w:rPr>
+                                <w:sz w:val="26"/>
+                                <w:szCs w:val="26"/>
+                              </w:rPr>
+                            </w:pPr>
+                            <w:r>
+                              <w:rPr>
+                                <w:sz w:val="26"/>
+                                <w:szCs w:val="26"/>
+                              </w:rPr>
+                              <w:t>Simulation</w:t>
+                            </w:r>
+                            <w:r>
+                              <w:rPr>
+                                <w:sz w:val="26"/>
+                                <w:szCs w:val="26"/>
+                              </w:rPr>
+                              <w:t xml:space="preserve"> </w:t>
+                            </w:r>
+                            <w:r>
+                              <w:rPr>
+                                <w:sz w:val="26"/>
+                                <w:szCs w:val="26"/>
+                              </w:rPr>
+                              <w:t>Execution</w:t>
+                            </w:r>
+                            <w:r>
+                              <w:rPr>
+                                <w:sz w:val="26"/>
+                                <w:szCs w:val="26"/>
+                              </w:rPr>
+                              <w:t xml:space="preserve"> </w:t>
+                            </w:r>
+                            <w:r>
+                              <w:rPr>
+                                <w:sz w:val="26"/>
+                                <w:szCs w:val="26"/>
+                              </w:rPr>
+                              <w:t>with</w:t>
+                            </w:r>
+                            <w:r>
+                              <w:rPr>
+                                <w:sz w:val="26"/>
+                                <w:szCs w:val="26"/>
+                              </w:rPr>
+                              <w:t xml:space="preserve"> </w:t>
+                            </w:r>
+                            <w:proofErr w:type="spellStart"/>
+                            <w:r>
+                              <w:rPr>
+                                <w:sz w:val="26"/>
+                                <w:szCs w:val="26"/>
+                              </w:rPr>
+                              <w:t>TraCI</w:t>
+                            </w:r>
+                            <w:proofErr w:type="spellEnd"/>
+                          </w:p>
+                          <w:p>
+                            <w:pPr>
+                              <w:jc w:val="center"/>
+                              <w:rPr>
+                                <w:sz w:val="40"/>
+                                <w:szCs w:val="40"/>
+                              </w:rPr>
+                            </w:pPr>
+                          </w:p>
+                        </w:txbxContent>
+                      </wps:txbx>
+                      <wps:bodyPr rot="0" spcFirstLastPara="0" vertOverflow="overflow" horzOverflow="overflow" vert="horz" wrap="square" lIns="91440" tIns="45720" rIns="91440" bIns="45720" numCol="1" spcCol="0" rtlCol="0" fromWordArt="0" anchor="ctr" anchorCtr="0" forceAA="0" compatLnSpc="1">
+                        <a:prstTxWarp prst="textNoShape">
+                          <a:avLst/>
+                        </a:prstTxWarp>
+                        <a:noAutofit/>
+                      </wps:bodyPr>
+                    </wps:wsp>
+                  </a:graphicData>
+                </a:graphic>
+                <wp14:sizeRelH relativeFrom="margin">
+                  <wp14:pctWidth>0</wp14:pctWidth>
+                </wp14:sizeRelH>
+                <wp14:sizeRelV relativeFrom="margin">
+                  <wp14:pctHeight>0</wp14:pctHeight>
+                </wp14:sizeRelV>
+              </wp:anchor>
+            </w:drawing>
+          </mc:Choice>
+          <mc:Fallback>
+            <w:pict>
+              <v:rect w14:anchorId="2274514F" id="Rectangle 26" o:spid="_x0000_s1039" style="position:absolute;margin-left:124.75pt;margin-top:8.25pt;width:100.5pt;height:60pt;z-index:251623424;visibility:visible;mso-wrap-style:square;mso-width-percent:0;mso-height-percent:0;mso-wrap-distance-left:9pt;mso-wrap-distance-top:0;mso-wrap-distance-right:9pt;mso-wrap-distance-bottom:0;mso-position-horizontal:absolute;mso-position-horizontal-relative:text;mso-position-vertical:absolute;mso-position-vertical-relative:text;mso-width-percent:0;mso-height-percent:0;mso-width-relative:margin;mso-height-relative:margin;v-text-anchor:middle" o:gfxdata="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" fillcolor="#5a5a5a [2109]" strokecolor="#0a121c [484]" strokeweight="2pt">
+                <v:textbox>
+                  <w:txbxContent>
+                    <w:p>
+                      <w:pPr>
+                        <w:jc w:val="center"/>
+                        <w:rPr>
+                          <w:sz w:val="26"/>
+                          <w:szCs w:val="26"/>
+                        </w:rPr>
+                      </w:pPr>
+                      <w:r>
+                        <w:rPr>
+                          <w:sz w:val="26"/>
+                          <w:szCs w:val="26"/>
+                        </w:rPr>
+                        <w:t>Simulation</w:t>
+                      </w:r>
+                      <w:r>
+                        <w:rPr>
+                          <w:sz w:val="26"/>
+                          <w:szCs w:val="26"/>
+                        </w:rPr>
+                        <w:t xml:space="preserve"> </w:t>
+                      </w:r>
+                      <w:r>
+                        <w:rPr>
+                          <w:sz w:val="26"/>
+                          <w:szCs w:val="26"/>
+                        </w:rPr>
+                        <w:t>Execution</w:t>
+                      </w:r>
+                      <w:r>
+                        <w:rPr>
+                          <w:sz w:val="26"/>
+                          <w:szCs w:val="26"/>
+                        </w:rPr>
+                        <w:t xml:space="preserve"> </w:t>
+                      </w:r>
+                      <w:r>
+                        <w:rPr>
+                          <w:sz w:val="26"/>
+                          <w:szCs w:val="26"/>
+                        </w:rPr>
+                        <w:t>with</w:t>
+                      </w:r>
+                      <w:r>
+                        <w:rPr>
+                          <w:sz w:val="26"/>
+                          <w:szCs w:val="26"/>
+                        </w:rPr>
+                        <w:t xml:space="preserve"> </w:t>
+                      </w:r>
+                      <w:proofErr w:type="spellStart"/>
+                      <w:r>
+                        <w:rPr>
+                          <w:sz w:val="26"/>
+                          <w:szCs w:val="26"/>
+                        </w:rPr>
+                        <w:t>TraCI</w:t>
+                      </w:r>
+                      <w:proofErr w:type="spellEnd"/>
+                    </w:p>
+                    <w:p>
+                      <w:pPr>
+                        <w:jc w:val="center"/>
+                        <w:rPr>
+                          <w:sz w:val="40"/>
+                          <w:szCs w:val="40"/>
+                        </w:rPr>
+                      </w:pPr>
+                    </w:p>
+                  </w:txbxContent>
+                </v:textbox>
+              </v:rect>
+            </w:pict>
+          </mc:Fallback>
+        </mc:AlternateContent>
+      </w:r>
+      <w:r>
+        <w:rPr>
+          <w:noProof/>
+        </w:rPr>
+        <mc:AlternateContent>
+          <mc:Choice Requires="wps">
+            <w:drawing>
+              <wp:anchor distT="0" distB="0" distL="114300" distR="114300" simplePos="0" relativeHeight="251579392" behindDoc="0" locked="0" layoutInCell="1" allowOverlap="1" wp14:anchorId="527B743B" wp14:editId="46946A45">
+                <wp:simplePos x="0" y="0"/>
+                <wp:positionH relativeFrom="column">
+                  <wp:posOffset>3368040</wp:posOffset>
+                </wp:positionH>
+                <wp:positionV relativeFrom="paragraph">
+                  <wp:posOffset>113030</wp:posOffset>
+                </wp:positionV>
+                <wp:extent cx="1143000" cy="790575"/>
+                <wp:effectExtent l="0" t="0" r="19050" b="28575"/>
+                <wp:wrapNone/>
+                <wp:docPr id="25" name="Rectangle 25"/>
+                <wp:cNvGraphicFramePr/>
+                <a:graphic xmlns:a="http://schemas.openxmlformats.org/drawingml/2006/main">
+                  <a:graphicData uri="http://schemas.microsoft.com/office/word/2010/wordprocessingShape">
+                    <wps:wsp>
+                      <wps:cNvSpPr/>
+                      <wps:spPr>
+                        <a:xfrm>
+                          <a:off x="0" y="0"/>
+                          <a:ext cx="1143000" cy="790575"/>
+                        </a:xfrm>
+                        <a:prstGeom prst="rect">
+                          <a:avLst/>
+                        </a:prstGeom>
+                        <a:solidFill>
+                          <a:schemeClr val="tx1">
+                            <a:lumMod val="65000"/>
+                            <a:lumOff val="35000"/>
+                          </a:schemeClr>
+                        </a:solidFill>
+                      </wps:spPr>
+                      <wps:style>
+                        <a:lnRef idx="2">
+                          <a:schemeClr val="accent1">
+                            <a:shade val="15000"/>
+                          </a:schemeClr>
+                        </a:lnRef>
+                        <a:fillRef idx="1">
+                          <a:schemeClr val="accent1"/>
+                        </a:fillRef>
+                        <a:effectRef idx="0">
+                          <a:schemeClr val="accent1"/>
+                        </a:effectRef>
+                        <a:fontRef idx="minor">
+                          <a:schemeClr val="lt1"/>
+                        </a:fontRef>
+                      </wps:style>
+                      <wps:txbx>
+                        <w:txbxContent>
+                          <w:p>
+                            <w:pPr>
+                              <w:jc w:val="center"/>
+                              <w:rPr>
+                                <w:sz w:val="40"/>
+                                <w:szCs w:val="40"/>
+                              </w:rPr>
+                            </w:pPr>
+                            <w:r>
+                              <w:rPr>
+                                <w:sz w:val="26"/>
+                                <w:szCs w:val="26"/>
+                              </w:rPr>
+                              <w:t>Real-Time</w:t>
+                            </w:r>
+                            <w:r>
+                              <w:rPr>
+                                <w:sz w:val="26"/>
+                                <w:szCs w:val="26"/>
+                              </w:rPr>
+                              <w:t xml:space="preserve"> </w:t>
+                            </w:r>
+                            <w:r>
+                              <w:rPr>
+                                <w:sz w:val="26"/>
+                                <w:szCs w:val="26"/>
+                              </w:rPr>
+                              <w:t>Data</w:t>
+                            </w:r>
+                            <w:r>
+                              <w:rPr>
+                                <w:sz w:val="26"/>
+                                <w:szCs w:val="26"/>
+                              </w:rPr>
+                              <w:t xml:space="preserve"> </w:t>
+                            </w:r>
+                            <w:r>
+                              <w:rPr>
+                                <w:sz w:val="26"/>
+                                <w:szCs w:val="26"/>
+                              </w:rPr>
+                              <w:t>Extraction</w:t>
+                            </w:r>
+                          </w:p>
+                        </w:txbxContent>
+                      </wps:txbx>
+                      <wps:bodyPr rot="0" spcFirstLastPara="0" vertOverflow="overflow" horzOverflow="overflow" vert="horz" wrap="square" lIns="91440" tIns="45720" rIns="91440" bIns="45720" numCol="1" spcCol="0" rtlCol="0" fromWordArt="0" anchor="ctr" anchorCtr="0" forceAA="0" compatLnSpc="1">
+                        <a:prstTxWarp prst="textNoShape">
+                          <a:avLst/>
+                        </a:prstTxWarp>
+                        <a:noAutofit/>
+                      </wps:bodyPr>
+                    </wps:wsp>
+                  </a:graphicData>
+                </a:graphic>
+                <wp14:sizeRelH relativeFrom="margin">
+                  <wp14:pctWidth>0</wp14:pctWidth>
+                </wp14:sizeRelH>
+                <wp14:sizeRelV relativeFrom="margin">
+                  <wp14:pctHeight>0</wp14:pctHeight>
+                </wp14:sizeRelV>
+              </wp:anchor>
+            </w:drawing>
+          </mc:Choice>
+          <mc:Fallback>
+            <w:pict>
+              <v:rect w14:anchorId="527B743B" id="Rectangle 25" o:spid="_x0000_s1040" style="position:absolute;margin-left:265.2pt;margin-top:8.9pt;width:90pt;height:62.25pt;z-index:251579392;visibility:visible;mso-wrap-style:square;mso-width-percent:0;mso-height-percent:0;mso-wrap-distance-left:9pt;mso-wrap-distance-top:0;mso-wrap-distance-right:9pt;mso-wrap-distance-bottom:0;mso-position-horizontal:absolute;mso-position-horizontal-relative:text;mso-position-vertical:absolute;mso-position-vertical-relative:text;mso-width-percent:0;mso-height-percent:0;mso-width-relative:margin;mso-height-relative:margin;v-text-anchor:middle" o:gfxdata="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" fillcolor="#5a5a5a [2109]" strokecolor="#0a121c [484]" strokeweight="2pt">
+                <v:textbox>
+                  <w:txbxContent>
+                    <w:p>
+                      <w:pPr>
+                        <w:jc w:val="center"/>
+                        <w:rPr>
+                          <w:sz w:val="40"/>
+                          <w:szCs w:val="40"/>
+                        </w:rPr>
+                      </w:pPr>
+                      <w:r>
+                        <w:rPr>
+                          <w:sz w:val="26"/>
+                          <w:szCs w:val="26"/>
+                        </w:rPr>
+                        <w:t>Real-Time</w:t>
+                      </w:r>
+                      <w:r>
+                        <w:rPr>
+                          <w:sz w:val="26"/>
+                          <w:szCs w:val="26"/>
+                        </w:rPr>
+                        <w:t xml:space="preserve"> </w:t>
+                      </w:r>
+                      <w:r>
+                        <w:rPr>
+                          <w:sz w:val="26"/>
+                          <w:szCs w:val="26"/>
+                        </w:rPr>
+                        <w:t>Data</w:t>
+                      </w:r>
+                      <w:r>
+                        <w:rPr>
+                          <w:sz w:val="26"/>
+                          <w:szCs w:val="26"/>
+                        </w:rPr>
+                        <w:t xml:space="preserve"> </w:t>
+                      </w:r>
+                      <w:r>
+                        <w:rPr>
+                          <w:sz w:val="26"/>
+                          <w:szCs w:val="26"/>
+                        </w:rPr>
+                        <w:t>Extraction</w:t>
+                      </w:r>
+                    </w:p>
+                  </w:txbxContent>
+                </v:textbox>
+              </v:rect>
+            </w:pict>
+          </mc:Fallback>
+        </mc:AlternateContent>
+      </w:r>
+      <w:r>
+        <w:rPr>
+          <w:noProof/>
+        </w:rPr>
+        <mc:AlternateContent>
+          <mc:Choice Requires="wps">
+            <w:drawing>
+              <wp:anchor distT="0" distB="0" distL="114300" distR="114300" simplePos="0" relativeHeight="251532288" behindDoc="0" locked="0" layoutInCell="1" allowOverlap="1" wp14:anchorId="39039C83" wp14:editId="5346CC19">
+                <wp:simplePos x="0" y="0"/>
+                <wp:positionH relativeFrom="column">
+                  <wp:posOffset>4984750</wp:posOffset>
+                </wp:positionH>
+                <wp:positionV relativeFrom="paragraph">
+                  <wp:posOffset>115097</wp:posOffset>
+                </wp:positionV>
+                <wp:extent cx="923925" cy="781050"/>
+                <wp:effectExtent l="0" t="0" r="28575" b="19050"/>
+                <wp:wrapNone/>
+                <wp:docPr id="24" name="Rectangle 24"/>
+                <wp:cNvGraphicFramePr/>
+                <a:graphic xmlns:a="http://schemas.openxmlformats.org/drawingml/2006/main">
+                  <a:graphicData uri="http://schemas.microsoft.com/office/word/2010/wordprocessingShape">
+                    <wps:wsp>
+                      <wps:cNvSpPr/>
+                      <wps:spPr>
+                        <a:xfrm>
+                          <a:off x="0" y="0"/>
+                          <a:ext cx="923925" cy="781050"/>
+                        </a:xfrm>
+                        <a:prstGeom prst="rect">
+                          <a:avLst/>
+                        </a:prstGeom>
+                        <a:solidFill>
+                          <a:schemeClr val="tx1">
+                            <a:lumMod val="65000"/>
+                            <a:lumOff val="35000"/>
+                          </a:schemeClr>
+                        </a:solidFill>
+                      </wps:spPr>
+                      <wps:style>
+                        <a:lnRef idx="2">
+                          <a:schemeClr val="accent1">
+                            <a:shade val="15000"/>
+                          </a:schemeClr>
+                        </a:lnRef>
+                        <a:fillRef idx="1">
+                          <a:schemeClr val="accent1"/>
+                        </a:fillRef>
+                        <a:effectRef idx="0">
+                          <a:schemeClr val="accent1"/>
+                        </a:effectRef>
+                        <a:fontRef idx="minor">
+                          <a:schemeClr val="lt1"/>
+                        </a:fontRef>
+                      </wps:style>
+                      <wps:txbx>
+                        <w:txbxContent>
+                          <w:p>
+                            <w:pPr>
+                              <w:jc w:val="center"/>
+                              <w:rPr>
+                                <w:sz w:val="26"/>
+                                <w:szCs w:val="26"/>
+                              </w:rPr>
+                            </w:pPr>
+                            <w:r>
+                              <w:rPr>
+                                <w:sz w:val="26"/>
+                                <w:szCs w:val="26"/>
+                              </w:rPr>
+                              <w:t>Data Analysis</w:t>
+                            </w:r>
+                          </w:p>
+                        </w:txbxContent>
+                      </wps:txbx>
+                      <wps:bodyPr rot="0" spcFirstLastPara="0" vertOverflow="overflow" horzOverflow="overflow" vert="horz" wrap="square" lIns="91440" tIns="45720" rIns="91440" bIns="45720" numCol="1" spcCol="0" rtlCol="0" fromWordArt="0" anchor="ctr" anchorCtr="0" forceAA="0" compatLnSpc="1">
+                        <a:prstTxWarp prst="textNoShape">
+                          <a:avLst/>
+                        </a:prstTxWarp>
+                        <a:noAutofit/>
+                      </wps:bodyPr>
+                    </wps:wsp>
+                  </a:graphicData>
+                </a:graphic>
+                <wp14:sizeRelH relativeFrom="margin">
+                  <wp14:pctWidth>0</wp14:pctWidth>
+                </wp14:sizeRelH>
+                <wp14:sizeRelV relativeFrom="margin">
+                  <wp14:pctHeight>0</wp14:pctHeight>
+                </wp14:sizeRelV>
+              </wp:anchor>
+            </w:drawing>
+          </mc:Choice>
+          <mc:Fallback>
+            <w:pict>
+              <v:rect w14:anchorId="39039C83" id="Rectangle 24" o:spid="_x0000_s1041" style="position:absolute;margin-left:392.5pt;margin-top:9.05pt;width:72.75pt;height:61.5pt;z-index:251532288;visibility:visible;mso-wrap-style:square;mso-width-percent:0;mso-height-percent:0;mso-wrap-distance-left:9pt;mso-wrap-distance-top:0;mso-wrap-distance-right:9pt;mso-wrap-distance-bottom:0;mso-position-horizontal:absolute;mso-position-horizontal-relative:text;mso-position-vertical:absolute;mso-position-vertical-relative:text;mso-width-percent:0;mso-height-percent:0;mso-width-relative:margin;mso-height-relative:margin;v-text-anchor:middle" o:gfxdata="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" fillcolor="#5a5a5a [2109]" strokecolor="#0a121c [484]" strokeweight="2pt">
+                <v:textbox>
+                  <w:txbxContent>
+                    <w:p>
+                      <w:pPr>
+                        <w:jc w:val="center"/>
+                        <w:rPr>
+                          <w:sz w:val="26"/>
+                          <w:szCs w:val="26"/>
+                        </w:rPr>
+                      </w:pPr>
+                      <w:r>
+                        <w:rPr>
+                          <w:sz w:val="26"/>
+                          <w:szCs w:val="26"/>
+                        </w:rPr>
+                        <w:t>Data Analysis</w:t>
+                      </w:r>
+                    </w:p>
+                  </w:txbxContent>
+                </v:textbox>
+              </v:rect>
+            </w:pict>
+          </mc:Fallback>
+        </mc:AlternateContent>
+      </w:r>
+    </w:p>
+    <w:p>
+      <w:r>
+        <w:rPr>
+          <w:noProof/>
+        </w:rPr>
+        <mc:AlternateContent>
+          <mc:Choice Requires="wps">
+            <w:drawing>
+              <wp:anchor distT="0" distB="0" distL="114300" distR="114300" simplePos="0" relativeHeight="251891712" behindDoc="0" locked="0" layoutInCell="1" allowOverlap="1" wp14:anchorId="71BD704E" wp14:editId="1AEB0E68">
+                <wp:simplePos x="0" y="0"/>
+                <wp:positionH relativeFrom="column">
+                  <wp:posOffset>4599940</wp:posOffset>
+                </wp:positionH>
+                <wp:positionV relativeFrom="paragraph">
+                  <wp:posOffset>17942</wp:posOffset>
+                </wp:positionV>
+                <wp:extent cx="314325" cy="266700"/>
+                <wp:effectExtent l="0" t="19050" r="47625" b="38100"/>
+                <wp:wrapNone/>
+                <wp:docPr id="77" name="Arrow: Right 77"/>
+                <wp:cNvGraphicFramePr/>
+                <a:graphic xmlns:a="http://schemas.openxmlformats.org/drawingml/2006/main">
+                  <a:graphicData uri="http://schemas.microsoft.com/office/word/2010/wordprocessingShape">
+                    <wps:wsp>
+                      <wps:cNvSpPr/>
+                      <wps:spPr>
+                        <a:xfrm>
+                          <a:off x="0" y="0"/>
+                          <a:ext cx="314325" cy="266700"/>
+                        </a:xfrm>
+                        <a:prstGeom prst="rightArrow">
+                          <a:avLst/>
+                        </a:prstGeom>
+                        <a:solidFill>
+                          <a:schemeClr val="tx1">
+                            <a:lumMod val="65000"/>
+                            <a:lumOff val="35000"/>
+                          </a:schemeClr>
+                        </a:solidFill>
+                      </wps:spPr>
+                      <wps:style>
+                        <a:lnRef idx="2">
+                          <a:schemeClr val="accent1">
+                            <a:shade val="15000"/>
+                          </a:schemeClr>
+                        </a:lnRef>
+                        <a:fillRef idx="1">
+                          <a:schemeClr val="accent1"/>
+                        </a:fillRef>
+                        <a:effectRef idx="0">
+                          <a:schemeClr val="accent1"/>
+                        </a:effectRef>
+                        <a:fontRef idx="minor">
+                          <a:schemeClr val="lt1"/>
+                        </a:fontRef>
+                      </wps:style>
+                      <wps:bodyPr rot="0" spcFirstLastPara="0" vertOverflow="overflow" horzOverflow="overflow" vert="horz" wrap="square" lIns="91440" tIns="45720" rIns="91440" bIns="45720" numCol="1" spcCol="0" rtlCol="0" fromWordArt="0" anchor="ctr" anchorCtr="0" forceAA="0" compatLnSpc="1">
+                        <a:prstTxWarp prst="textNoShape">
+                          <a:avLst/>
+                        </a:prstTxWarp>
+                        <a:noAutofit/>
+                      </wps:bodyPr>
+                    </wps:wsp>
+                  </a:graphicData>
+                </a:graphic>
+                <wp14:sizeRelH relativeFrom="margin">
+                  <wp14:pctWidth>0</wp14:pctWidth>
+                </wp14:sizeRelH>
+                <wp14:sizeRelV relativeFrom="margin">
+                  <wp14:pctHeight>0</wp14:pctHeight>
+                </wp14:sizeRelV>
+              </wp:anchor>
+            </w:drawing>
+          </mc:Choice>
+          <mc:Fallback>
+            <w:pict>
+              <v:shape w14:anchorId="1611E449" id="Arrow: Right 77" o:spid="_x0000_s1026" type="#_x0000_t13" style="position:absolute;margin-left:362.2pt;margin-top:1.4pt;width:24.75pt;height:21pt;z-index:251891712;visibility:visible;mso-wrap-style:square;mso-width-percent:0;mso-height-percent:0;mso-wrap-distance-left:9pt;mso-wrap-distance-top:0;mso-wrap-distance-right:9pt;mso-wrap-distance-bottom:0;mso-position-horizontal:absolute;mso-position-horizontal-relative:text;mso-position-vertical:absolute;mso-position-vertical-relative:text;mso-width-percent:0;mso-height-percent:0;mso-width-relative:margin;mso-height-relative:margin;v-text-anchor:middle" o:gfxdata="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" adj="12436" fillcolor="#5a5a5a [2109]" strokecolor="#0a121c [484]" strokeweight="2pt"/>
+            </w:pict>
+          </mc:Fallback>
+        </mc:AlternateContent>
+      </w:r>
+    </w:p>
+    <w:p/>
+    <w:p/>
+    <w:p/>
+    <w:p/>
+    <w:p/>
+    <w:p/>
+    <w:p/>
+    <w:p/>
+    <w:p>
+      <w:pPr>
+        <w:tabs>
+          <w:tab w:val="left" w:pos="6028"/>
+        </w:tabs>
+      </w:pPr>
+      <w:r>
+        <w:tab/>
+      </w:r>
+    </w:p>
+    <w:p>
+      <w:pPr>
+        <w:tabs>
+          <w:tab w:val="left" w:pos="6028"/>
+        </w:tabs>
+      </w:pPr>
+    </w:p>
+    <w:p>
+      <w:pPr>
+        <w:tabs>
+          <w:tab w:val="left" w:pos="6028"/>
+        </w:tabs>
+      </w:pPr>
+    </w:p>
+    <w:p>
+      <w:r>
+        <w:br w:type="page"/>
+      </w:r>
+    </w:p>
+    <w:p>
+      <w:pPr>
+        <w:tabs>
+          <w:tab w:val="left" w:pos="6028"/>
+        </w:tabs>
+      </w:pPr>
+    </w:p>
+    <w:p>
+      <w:pPr>
+        <w:tabs>
+          <w:tab w:val="left" w:pos="6028"/>
+        </w:tabs>
+      </w:pPr>
+    </w:p>
+    <w:p/>
+    <w:p>
+      <w:r>
+        <w:rPr>
+          <w:noProof/>
+        </w:rPr>
+        <mc:AlternateContent>
+          <mc:Choice Requires="wps">
+            <w:drawing>
+              <wp:anchor distT="0" distB="0" distL="114300" distR="114300" simplePos="0" relativeHeight="251892224" behindDoc="0" locked="0" layoutInCell="1" allowOverlap="1" wp14:anchorId="62C10AF1" wp14:editId="22CDBA49">
+                <wp:simplePos x="0" y="0"/>
+                <wp:positionH relativeFrom="column">
+                  <wp:posOffset>1793011</wp:posOffset>
+                </wp:positionH>
+                <wp:positionV relativeFrom="paragraph">
+                  <wp:posOffset>6377839</wp:posOffset>
+                </wp:positionV>
+                <wp:extent cx="2073349" cy="861238"/>
+                <wp:effectExtent l="0" t="0" r="22225" b="15240"/>
+                <wp:wrapNone/>
+                <wp:docPr id="8" name="Rectangle 8"/>
+                <wp:cNvGraphicFramePr/>
+                <a:graphic xmlns:a="http://schemas.openxmlformats.org/drawingml/2006/main">
+                  <a:graphicData uri="http://schemas.microsoft.com/office/word/2010/wordprocessingShape">
+                    <wps:wsp>
+                      <wps:cNvSpPr/>
+                      <wps:spPr>
+                        <a:xfrm>
+                          <a:off x="0" y="0"/>
+                          <a:ext cx="2073349" cy="861238"/>
+                        </a:xfrm>
+                        <a:prstGeom prst="rect">
+                          <a:avLst/>
+                        </a:prstGeom>
+                        <a:solidFill>
+                          <a:schemeClr val="tx1">
+                            <a:lumMod val="65000"/>
+                            <a:lumOff val="35000"/>
+                          </a:schemeClr>
+                        </a:solidFill>
+                      </wps:spPr>
+                      <wps:style>
+                        <a:lnRef idx="2">
+                          <a:schemeClr val="accent1">
+                            <a:shade val="15000"/>
+                          </a:schemeClr>
+                        </a:lnRef>
+                        <a:fillRef idx="1">
+                          <a:schemeClr val="accent1"/>
+                        </a:fillRef>
+                        <a:effectRef idx="0">
+                          <a:schemeClr val="accent1"/>
+                        </a:effectRef>
+                        <a:fontRef idx="minor">
+                          <a:schemeClr val="lt1"/>
+                        </a:fontRef>
+                      </wps:style>
+                      <wps:txbx>
+                        <w:txbxContent>
+                          <w:p>
+                            <w:pPr>
+                              <w:jc w:val="center"/>
+                              <w:rPr>
+                                <w:sz w:val="40"/>
+                                <w:szCs w:val="40"/>
+                              </w:rPr>
+                            </w:pPr>
+                            <w:r>
+                              <w:rPr>
+                                <w:sz w:val="40"/>
+                                <w:szCs w:val="40"/>
+                              </w:rPr>
+                              <w:t>Dataset Preprocessing</w:t>
+                            </w:r>
+                          </w:p>
+                        </w:txbxContent>
+                      </wps:txbx>
+                      <wps:bodyPr rot="0" spcFirstLastPara="0" vertOverflow="overflow" horzOverflow="overflow" vert="horz" wrap="square" lIns="91440" tIns="45720" rIns="91440" bIns="45720" numCol="1" spcCol="0" rtlCol="0" fromWordArt="0" anchor="ctr" anchorCtr="0" forceAA="0" compatLnSpc="1">
+                        <a:prstTxWarp prst="textNoShape">
+                          <a:avLst/>
+                        </a:prstTxWarp>
+                        <a:noAutofit/>
+                      </wps:bodyPr>
+                    </wps:wsp>
+                  </a:graphicData>
+                </a:graphic>
+              </wp:anchor>
+            </w:drawing>
+          </mc:Choice>
+          <mc:Fallback>
+            <w:pict>
+              <v:rect w14:anchorId="62C10AF1" id="Rectangle 8" o:spid="_x0000_s1042" style="position:absolute;margin-left:141.2pt;margin-top:502.2pt;width:163.25pt;height:67.8pt;z-index:251892224;visibility:visible;mso-wrap-style:square;mso-wrap-distance-left:9pt;mso-wrap-distance-top:0;mso-wrap-distance-right:9pt;mso-wrap-distance-bottom:0;mso-position-horizontal:absolute;mso-position-horizontal-relative:text;mso-position-vertical:absolute;mso-position-vertical-relative:text;v-text-anchor:middle" o:gfxdata="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" fillcolor="#5a5a5a [2109]" strokecolor="#0a121c [484]" strokeweight="2pt">
+                <v:textbox>
+                  <w:txbxContent>
+                    <w:p>
+                      <w:pPr>
+                        <w:jc w:val="center"/>
+                        <w:rPr>
+                          <w:sz w:val="40"/>
+                          <w:szCs w:val="40"/>
+                        </w:rPr>
+                      </w:pPr>
+                      <w:r>
+                        <w:rPr>
+                          <w:sz w:val="40"/>
+                          <w:szCs w:val="40"/>
+                        </w:rPr>
+                        <w:t>Dataset Preprocessing</w:t>
+                      </w:r>
+                    </w:p>
+                  </w:txbxContent>
+                </v:textbox>
+              </v:rect>
+            </w:pict>
+          </mc:Fallback>
+        </mc:AlternateContent>
+      </w:r>
+      <w:r>
+        <w:rPr>
+          <w:noProof/>
+        </w:rPr>
+        <mc:AlternateContent>
+          <mc:Choice Requires="wps">
+            <w:drawing>
+              <wp:anchor distT="0" distB="0" distL="114300" distR="114300" simplePos="0" relativeHeight="251893248" behindDoc="0" locked="0" layoutInCell="1" allowOverlap="1" wp14:anchorId="49704A3A" wp14:editId="73DC6663">
+                <wp:simplePos x="0" y="0"/>
+                <wp:positionH relativeFrom="column">
+                  <wp:posOffset>4153372</wp:posOffset>
+                </wp:positionH>
+                <wp:positionV relativeFrom="paragraph">
+                  <wp:posOffset>5232075</wp:posOffset>
+                </wp:positionV>
+                <wp:extent cx="314325" cy="266700"/>
+                <wp:effectExtent l="19050" t="19050" r="28575" b="38100"/>
+                <wp:wrapNone/>
+                <wp:docPr id="21" name="Arrow: Right 21"/>
+                <wp:cNvGraphicFramePr/>
+                <a:graphic xmlns:a="http://schemas.openxmlformats.org/drawingml/2006/main">
+                  <a:graphicData uri="http://schemas.microsoft.com/office/word/2010/wordprocessingShape">
+                    <wps:wsp>
+                      <wps:cNvSpPr/>
+                      <wps:spPr>
+                        <a:xfrm rot="10800000">
+                          <a:off x="0" y="0"/>
+                          <a:ext cx="314325" cy="266700"/>
+                        </a:xfrm>
+                        <a:prstGeom prst="rightArrow">
+                          <a:avLst/>
+                        </a:prstGeom>
+                        <a:solidFill>
+                          <a:schemeClr val="tx1">
+                            <a:lumMod val="65000"/>
+                            <a:lumOff val="35000"/>
+                          </a:schemeClr>
+                        </a:solidFill>
+                      </wps:spPr>
+                      <wps:style>
+                        <a:lnRef idx="2">
+                          <a:schemeClr val="accent1">
+                            <a:shade val="15000"/>
+                          </a:schemeClr>
+                        </a:lnRef>
+                        <a:fillRef idx="1">
+                          <a:schemeClr val="accent1"/>
+                        </a:fillRef>
+                        <a:effectRef idx="0">
+                          <a:schemeClr val="accent1"/>
+                        </a:effectRef>
+                        <a:fontRef idx="minor">
+                          <a:schemeClr val="lt1"/>
+                        </a:fontRef>
+                      </wps:style>
+                      <wps:bodyPr rot="0" spcFirstLastPara="0" vertOverflow="overflow" horzOverflow="overflow" vert="horz" wrap="square" lIns="91440" tIns="45720" rIns="91440" bIns="45720" numCol="1" spcCol="0" rtlCol="0" fromWordArt="0" anchor="ctr" anchorCtr="0" forceAA="0" compatLnSpc="1">
+                        <a:prstTxWarp prst="textNoShape">
+                          <a:avLst/>
+                        </a:prstTxWarp>
+                        <a:noAutofit/>
+                      </wps:bodyPr>
+                    </wps:wsp>
+                  </a:graphicData>
+                </a:graphic>
+                <wp14:sizeRelH relativeFrom="margin">
+                  <wp14:pctWidth>0</wp14:pctWidth>
+                </wp14:sizeRelH>
+                <wp14:sizeRelV relativeFrom="margin">
+                  <wp14:pctHeight>0</wp14:pctHeight>
+                </wp14:sizeRelV>
+              </wp:anchor>
+            </w:drawing>
+          </mc:Choice>
+          <mc:Fallback>
+            <w:pict>
+              <v:shape w14:anchorId="6A7E1B49" id="Arrow: Right 21" o:spid="_x0000_s1026" type="#_x0000_t13" style="position:absolute;margin-left:327.05pt;margin-top:411.95pt;width:24.75pt;height:21pt;rotation:180;z-index:251893248;visibility:visible;mso-wrap-style:square;mso-width-percent:0;mso-height-percent:0;mso-wrap-distance-left:9pt;mso-wrap-distance-top:0;mso-wrap-distance-right:9pt;mso-wrap-distance-bottom:0;mso-position-horizontal:absolute;mso-position-horizontal-relative:text;mso-position-vertical:absolute;mso-position-vertical-relative:text;mso-width-percent:0;mso-height-percent:0;mso-width-relative:margin;mso-height-relative:margin;v-text-anchor:middle" o:gfxdata="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" adj="12436" fillcolor="#5a5a5a [2109]" strokecolor="#0a121c [484]" strokeweight="2pt"/>
+            </w:pict>
+          </mc:Fallback>
+        </mc:AlternateContent>
+      </w:r>
+      <w:r>
+        <w:rPr>
+          <w:noProof/>
+        </w:rPr>
+        <mc:AlternateContent>
+          <mc:Choice Requires="wps">
+            <w:drawing>
+              <wp:anchor distT="0" distB="0" distL="114300" distR="114300" simplePos="0" relativeHeight="251895296" behindDoc="0" locked="0" layoutInCell="1" allowOverlap="1" wp14:anchorId="6950E391" wp14:editId="5F371867">
+                <wp:simplePos x="0" y="0"/>
+                <wp:positionH relativeFrom="column">
+                  <wp:posOffset>4572000</wp:posOffset>
+                </wp:positionH>
+                <wp:positionV relativeFrom="paragraph">
+                  <wp:posOffset>4971799</wp:posOffset>
+                </wp:positionV>
+                <wp:extent cx="1350778" cy="800100"/>
+                <wp:effectExtent l="0" t="0" r="20955" b="19050"/>
+                <wp:wrapNone/>
+                <wp:docPr id="29" name="Rectangle 29"/>
+                <wp:cNvGraphicFramePr/>
+                <a:graphic xmlns:a="http://schemas.openxmlformats.org/drawingml/2006/main">
+                  <a:graphicData uri="http://schemas.microsoft.com/office/word/2010/wordprocessingShape">
+                    <wps:wsp>
+                      <wps:cNvSpPr/>
+                      <wps:spPr>
+                        <a:xfrm>
+                          <a:off x="0" y="0"/>
+                          <a:ext cx="1350778" cy="800100"/>
+                        </a:xfrm>
+                        <a:prstGeom prst="rect">
+                          <a:avLst/>
+                        </a:prstGeom>
+                        <a:solidFill>
+                          <a:schemeClr val="tx1">
+                            <a:lumMod val="65000"/>
+                            <a:lumOff val="35000"/>
+                          </a:schemeClr>
+                        </a:solidFill>
+                      </wps:spPr>
+                      <wps:style>
+                        <a:lnRef idx="2">
+                          <a:schemeClr val="accent1">
+                            <a:shade val="15000"/>
+                          </a:schemeClr>
+                        </a:lnRef>
+                        <a:fillRef idx="1">
+                          <a:schemeClr val="accent1"/>
+                        </a:fillRef>
+                        <a:effectRef idx="0">
+                          <a:schemeClr val="accent1"/>
+                        </a:effectRef>
+                        <a:fontRef idx="minor">
+                          <a:schemeClr val="lt1"/>
+                        </a:fontRef>
+                      </wps:style>
+                      <wps:txbx>
+                        <w:txbxContent>
+                          <w:p>
+                            <w:pPr>
+                              <w:jc w:val="center"/>
+                              <w:rPr>
+                                <w:sz w:val="40"/>
+                                <w:szCs w:val="40"/>
+                              </w:rPr>
+                            </w:pPr>
+                            <w:r>
+                              <w:rPr>
+                                <w:sz w:val="26"/>
+                                <w:szCs w:val="26"/>
+                              </w:rPr>
+                              <w:t>Smart Charging Logic Implementati</w:t>
+                            </w:r>
+                            <w:r>
+                              <w:rPr>
+                                <w:sz w:val="26"/>
+                                <w:szCs w:val="26"/>
+                              </w:rPr>
+                              <w:t>on</w:t>
+                            </w:r>
+                          </w:p>
+                        </w:txbxContent>
+                      </wps:txbx>
+                      <wps:bodyPr rot="0" spcFirstLastPara="0" vertOverflow="overflow" horzOverflow="overflow" vert="horz" wrap="square" lIns="91440" tIns="45720" rIns="91440" bIns="45720" numCol="1" spcCol="0" rtlCol="0" fromWordArt="0" anchor="ctr" anchorCtr="0" forceAA="0" compatLnSpc="1">
+                        <a:prstTxWarp prst="textNoShape">
+                          <a:avLst/>
+                        </a:prstTxWarp>
+                        <a:noAutofit/>
+                      </wps:bodyPr>
+                    </wps:wsp>
+                  </a:graphicData>
+                </a:graphic>
+                <wp14:sizeRelH relativeFrom="margin">
+                  <wp14:pctWidth>0</wp14:pctWidth>
+                </wp14:sizeRelH>
+                <wp14:sizeRelV relativeFrom="margin">
+                  <wp14:pctHeight>0</wp14:pctHeight>
+                </wp14:sizeRelV>
+              </wp:anchor>
+            </w:drawing>
+          </mc:Choice>
+          <mc:Fallback>
+            <w:pict>
+              <v:rect w14:anchorId="6950E391" id="Rectangle 29" o:spid="_x0000_s1043" style="position:absolute;margin-left:5in;margin-top:391.5pt;width:106.35pt;height:63pt;z-index:251895296;visibility:visible;mso-wrap-style:square;mso-width-percent:0;mso-height-percent:0;mso-wrap-distance-left:9pt;mso-wrap-distance-top:0;mso-wrap-distance-right:9pt;mso-wrap-distance-bottom:0;mso-position-horizontal:absolute;mso-position-horizontal-relative:text;mso-position-vertical:absolute;mso-position-vertical-relative:text;mso-width-percent:0;mso-height-percent:0;mso-width-relative:margin;mso-height-relative:margin;v-text-anchor:middle" o:gfxdata="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" fillcolor="#5a5a5a [2109]" strokecolor="#0a121c [484]" strokeweight="2pt">
+                <v:textbox>
+                  <w:txbxContent>
+                    <w:p>
+                      <w:pPr>
+                        <w:jc w:val="center"/>
+                        <w:rPr>
+                          <w:sz w:val="40"/>
+                          <w:szCs w:val="40"/>
+                        </w:rPr>
+                      </w:pPr>
+                      <w:r>
+                        <w:rPr>
+                          <w:sz w:val="26"/>
+                          <w:szCs w:val="26"/>
+                        </w:rPr>
+                        <w:t>Smart Charging Logic Implementati</w:t>
+                      </w:r>
+                      <w:r>
+                        <w:rPr>
+                          <w:sz w:val="26"/>
+                          <w:szCs w:val="26"/>
+                        </w:rPr>
+                        <w:t>on</w:t>
+                      </w:r>
+                    </w:p>
+                  </w:txbxContent>
+                </v:textbox>
+              </v:rect>
+            </w:pict>
+          </mc:Fallback>
+        </mc:AlternateContent>
+      </w:r>
+      <w:r>
+        <w:rPr>
+          <w:noProof/>
+        </w:rPr>
+        <mc:AlternateContent>
+          <mc:Choice Requires="wps">
+            <w:drawing>
+              <wp:anchor distT="0" distB="0" distL="114300" distR="114300" simplePos="0" relativeHeight="251894272" behindDoc="0" locked="0" layoutInCell="1" allowOverlap="1" wp14:anchorId="5FB00261" wp14:editId="7E5830B4">
+                <wp:simplePos x="0" y="0"/>
+                <wp:positionH relativeFrom="column">
+                  <wp:posOffset>4123055</wp:posOffset>
+                </wp:positionH>
+                <wp:positionV relativeFrom="paragraph">
+                  <wp:posOffset>187960</wp:posOffset>
+                </wp:positionV>
+                <wp:extent cx="258792" cy="222490"/>
+                <wp:effectExtent l="0" t="19050" r="46355" b="44450"/>
+                <wp:wrapNone/>
+                <wp:docPr id="30" name="Arrow: Right 30"/>
+                <wp:cNvGraphicFramePr/>
+                <a:graphic xmlns:a="http://schemas.openxmlformats.org/drawingml/2006/main">
+                  <a:graphicData uri="http://schemas.microsoft.com/office/word/2010/wordprocessingShape">
+                    <wps:wsp>
+                      <wps:cNvSpPr/>
+                      <wps:spPr>
+                        <a:xfrm>
+                          <a:off x="0" y="0"/>
+                          <a:ext cx="258792" cy="222490"/>
+                        </a:xfrm>
+                        <a:prstGeom prst="rightArrow">
+                          <a:avLst/>
+                        </a:prstGeom>
+                        <a:solidFill>
+                          <a:schemeClr val="tx1">
+                            <a:lumMod val="65000"/>
+                            <a:lumOff val="35000"/>
+                          </a:schemeClr>
+                        </a:solidFill>
+                      </wps:spPr>
+                      <wps:style>
+                        <a:lnRef idx="2">
+                          <a:schemeClr val="accent1">
+                            <a:shade val="15000"/>
+                          </a:schemeClr>
+                        </a:lnRef>
+                        <a:fillRef idx="1">
+                          <a:schemeClr val="accent1"/>
+                        </a:fillRef>
+                        <a:effectRef idx="0">
+                          <a:schemeClr val="accent1"/>
+                        </a:effectRef>
+                        <a:fontRef idx="minor">
+                          <a:schemeClr val="lt1"/>
+                        </a:fontRef>
+                      </wps:style>
+                      <wps:bodyPr rot="0" spcFirstLastPara="0" vertOverflow="overflow" horzOverflow="overflow" vert="horz" wrap="square" lIns="91440" tIns="45720" rIns="91440" bIns="45720" numCol="1" spcCol="0" rtlCol="0" fromWordArt="0" anchor="ctr" anchorCtr="0" forceAA="0" compatLnSpc="1">
+                        <a:prstTxWarp prst="textNoShape">
+                          <a:avLst/>
+                        </a:prstTxWarp>
+                        <a:noAutofit/>
+                      </wps:bodyPr>
+                    </wps:wsp>
+                  </a:graphicData>
+                </a:graphic>
+                <wp14:sizeRelH relativeFrom="margin">
+                  <wp14:pctWidth>0</wp14:pctWidth>
+                </wp14:sizeRelH>
+                <wp14:sizeRelV relativeFrom="margin">
+                  <wp14:pctHeight>0</wp14:pctHeight>
+                </wp14:sizeRelV>
+              </wp:anchor>
+            </w:drawing>
+          </mc:Choice>
+          <mc:Fallback>
+            <w:pict>
+              <v:shape w14:anchorId="403E14F1" id="Arrow: Right 30" o:spid="_x0000_s1026" type="#_x0000_t13" style="position:absolute;margin-left:324.65pt;margin-top:14.8pt;width:20.4pt;height:17.5pt;z-index:251894272;visibility:visible;mso-wrap-style:square;mso-width-percent:0;mso-height-percent:0;mso-wrap-distance-left:9pt;mso-wrap-distance-top:0;mso-wrap-distance-right:9pt;mso-wrap-distance-bottom:0;mso-position-horizontal:absolute;mso-position-horizontal-relative:text;mso-position-vertical:absolute;mso-position-vertical-relative:text;mso-width-percent:0;mso-height-percent:0;mso-width-relative:margin;mso-height-relative:margin;v-text-anchor:middle" o:gfxdata="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" adj="12315" fillcolor="#5a5a5a [2109]" strokecolor="#0a121c [484]" strokeweight="2pt"/>
+            </w:pict>
+          </mc:Fallback>
+        </mc:AlternateContent>
+      </w:r>
+      <w:r>
+        <w:rPr>
+          <w:noProof/>
+        </w:rPr>
+        <mc:AlternateContent>
+          <mc:Choice Requires="wps">
+            <w:drawing>
+              <wp:anchor distT="0" distB="0" distL="114300" distR="114300" simplePos="0" relativeHeight="251896320" behindDoc="0" locked="0" layoutInCell="1" allowOverlap="1" wp14:anchorId="1851780F" wp14:editId="087784EF">
+                <wp:simplePos x="0" y="0"/>
+                <wp:positionH relativeFrom="column">
+                  <wp:posOffset>-352425</wp:posOffset>
+                </wp:positionH>
+                <wp:positionV relativeFrom="paragraph">
+                  <wp:posOffset>5010785</wp:posOffset>
+                </wp:positionV>
+                <wp:extent cx="923925" cy="781050"/>
+                <wp:effectExtent l="0" t="0" r="28575" b="19050"/>
+                <wp:wrapNone/>
+                <wp:docPr id="31" name="Rectangle 31"/>
+                <wp:cNvGraphicFramePr/>
+                <a:graphic xmlns:a="http://schemas.openxmlformats.org/drawingml/2006/main">
+                  <a:graphicData uri="http://schemas.microsoft.com/office/word/2010/wordprocessingShape">
+                    <wps:wsp>
+                      <wps:cNvSpPr/>
+                      <wps:spPr>
+                        <a:xfrm>
+                          <a:off x="0" y="0"/>
+                          <a:ext cx="923925" cy="781050"/>
+                        </a:xfrm>
+                        <a:prstGeom prst="rect">
+                          <a:avLst/>
+                        </a:prstGeom>
+                        <a:solidFill>
+                          <a:schemeClr val="tx1">
+                            <a:lumMod val="65000"/>
+                            <a:lumOff val="35000"/>
+                          </a:schemeClr>
+                        </a:solidFill>
+                      </wps:spPr>
+                      <wps:style>
+                        <a:lnRef idx="2">
+                          <a:schemeClr val="accent1">
+                            <a:shade val="15000"/>
+                          </a:schemeClr>
+                        </a:lnRef>
+                        <a:fillRef idx="1">
+                          <a:schemeClr val="accent1"/>
+                        </a:fillRef>
+                        <a:effectRef idx="0">
+                          <a:schemeClr val="accent1"/>
+                        </a:effectRef>
+                        <a:fontRef idx="minor">
+                          <a:schemeClr val="lt1"/>
+                        </a:fontRef>
+                      </wps:style>
+                      <wps:txbx>
+                        <w:txbxContent>
+                          <w:p>
+                            <w:pPr>
+                              <w:jc w:val="center"/>
+                              <w:rPr>
+                                <w:sz w:val="26"/>
+                                <w:szCs w:val="26"/>
+                              </w:rPr>
+                            </w:pPr>
+                            <w:r>
+                              <w:rPr>
+                                <w:sz w:val="26"/>
+                                <w:szCs w:val="26"/>
+                              </w:rPr>
+                              <w:t>Data Analysis</w:t>
+                            </w:r>
+                          </w:p>
+                        </w:txbxContent>
+                      </wps:txbx>
+                      <wps:bodyPr rot="0" spcFirstLastPara="0" vertOverflow="overflow" horzOverflow="overflow" vert="horz" wrap="square" lIns="91440" tIns="45720" rIns="91440" bIns="45720" numCol="1" spcCol="0" rtlCol="0" fromWordArt="0" anchor="ctr" anchorCtr="0" forceAA="0" compatLnSpc="1">
+                        <a:prstTxWarp prst="textNoShape">
+                          <a:avLst/>
+                        </a:prstTxWarp>
+                        <a:noAutofit/>
+                      </wps:bodyPr>
+                    </wps:wsp>
+                  </a:graphicData>
+                </a:graphic>
+                <wp14:sizeRelH relativeFrom="margin">
+                  <wp14:pctWidth>0</wp14:pctWidth>
+                </wp14:sizeRelH>
+                <wp14:sizeRelV relativeFrom="margin">
+                  <wp14:pctHeight>0</wp14:pctHeight>
+                </wp14:sizeRelV>
+              </wp:anchor>
+            </w:drawing>
+          </mc:Choice>
+          <mc:Fallback>
+            <w:pict>
+              <v:rect w14:anchorId="1851780F" id="Rectangle 31" o:spid="_x0000_s1044" style="position:absolute;margin-left:-27.75pt;margin-top:394.55pt;width:72.75pt;height:61.5pt;z-index:251896320;visibility:visible;mso-wrap-style:square;mso-width-percent:0;mso-height-percent:0;mso-wrap-distance-left:9pt;mso-wrap-distance-top:0;mso-wrap-distance-right:9pt;mso-wrap-distance-bottom:0;mso-position-horizontal:absolute;mso-position-horizontal-relative:text;mso-position-vertical:absolute;mso-position-vertical-relative:text;mso-width-percent:0;mso-height-percent:0;mso-width-relative:margin;mso-height-relative:margin;v-text-anchor:middle" o:gfxdata="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" fillcolor="#5a5a5a [2109]" strokecolor="#0a121c [484]" strokeweight="2pt">
+                <v:textbox>
+                  <w:txbxContent>
+                    <w:p>
+                      <w:pPr>
+                        <w:jc w:val="center"/>
+                        <w:rPr>
+                          <w:sz w:val="26"/>
+                          <w:szCs w:val="26"/>
+                        </w:rPr>
+                      </w:pPr>
+                      <w:r>
+                        <w:rPr>
+                          <w:sz w:val="26"/>
+                          <w:szCs w:val="26"/>
+                        </w:rPr>
+                        <w:t>Data Analysis</w:t>
+                      </w:r>
+                    </w:p>
+                  </w:txbxContent>
+                </v:textbox>
+              </v:rect>
+            </w:pict>
+          </mc:Fallback>
+        </mc:AlternateContent>
+      </w:r>
+      <w:r>
+        <w:rPr>
+          <w:noProof/>
+        </w:rPr>
+        <mc:AlternateContent>
+          <mc:Choice Requires="wps">
+            <w:drawing>
+              <wp:anchor distT="0" distB="0" distL="114300" distR="114300" simplePos="0" relativeHeight="251900416" behindDoc="0" locked="0" layoutInCell="1" allowOverlap="1" wp14:anchorId="6C33821D" wp14:editId="0F1382B5">
+                <wp:simplePos x="0" y="0"/>
+                <wp:positionH relativeFrom="column">
+                  <wp:posOffset>676275</wp:posOffset>
+                </wp:positionH>
+                <wp:positionV relativeFrom="paragraph">
+                  <wp:posOffset>5277485</wp:posOffset>
+                </wp:positionV>
+                <wp:extent cx="314325" cy="266700"/>
+                <wp:effectExtent l="19050" t="19050" r="28575" b="38100"/>
+                <wp:wrapNone/>
+                <wp:docPr id="32" name="Arrow: Right 32"/>
+                <wp:cNvGraphicFramePr/>
+                <a:graphic xmlns:a="http://schemas.openxmlformats.org/drawingml/2006/main">
+                  <a:graphicData uri="http://schemas.microsoft.com/office/word/2010/wordprocessingShape">
+                    <wps:wsp>
+                      <wps:cNvSpPr/>
+                      <wps:spPr>
+                        <a:xfrm rot="10800000">
+                          <a:off x="0" y="0"/>
+                          <a:ext cx="314325" cy="266700"/>
+                        </a:xfrm>
+                        <a:prstGeom prst="rightArrow">
+                          <a:avLst/>
+                        </a:prstGeom>
+                        <a:solidFill>
+                          <a:schemeClr val="tx1">
+                            <a:lumMod val="65000"/>
+                            <a:lumOff val="35000"/>
+                          </a:schemeClr>
+                        </a:solidFill>
+                      </wps:spPr>
+                      <wps:style>
+                        <a:lnRef idx="2">
+                          <a:schemeClr val="accent1">
+                            <a:shade val="15000"/>
+                          </a:schemeClr>
+                        </a:lnRef>
+                        <a:fillRef idx="1">
+                          <a:schemeClr val="accent1"/>
+                        </a:fillRef>
+                        <a:effectRef idx="0">
+                          <a:schemeClr val="accent1"/>
+                        </a:effectRef>
+                        <a:fontRef idx="minor">
+                          <a:schemeClr val="lt1"/>
+                        </a:fontRef>
+                      </wps:style>
+                      <wps:bodyPr rot="0" spcFirstLastPara="0" vertOverflow="overflow" horzOverflow="overflow" vert="horz" wrap="square" lIns="91440" tIns="45720" rIns="91440" bIns="45720" numCol="1" spcCol="0" rtlCol="0" fromWordArt="0" anchor="ctr" anchorCtr="0" forceAA="0" compatLnSpc="1">
+                        <a:prstTxWarp prst="textNoShape">
+                          <a:avLst/>
+                        </a:prstTxWarp>
+                        <a:noAutofit/>
+                      </wps:bodyPr>
+                    </wps:wsp>
+                  </a:graphicData>
+                </a:graphic>
+                <wp14:sizeRelH relativeFrom="margin">
+                  <wp14:pctWidth>0</wp14:pctWidth>
+                </wp14:sizeRelH>
+                <wp14:sizeRelV relativeFrom="margin">
+                  <wp14:pctHeight>0</wp14:pctHeight>
+                </wp14:sizeRelV>
+              </wp:anchor>
+            </w:drawing>
+          </mc:Choice>
+          <mc:Fallback>
+            <w:pict>
+              <v:shape w14:anchorId="4E0577FF" id="Arrow: Right 32" o:spid="_x0000_s1026" type="#_x0000_t13" style="position:absolute;margin-left:53.25pt;margin-top:415.55pt;width:24.75pt;height:21pt;rotation:180;z-index:251900416;visibility:visible;mso-wrap-style:square;mso-width-percent:0;mso-height-percent:0;mso-wrap-distance-left:9pt;mso-wrap-distance-top:0;mso-wrap-distance-right:9pt;mso-wrap-distance-bottom:0;mso-position-horizontal:absolute;mso-position-horizontal-relative:text;mso-position-vertical:absolute;mso-position-vertical-relative:text;mso-width-percent:0;mso-height-percent:0;mso-width-relative:margin;mso-height-relative:margin;v-text-anchor:middle" o:gfxdata="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" adj="12436" fillcolor="#5a5a5a [2109]" strokecolor="#0a121c [484]" strokeweight="2pt"/>
+            </w:pict>
+          </mc:Fallback>
+        </mc:AlternateContent>
+      </w:r>
+      <w:r>
+        <w:rPr>
+          <w:noProof/>
+        </w:rPr>
+        <mc:AlternateContent>
+          <mc:Choice Requires="wps">
+            <w:drawing>
+              <wp:anchor distT="0" distB="0" distL="114300" distR="114300" simplePos="0" relativeHeight="251898368" behindDoc="0" locked="0" layoutInCell="1" allowOverlap="1" wp14:anchorId="7A8A0A14" wp14:editId="1CB1A78A">
+                <wp:simplePos x="0" y="0"/>
+                <wp:positionH relativeFrom="column">
+                  <wp:posOffset>1114425</wp:posOffset>
+                </wp:positionH>
+                <wp:positionV relativeFrom="paragraph">
+                  <wp:posOffset>5019675</wp:posOffset>
+                </wp:positionV>
+                <wp:extent cx="1143000" cy="790575"/>
+                <wp:effectExtent l="0" t="0" r="19050" b="28575"/>
+                <wp:wrapNone/>
+                <wp:docPr id="33" name="Rectangle 33"/>
+                <wp:cNvGraphicFramePr/>
+                <a:graphic xmlns:a="http://schemas.openxmlformats.org/drawingml/2006/main">
+                  <a:graphicData uri="http://schemas.microsoft.com/office/word/2010/wordprocessingShape">
+                    <wps:wsp>
+                      <wps:cNvSpPr/>
+                      <wps:spPr>
+                        <a:xfrm>
+                          <a:off x="0" y="0"/>
+                          <a:ext cx="1143000" cy="790575"/>
+                        </a:xfrm>
+                        <a:prstGeom prst="rect">
+                          <a:avLst/>
+                        </a:prstGeom>
+                        <a:solidFill>
+                          <a:schemeClr val="tx1">
+                            <a:lumMod val="65000"/>
+                            <a:lumOff val="35000"/>
+                          </a:schemeClr>
+                        </a:solidFill>
+                      </wps:spPr>
+                      <wps:style>
+                        <a:lnRef idx="2">
+                          <a:schemeClr val="accent1">
+                            <a:shade val="15000"/>
+                          </a:schemeClr>
+                        </a:lnRef>
+                        <a:fillRef idx="1">
+                          <a:schemeClr val="accent1"/>
+                        </a:fillRef>
+                        <a:effectRef idx="0">
+                          <a:schemeClr val="accent1"/>
+                        </a:effectRef>
+                        <a:fontRef idx="minor">
+                          <a:schemeClr val="lt1"/>
+                        </a:fontRef>
+                      </wps:style>
+                      <wps:txbx>
+                        <w:txbxContent>
+                          <w:p>
+                            <w:pPr>
+                              <w:jc w:val="center"/>
+                              <w:rPr>
+                                <w:sz w:val="40"/>
+                                <w:szCs w:val="40"/>
+                              </w:rPr>
+                            </w:pPr>
+                            <w:r>
+                              <w:rPr>
+                                <w:sz w:val="26"/>
+                                <w:szCs w:val="26"/>
+                              </w:rPr>
+                              <w:t>Real-Time</w:t>
+                            </w:r>
+                            <w:r>
+                              <w:rPr>
+                                <w:sz w:val="26"/>
+                                <w:szCs w:val="26"/>
+                              </w:rPr>
+                              <w:t xml:space="preserve"> </w:t>
+                            </w:r>
+                            <w:r>
+                              <w:rPr>
+                                <w:sz w:val="26"/>
+                                <w:szCs w:val="26"/>
+                              </w:rPr>
+                              <w:t>Data</w:t>
+                            </w:r>
+                            <w:r>
+                              <w:rPr>
+                                <w:sz w:val="26"/>
+                                <w:szCs w:val="26"/>
+                              </w:rPr>
+                              <w:t xml:space="preserve"> </w:t>
+                            </w:r>
+                            <w:r>
+                              <w:rPr>
+                                <w:sz w:val="26"/>
+                                <w:szCs w:val="26"/>
+                              </w:rPr>
+                              <w:t>Extraction</w:t>
+                            </w:r>
+                          </w:p>
+                        </w:txbxContent>
+                      </wps:txbx>
+                      <wps:bodyPr rot="0" spcFirstLastPara="0" vertOverflow="overflow" horzOverflow="overflow" vert="horz" wrap="square" lIns="91440" tIns="45720" rIns="91440" bIns="45720" numCol="1" spcCol="0" rtlCol="0" fromWordArt="0" anchor="ctr" anchorCtr="0" forceAA="0" compatLnSpc="1">
+                        <a:prstTxWarp prst="textNoShape">
+                          <a:avLst/>
+                        </a:prstTxWarp>
+                        <a:noAutofit/>
+                      </wps:bodyPr>
+                    </wps:wsp>
+                  </a:graphicData>
+                </a:graphic>
+                <wp14:sizeRelH relativeFrom="margin">
+                  <wp14:pctWidth>0</wp14:pctWidth>
+                </wp14:sizeRelH>
+                <wp14:sizeRelV relativeFrom="margin">
+                  <wp14:pctHeight>0</wp14:pctHeight>
+                </wp14:sizeRelV>
+              </wp:anchor>
+            </w:drawing>
+          </mc:Choice>
+          <mc:Fallback>
+            <w:pict>
+              <v:rect w14:anchorId="7A8A0A14" id="Rectangle 33" o:spid="_x0000_s1045" style="position:absolute;margin-left:87.75pt;margin-top:395.25pt;width:90pt;height:62.25pt;z-index:251898368;visibility:visible;mso-wrap-style:square;mso-width-percent:0;mso-height-percent:0;mso-wrap-distance-left:9pt;mso-wrap-distance-top:0;mso-wrap-distance-right:9pt;mso-wrap-distance-bottom:0;mso-position-horizontal:absolute;mso-position-horizontal-relative:text;mso-position-vertical:absolute;mso-position-vertical-relative:text;mso-width-percent:0;mso-height-percent:0;mso-width-relative:margin;mso-height-relative:margin;v-text-anchor:middle" o:gfxdata="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" fillcolor="#5a5a5a [2109]" strokecolor="#0a121c [484]" strokeweight="2pt">
+                <v:textbox>
+                  <w:txbxContent>
+                    <w:p>
+                      <w:pPr>
+                        <w:jc w:val="center"/>
+                        <w:rPr>
+                          <w:sz w:val="40"/>
+                          <w:szCs w:val="40"/>
+                        </w:rPr>
+                      </w:pPr>
+                      <w:r>
+                        <w:rPr>
+                          <w:sz w:val="26"/>
+                          <w:szCs w:val="26"/>
+                        </w:rPr>
+                        <w:t>Real-Time</w:t>
+                      </w:r>
+                      <w:r>
+                        <w:rPr>
+                          <w:sz w:val="26"/>
+                          <w:szCs w:val="26"/>
+                        </w:rPr>
+                        <w:t xml:space="preserve"> </w:t>
+                      </w:r>
+                      <w:r>
+                        <w:rPr>
+                          <w:sz w:val="26"/>
+                          <w:szCs w:val="26"/>
+                        </w:rPr>
+                        <w:t>Data</w:t>
+                      </w:r>
+                      <w:r>
+                        <w:rPr>
+                          <w:sz w:val="26"/>
+                          <w:szCs w:val="26"/>
+                        </w:rPr>
+                        <w:t xml:space="preserve"> </w:t>
+                      </w:r>
+                      <w:r>
+                        <w:rPr>
+                          <w:sz w:val="26"/>
+                          <w:szCs w:val="26"/>
+                        </w:rPr>
+                        <w:t>Extraction</w:t>
+                      </w:r>
+                    </w:p>
+                  </w:txbxContent>
+                </v:textbox>
+              </v:rect>
+            </w:pict>
+          </mc:Fallback>
+        </mc:AlternateContent>
+      </w:r>
+      <w:r>
+        <w:rPr>
+          <w:noProof/>
+        </w:rPr>
+        <mc:AlternateContent>
+          <mc:Choice Requires="wps">
+            <w:drawing>
+              <wp:anchor distT="0" distB="0" distL="114300" distR="114300" simplePos="0" relativeHeight="251901440" behindDoc="0" locked="0" layoutInCell="1" allowOverlap="1" wp14:anchorId="66751FCA" wp14:editId="36516D3D">
+                <wp:simplePos x="0" y="0"/>
+                <wp:positionH relativeFrom="column">
+                  <wp:posOffset>2352675</wp:posOffset>
+                </wp:positionH>
+                <wp:positionV relativeFrom="paragraph">
+                  <wp:posOffset>5277485</wp:posOffset>
+                </wp:positionV>
+                <wp:extent cx="314325" cy="266700"/>
+                <wp:effectExtent l="19050" t="19050" r="28575" b="38100"/>
+                <wp:wrapNone/>
+                <wp:docPr id="34" name="Arrow: Right 34"/>
+                <wp:cNvGraphicFramePr/>
+                <a:graphic xmlns:a="http://schemas.openxmlformats.org/drawingml/2006/main">
+                  <a:graphicData uri="http://schemas.microsoft.com/office/word/2010/wordprocessingShape">
+                    <wps:wsp>
+                      <wps:cNvSpPr/>
+                      <wps:spPr>
+                        <a:xfrm rot="10800000">
+                          <a:off x="0" y="0"/>
+                          <a:ext cx="314325" cy="266700"/>
+                        </a:xfrm>
+                        <a:prstGeom prst="rightArrow">
+                          <a:avLst/>
+                        </a:prstGeom>
+                        <a:solidFill>
+                          <a:schemeClr val="tx1">
+                            <a:lumMod val="65000"/>
+                            <a:lumOff val="35000"/>
+                          </a:schemeClr>
+                        </a:solidFill>
+                      </wps:spPr>
+                      <wps:style>
+                        <a:lnRef idx="2">
+                          <a:schemeClr val="accent1">
+                            <a:shade val="15000"/>
+                          </a:schemeClr>
+                        </a:lnRef>
+                        <a:fillRef idx="1">
+                          <a:schemeClr val="accent1"/>
+                        </a:fillRef>
+                        <a:effectRef idx="0">
+                          <a:schemeClr val="accent1"/>
+                        </a:effectRef>
+                        <a:fontRef idx="minor">
+                          <a:schemeClr val="lt1"/>
+                        </a:fontRef>
+                      </wps:style>
+                      <wps:bodyPr rot="0" spcFirstLastPara="0" vertOverflow="overflow" horzOverflow="overflow" vert="horz" wrap="square" lIns="91440" tIns="45720" rIns="91440" bIns="45720" numCol="1" spcCol="0" rtlCol="0" fromWordArt="0" anchor="ctr" anchorCtr="0" forceAA="0" compatLnSpc="1">
+                        <a:prstTxWarp prst="textNoShape">
+                          <a:avLst/>
+                        </a:prstTxWarp>
+                        <a:noAutofit/>
+                      </wps:bodyPr>
+                    </wps:wsp>
+                  </a:graphicData>
+                </a:graphic>
+                <wp14:sizeRelH relativeFrom="margin">
+                  <wp14:pctWidth>0</wp14:pctWidth>
+                </wp14:sizeRelH>
+                <wp14:sizeRelV relativeFrom="margin">
+                  <wp14:pctHeight>0</wp14:pctHeight>
+                </wp14:sizeRelV>
+              </wp:anchor>
+            </w:drawing>
+          </mc:Choice>
+          <mc:Fallback>
+            <w:pict>
+              <v:shape w14:anchorId="793DE180" id="Arrow: Right 34" o:spid="_x0000_s1026" type="#_x0000_t13" style="position:absolute;margin-left:185.25pt;margin-top:415.55pt;width:24.75pt;height:21pt;rotation:180;z-index:251901440;visibility:visible;mso-wrap-style:square;mso-width-percent:0;mso-height-percent:0;mso-wrap-distance-left:9pt;mso-wrap-distance-top:0;mso-wrap-distance-right:9pt;mso-wrap-distance-bottom:0;mso-position-horizontal:absolute;mso-position-horizontal-relative:text;mso-position-vertical:absolute;mso-position-vertical-relative:text;mso-width-percent:0;mso-height-percent:0;mso-width-relative:margin;mso-height-relative:margin;v-text-anchor:middle" o:gfxdata="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" adj="12436" fillcolor="#5a5a5a [2109]" strokecolor="#0a121c [484]" strokeweight="2pt"/>
+            </w:pict>
+          </mc:Fallback>
+        </mc:AlternateContent>
+      </w:r>
+      <w:r>
+        <w:rPr>
+          <w:noProof/>
+        </w:rPr>
+        <mc:AlternateContent>
+          <mc:Choice Requires="wps">
+            <w:drawing>
+              <wp:anchor distT="0" distB="0" distL="114300" distR="114300" simplePos="0" relativeHeight="251899392" behindDoc="0" locked="0" layoutInCell="1" allowOverlap="1" wp14:anchorId="6CD8835E" wp14:editId="49348E8E">
+                <wp:simplePos x="0" y="0"/>
+                <wp:positionH relativeFrom="column">
+                  <wp:posOffset>2754630</wp:posOffset>
+                </wp:positionH>
+                <wp:positionV relativeFrom="paragraph">
+                  <wp:posOffset>5001260</wp:posOffset>
+                </wp:positionV>
+                <wp:extent cx="1276350" cy="762000"/>
+                <wp:effectExtent l="0" t="0" r="19050" b="19050"/>
+                <wp:wrapNone/>
+                <wp:docPr id="35" name="Rectangle 35"/>
+                <wp:cNvGraphicFramePr/>
+                <a:graphic xmlns:a="http://schemas.openxmlformats.org/drawingml/2006/main">
+                  <a:graphicData uri="http://schemas.microsoft.com/office/word/2010/wordprocessingShape">
+                    <wps:wsp>
+                      <wps:cNvSpPr/>
+                      <wps:spPr>
+                        <a:xfrm>
+                          <a:off x="0" y="0"/>
+                          <a:ext cx="1276350" cy="762000"/>
+                        </a:xfrm>
+                        <a:prstGeom prst="rect">
+                          <a:avLst/>
+                        </a:prstGeom>
+                        <a:solidFill>
+                          <a:schemeClr val="tx1">
+                            <a:lumMod val="65000"/>
+                            <a:lumOff val="35000"/>
+                          </a:schemeClr>
+                        </a:solidFill>
+                      </wps:spPr>
+                      <wps:style>
+                        <a:lnRef idx="2">
+                          <a:schemeClr val="accent1">
+                            <a:shade val="15000"/>
+                          </a:schemeClr>
+                        </a:lnRef>
+                        <a:fillRef idx="1">
+                          <a:schemeClr val="accent1"/>
+                        </a:fillRef>
+                        <a:effectRef idx="0">
+                          <a:schemeClr val="accent1"/>
+                        </a:effectRef>
+                        <a:fontRef idx="minor">
+                          <a:schemeClr val="lt1"/>
+                        </a:fontRef>
+                      </wps:style>
+                      <wps:txbx>
+                        <w:txbxContent>
+                          <w:p>
+                            <w:pPr>
+                              <w:jc w:val="center"/>
+                              <w:rPr>
+                                <w:sz w:val="26"/>
+                                <w:szCs w:val="26"/>
+                              </w:rPr>
+                            </w:pPr>
+                            <w:r>
+                              <w:rPr>
+                                <w:sz w:val="26"/>
+                                <w:szCs w:val="26"/>
+                              </w:rPr>
+                              <w:t>Simulation</w:t>
+                            </w:r>
+                            <w:r>
+                              <w:rPr>
+                                <w:sz w:val="26"/>
+                                <w:szCs w:val="26"/>
+                              </w:rPr>
+                              <w:t xml:space="preserve"> </w:t>
+                            </w:r>
+                            <w:r>
+                              <w:rPr>
+                                <w:sz w:val="26"/>
+                                <w:szCs w:val="26"/>
+                              </w:rPr>
+                              <w:t>Execution</w:t>
+                            </w:r>
+                            <w:r>
+                              <w:rPr>
+                                <w:sz w:val="26"/>
+                                <w:szCs w:val="26"/>
+                              </w:rPr>
+                              <w:t xml:space="preserve"> </w:t>
+                            </w:r>
+                            <w:r>
+                              <w:rPr>
+                                <w:sz w:val="26"/>
+                                <w:szCs w:val="26"/>
+                              </w:rPr>
+                              <w:t>with</w:t>
+                            </w:r>
+                            <w:r>
+                              <w:rPr>
+                                <w:sz w:val="26"/>
+                                <w:szCs w:val="26"/>
+                              </w:rPr>
+                              <w:t xml:space="preserve"> </w:t>
+                            </w:r>
+                            <w:proofErr w:type="spellStart"/>
+                            <w:r>
+                              <w:rPr>
+                                <w:sz w:val="26"/>
+                                <w:szCs w:val="26"/>
+                              </w:rPr>
+                              <w:t>TraCI</w:t>
+                            </w:r>
+                            <w:proofErr w:type="spellEnd"/>
+                          </w:p>
+                          <w:p>
+                            <w:pPr>
+                              <w:jc w:val="center"/>
+                              <w:rPr>
+                                <w:sz w:val="40"/>
+                                <w:szCs w:val="40"/>
+                              </w:rPr>
+                            </w:pPr>
+                          </w:p>
+                        </w:txbxContent>
+                      </wps:txbx>
+                      <wps:bodyPr rot="0" spcFirstLastPara="0" vertOverflow="overflow" horzOverflow="overflow" vert="horz" wrap="square" lIns="91440" tIns="45720" rIns="91440" bIns="45720" numCol="1" spcCol="0" rtlCol="0" fromWordArt="0" anchor="ctr" anchorCtr="0" forceAA="0" compatLnSpc="1">
+                        <a:prstTxWarp prst="textNoShape">
+                          <a:avLst/>
+                        </a:prstTxWarp>
+                        <a:noAutofit/>
+                      </wps:bodyPr>
+                    </wps:wsp>
+                  </a:graphicData>
+                </a:graphic>
+                <wp14:sizeRelH relativeFrom="margin">
+                  <wp14:pctWidth>0</wp14:pctWidth>
+                </wp14:sizeRelH>
+                <wp14:sizeRelV relativeFrom="margin">
+                  <wp14:pctHeight>0</wp14:pctHeight>
+                </wp14:sizeRelV>
+              </wp:anchor>
+            </w:drawing>
+          </mc:Choice>
+          <mc:Fallback>
+            <w:pict>
+              <v:rect w14:anchorId="6CD8835E" id="Rectangle 35" o:spid="_x0000_s1046" style="position:absolute;margin-left:216.9pt;margin-top:393.8pt;width:100.5pt;height:60pt;z-index:251899392;visibility:visible;mso-wrap-style:square;mso-width-percent:0;mso-height-percent:0;mso-wrap-distance-left:9pt;mso-wrap-distance-top:0;mso-wrap-distance-right:9pt;mso-wrap-distance-bottom:0;mso-position-horizontal:absolute;mso-position-horizontal-relative:text;mso-position-vertical:absolute;mso-position-vertical-relative:text;mso-width-percent:0;mso-height-percent:0;mso-width-relative:margin;mso-height-relative:margin;v-text-anchor:middle" o:gfxdata="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" fillcolor="#5a5a5a [2109]" strokecolor="#0a121c [484]" strokeweight="2pt">
+                <v:textbox>
+                  <w:txbxContent>
+                    <w:p>
+                      <w:pPr>
+                        <w:jc w:val="center"/>
+                        <w:rPr>
+                          <w:sz w:val="26"/>
+                          <w:szCs w:val="26"/>
+                        </w:rPr>
+                      </w:pPr>
+                      <w:r>
+                        <w:rPr>
+                          <w:sz w:val="26"/>
+                          <w:szCs w:val="26"/>
+                        </w:rPr>
+                        <w:t>Simulation</w:t>
+                      </w:r>
+                      <w:r>
+                        <w:rPr>
+                          <w:sz w:val="26"/>
+                          <w:szCs w:val="26"/>
+                        </w:rPr>
+                        <w:t xml:space="preserve"> </w:t>
+                      </w:r>
+                      <w:r>
+                        <w:rPr>
+                          <w:sz w:val="26"/>
+                          <w:szCs w:val="26"/>
+                        </w:rPr>
+                        <w:t>Execution</w:t>
+                      </w:r>
+                      <w:r>
+                        <w:rPr>
+                          <w:sz w:val="26"/>
+                          <w:szCs w:val="26"/>
+                        </w:rPr>
+                        <w:t xml:space="preserve"> </w:t>
+                      </w:r>
+                      <w:r>
+                        <w:rPr>
+                          <w:sz w:val="26"/>
+                          <w:szCs w:val="26"/>
+                        </w:rPr>
+                        <w:t>with</w:t>
+                      </w:r>
+                      <w:r>
+                        <w:rPr>
+                          <w:sz w:val="26"/>
+                          <w:szCs w:val="26"/>
+                        </w:rPr>
+                        <w:t xml:space="preserve"> </w:t>
+                      </w:r>
+                      <w:proofErr w:type="spellStart"/>
+                      <w:r>
+                        <w:rPr>
+                          <w:sz w:val="26"/>
+                          <w:szCs w:val="26"/>
+                        </w:rPr>
+                        <w:t>TraCI</w:t>
+                      </w:r>
+                      <w:proofErr w:type="spellEnd"/>
+                    </w:p>
+                    <w:p>
+                      <w:pPr>
+                        <w:jc w:val="center"/>
+                        <w:rPr>
+                          <w:sz w:val="40"/>
+                          <w:szCs w:val="40"/>
+                        </w:rPr>
+                      </w:pPr>
+                    </w:p>
+                  </w:txbxContent>
+                </v:textbox>
+              </v:rect>
+            </w:pict>
+          </mc:Fallback>
+        </mc:AlternateContent>
+      </w:r>
+      <w:r>
+        <w:rPr>
+          <w:noProof/>
+        </w:rPr>
+        <mc:AlternateContent>
+          <mc:Choice Requires="wps">
+            <w:drawing>
+              <wp:anchor distT="0" distB="0" distL="114300" distR="114300" simplePos="0" relativeHeight="251887104" behindDoc="0" locked="0" layoutInCell="1" allowOverlap="1" wp14:anchorId="004DBC86" wp14:editId="4146197A">
+                <wp:simplePos x="0" y="0"/>
+                <wp:positionH relativeFrom="column">
+                  <wp:posOffset>4152900</wp:posOffset>
+                </wp:positionH>
+                <wp:positionV relativeFrom="paragraph">
+                  <wp:posOffset>6873875</wp:posOffset>
+                </wp:positionV>
+                <wp:extent cx="2073275" cy="861060"/>
+                <wp:effectExtent l="0" t="0" r="22225" b="15240"/>
+                <wp:wrapNone/>
+                <wp:docPr id="36" name="Rectangle 36"/>
+                <wp:cNvGraphicFramePr/>
+                <a:graphic xmlns:a="http://schemas.openxmlformats.org/drawingml/2006/main">
+                  <a:graphicData uri="http://schemas.microsoft.com/office/word/2010/wordprocessingShape">
+                    <wps:wsp>
+                      <wps:cNvSpPr/>
+                      <wps:spPr>
+                        <a:xfrm>
+                          <a:off x="0" y="0"/>
+                          <a:ext cx="2073275" cy="861060"/>
+                        </a:xfrm>
+                        <a:prstGeom prst="rect">
+                          <a:avLst/>
+                        </a:prstGeom>
+                        <a:solidFill>
+                          <a:schemeClr val="tx1">
+                            <a:lumMod val="65000"/>
+                            <a:lumOff val="35000"/>
+                          </a:schemeClr>
+                        </a:solidFill>
+                      </wps:spPr>
+                      <wps:style>
+                        <a:lnRef idx="2">
+                          <a:schemeClr val="accent1">
+                            <a:shade val="15000"/>
+                          </a:schemeClr>
+                        </a:lnRef>
+                        <a:fillRef idx="1">
+                          <a:schemeClr val="accent1"/>
+                        </a:fillRef>
+                        <a:effectRef idx="0">
+                          <a:schemeClr val="accent1"/>
+                        </a:effectRef>
+                        <a:fontRef idx="minor">
+                          <a:schemeClr val="lt1"/>
+                        </a:fontRef>
+                      </wps:style>
+                      <wps:txbx>
+                        <w:txbxContent>
+                          <w:p>
+                            <w:pPr>
+                              <w:jc w:val="center"/>
+                              <w:rPr>
+                                <w:sz w:val="40"/>
+                                <w:szCs w:val="40"/>
+                              </w:rPr>
+                            </w:pPr>
+                            <w:proofErr w:type="spellStart"/>
+                            <w:r>
+                              <w:rPr>
+                                <w:sz w:val="40"/>
+                                <w:szCs w:val="40"/>
+                              </w:rPr>
+                              <w:t>TraCI</w:t>
+                            </w:r>
+                            <w:proofErr w:type="spellEnd"/>
+                            <w:r>
+                              <w:rPr>
+                                <w:sz w:val="40"/>
+                                <w:szCs w:val="40"/>
+                              </w:rPr>
+                              <w:t xml:space="preserve"> Communication</w:t>
+                            </w:r>
+                          </w:p>
+                        </w:txbxContent>
+                      </wps:txbx>
+                      <wps:bodyPr rot="0" spcFirstLastPara="0" vertOverflow="overflow" horzOverflow="overflow" vert="horz" wrap="square" lIns="91440" tIns="45720" rIns="91440" bIns="45720" numCol="1" spcCol="0" rtlCol="0" fromWordArt="0" anchor="ctr" anchorCtr="0" forceAA="0" compatLnSpc="1">
+                        <a:prstTxWarp prst="textNoShape">
+                          <a:avLst/>
+                        </a:prstTxWarp>
+                        <a:noAutofit/>
+                      </wps:bodyPr>
+                    </wps:wsp>
+                  </a:graphicData>
+                </a:graphic>
+              </wp:anchor>
+            </w:drawing>
+          </mc:Choice>
+          <mc:Fallback>
+            <w:pict>
+              <v:rect w14:anchorId="004DBC86" id="Rectangle 36" o:spid="_x0000_s1047" style="position:absolute;margin-left:327pt;margin-top:541.25pt;width:163.25pt;height:67.8pt;z-index:251887104;visibility:visible;mso-wrap-style:square;mso-wrap-distance-left:9pt;mso-wrap-distance-top:0;mso-wrap-distance-right:9pt;mso-wrap-distance-bottom:0;mso-position-horizontal:absolute;mso-position-horizontal-relative:text;mso-position-vertical:absolute;mso-position-vertical-relative:text;v-text-anchor:middle" o:gfxdata="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" fillcolor="#5a5a5a [2109]" strokecolor="#0a121c [484]" strokeweight="2pt">
+                <v:textbox>
+                  <w:txbxContent>
+                    <w:p>
+                      <w:pPr>
+                        <w:jc w:val="center"/>
+                        <w:rPr>
+                          <w:sz w:val="40"/>
+                          <w:szCs w:val="40"/>
+                        </w:rPr>
+                      </w:pPr>
+                      <w:proofErr w:type="spellStart"/>
+                      <w:r>
+                        <w:rPr>
+                          <w:sz w:val="40"/>
+                          <w:szCs w:val="40"/>
+                        </w:rPr>
+                        <w:t>TraCI</w:t>
+                      </w:r>
+                      <w:proofErr w:type="spellEnd"/>
+                      <w:r>
+                        <w:rPr>
+                          <w:sz w:val="40"/>
+                          <w:szCs w:val="40"/>
+                        </w:rPr>
+                        <w:t xml:space="preserve"> Communication</w:t>
+                      </w:r>
+                    </w:p>
+                  </w:txbxContent>
+                </v:textbox>
+              </v:rect>
+            </w:pict>
+          </mc:Fallback>
+        </mc:AlternateContent>
+      </w:r>
+      <w:r>
+        <w:rPr>
+          <w:noProof/>
+        </w:rPr>
+        <mc:AlternateContent>
+          <mc:Choice Requires="wps">
+            <w:drawing>
+              <wp:anchor distT="0" distB="0" distL="114300" distR="114300" simplePos="0" relativeHeight="251906560" behindDoc="0" locked="0" layoutInCell="1" allowOverlap="1" wp14:anchorId="394C2B06" wp14:editId="3A1B54E7">
+                <wp:simplePos x="0" y="0"/>
+                <wp:positionH relativeFrom="column">
+                  <wp:posOffset>5180965</wp:posOffset>
+                </wp:positionH>
+                <wp:positionV relativeFrom="paragraph">
+                  <wp:posOffset>4620260</wp:posOffset>
+                </wp:positionV>
+                <wp:extent cx="293690" cy="264794"/>
+                <wp:effectExtent l="14605" t="4445" r="45085" b="45085"/>
+                <wp:wrapNone/>
+                <wp:docPr id="37" name="Arrow: Right 37"/>
+                <wp:cNvGraphicFramePr/>
+                <a:graphic xmlns:a="http://schemas.openxmlformats.org/drawingml/2006/main">
+                  <a:graphicData uri="http://schemas.microsoft.com/office/word/2010/wordprocessingShape">
+                    <wps:wsp>
+                      <wps:cNvSpPr/>
+                      <wps:spPr>
+                        <a:xfrm rot="5400000">
+                          <a:off x="0" y="0"/>
+                          <a:ext cx="293690" cy="264794"/>
+                        </a:xfrm>
+                        <a:prstGeom prst="rightArrow">
+                          <a:avLst/>
+                        </a:prstGeom>
+                        <a:solidFill>
+                          <a:schemeClr val="tx1">
+                            <a:lumMod val="65000"/>
+                            <a:lumOff val="35000"/>
+                          </a:schemeClr>
+                        </a:solidFill>
+                      </wps:spPr>
+                      <wps:style>
+                        <a:lnRef idx="2">
+                          <a:schemeClr val="accent1">
+                            <a:shade val="15000"/>
+                          </a:schemeClr>
+                        </a:lnRef>
+                        <a:fillRef idx="1">
+                          <a:schemeClr val="accent1"/>
+                        </a:fillRef>
+                        <a:effectRef idx="0">
+                          <a:schemeClr val="accent1"/>
+                        </a:effectRef>
+                        <a:fontRef idx="minor">
+                          <a:schemeClr val="lt1"/>
+                        </a:fontRef>
+                      </wps:style>
+                      <wps:bodyPr rot="0" spcFirstLastPara="0" vertOverflow="overflow" horzOverflow="overflow" vert="horz" wrap="square" lIns="91440" tIns="45720" rIns="91440" bIns="45720" numCol="1" spcCol="0" rtlCol="0" fromWordArt="0" anchor="ctr" anchorCtr="0" forceAA="0" compatLnSpc="1">
+                        <a:prstTxWarp prst="textNoShape">
+                          <a:avLst/>
+                        </a:prstTxWarp>
+                        <a:noAutofit/>
+                      </wps:bodyPr>
+                    </wps:wsp>
+                  </a:graphicData>
+                </a:graphic>
+                <wp14:sizeRelH relativeFrom="margin">
+                  <wp14:pctWidth>0</wp14:pctWidth>
+                </wp14:sizeRelH>
+                <wp14:sizeRelV relativeFrom="margin">
+                  <wp14:pctHeight>0</wp14:pctHeight>
+                </wp14:sizeRelV>
+              </wp:anchor>
+            </w:drawing>
+          </mc:Choice>
+          <mc:Fallback>
+            <w:pict>
+              <v:shape w14:anchorId="3358EC59" id="Arrow: Right 37" o:spid="_x0000_s1026" type="#_x0000_t13" style="position:absolute;margin-left:407.95pt;margin-top:363.8pt;width:23.15pt;height:20.85pt;rotation:90;z-index:251906560;visibility:visible;mso-wrap-style:square;mso-width-percent:0;mso-height-percent:0;mso-wrap-distance-left:9pt;mso-wrap-distance-top:0;mso-wrap-distance-right:9pt;mso-wrap-distance-bottom:0;mso-position-horizontal:absolute;mso-position-horizontal-relative:text;mso-position-vertical:absolute;mso-position-vertical-relative:text;mso-width-percent:0;mso-height-percent:0;mso-width-relative:margin;mso-height-relative:margin;v-text-anchor:middle" o:gfxdata="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" adj="11863" fillcolor="#5a5a5a [2109]" strokecolor="#0a121c [484]" strokeweight="2pt"/>
+            </w:pict>
+          </mc:Fallback>
+        </mc:AlternateContent>
+      </w:r>
+      <w:r>
+        <w:rPr>
+          <w:noProof/>
+        </w:rPr>
+        <mc:AlternateContent>
+          <mc:Choice Requires="wps">
+            <w:drawing>
+              <wp:anchor distT="0" distB="0" distL="114300" distR="114300" simplePos="0" relativeHeight="251905536" behindDoc="0" locked="0" layoutInCell="1" allowOverlap="1" wp14:anchorId="459505F2" wp14:editId="01120190">
+                <wp:simplePos x="0" y="0"/>
+                <wp:positionH relativeFrom="column">
+                  <wp:posOffset>4648200</wp:posOffset>
+                </wp:positionH>
+                <wp:positionV relativeFrom="paragraph">
+                  <wp:posOffset>3724910</wp:posOffset>
+                </wp:positionV>
+                <wp:extent cx="1276350" cy="790575"/>
+                <wp:effectExtent l="0" t="0" r="19050" b="28575"/>
+                <wp:wrapNone/>
+                <wp:docPr id="38" name="Rectangle 38"/>
+                <wp:cNvGraphicFramePr/>
+                <a:graphic xmlns:a="http://schemas.openxmlformats.org/drawingml/2006/main">
+                  <a:graphicData uri="http://schemas.microsoft.com/office/word/2010/wordprocessingShape">
+                    <wps:wsp>
+                      <wps:cNvSpPr/>
+                      <wps:spPr>
+                        <a:xfrm>
+                          <a:off x="0" y="0"/>
+                          <a:ext cx="1276350" cy="790575"/>
+                        </a:xfrm>
+                        <a:prstGeom prst="rect">
+                          <a:avLst/>
+                        </a:prstGeom>
+                        <a:solidFill>
+                          <a:schemeClr val="tx1">
+                            <a:lumMod val="65000"/>
+                            <a:lumOff val="35000"/>
+                          </a:schemeClr>
+                        </a:solidFill>
+                      </wps:spPr>
+                      <wps:style>
+                        <a:lnRef idx="2">
+                          <a:schemeClr val="accent1">
+                            <a:shade val="15000"/>
+                          </a:schemeClr>
+                        </a:lnRef>
+                        <a:fillRef idx="1">
+                          <a:schemeClr val="accent1"/>
+                        </a:fillRef>
+                        <a:effectRef idx="0">
+                          <a:schemeClr val="accent1"/>
+                        </a:effectRef>
+                        <a:fontRef idx="minor">
+                          <a:schemeClr val="lt1"/>
+                        </a:fontRef>
+                      </wps:style>
+                      <wps:txbx>
+                        <w:txbxContent>
+                          <w:p>
+                            <w:pPr>
+                              <w:jc w:val="center"/>
+                              <w:rPr>
+                                <w:sz w:val="26"/>
+                                <w:szCs w:val="26"/>
+                              </w:rPr>
+                            </w:pPr>
+                            <w:r>
+                              <w:rPr>
+                                <w:sz w:val="26"/>
+                                <w:szCs w:val="26"/>
+                              </w:rPr>
+                              <w:t xml:space="preserve">Route Creation &amp; </w:t>
+                            </w:r>
+                            <w:r>
+                              <w:rPr>
+                                <w:sz w:val="26"/>
+                                <w:szCs w:val="26"/>
+                              </w:rPr>
+                              <w:t>Vehicle</w:t>
+                            </w:r>
+                            <w:r>
+                              <w:rPr>
+                                <w:sz w:val="26"/>
+                                <w:szCs w:val="26"/>
+                              </w:rPr>
+                              <w:t xml:space="preserve"> </w:t>
+                            </w:r>
+                            <w:r>
+                              <w:rPr>
+                                <w:sz w:val="26"/>
+                                <w:szCs w:val="26"/>
+                              </w:rPr>
+                              <w:t>Fleet</w:t>
+                            </w:r>
+                            <w:r>
+                              <w:rPr>
+                                <w:sz w:val="26"/>
+                                <w:szCs w:val="26"/>
+                              </w:rPr>
+                              <w:t xml:space="preserve"> </w:t>
+                            </w:r>
+                            <w:r>
+                              <w:rPr>
+                                <w:sz w:val="26"/>
+                                <w:szCs w:val="26"/>
+                              </w:rPr>
+                              <w:t>Characterization</w:t>
+                            </w:r>
+                          </w:p>
+                          <w:p>
+                            <w:pPr>
+                              <w:jc w:val="center"/>
+                              <w:rPr>
+                                <w:sz w:val="40"/>
+                                <w:szCs w:val="40"/>
+                              </w:rPr>
+                            </w:pPr>
+                          </w:p>
+                        </w:txbxContent>
+                      </wps:txbx>
+                      <wps:bodyPr rot="0" spcFirstLastPara="0" vertOverflow="overflow" horzOverflow="overflow" vert="horz" wrap="square" lIns="91440" tIns="45720" rIns="91440" bIns="45720" numCol="1" spcCol="0" rtlCol="0" fromWordArt="0" anchor="ctr" anchorCtr="0" forceAA="0" compatLnSpc="1">
+                        <a:prstTxWarp prst="textNoShape">
+                          <a:avLst/>
+                        </a:prstTxWarp>
+                        <a:noAutofit/>
+                      </wps:bodyPr>
+                    </wps:wsp>
+                  </a:graphicData>
+                </a:graphic>
+                <wp14:sizeRelH relativeFrom="margin">
+                  <wp14:pctWidth>0</wp14:pctWidth>
+                </wp14:sizeRelH>
+                <wp14:sizeRelV relativeFrom="margin">
+                  <wp14:pctHeight>0</wp14:pctHeight>
+                </wp14:sizeRelV>
+              </wp:anchor>
+            </w:drawing>
+          </mc:Choice>
+          <mc:Fallback>
+            <w:pict>
+              <v:rect w14:anchorId="459505F2" id="Rectangle 38" o:spid="_x0000_s1048" style="position:absolute;margin-left:366pt;margin-top:293.3pt;width:100.5pt;height:62.25pt;z-index:251905536;visibility:visible;mso-wrap-style:square;mso-width-percent:0;mso-height-percent:0;mso-wrap-distance-left:9pt;mso-wrap-distance-top:0;mso-wrap-distance-right:9pt;mso-wrap-distance-bottom:0;mso-position-horizontal:absolute;mso-position-horizontal-relative:text;mso-position-vertical:absolute;mso-position-vertical-relative:text;mso-width-percent:0;mso-height-percent:0;mso-width-relative:margin;mso-height-relative:margin;v-text-anchor:middle" o:gfxdata="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" fillcolor="#5a5a5a [2109]" strokecolor="#0a121c [484]" strokeweight="2pt">
+                <v:textbox>
+                  <w:txbxContent>
+                    <w:p>
+                      <w:pPr>
+                        <w:jc w:val="center"/>
+                        <w:rPr>
+                          <w:sz w:val="26"/>
+                          <w:szCs w:val="26"/>
+                        </w:rPr>
+                      </w:pPr>
+                      <w:r>
+                        <w:rPr>
+                          <w:sz w:val="26"/>
+                          <w:szCs w:val="26"/>
+                        </w:rPr>
+                        <w:t xml:space="preserve">Route Creation &amp; </w:t>
+                      </w:r>
+                      <w:r>
+                        <w:rPr>
+                          <w:sz w:val="26"/>
+                          <w:szCs w:val="26"/>
+                        </w:rPr>
+                        <w:t>Vehicle</w:t>
+                      </w:r>
+                      <w:r>
+                        <w:rPr>
+                          <w:sz w:val="26"/>
+                          <w:szCs w:val="26"/>
+                        </w:rPr>
+                        <w:t xml:space="preserve"> </w:t>
+                      </w:r>
+                      <w:r>
+                        <w:rPr>
+                          <w:sz w:val="26"/>
+                          <w:szCs w:val="26"/>
+                        </w:rPr>
+                        <w:t>Fleet</w:t>
+                      </w:r>
+                      <w:r>
+                        <w:rPr>
+                          <w:sz w:val="26"/>
+                          <w:szCs w:val="26"/>
+                        </w:rPr>
+                        <w:t xml:space="preserve"> </w:t>
+                      </w:r>
+                      <w:r>
+                        <w:rPr>
+                          <w:sz w:val="26"/>
+                          <w:szCs w:val="26"/>
+                        </w:rPr>
+                        <w:t>Characterization</w:t>
+                      </w:r>
+                    </w:p>
+                    <w:p>
+                      <w:pPr>
+                        <w:jc w:val="center"/>
+                        <w:rPr>
+                          <w:sz w:val="40"/>
+                          <w:szCs w:val="40"/>
+                        </w:rPr>
+                      </w:pPr>
+                    </w:p>
+                  </w:txbxContent>
+                </v:textbox>
+              </v:rect>
+            </w:pict>
+          </mc:Fallback>
+        </mc:AlternateContent>
+      </w:r>
+      <w:r>
+        <w:rPr>
+          <w:noProof/>
+        </w:rPr>
+        <mc:AlternateContent>
+          <mc:Choice Requires="wps">
+            <w:drawing>
+              <wp:anchor distT="0" distB="0" distL="114300" distR="114300" simplePos="0" relativeHeight="251907584" behindDoc="0" locked="0" layoutInCell="1" allowOverlap="1" wp14:anchorId="2AD2B353" wp14:editId="703651F7">
+                <wp:simplePos x="0" y="0"/>
+                <wp:positionH relativeFrom="column">
+                  <wp:posOffset>5161915</wp:posOffset>
+                </wp:positionH>
+                <wp:positionV relativeFrom="paragraph">
+                  <wp:posOffset>3343910</wp:posOffset>
+                </wp:positionV>
+                <wp:extent cx="293690" cy="264794"/>
+                <wp:effectExtent l="14605" t="4445" r="45085" b="45085"/>
+                <wp:wrapNone/>
+                <wp:docPr id="39" name="Arrow: Right 39"/>
+                <wp:cNvGraphicFramePr/>
+                <a:graphic xmlns:a="http://schemas.openxmlformats.org/drawingml/2006/main">
+                  <a:graphicData uri="http://schemas.microsoft.com/office/word/2010/wordprocessingShape">
+                    <wps:wsp>
+                      <wps:cNvSpPr/>
+                      <wps:spPr>
+                        <a:xfrm rot="5400000">
+                          <a:off x="0" y="0"/>
+                          <a:ext cx="293690" cy="264794"/>
+                        </a:xfrm>
+                        <a:prstGeom prst="rightArrow">
+                          <a:avLst/>
+                        </a:prstGeom>
+                        <a:solidFill>
+                          <a:schemeClr val="tx1">
+                            <a:lumMod val="65000"/>
+                            <a:lumOff val="35000"/>
+                          </a:schemeClr>
+                        </a:solidFill>
+                      </wps:spPr>
+                      <wps:style>
+                        <a:lnRef idx="2">
+                          <a:schemeClr val="accent1">
+                            <a:shade val="15000"/>
+                          </a:schemeClr>
+                        </a:lnRef>
+                        <a:fillRef idx="1">
+                          <a:schemeClr val="accent1"/>
+                        </a:fillRef>
+                        <a:effectRef idx="0">
+                          <a:schemeClr val="accent1"/>
+                        </a:effectRef>
+                        <a:fontRef idx="minor">
+                          <a:schemeClr val="lt1"/>
+                        </a:fontRef>
+                      </wps:style>
+                      <wps:bodyPr rot="0" spcFirstLastPara="0" vertOverflow="overflow" horzOverflow="overflow" vert="horz" wrap="square" lIns="91440" tIns="45720" rIns="91440" bIns="45720" numCol="1" spcCol="0" rtlCol="0" fromWordArt="0" anchor="ctr" anchorCtr="0" forceAA="0" compatLnSpc="1">
+                        <a:prstTxWarp prst="textNoShape">
+                          <a:avLst/>
+                        </a:prstTxWarp>
+                        <a:noAutofit/>
+                      </wps:bodyPr>
+                    </wps:wsp>
+                  </a:graphicData>
+                </a:graphic>
+                <wp14:sizeRelH relativeFrom="margin">
+                  <wp14:pctWidth>0</wp14:pctWidth>
+                </wp14:sizeRelH>
+                <wp14:sizeRelV relativeFrom="margin">
+                  <wp14:pctHeight>0</wp14:pctHeight>
+                </wp14:sizeRelV>
+              </wp:anchor>
+            </w:drawing>
+          </mc:Choice>
+          <mc:Fallback>
+            <w:pict>
+              <v:shape w14:anchorId="3019F08B" id="Arrow: Right 39" o:spid="_x0000_s1026" type="#_x0000_t13" style="position:absolute;margin-left:406.45pt;margin-top:263.3pt;width:23.15pt;height:20.85pt;rotation:90;z-index:251907584;visibility:visible;mso-wrap-style:square;mso-width-percent:0;mso-height-percent:0;mso-wrap-distance-left:9pt;mso-wrap-distance-top:0;mso-wrap-distance-right:9pt;mso-wrap-distance-bottom:0;mso-position-horizontal:absolute;mso-position-horizontal-relative:text;mso-position-vertical:absolute;mso-position-vertical-relative:text;mso-width-percent:0;mso-height-percent:0;mso-width-relative:margin;mso-height-relative:margin;v-text-anchor:middle" o:gfxdata="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" adj="11863" fillcolor="#5a5a5a [2109]" strokecolor="#0a121c [484]" strokeweight="2pt"/>
+            </w:pict>
+          </mc:Fallback>
+        </mc:AlternateContent>
+      </w:r>
+      <w:r>
+        <w:rPr>
+          <w:noProof/>
+        </w:rPr>
+        <mc:AlternateContent>
+          <mc:Choice Requires="wps">
+            <w:drawing>
+              <wp:anchor distT="0" distB="0" distL="114300" distR="114300" simplePos="0" relativeHeight="251902464" behindDoc="0" locked="0" layoutInCell="1" allowOverlap="1" wp14:anchorId="6EF35BC3" wp14:editId="09144726">
+                <wp:simplePos x="0" y="0"/>
+                <wp:positionH relativeFrom="column">
+                  <wp:posOffset>4648200</wp:posOffset>
+                </wp:positionH>
+                <wp:positionV relativeFrom="paragraph">
+                  <wp:posOffset>2477135</wp:posOffset>
+                </wp:positionV>
+                <wp:extent cx="1276709" cy="762000"/>
+                <wp:effectExtent l="0" t="0" r="19050" b="19050"/>
+                <wp:wrapNone/>
+                <wp:docPr id="40" name="Rectangle 40"/>
+                <wp:cNvGraphicFramePr/>
+                <a:graphic xmlns:a="http://schemas.openxmlformats.org/drawingml/2006/main">
+                  <a:graphicData uri="http://schemas.microsoft.com/office/word/2010/wordprocessingShape">
+                    <wps:wsp>
+                      <wps:cNvSpPr/>
+                      <wps:spPr>
+                        <a:xfrm>
+                          <a:off x="0" y="0"/>
+                          <a:ext cx="1276709" cy="762000"/>
+                        </a:xfrm>
+                        <a:prstGeom prst="rect">
+                          <a:avLst/>
+                        </a:prstGeom>
+                        <a:solidFill>
+                          <a:schemeClr val="tx1">
+                            <a:lumMod val="65000"/>
+                            <a:lumOff val="35000"/>
+                          </a:schemeClr>
+                        </a:solidFill>
+                      </wps:spPr>
+                      <wps:style>
+                        <a:lnRef idx="2">
+                          <a:schemeClr val="accent1">
+                            <a:shade val="15000"/>
+                          </a:schemeClr>
+                        </a:lnRef>
+                        <a:fillRef idx="1">
+                          <a:schemeClr val="accent1"/>
+                        </a:fillRef>
+                        <a:effectRef idx="0">
+                          <a:schemeClr val="accent1"/>
+                        </a:effectRef>
+                        <a:fontRef idx="minor">
+                          <a:schemeClr val="lt1"/>
+                        </a:fontRef>
+                      </wps:style>
+                      <wps:txbx>
+                        <w:txbxContent>
+                          <w:p>
+                            <w:pPr>
+                              <w:jc w:val="center"/>
+                              <w:rPr>
+                                <w:sz w:val="26"/>
+                                <w:szCs w:val="26"/>
+                              </w:rPr>
+                            </w:pPr>
+                            <w:r>
+                              <w:rPr>
+                                <w:sz w:val="26"/>
+                                <w:szCs w:val="26"/>
+                              </w:rPr>
+                              <w:t>Vehicle</w:t>
+                            </w:r>
+                            <w:r>
+                              <w:rPr>
+                                <w:sz w:val="26"/>
+                                <w:szCs w:val="26"/>
+                              </w:rPr>
+                              <w:t xml:space="preserve"> </w:t>
+                            </w:r>
+                            <w:r>
+                              <w:rPr>
+                                <w:sz w:val="26"/>
+                                <w:szCs w:val="26"/>
+                              </w:rPr>
+                              <w:t>Configuration</w:t>
+                            </w:r>
+                            <w:r>
+                              <w:rPr>
+                                <w:sz w:val="26"/>
+                                <w:szCs w:val="26"/>
+                              </w:rPr>
+                              <w:t xml:space="preserve"> </w:t>
+                            </w:r>
+                            <w:r>
+                              <w:rPr>
+                                <w:sz w:val="26"/>
+                                <w:szCs w:val="26"/>
+                              </w:rPr>
+                              <w:t>in</w:t>
+                            </w:r>
+                            <w:r>
+                              <w:rPr>
+                                <w:sz w:val="26"/>
+                                <w:szCs w:val="26"/>
+                              </w:rPr>
+                              <w:t xml:space="preserve"> </w:t>
+                            </w:r>
+                            <w:r>
+                              <w:rPr>
+                                <w:sz w:val="26"/>
+                                <w:szCs w:val="26"/>
+                              </w:rPr>
+                              <w:t>SUMO</w:t>
+                            </w:r>
+                          </w:p>
+                          <w:p>
+                            <w:pPr>
+                              <w:jc w:val="center"/>
+                              <w:rPr>
+                                <w:sz w:val="40"/>
+                                <w:szCs w:val="40"/>
+                              </w:rPr>
+                            </w:pPr>
+                          </w:p>
+                        </w:txbxContent>
+                      </wps:txbx>
+                      <wps:bodyPr rot="0" spcFirstLastPara="0" vertOverflow="overflow" horzOverflow="overflow" vert="horz" wrap="square" lIns="91440" tIns="45720" rIns="91440" bIns="45720" numCol="1" spcCol="0" rtlCol="0" fromWordArt="0" anchor="ctr" anchorCtr="0" forceAA="0" compatLnSpc="1">
+                        <a:prstTxWarp prst="textNoShape">
+                          <a:avLst/>
+                        </a:prstTxWarp>
+                        <a:noAutofit/>
+                      </wps:bodyPr>
+                    </wps:wsp>
+                  </a:graphicData>
+                </a:graphic>
+                <wp14:sizeRelH relativeFrom="margin">
+                  <wp14:pctWidth>0</wp14:pctWidth>
+                </wp14:sizeRelH>
+                <wp14:sizeRelV relativeFrom="margin">
+                  <wp14:pctHeight>0</wp14:pctHeight>
+                </wp14:sizeRelV>
+              </wp:anchor>
+            </w:drawing>
+          </mc:Choice>
+          <mc:Fallback>
+            <w:pict>
+              <v:rect w14:anchorId="6EF35BC3" id="Rectangle 40" o:spid="_x0000_s1049" style="position:absolute;margin-left:366pt;margin-top:195.05pt;width:100.55pt;height:60pt;z-index:251902464;visibility:visible;mso-wrap-style:square;mso-width-percent:0;mso-height-percent:0;mso-wrap-distance-left:9pt;mso-wrap-distance-top:0;mso-wrap-distance-right:9pt;mso-wrap-distance-bottom:0;mso-position-horizontal:absolute;mso-position-horizontal-relative:text;mso-position-vertical:absolute;mso-position-vertical-relative:text;mso-width-percent:0;mso-height-percent:0;mso-width-relative:margin;mso-height-relative:margin;v-text-anchor:middle" o:gfxdata="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" fillcolor="#5a5a5a [2109]" strokecolor="#0a121c [484]" strokeweight="2pt">
+                <v:textbox>
+                  <w:txbxContent>
+                    <w:p>
+                      <w:pPr>
+                        <w:jc w:val="center"/>
+                        <w:rPr>
+                          <w:sz w:val="26"/>
+                          <w:szCs w:val="26"/>
+                        </w:rPr>
+                      </w:pPr>
+                      <w:r>
+                        <w:rPr>
+                          <w:sz w:val="26"/>
+                          <w:szCs w:val="26"/>
+                        </w:rPr>
+                        <w:t>Vehicle</w:t>
+                      </w:r>
+                      <w:r>
+                        <w:rPr>
+                          <w:sz w:val="26"/>
+                          <w:szCs w:val="26"/>
+                        </w:rPr>
+                        <w:t xml:space="preserve"> </w:t>
+                      </w:r>
+                      <w:r>
+                        <w:rPr>
+                          <w:sz w:val="26"/>
+                          <w:szCs w:val="26"/>
+                        </w:rPr>
+                        <w:t>Configuration</w:t>
+                      </w:r>
+                      <w:r>
+                        <w:rPr>
+                          <w:sz w:val="26"/>
+                          <w:szCs w:val="26"/>
+                        </w:rPr>
+                        <w:t xml:space="preserve"> </w:t>
+                      </w:r>
+                      <w:r>
+                        <w:rPr>
+                          <w:sz w:val="26"/>
+                          <w:szCs w:val="26"/>
+                        </w:rPr>
+                        <w:t>in</w:t>
+                      </w:r>
+                      <w:r>
+                        <w:rPr>
+                          <w:sz w:val="26"/>
+                          <w:szCs w:val="26"/>
+                        </w:rPr>
+                        <w:t xml:space="preserve"> </w:t>
+                      </w:r>
+                      <w:r>
+                        <w:rPr>
+                          <w:sz w:val="26"/>
+                          <w:szCs w:val="26"/>
+                        </w:rPr>
+                        <w:t>SUMO</w:t>
+                      </w:r>
+                    </w:p>
+                    <w:p>
+                      <w:pPr>
+                        <w:jc w:val="center"/>
+                        <w:rPr>
+                          <w:sz w:val="40"/>
+                          <w:szCs w:val="40"/>
+                        </w:rPr>
+                      </w:pPr>
+                    </w:p>
+                  </w:txbxContent>
+                </v:textbox>
+              </v:rect>
+            </w:pict>
+          </mc:Fallback>
+        </mc:AlternateContent>
+      </w:r>
+      <w:r>
+        <w:rPr>
+          <w:noProof/>
+        </w:rPr>
+        <mc:AlternateContent>
+          <mc:Choice Requires="wps">
+            <w:drawing>
+              <wp:anchor distT="0" distB="0" distL="114300" distR="114300" simplePos="0" relativeHeight="251904512" behindDoc="0" locked="0" layoutInCell="1" allowOverlap="1" wp14:anchorId="69FA214B" wp14:editId="3BDC25B2">
+                <wp:simplePos x="0" y="0"/>
+                <wp:positionH relativeFrom="column">
+                  <wp:posOffset>5152390</wp:posOffset>
+                </wp:positionH>
+                <wp:positionV relativeFrom="paragraph">
+                  <wp:posOffset>2077085</wp:posOffset>
+                </wp:positionV>
+                <wp:extent cx="293690" cy="264794"/>
+                <wp:effectExtent l="14605" t="4445" r="45085" b="45085"/>
+                <wp:wrapNone/>
+                <wp:docPr id="41" name="Arrow: Right 41"/>
+                <wp:cNvGraphicFramePr/>
+                <a:graphic xmlns:a="http://schemas.openxmlformats.org/drawingml/2006/main">
+                  <a:graphicData uri="http://schemas.microsoft.com/office/word/2010/wordprocessingShape">
+                    <wps:wsp>
+                      <wps:cNvSpPr/>
+                      <wps:spPr>
+                        <a:xfrm rot="5400000">
+                          <a:off x="0" y="0"/>
+                          <a:ext cx="293690" cy="264794"/>
+                        </a:xfrm>
+                        <a:prstGeom prst="rightArrow">
+                          <a:avLst/>
+                        </a:prstGeom>
+                        <a:solidFill>
+                          <a:schemeClr val="tx1">
+                            <a:lumMod val="65000"/>
+                            <a:lumOff val="35000"/>
+                          </a:schemeClr>
+                        </a:solidFill>
+                      </wps:spPr>
+                      <wps:style>
+                        <a:lnRef idx="2">
+                          <a:schemeClr val="accent1">
+                            <a:shade val="15000"/>
+                          </a:schemeClr>
+                        </a:lnRef>
+                        <a:fillRef idx="1">
+                          <a:schemeClr val="accent1"/>
+                        </a:fillRef>
+                        <a:effectRef idx="0">
+                          <a:schemeClr val="accent1"/>
+                        </a:effectRef>
+                        <a:fontRef idx="minor">
+                          <a:schemeClr val="lt1"/>
+                        </a:fontRef>
+                      </wps:style>
+                      <wps:bodyPr rot="0" spcFirstLastPara="0" vertOverflow="overflow" horzOverflow="overflow" vert="horz" wrap="square" lIns="91440" tIns="45720" rIns="91440" bIns="45720" numCol="1" spcCol="0" rtlCol="0" fromWordArt="0" anchor="ctr" anchorCtr="0" forceAA="0" compatLnSpc="1">
+                        <a:prstTxWarp prst="textNoShape">
+                          <a:avLst/>
+                        </a:prstTxWarp>
+                        <a:noAutofit/>
+                      </wps:bodyPr>
+                    </wps:wsp>
+                  </a:graphicData>
+                </a:graphic>
+                <wp14:sizeRelH relativeFrom="margin">
+                  <wp14:pctWidth>0</wp14:pctWidth>
+                </wp14:sizeRelH>
+                <wp14:sizeRelV relativeFrom="margin">
+                  <wp14:pctHeight>0</wp14:pctHeight>
+                </wp14:sizeRelV>
+              </wp:anchor>
+            </w:drawing>
+          </mc:Choice>
+          <mc:Fallback>
+            <w:pict>
+              <v:shape w14:anchorId="0525F2E3" id="Arrow: Right 41" o:spid="_x0000_s1026" type="#_x0000_t13" style="position:absolute;margin-left:405.7pt;margin-top:163.55pt;width:23.15pt;height:20.85pt;rotation:90;z-index:251904512;visibility:visible;mso-wrap-style:square;mso-width-percent:0;mso-height-percent:0;mso-wrap-distance-left:9pt;mso-wrap-distance-top:0;mso-wrap-distance-right:9pt;mso-wrap-distance-bottom:0;mso-position-horizontal:absolute;mso-position-horizontal-relative:text;mso-position-vertical:absolute;mso-position-vertical-relative:text;mso-width-percent:0;mso-height-percent:0;mso-width-relative:margin;mso-height-relative:margin;v-text-anchor:middle" o:gfxdata="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" adj="11863" fillcolor="#5a5a5a [2109]" strokecolor="#0a121c [484]" strokeweight="2pt"/>
+            </w:pict>
+          </mc:Fallback>
+        </mc:AlternateContent>
+      </w:r>
+      <w:r>
+        <w:rPr>
+          <w:noProof/>
+        </w:rPr>
+        <mc:AlternateContent>
+          <mc:Choice Requires="wps">
+            <w:drawing>
+              <wp:anchor distT="0" distB="0" distL="114300" distR="114300" simplePos="0" relativeHeight="251889152" behindDoc="0" locked="0" layoutInCell="1" allowOverlap="1" wp14:anchorId="079EE347" wp14:editId="7581C473">
+                <wp:simplePos x="0" y="0"/>
+                <wp:positionH relativeFrom="column">
+                  <wp:posOffset>5140960</wp:posOffset>
+                </wp:positionH>
+                <wp:positionV relativeFrom="paragraph">
+                  <wp:posOffset>864870</wp:posOffset>
+                </wp:positionV>
+                <wp:extent cx="293690" cy="264794"/>
+                <wp:effectExtent l="14605" t="4445" r="45085" b="45085"/>
+                <wp:wrapNone/>
+                <wp:docPr id="42" name="Arrow: Right 42"/>
+                <wp:cNvGraphicFramePr/>
+                <a:graphic xmlns:a="http://schemas.openxmlformats.org/drawingml/2006/main">
+                  <a:graphicData uri="http://schemas.microsoft.com/office/word/2010/wordprocessingShape">
+                    <wps:wsp>
+                      <wps:cNvSpPr/>
+                      <wps:spPr>
+                        <a:xfrm rot="5400000">
+                          <a:off x="0" y="0"/>
+                          <a:ext cx="293690" cy="264794"/>
+                        </a:xfrm>
+                        <a:prstGeom prst="rightArrow">
+                          <a:avLst/>
+                        </a:prstGeom>
+                        <a:solidFill>
+                          <a:schemeClr val="tx1">
+                            <a:lumMod val="65000"/>
+                            <a:lumOff val="35000"/>
+                          </a:schemeClr>
+                        </a:solidFill>
+                      </wps:spPr>
+                      <wps:style>
+                        <a:lnRef idx="2">
+                          <a:schemeClr val="accent1">
+                            <a:shade val="15000"/>
+                          </a:schemeClr>
+                        </a:lnRef>
+                        <a:fillRef idx="1">
+                          <a:schemeClr val="accent1"/>
+                        </a:fillRef>
+                        <a:effectRef idx="0">
+                          <a:schemeClr val="accent1"/>
+                        </a:effectRef>
+                        <a:fontRef idx="minor">
+                          <a:schemeClr val="lt1"/>
+                        </a:fontRef>
+                      </wps:style>
+                      <wps:bodyPr rot="0" spcFirstLastPara="0" vertOverflow="overflow" horzOverflow="overflow" vert="horz" wrap="square" lIns="91440" tIns="45720" rIns="91440" bIns="45720" numCol="1" spcCol="0" rtlCol="0" fromWordArt="0" anchor="ctr" anchorCtr="0" forceAA="0" compatLnSpc="1">
+                        <a:prstTxWarp prst="textNoShape">
+                          <a:avLst/>
+                        </a:prstTxWarp>
+                        <a:noAutofit/>
+                      </wps:bodyPr>
+                    </wps:wsp>
+                  </a:graphicData>
+                </a:graphic>
+                <wp14:sizeRelH relativeFrom="margin">
+                  <wp14:pctWidth>0</wp14:pctWidth>
+                </wp14:sizeRelH>
+                <wp14:sizeRelV relativeFrom="margin">
+                  <wp14:pctHeight>0</wp14:pctHeight>
+                </wp14:sizeRelV>
+              </wp:anchor>
+            </w:drawing>
+          </mc:Choice>
+          <mc:Fallback>
+            <w:pict>
+              <v:shape w14:anchorId="14A2589A" id="Arrow: Right 42" o:spid="_x0000_s1026" type="#_x0000_t13" style="position:absolute;margin-left:404.8pt;margin-top:68.1pt;width:23.15pt;height:20.85pt;rotation:90;z-index:251889152;visibility:visible;mso-wrap-style:square;mso-width-percent:0;mso-height-percent:0;mso-wrap-distance-left:9pt;mso-wrap-distance-top:0;mso-wrap-distance-right:9pt;mso-wrap-distance-bottom:0;mso-position-horizontal:absolute;mso-position-horizontal-relative:text;mso-position-vertical:absolute;mso-position-vertical-relative:text;mso-width-percent:0;mso-height-percent:0;mso-width-relative:margin;mso-height-relative:margin;v-text-anchor:middle" o:gfxdata="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" adj="11863" fillcolor="#5a5a5a [2109]" strokecolor="#0a121c [484]" strokeweight="2pt"/>
+            </w:pict>
+          </mc:Fallback>
+        </mc:AlternateContent>
+      </w:r>
+      <w:r>
+        <w:rPr>
+          <w:noProof/>
+        </w:rPr>
+        <mc:AlternateContent>
+          <mc:Choice Requires="wps">
+            <w:drawing>
+              <wp:anchor distT="0" distB="0" distL="114300" distR="114300" simplePos="0" relativeHeight="251903488" behindDoc="0" locked="0" layoutInCell="1" allowOverlap="1" wp14:anchorId="0E5A6FAF" wp14:editId="3E7B4273">
+                <wp:simplePos x="0" y="0"/>
+                <wp:positionH relativeFrom="column">
+                  <wp:posOffset>4648200</wp:posOffset>
+                </wp:positionH>
+                <wp:positionV relativeFrom="paragraph">
+                  <wp:posOffset>1230630</wp:posOffset>
+                </wp:positionV>
+                <wp:extent cx="1276709" cy="762000"/>
+                <wp:effectExtent l="0" t="0" r="19050" b="19050"/>
+                <wp:wrapNone/>
+                <wp:docPr id="43" name="Rectangle 43"/>
+                <wp:cNvGraphicFramePr/>
+                <a:graphic xmlns:a="http://schemas.openxmlformats.org/drawingml/2006/main">
+                  <a:graphicData uri="http://schemas.microsoft.com/office/word/2010/wordprocessingShape">
+                    <wps:wsp>
+                      <wps:cNvSpPr/>
+                      <wps:spPr>
+                        <a:xfrm>
+                          <a:off x="0" y="0"/>
+                          <a:ext cx="1276709" cy="762000"/>
+                        </a:xfrm>
+                        <a:prstGeom prst="rect">
+                          <a:avLst/>
+                        </a:prstGeom>
+                        <a:solidFill>
+                          <a:schemeClr val="tx1">
+                            <a:lumMod val="65000"/>
+                            <a:lumOff val="35000"/>
+                          </a:schemeClr>
+                        </a:solidFill>
+                      </wps:spPr>
+                      <wps:style>
+                        <a:lnRef idx="2">
+                          <a:schemeClr val="accent1">
+                            <a:shade val="15000"/>
+                          </a:schemeClr>
+                        </a:lnRef>
+                        <a:fillRef idx="1">
+                          <a:schemeClr val="accent1"/>
+                        </a:fillRef>
+                        <a:effectRef idx="0">
+                          <a:schemeClr val="accent1"/>
+                        </a:effectRef>
+                        <a:fontRef idx="minor">
+                          <a:schemeClr val="lt1"/>
+                        </a:fontRef>
+                      </wps:style>
+                      <wps:txbx>
+                        <w:txbxContent>
+                          <w:p>
+                            <w:pPr>
+                              <w:jc w:val="center"/>
+                              <w:rPr>
+                                <w:sz w:val="26"/>
+                                <w:szCs w:val="26"/>
+                              </w:rPr>
+                            </w:pPr>
+                            <w:r>
+                              <w:rPr>
+                                <w:sz w:val="26"/>
+                                <w:szCs w:val="26"/>
+                              </w:rPr>
+                              <w:t>Charging</w:t>
+                            </w:r>
+                            <w:r>
+                              <w:rPr>
+                                <w:sz w:val="26"/>
+                                <w:szCs w:val="26"/>
+                              </w:rPr>
+                              <w:t xml:space="preserve"> </w:t>
+                            </w:r>
+                            <w:r>
+                              <w:rPr>
+                                <w:sz w:val="26"/>
+                                <w:szCs w:val="26"/>
+                              </w:rPr>
+                              <w:t>Station</w:t>
+                            </w:r>
+                            <w:r>
+                              <w:rPr>
+                                <w:sz w:val="26"/>
+                                <w:szCs w:val="26"/>
+                              </w:rPr>
+                              <w:t xml:space="preserve"> </w:t>
+                            </w:r>
+                            <w:r>
+                              <w:rPr>
+                                <w:sz w:val="26"/>
+                                <w:szCs w:val="26"/>
+                              </w:rPr>
+                              <w:t>Placement</w:t>
+                            </w:r>
+                          </w:p>
+                          <w:p>
+                            <w:pPr>
+                              <w:jc w:val="center"/>
+                              <w:rPr>
+                                <w:sz w:val="40"/>
+                                <w:szCs w:val="40"/>
+                              </w:rPr>
+                            </w:pPr>
+                          </w:p>
+                        </w:txbxContent>
+                      </wps:txbx>
+                      <wps:bodyPr rot="0" spcFirstLastPara="0" vertOverflow="overflow" horzOverflow="overflow" vert="horz" wrap="square" lIns="91440" tIns="45720" rIns="91440" bIns="45720" numCol="1" spcCol="0" rtlCol="0" fromWordArt="0" anchor="ctr" anchorCtr="0" forceAA="0" compatLnSpc="1">
+                        <a:prstTxWarp prst="textNoShape">
+                          <a:avLst/>
+                        </a:prstTxWarp>
+                        <a:noAutofit/>
+                      </wps:bodyPr>
+                    </wps:wsp>
+                  </a:graphicData>
+                </a:graphic>
+                <wp14:sizeRelH relativeFrom="margin">
+                  <wp14:pctWidth>0</wp14:pctWidth>
+                </wp14:sizeRelH>
+                <wp14:sizeRelV relativeFrom="margin">
+                  <wp14:pctHeight>0</wp14:pctHeight>
+                </wp14:sizeRelV>
+              </wp:anchor>
+            </w:drawing>
+          </mc:Choice>
+          <mc:Fallback>
+            <w:pict>
+              <v:rect w14:anchorId="0E5A6FAF" id="Rectangle 43" o:spid="_x0000_s1050" style="position:absolute;margin-left:366pt;margin-top:96.9pt;width:100.55pt;height:60pt;z-index:251903488;visibility:visible;mso-wrap-style:square;mso-width-percent:0;mso-height-percent:0;mso-wrap-distance-left:9pt;mso-wrap-distance-top:0;mso-wrap-distance-right:9pt;mso-wrap-distance-bottom:0;mso-position-horizontal:absolute;mso-position-horizontal-relative:text;mso-position-vertical:absolute;mso-position-vertical-relative:text;mso-width-percent:0;mso-height-percent:0;mso-width-relative:margin;mso-height-relative:margin;v-text-anchor:middle" o:gfxdata="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" fillcolor="#5a5a5a [2109]" strokecolor="#0a121c [484]" strokeweight="2pt">
+                <v:textbox>
+                  <w:txbxContent>
+                    <w:p>
+                      <w:pPr>
+                        <w:jc w:val="center"/>
+                        <w:rPr>
+                          <w:sz w:val="26"/>
+                          <w:szCs w:val="26"/>
+                        </w:rPr>
+                      </w:pPr>
+                      <w:r>
+                        <w:rPr>
+                          <w:sz w:val="26"/>
+                          <w:szCs w:val="26"/>
+                        </w:rPr>
+                        <w:t>Charging</w:t>
+                      </w:r>
+                      <w:r>
+                        <w:rPr>
+                          <w:sz w:val="26"/>
+                          <w:szCs w:val="26"/>
+                        </w:rPr>
+                        <w:t xml:space="preserve"> </w:t>
+                      </w:r>
+                      <w:r>
+                        <w:rPr>
+                          <w:sz w:val="26"/>
+                          <w:szCs w:val="26"/>
+                        </w:rPr>
+                        <w:t>Station</w:t>
+                      </w:r>
+                      <w:r>
+                        <w:rPr>
+                          <w:sz w:val="26"/>
+                          <w:szCs w:val="26"/>
+                        </w:rPr>
+                        <w:t xml:space="preserve"> </w:t>
+                      </w:r>
+                      <w:r>
+                        <w:rPr>
+                          <w:sz w:val="26"/>
+                          <w:szCs w:val="26"/>
+                        </w:rPr>
+                        <w:t>Placement</w:t>
+                      </w:r>
+                    </w:p>
+                    <w:p>
+                      <w:pPr>
+                        <w:jc w:val="center"/>
+                        <w:rPr>
+                          <w:sz w:val="40"/>
+                          <w:szCs w:val="40"/>
+                        </w:rPr>
+                      </w:pPr>
+                    </w:p>
+                  </w:txbxContent>
+                </v:textbox>
+              </v:rect>
+            </w:pict>
+          </mc:Fallback>
+        </mc:AlternateContent>
+      </w:r>
+      <w:r>
+        <w:rPr>
+          <w:noProof/>
+        </w:rPr>
+        <mc:AlternateContent>
+          <mc:Choice Requires="wps">
+            <w:drawing>
+              <wp:anchor distT="0" distB="0" distL="114300" distR="114300" simplePos="0" relativeHeight="251886080" behindDoc="0" locked="0" layoutInCell="1" allowOverlap="1" wp14:anchorId="19B10042" wp14:editId="3663AC95">
+                <wp:simplePos x="0" y="0"/>
+                <wp:positionH relativeFrom="column">
+                  <wp:posOffset>1920240</wp:posOffset>
+                </wp:positionH>
+                <wp:positionV relativeFrom="paragraph">
+                  <wp:posOffset>7589520</wp:posOffset>
+                </wp:positionV>
+                <wp:extent cx="2073349" cy="861238"/>
+                <wp:effectExtent l="0" t="0" r="22225" b="15240"/>
+                <wp:wrapNone/>
+                <wp:docPr id="44" name="Rectangle 44"/>
+                <wp:cNvGraphicFramePr/>
+                <a:graphic xmlns:a="http://schemas.openxmlformats.org/drawingml/2006/main">
+                  <a:graphicData uri="http://schemas.microsoft.com/office/word/2010/wordprocessingShape">
+                    <wps:wsp>
+                      <wps:cNvSpPr/>
+                      <wps:spPr>
+                        <a:xfrm>
+                          <a:off x="0" y="0"/>
+                          <a:ext cx="2073349" cy="861238"/>
+                        </a:xfrm>
+                        <a:prstGeom prst="rect">
+                          <a:avLst/>
+                        </a:prstGeom>
+                        <a:solidFill>
+                          <a:schemeClr val="tx1">
+                            <a:lumMod val="65000"/>
+                            <a:lumOff val="35000"/>
+                          </a:schemeClr>
+                        </a:solidFill>
+                      </wps:spPr>
+                      <wps:style>
+                        <a:lnRef idx="2">
+                          <a:schemeClr val="accent1">
+                            <a:shade val="15000"/>
+                          </a:schemeClr>
+                        </a:lnRef>
+                        <a:fillRef idx="1">
+                          <a:schemeClr val="accent1"/>
+                        </a:fillRef>
+                        <a:effectRef idx="0">
+                          <a:schemeClr val="accent1"/>
+                        </a:effectRef>
+                        <a:fontRef idx="minor">
+                          <a:schemeClr val="lt1"/>
+                        </a:fontRef>
+                      </wps:style>
+                      <wps:txbx>
+                        <w:txbxContent>
+                          <w:p>
+                            <w:pPr>
+                              <w:jc w:val="center"/>
+                              <w:rPr>
+                                <w:sz w:val="40"/>
+                                <w:szCs w:val="40"/>
+                              </w:rPr>
+                            </w:pPr>
+                            <w:r>
+                              <w:rPr>
+                                <w:sz w:val="40"/>
+                                <w:szCs w:val="40"/>
+                              </w:rPr>
+                              <w:t>Data Logging</w:t>
+                            </w:r>
+                          </w:p>
+                        </w:txbxContent>
+                      </wps:txbx>
+                      <wps:bodyPr rot="0" spcFirstLastPara="0" vertOverflow="overflow" horzOverflow="overflow" vert="horz" wrap="square" lIns="91440" tIns="45720" rIns="91440" bIns="45720" numCol="1" spcCol="0" rtlCol="0" fromWordArt="0" anchor="ctr" anchorCtr="0" forceAA="0" compatLnSpc="1">
+                        <a:prstTxWarp prst="textNoShape">
+                          <a:avLst/>
+                        </a:prstTxWarp>
+                        <a:noAutofit/>
+                      </wps:bodyPr>
+                    </wps:wsp>
+                  </a:graphicData>
+                </a:graphic>
+              </wp:anchor>
+            </w:drawing>
+          </mc:Choice>
+          <mc:Fallback>
+            <w:pict>
+              <v:rect w14:anchorId="19B10042" id="Rectangle 44" o:spid="_x0000_s1051" style="position:absolute;margin-left:151.2pt;margin-top:597.6pt;width:163.25pt;height:67.8pt;z-index:251886080;visibility:visible;mso-wrap-style:square;mso-wrap-distance-left:9pt;mso-wrap-distance-top:0;mso-wrap-distance-right:9pt;mso-wrap-distance-bottom:0;mso-position-horizontal:absolute;mso-position-horizontal-relative:text;mso-position-vertical:absolute;mso-position-vertical-relative:text;v-text-anchor:middle" o:gfxdata="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" fillcolor="#5a5a5a [2109]" strokecolor="#0a121c [484]" strokeweight="2pt">
+                <v:textbox>
+                  <w:txbxContent>
+                    <w:p>
+                      <w:pPr>
+                        <w:jc w:val="center"/>
+                        <w:rPr>
+                          <w:sz w:val="40"/>
+                          <w:szCs w:val="40"/>
+                        </w:rPr>
+                      </w:pPr>
+                      <w:r>
+                        <w:rPr>
+                          <w:sz w:val="40"/>
+                          <w:szCs w:val="40"/>
+                        </w:rPr>
+                        <w:t>Data Logging</w:t>
+                      </w:r>
+                    </w:p>
+                  </w:txbxContent>
+                </v:textbox>
+              </v:rect>
+            </w:pict>
+          </mc:Fallback>
+        </mc:AlternateContent>
+      </w:r>
+      <w:r>
+        <w:rPr>
+          <w:noProof/>
+        </w:rPr>
+        <mc:AlternateContent>
+          <mc:Choice Requires="wps">
+            <w:drawing>
+              <wp:anchor distT="0" distB="0" distL="114300" distR="114300" simplePos="0" relativeHeight="251888128" behindDoc="0" locked="0" layoutInCell="1" allowOverlap="1" wp14:anchorId="28E0AA58" wp14:editId="4DF3C01E">
+                <wp:simplePos x="0" y="0"/>
+                <wp:positionH relativeFrom="column">
+                  <wp:posOffset>-546100</wp:posOffset>
+                </wp:positionH>
+                <wp:positionV relativeFrom="paragraph">
+                  <wp:posOffset>7266940</wp:posOffset>
+                </wp:positionV>
+                <wp:extent cx="2073349" cy="861238"/>
+                <wp:effectExtent l="0" t="0" r="22225" b="15240"/>
+                <wp:wrapNone/>
+                <wp:docPr id="45" name="Rectangle 45"/>
+                <wp:cNvGraphicFramePr/>
+                <a:graphic xmlns:a="http://schemas.openxmlformats.org/drawingml/2006/main">
+                  <a:graphicData uri="http://schemas.microsoft.com/office/word/2010/wordprocessingShape">
+                    <wps:wsp>
+                      <wps:cNvSpPr/>
+                      <wps:spPr>
+                        <a:xfrm>
+                          <a:off x="0" y="0"/>
+                          <a:ext cx="2073349" cy="861238"/>
+                        </a:xfrm>
+                        <a:prstGeom prst="rect">
+                          <a:avLst/>
+                        </a:prstGeom>
+                        <a:solidFill>
+                          <a:schemeClr val="tx1">
+                            <a:lumMod val="65000"/>
+                            <a:lumOff val="35000"/>
+                          </a:schemeClr>
+                        </a:solidFill>
+                      </wps:spPr>
+                      <wps:style>
+                        <a:lnRef idx="2">
+                          <a:schemeClr val="accent1">
+                            <a:shade val="15000"/>
+                          </a:schemeClr>
+                        </a:lnRef>
+                        <a:fillRef idx="1">
+                          <a:schemeClr val="accent1"/>
+                        </a:fillRef>
+                        <a:effectRef idx="0">
+                          <a:schemeClr val="accent1"/>
+                        </a:effectRef>
+                        <a:fontRef idx="minor">
+                          <a:schemeClr val="lt1"/>
+                        </a:fontRef>
+                      </wps:style>
+                      <wps:txbx>
+                        <w:txbxContent>
+                          <w:p>
+                            <w:pPr>
+                              <w:jc w:val="center"/>
+                              <w:rPr>
+                                <w:sz w:val="40"/>
+                                <w:szCs w:val="40"/>
+                              </w:rPr>
+                            </w:pPr>
+                            <w:r>
+                              <w:rPr>
+                                <w:sz w:val="40"/>
+                                <w:szCs w:val="40"/>
+                              </w:rPr>
+                              <w:t>Model Performance Evaluation</w:t>
+                            </w:r>
+                          </w:p>
+                        </w:txbxContent>
+                      </wps:txbx>
+                      <wps:bodyPr rot="0" spcFirstLastPara="0" vertOverflow="overflow" horzOverflow="overflow" vert="horz" wrap="square" lIns="91440" tIns="45720" rIns="91440" bIns="45720" numCol="1" spcCol="0" rtlCol="0" fromWordArt="0" anchor="ctr" anchorCtr="0" forceAA="0" compatLnSpc="1">
+                        <a:prstTxWarp prst="textNoShape">
+                          <a:avLst/>
+                        </a:prstTxWarp>
+                        <a:noAutofit/>
+                      </wps:bodyPr>
+                    </wps:wsp>
+                  </a:graphicData>
+                </a:graphic>
+              </wp:anchor>
+            </w:drawing>
+          </mc:Choice>
+          <mc:Fallback>
+            <w:pict>
+              <v:rect w14:anchorId="28E0AA58" id="Rectangle 45" o:spid="_x0000_s1052" style="position:absolute;margin-left:-43pt;margin-top:572.2pt;width:163.25pt;height:67.8pt;z-index:251888128;visibility:visible;mso-wrap-style:square;mso-wrap-distance-left:9pt;mso-wrap-distance-top:0;mso-wrap-distance-right:9pt;mso-wrap-distance-bottom:0;mso-position-horizontal:absolute;mso-position-horizontal-relative:text;mso-position-vertical:absolute;mso-position-vertical-relative:text;v-text-anchor:middle" o:gfxdata="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" fillcolor="#5a5a5a [2109]" strokecolor="#0a121c [484]" strokeweight="2pt">
+                <v:textbox>
+                  <w:txbxContent>
+                    <w:p>
+                      <w:pPr>
+                        <w:jc w:val="center"/>
+                        <w:rPr>
+                          <w:sz w:val="40"/>
+                          <w:szCs w:val="40"/>
+                        </w:rPr>
+                      </w:pPr>
+                      <w:r>
+                        <w:rPr>
+                          <w:sz w:val="40"/>
+                          <w:szCs w:val="40"/>
+                        </w:rPr>
+                        <w:t>Model Performance Evaluation</w:t>
+                      </w:r>
+                    </w:p>
+                  </w:txbxContent>
+                </v:textbox>
+              </v:rect>
+            </w:pict>
+          </mc:Fallback>
+        </mc:AlternateContent>
+      </w:r>
+      <w:r>
+        <w:rPr>
+          <w:noProof/>
+        </w:rPr>
+        <mc:AlternateContent>
+          <mc:Choice Requires="wps">
+            <w:drawing>
+              <wp:anchor distT="0" distB="0" distL="114300" distR="114300" simplePos="0" relativeHeight="251897344" behindDoc="0" locked="0" layoutInCell="1" allowOverlap="1" wp14:anchorId="1B1E2A0C" wp14:editId="6F3FDE75">
+                <wp:simplePos x="0" y="0"/>
+                <wp:positionH relativeFrom="column">
+                  <wp:posOffset>2282825</wp:posOffset>
+                </wp:positionH>
+                <wp:positionV relativeFrom="paragraph">
+                  <wp:posOffset>171114</wp:posOffset>
+                </wp:positionV>
+                <wp:extent cx="258792" cy="222490"/>
+                <wp:effectExtent l="0" t="19050" r="46355" b="44450"/>
+                <wp:wrapNone/>
+                <wp:docPr id="46" name="Arrow: Right 46"/>
+                <wp:cNvGraphicFramePr/>
+                <a:graphic xmlns:a="http://schemas.openxmlformats.org/drawingml/2006/main">
+                  <a:graphicData uri="http://schemas.microsoft.com/office/word/2010/wordprocessingShape">
+                    <wps:wsp>
+                      <wps:cNvSpPr/>
+                      <wps:spPr>
+                        <a:xfrm>
+                          <a:off x="0" y="0"/>
+                          <a:ext cx="258792" cy="222490"/>
+                        </a:xfrm>
+                        <a:prstGeom prst="rightArrow">
+                          <a:avLst/>
+                        </a:prstGeom>
+                        <a:solidFill>
+                          <a:schemeClr val="tx1">
+                            <a:lumMod val="65000"/>
+                            <a:lumOff val="35000"/>
+                          </a:schemeClr>
+                        </a:solidFill>
+                      </wps:spPr>
+                      <wps:style>
+                        <a:lnRef idx="2">
+                          <a:schemeClr val="accent1">
+                            <a:shade val="15000"/>
+                          </a:schemeClr>
+                        </a:lnRef>
+                        <a:fillRef idx="1">
+                          <a:schemeClr val="accent1"/>
+                        </a:fillRef>
+                        <a:effectRef idx="0">
+                          <a:schemeClr val="accent1"/>
+                        </a:effectRef>
+                        <a:fontRef idx="minor">
+                          <a:schemeClr val="lt1"/>
+                        </a:fontRef>
+                      </wps:style>
+                      <wps:bodyPr rot="0" spcFirstLastPara="0" vertOverflow="overflow" horzOverflow="overflow" vert="horz" wrap="square" lIns="91440" tIns="45720" rIns="91440" bIns="45720" numCol="1" spcCol="0" rtlCol="0" fromWordArt="0" anchor="ctr" anchorCtr="0" forceAA="0" compatLnSpc="1">
+                        <a:prstTxWarp prst="textNoShape">
+                          <a:avLst/>
+                        </a:prstTxWarp>
+                        <a:noAutofit/>
+                      </wps:bodyPr>
+                    </wps:wsp>
+                  </a:graphicData>
+                </a:graphic>
+                <wp14:sizeRelH relativeFrom="margin">
+                  <wp14:pctWidth>0</wp14:pctWidth>
+                </wp14:sizeRelH>
+                <wp14:sizeRelV relativeFrom="margin">
+                  <wp14:pctHeight>0</wp14:pctHeight>
+                </wp14:sizeRelV>
+              </wp:anchor>
+            </w:drawing>
+          </mc:Choice>
+          <mc:Fallback>
+            <w:pict>
+              <v:shape w14:anchorId="30F33C14" id="Arrow: Right 46" o:spid="_x0000_s1026" type="#_x0000_t13" style="position:absolute;margin-left:179.75pt;margin-top:13.45pt;width:20.4pt;height:17.5pt;z-index:251897344;visibility:visible;mso-wrap-style:square;mso-width-percent:0;mso-height-percent:0;mso-wrap-distance-left:9pt;mso-wrap-distance-top:0;mso-wrap-distance-right:9pt;mso-wrap-distance-bottom:0;mso-position-horizontal:absolute;mso-position-horizontal-relative:text;mso-position-vertical:absolute;mso-position-vertical-relative:text;mso-width-percent:0;mso-height-percent:0;mso-width-relative:margin;mso-height-relative:margin;v-text-anchor:middle" o:gfxdata="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" adj="12315" fillcolor="#5a5a5a [2109]" strokecolor="#0a121c [484]" strokeweight="2pt"/>
+            </w:pict>
+          </mc:Fallback>
+        </mc:AlternateContent>
+      </w:r>
+      <w:r>
+        <w:rPr>
+          <w:noProof/>
+        </w:rPr>
+        <mc:AlternateContent>
+          <mc:Choice Requires="wps">
+            <w:drawing>
+              <wp:anchor distT="0" distB="0" distL="114300" distR="114300" simplePos="0" relativeHeight="251891200" behindDoc="0" locked="0" layoutInCell="1" allowOverlap="1" wp14:anchorId="00460F04" wp14:editId="1ABABE22">
+                <wp:simplePos x="0" y="0"/>
+                <wp:positionH relativeFrom="column">
+                  <wp:posOffset>1086929</wp:posOffset>
+                </wp:positionH>
+                <wp:positionV relativeFrom="paragraph">
+                  <wp:posOffset>0</wp:posOffset>
+                </wp:positionV>
+                <wp:extent cx="1078302" cy="594995"/>
+                <wp:effectExtent l="0" t="0" r="26670" b="14605"/>
+                <wp:wrapNone/>
+                <wp:docPr id="47" name="Rectangle 47"/>
+                <wp:cNvGraphicFramePr/>
+                <a:graphic xmlns:a="http://schemas.openxmlformats.org/drawingml/2006/main">
+                  <a:graphicData uri="http://schemas.microsoft.com/office/word/2010/wordprocessingShape">
+                    <wps:wsp>
+                      <wps:cNvSpPr/>
+                      <wps:spPr>
+                        <a:xfrm>
+                          <a:off x="0" y="0"/>
+                          <a:ext cx="1078302" cy="594995"/>
+                        </a:xfrm>
+                        <a:prstGeom prst="rect">
+                          <a:avLst/>
+                        </a:prstGeom>
+                        <a:solidFill>
+                          <a:schemeClr val="tx1">
+                            <a:lumMod val="65000"/>
+                            <a:lumOff val="35000"/>
+                          </a:schemeClr>
+                        </a:solidFill>
+                      </wps:spPr>
+                      <wps:style>
+                        <a:lnRef idx="2">
+                          <a:schemeClr val="accent1">
+                            <a:shade val="15000"/>
+                          </a:schemeClr>
+                        </a:lnRef>
+                        <a:fillRef idx="1">
+                          <a:schemeClr val="accent1"/>
+                        </a:fillRef>
+                        <a:effectRef idx="0">
+                          <a:schemeClr val="accent1"/>
+                        </a:effectRef>
+                        <a:fontRef idx="minor">
+                          <a:schemeClr val="lt1"/>
+                        </a:fontRef>
+                      </wps:style>
+                      <wps:txbx>
+                        <w:txbxContent>
+                          <w:p>
+                            <w:pPr>
+                              <w:rPr>
+                                <w:sz w:val="26"/>
+                                <w:szCs w:val="26"/>
+                              </w:rPr>
+                            </w:pPr>
+                            <w:r>
+                              <w:rPr>
+                                <w:sz w:val="26"/>
+                                <w:szCs w:val="26"/>
+                              </w:rPr>
+                              <w:t>Environment</w:t>
+                            </w:r>
+                            <w:r>
+                              <w:rPr>
+                                <w:sz w:val="26"/>
+                                <w:szCs w:val="26"/>
+                              </w:rPr>
+                              <w:t xml:space="preserve"> </w:t>
+                            </w:r>
+                            <w:r>
+                              <w:rPr>
+                                <w:sz w:val="26"/>
+                                <w:szCs w:val="26"/>
+                              </w:rPr>
+                              <w:t xml:space="preserve">Setup </w:t>
+                            </w:r>
+                          </w:p>
+                          <w:p>
+                            <w:pPr>
+                              <w:jc w:val="center"/>
+                              <w:rPr>
+                                <w:sz w:val="40"/>
+                                <w:szCs w:val="40"/>
+                              </w:rPr>
+                            </w:pPr>
+                          </w:p>
+                        </w:txbxContent>
+                      </wps:txbx>
+                      <wps:bodyPr rot="0" spcFirstLastPara="0" vertOverflow="overflow" horzOverflow="overflow" vert="horz" wrap="square" lIns="91440" tIns="45720" rIns="91440" bIns="45720" numCol="1" spcCol="0" rtlCol="0" fromWordArt="0" anchor="ctr" anchorCtr="0" forceAA="0" compatLnSpc="1">
+                        <a:prstTxWarp prst="textNoShape">
+                          <a:avLst/>
+                        </a:prstTxWarp>
+                        <a:noAutofit/>
+                      </wps:bodyPr>
+                    </wps:wsp>
+                  </a:graphicData>
+                </a:graphic>
+                <wp14:sizeRelH relativeFrom="margin">
+                  <wp14:pctWidth>0</wp14:pctWidth>
+                </wp14:sizeRelH>
+                <wp14:sizeRelV relativeFrom="margin">
+                  <wp14:pctHeight>0</wp14:pctHeight>
+                </wp14:sizeRelV>
+              </wp:anchor>
+            </w:drawing>
+          </mc:Choice>
+          <mc:Fallback>
+            <w:pict>
+              <v:rect w14:anchorId="00460F04" id="Rectangle 47" o:spid="_x0000_s1053" style="position:absolute;margin-left:85.6pt;margin-top:0;width:84.9pt;height:46.85pt;z-index:251891200;visibility:visible;mso-wrap-style:square;mso-width-percent:0;mso-height-percent:0;mso-wrap-distance-left:9pt;mso-wrap-distance-top:0;mso-wrap-distance-right:9pt;mso-wrap-distance-bottom:0;mso-position-horizontal:absolute;mso-position-horizontal-relative:text;mso-position-vertical:absolute;mso-position-vertical-relative:text;mso-width-percent:0;mso-height-percent:0;mso-width-relative:margin;mso-height-relative:margin;v-text-anchor:middle" o:gfxdata="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" fillcolor="#5a5a5a [2109]" strokecolor="#0a121c [484]" strokeweight="2pt">
+                <v:textbox>
+                  <w:txbxContent>
+                    <w:p>
+                      <w:pPr>
+                        <w:rPr>
+                          <w:sz w:val="26"/>
+                          <w:szCs w:val="26"/>
+                        </w:rPr>
+                      </w:pPr>
+                      <w:r>
+                        <w:rPr>
+                          <w:sz w:val="26"/>
+                          <w:szCs w:val="26"/>
+                        </w:rPr>
+                        <w:t>Environment</w:t>
+                      </w:r>
+                      <w:r>
+                        <w:rPr>
+                          <w:sz w:val="26"/>
+                          <w:szCs w:val="26"/>
+                        </w:rPr>
+                        <w:t xml:space="preserve"> </w:t>
+                      </w:r>
+                      <w:r>
+                        <w:rPr>
+                          <w:sz w:val="26"/>
+                          <w:szCs w:val="26"/>
+                        </w:rPr>
+                        <w:t xml:space="preserve">Setup </w:t>
+                      </w:r>
+                    </w:p>
+                    <w:p>
+                      <w:pPr>
+                        <w:jc w:val="center"/>
+                        <w:rPr>
+                          <w:sz w:val="40"/>
+                          <w:szCs w:val="40"/>
+                        </w:rPr>
+                      </w:pPr>
+                    </w:p>
+                  </w:txbxContent>
+                </v:textbox>
+              </v:rect>
+            </w:pict>
+          </mc:Fallback>
+        </mc:AlternateContent>
+      </w:r>
+      <w:r>
+        <w:rPr>
+          <w:noProof/>
+        </w:rPr>
+        <mc:AlternateContent>
+          <mc:Choice Requires="wps">
+            <w:drawing>
+              <wp:anchor distT="0" distB="0" distL="114300" distR="114300" simplePos="0" relativeHeight="251885056" behindDoc="0" locked="0" layoutInCell="1" allowOverlap="1" wp14:anchorId="091CE23E" wp14:editId="342015C1">
+                <wp:simplePos x="0" y="0"/>
+                <wp:positionH relativeFrom="column">
+                  <wp:posOffset>-404867</wp:posOffset>
+                </wp:positionH>
+                <wp:positionV relativeFrom="paragraph">
+                  <wp:posOffset>371</wp:posOffset>
+                </wp:positionV>
+                <wp:extent cx="1043796" cy="595222"/>
+                <wp:effectExtent l="0" t="0" r="23495" b="14605"/>
+                <wp:wrapNone/>
+                <wp:docPr id="48" name="Rectangle 48"/>
+                <wp:cNvGraphicFramePr/>
+                <a:graphic xmlns:a="http://schemas.openxmlformats.org/drawingml/2006/main">
+                  <a:graphicData uri="http://schemas.microsoft.com/office/word/2010/wordprocessingShape">
+                    <wps:wsp>
+                      <wps:cNvSpPr/>
+                      <wps:spPr>
+                        <a:xfrm>
+                          <a:off x="0" y="0"/>
+                          <a:ext cx="1043796" cy="595222"/>
+                        </a:xfrm>
+                        <a:prstGeom prst="rect">
+                          <a:avLst/>
+                        </a:prstGeom>
+                        <a:solidFill>
+                          <a:schemeClr val="tx1">
+                            <a:lumMod val="65000"/>
+                            <a:lumOff val="35000"/>
+                          </a:schemeClr>
+                        </a:solidFill>
+                      </wps:spPr>
+                      <wps:style>
+                        <a:lnRef idx="2">
+                          <a:schemeClr val="accent1">
+                            <a:shade val="15000"/>
+                          </a:schemeClr>
+                        </a:lnRef>
+                        <a:fillRef idx="1">
+                          <a:schemeClr val="accent1"/>
+                        </a:fillRef>
+                        <a:effectRef idx="0">
+                          <a:schemeClr val="accent1"/>
+                        </a:effectRef>
+                        <a:fontRef idx="minor">
+                          <a:schemeClr val="lt1"/>
+                        </a:fontRef>
+                      </wps:style>
+                      <wps:txbx>
+                        <w:txbxContent>
+                          <w:p>
+                            <w:pPr>
+                              <w:jc w:val="center"/>
+                              <w:rPr>
+                                <w:sz w:val="40"/>
+                                <w:szCs w:val="40"/>
+                              </w:rPr>
+                            </w:pPr>
+                            <w:r>
+                              <w:rPr>
+                                <w:sz w:val="26"/>
+                                <w:szCs w:val="26"/>
+                              </w:rPr>
+                              <w:t>Data</w:t>
+                            </w:r>
+                            <w:r>
+                              <w:rPr>
+                                <w:sz w:val="26"/>
+                                <w:szCs w:val="26"/>
+                              </w:rPr>
+                              <w:t xml:space="preserve"> </w:t>
+                            </w:r>
+                            <w:r>
+                              <w:rPr>
+                                <w:sz w:val="26"/>
+                                <w:szCs w:val="26"/>
+                              </w:rPr>
+                              <w:t>Collection</w:t>
+                            </w:r>
+                          </w:p>
+                        </w:txbxContent>
+                      </wps:txbx>
+                      <wps:bodyPr rot="0" spcFirstLastPara="0" vertOverflow="overflow" horzOverflow="overflow" vert="horz" wrap="square" lIns="91440" tIns="45720" rIns="91440" bIns="45720" numCol="1" spcCol="0" rtlCol="0" fromWordArt="0" anchor="ctr" anchorCtr="0" forceAA="0" compatLnSpc="1">
+                        <a:prstTxWarp prst="textNoShape">
+                          <a:avLst/>
+                        </a:prstTxWarp>
+                        <a:noAutofit/>
+                      </wps:bodyPr>
+                    </wps:wsp>
+                  </a:graphicData>
+                </a:graphic>
+                <wp14:sizeRelH relativeFrom="margin">
+                  <wp14:pctWidth>0</wp14:pctWidth>
+                </wp14:sizeRelH>
+                <wp14:sizeRelV relativeFrom="margin">
+                  <wp14:pctHeight>0</wp14:pctHeight>
+                </wp14:sizeRelV>
+              </wp:anchor>
+            </w:drawing>
+          </mc:Choice>
+          <mc:Fallback>
+            <w:pict>
+              <v:rect w14:anchorId="091CE23E" id="Rectangle 48" o:spid="_x0000_s1054" style="position:absolute;margin-left:-31.9pt;margin-top:.05pt;width:82.2pt;height:46.85pt;z-index:251885056;visibility:visible;mso-wrap-style:square;mso-width-percent:0;mso-height-percent:0;mso-wrap-distance-left:9pt;mso-wrap-distance-top:0;mso-wrap-distance-right:9pt;mso-wrap-distance-bottom:0;mso-position-horizontal:absolute;mso-position-horizontal-relative:text;mso-position-vertical:absolute;mso-position-vertical-relative:text;mso-width-percent:0;mso-height-percent:0;mso-width-relative:margin;mso-height-relative:margin;v-text-anchor:middle" o:gfxdata="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" fillcolor="#5a5a5a [2109]" strokecolor="#0a121c [484]" strokeweight="2pt">
+                <v:textbox>
+                  <w:txbxContent>
+                    <w:p>
+                      <w:pPr>
+                        <w:jc w:val="center"/>
+                        <w:rPr>
+                          <w:sz w:val="40"/>
+                          <w:szCs w:val="40"/>
+                        </w:rPr>
+                      </w:pPr>
+                      <w:r>
+                        <w:rPr>
+                          <w:sz w:val="26"/>
+                          <w:szCs w:val="26"/>
+                        </w:rPr>
+                        <w:t>Data</w:t>
+                      </w:r>
+                      <w:r>
+                        <w:rPr>
+                          <w:sz w:val="26"/>
+                          <w:szCs w:val="26"/>
+                        </w:rPr>
+                        <w:t xml:space="preserve"> </w:t>
+                      </w:r>
+                      <w:r>
+                        <w:rPr>
+                          <w:sz w:val="26"/>
+                          <w:szCs w:val="26"/>
+                        </w:rPr>
+                        <w:t>Collection</w:t>
+                      </w:r>
+                    </w:p>
+                  </w:txbxContent>
+                </v:textbox>
+              </v:rect>
+            </w:pict>
+          </mc:Fallback>
+        </mc:AlternateContent>
+      </w:r>
+      <w:r>
+        <w:rPr>
+          <w:noProof/>
+        </w:rPr>
+        <mc:AlternateContent>
+          <mc:Choice Requires="wps">
+            <w:drawing>
+              <wp:anchor distT="0" distB="0" distL="114300" distR="114300" simplePos="0" relativeHeight="251890176" behindDoc="0" locked="0" layoutInCell="1" allowOverlap="1" wp14:anchorId="4DEF4D8D" wp14:editId="707EFC27">
+                <wp:simplePos x="0" y="0"/>
+                <wp:positionH relativeFrom="column">
+                  <wp:posOffset>758981</wp:posOffset>
+                </wp:positionH>
+                <wp:positionV relativeFrom="paragraph">
+                  <wp:posOffset>175979</wp:posOffset>
+                </wp:positionV>
+                <wp:extent cx="258792" cy="222490"/>
+                <wp:effectExtent l="0" t="19050" r="46355" b="44450"/>
+                <wp:wrapNone/>
+                <wp:docPr id="49" name="Arrow: Right 49"/>
+                <wp:cNvGraphicFramePr/>
+                <a:graphic xmlns:a="http://schemas.openxmlformats.org/drawingml/2006/main">
+                  <a:graphicData uri="http://schemas.microsoft.com/office/word/2010/wordprocessingShape">
+                    <wps:wsp>
+                      <wps:cNvSpPr/>
+                      <wps:spPr>
+                        <a:xfrm>
+                          <a:off x="0" y="0"/>
+                          <a:ext cx="258792" cy="222490"/>
+                        </a:xfrm>
+                        <a:prstGeom prst="rightArrow">
+                          <a:avLst/>
+                        </a:prstGeom>
+                        <a:solidFill>
+                          <a:schemeClr val="tx1">
+                            <a:lumMod val="65000"/>
+                            <a:lumOff val="35000"/>
+                          </a:schemeClr>
+                        </a:solidFill>
+                      </wps:spPr>
+                      <wps:style>
+                        <a:lnRef idx="2">
+                          <a:schemeClr val="accent1">
+                            <a:shade val="15000"/>
+                          </a:schemeClr>
+                        </a:lnRef>
+                        <a:fillRef idx="1">
+                          <a:schemeClr val="accent1"/>
+                        </a:fillRef>
+                        <a:effectRef idx="0">
+                          <a:schemeClr val="accent1"/>
+                        </a:effectRef>
+                        <a:fontRef idx="minor">
+                          <a:schemeClr val="lt1"/>
+                        </a:fontRef>
+                      </wps:style>
+                      <wps:bodyPr rot="0" spcFirstLastPara="0" vertOverflow="overflow" horzOverflow="overflow" vert="horz" wrap="square" lIns="91440" tIns="45720" rIns="91440" bIns="45720" numCol="1" spcCol="0" rtlCol="0" fromWordArt="0" anchor="ctr" anchorCtr="0" forceAA="0" compatLnSpc="1">
+                        <a:prstTxWarp prst="textNoShape">
+                          <a:avLst/>
+                        </a:prstTxWarp>
+                        <a:noAutofit/>
+                      </wps:bodyPr>
+                    </wps:wsp>
+                  </a:graphicData>
+                </a:graphic>
+                <wp14:sizeRelH relativeFrom="margin">
+                  <wp14:pctWidth>0</wp14:pctWidth>
+                </wp14:sizeRelH>
+                <wp14:sizeRelV relativeFrom="margin">
+                  <wp14:pctHeight>0</wp14:pctHeight>
+                </wp14:sizeRelV>
+              </wp:anchor>
+            </w:drawing>
+          </mc:Choice>
+          <mc:Fallback>
+            <w:pict>
+              <v:shape w14:anchorId="45A01A39" id="Arrow: Right 49" o:spid="_x0000_s1026" type="#_x0000_t13" style="position:absolute;margin-left:59.75pt;margin-top:13.85pt;width:20.4pt;height:17.5pt;z-index:251890176;visibility:visible;mso-wrap-style:square;mso-width-percent:0;mso-height-percent:0;mso-wrap-distance-left:9pt;mso-wrap-distance-top:0;mso-wrap-distance-right:9pt;mso-wrap-distance-bottom:0;mso-position-horizontal:absolute;mso-position-horizontal-relative:text;mso-position-vertical:absolute;mso-position-vertical-relative:text;mso-width-percent:0;mso-height-percent:0;mso-width-relative:margin;mso-height-relative:margin;v-text-anchor:middle" o:gfxdata="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" adj="12315" fillcolor="#5a5a5a [2109]" strokecolor="#0a121c [484]" strokeweight="2pt"/>
+            </w:pict>
+          </mc:Fallback>
+        </mc:AlternateContent>
+      </w:r>
+    </w:p>
+    <w:p/>
+    <w:p/>
+    <w:p/>
+    <w:p/>
+    <w:p/>
+    <w:p/>
+    <w:p/>
+    <w:p/>
+    <w:p/>
+    <w:p/>
+    <w:p/>
+    <w:p/>
+    <w:p/>
+    <w:p/>
+    <w:p/>
+    <w:p/>
+    <w:p/>
+    <w:p>
+      <w:pPr>
+        <w:tabs>
+          <w:tab w:val="left" w:pos="6028"/>
+        </w:tabs>
+      </w:pPr>
+      <w:r>
+        <w:tab/>
       </w:r>
     </w:p>
     <w:sectPr>

--- a/Thesis-Defense/defense/Thesis Report/research workflow.docx
+++ b/Thesis-Defense/defense/Thesis Report/research workflow.docx
@@ -634,10 +634,175 @@
         <mc:AlternateContent>
           <mc:Choice Requires="wps">
             <w:drawing>
-              <wp:anchor distT="0" distB="0" distL="114300" distR="114300" simplePos="0" relativeHeight="251685376" behindDoc="0" locked="0" layoutInCell="1" allowOverlap="1" wp14:anchorId="3D83E7B7" wp14:editId="770D78A0">
+              <wp:anchor distT="0" distB="0" distL="114300" distR="114300" simplePos="0" relativeHeight="251636224" behindDoc="0" locked="0" layoutInCell="1" allowOverlap="1" wp14:anchorId="1536EF2A" wp14:editId="37D96EDF">
                 <wp:simplePos x="0" y="0"/>
                 <wp:positionH relativeFrom="column">
-                  <wp:posOffset>2667635</wp:posOffset>
+                  <wp:posOffset>1156335</wp:posOffset>
+                </wp:positionH>
+                <wp:positionV relativeFrom="paragraph">
+                  <wp:posOffset>323215</wp:posOffset>
+                </wp:positionV>
+                <wp:extent cx="1078230" cy="594995"/>
+                <wp:effectExtent l="0" t="0" r="26670" b="14605"/>
+                <wp:wrapNone/>
+                <wp:docPr id="11" name="Rectangle 11"/>
+                <wp:cNvGraphicFramePr/>
+                <a:graphic xmlns:a="http://schemas.openxmlformats.org/drawingml/2006/main">
+                  <a:graphicData uri="http://schemas.microsoft.com/office/word/2010/wordprocessingShape">
+                    <wps:wsp>
+                      <wps:cNvSpPr/>
+                      <wps:spPr>
+                        <a:xfrm>
+                          <a:off x="0" y="0"/>
+                          <a:ext cx="1078230" cy="594995"/>
+                        </a:xfrm>
+                        <a:prstGeom prst="rect">
+                          <a:avLst/>
+                        </a:prstGeom>
+                        <a:solidFill>
+                          <a:schemeClr val="tx1">
+                            <a:lumMod val="65000"/>
+                            <a:lumOff val="35000"/>
+                          </a:schemeClr>
+                        </a:solidFill>
+                      </wps:spPr>
+                      <wps:style>
+                        <a:lnRef idx="2">
+                          <a:schemeClr val="accent1">
+                            <a:shade val="15000"/>
+                          </a:schemeClr>
+                        </a:lnRef>
+                        <a:fillRef idx="1">
+                          <a:schemeClr val="accent1"/>
+                        </a:fillRef>
+                        <a:effectRef idx="0">
+                          <a:schemeClr val="accent1"/>
+                        </a:effectRef>
+                        <a:fontRef idx="minor">
+                          <a:schemeClr val="lt1"/>
+                        </a:fontRef>
+                      </wps:style>
+                      <wps:txbx>
+                        <w:txbxContent>
+                          <w:p>
+                            <w:pPr>
+                              <w:rPr>
+                                <w:sz w:val="26"/>
+                                <w:szCs w:val="26"/>
+                              </w:rPr>
+                            </w:pPr>
+                            <w:r>
+                              <w:rPr>
+                                <w:sz w:val="26"/>
+                                <w:szCs w:val="26"/>
+                              </w:rPr>
+                              <w:t>Environment</w:t>
+                            </w:r>
+                            <w:r>
+                              <w:rPr>
+                                <w:sz w:val="26"/>
+                                <w:szCs w:val="26"/>
+                              </w:rPr>
+                              <w:t xml:space="preserve"> </w:t>
+                            </w:r>
+                            <w:r>
+                              <w:rPr>
+                                <w:sz w:val="26"/>
+                                <w:szCs w:val="26"/>
+                              </w:rPr>
+                              <w:t xml:space="preserve">Setup </w:t>
+                            </w:r>
+                          </w:p>
+                          <w:p>
+                            <w:pPr>
+                              <w:jc w:val="center"/>
+                              <w:rPr>
+                                <w:sz w:val="40"/>
+                                <w:szCs w:val="40"/>
+                              </w:rPr>
+                            </w:pPr>
+                          </w:p>
+                        </w:txbxContent>
+                      </wps:txbx>
+                      <wps:bodyPr rot="0" spcFirstLastPara="0" vertOverflow="overflow" horzOverflow="overflow" vert="horz" wrap="square" lIns="91440" tIns="45720" rIns="91440" bIns="45720" numCol="1" spcCol="0" rtlCol="0" fromWordArt="0" anchor="ctr" anchorCtr="0" forceAA="0" compatLnSpc="1">
+                        <a:prstTxWarp prst="textNoShape">
+                          <a:avLst/>
+                        </a:prstTxWarp>
+                        <a:noAutofit/>
+                      </wps:bodyPr>
+                    </wps:wsp>
+                  </a:graphicData>
+                </a:graphic>
+                <wp14:sizeRelH relativeFrom="margin">
+                  <wp14:pctWidth>0</wp14:pctWidth>
+                </wp14:sizeRelH>
+                <wp14:sizeRelV relativeFrom="margin">
+                  <wp14:pctHeight>0</wp14:pctHeight>
+                </wp14:sizeRelV>
+              </wp:anchor>
+            </w:drawing>
+          </mc:Choice>
+          <mc:Fallback>
+            <w:pict>
+              <v:rect w14:anchorId="1536EF2A" id="Rectangle 11" o:spid="_x0000_s1027" style="position:absolute;margin-left:91.05pt;margin-top:25.45pt;width:84.9pt;height:46.85pt;z-index:251636224;visibility:visible;mso-wrap-style:square;mso-width-percent:0;mso-height-percent:0;mso-wrap-distance-left:9pt;mso-wrap-distance-top:0;mso-wrap-distance-right:9pt;mso-wrap-distance-bottom:0;mso-position-horizontal:absolute;mso-position-horizontal-relative:text;mso-position-vertical:absolute;mso-position-vertical-relative:text;mso-width-percent:0;mso-height-percent:0;mso-width-relative:margin;mso-height-relative:margin;v-text-anchor:middle" o:gfxdata="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" fillcolor="#5a5a5a [2109]" strokecolor="#0a121c [484]" strokeweight="2pt">
+                <v:textbox>
+                  <w:txbxContent>
+                    <w:p>
+                      <w:pPr>
+                        <w:rPr>
+                          <w:sz w:val="26"/>
+                          <w:szCs w:val="26"/>
+                        </w:rPr>
+                      </w:pPr>
+                      <w:r>
+                        <w:rPr>
+                          <w:sz w:val="26"/>
+                          <w:szCs w:val="26"/>
+                        </w:rPr>
+                        <w:t>Environment</w:t>
+                      </w:r>
+                      <w:r>
+                        <w:rPr>
+                          <w:sz w:val="26"/>
+                          <w:szCs w:val="26"/>
+                        </w:rPr>
+                        <w:t xml:space="preserve"> </w:t>
+                      </w:r>
+                      <w:r>
+                        <w:rPr>
+                          <w:sz w:val="26"/>
+                          <w:szCs w:val="26"/>
+                        </w:rPr>
+                        <w:t xml:space="preserve">Setup </w:t>
+                      </w:r>
+                    </w:p>
+                    <w:p>
+                      <w:pPr>
+                        <w:jc w:val="center"/>
+                        <w:rPr>
+                          <w:sz w:val="40"/>
+                          <w:szCs w:val="40"/>
+                        </w:rPr>
+                      </w:pPr>
+                    </w:p>
+                  </w:txbxContent>
+                </v:textbox>
+              </v:rect>
+            </w:pict>
+          </mc:Fallback>
+        </mc:AlternateContent>
+      </w:r>
+      <w:r>
+        <w:rPr>
+          <w:noProof/>
+        </w:rPr>
+        <mc:AlternateContent>
+          <mc:Choice Requires="wps">
+            <w:drawing>
+              <wp:anchor distT="0" distB="0" distL="114300" distR="114300" simplePos="0" relativeHeight="251693568" behindDoc="0" locked="0" layoutInCell="1" allowOverlap="1" wp14:anchorId="3D83E7B7" wp14:editId="1772892E">
+                <wp:simplePos x="0" y="0"/>
+                <wp:positionH relativeFrom="column">
+                  <wp:posOffset>2781935</wp:posOffset>
                 </wp:positionH>
                 <wp:positionV relativeFrom="paragraph">
                   <wp:posOffset>304165</wp:posOffset>
@@ -772,7 +937,7 @@
           </mc:Choice>
           <mc:Fallback>
             <w:pict>
-              <v:rect w14:anchorId="3D83E7B7" id="Rectangle 13" o:spid="_x0000_s1027" style="position:absolute;margin-left:210.05pt;margin-top:23.95pt;width:100.55pt;height:46.85pt;z-index:251685376;visibility:visible;mso-wrap-style:square;mso-width-percent:0;mso-height-percent:0;mso-wrap-distance-left:9pt;mso-wrap-distance-top:0;mso-wrap-distance-right:9pt;mso-wrap-distance-bottom:0;mso-position-horizontal:absolute;mso-position-horizontal-relative:text;mso-position-vertical:absolute;mso-position-vertical-relative:text;mso-width-percent:0;mso-height-percent:0;mso-width-relative:margin;mso-height-relative:margin;v-text-anchor:middle" o:gfxdata="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" fillcolor="#5a5a5a [2109]" strokecolor="#0a121c [484]" strokeweight="2pt">
+              <v:rect w14:anchorId="3D83E7B7" id="Rectangle 13" o:spid="_x0000_s1028" style="position:absolute;margin-left:219.05pt;margin-top:23.95pt;width:100.55pt;height:46.85pt;z-index:251693568;visibility:visible;mso-wrap-style:square;mso-width-percent:0;mso-height-percent:0;mso-wrap-distance-left:9pt;mso-wrap-distance-top:0;mso-wrap-distance-right:9pt;mso-wrap-distance-bottom:0;mso-position-horizontal:absolute;mso-position-horizontal-relative:text;mso-position-vertical:absolute;mso-position-vertical-relative:text;mso-width-percent:0;mso-height-percent:0;mso-width-relative:margin;mso-height-relative:margin;v-text-anchor:middle" o:gfxdata="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" fillcolor="#5a5a5a [2109]" strokecolor="#0a121c [484]" strokeweight="2pt">
                 <v:textbox>
                   <w:txbxContent>
                     <w:p>
@@ -855,7 +1020,7 @@
         <mc:AlternateContent>
           <mc:Choice Requires="wps">
             <w:drawing>
-              <wp:anchor distT="0" distB="0" distL="114300" distR="114300" simplePos="0" relativeHeight="251722240" behindDoc="0" locked="0" layoutInCell="1" allowOverlap="1" wp14:anchorId="49AB4FDB" wp14:editId="4202024B">
+              <wp:anchor distT="0" distB="0" distL="114300" distR="114300" simplePos="0" relativeHeight="251706880" behindDoc="0" locked="0" layoutInCell="1" allowOverlap="1" wp14:anchorId="49AB4FDB" wp14:editId="524693DE">
                 <wp:simplePos x="0" y="0"/>
                 <wp:positionH relativeFrom="column">
                   <wp:posOffset>4648200</wp:posOffset>
@@ -943,7 +1108,7 @@
           </mc:Choice>
           <mc:Fallback>
             <w:pict>
-              <v:rect w14:anchorId="49AB4FDB" id="Rectangle 15" o:spid="_x0000_s1028" style="position:absolute;margin-left:366pt;margin-top:21pt;width:100.55pt;height:60pt;z-index:251722240;visibility:visible;mso-wrap-style:square;mso-width-percent:0;mso-height-percent:0;mso-wrap-distance-left:9pt;mso-wrap-distance-top:0;mso-wrap-distance-right:9pt;mso-wrap-distance-bottom:0;mso-position-horizontal:absolute;mso-position-horizontal-relative:text;mso-position-vertical:absolute;mso-position-vertical-relative:text;mso-width-percent:0;mso-height-percent:0;mso-width-relative:margin;mso-height-relative:margin;v-text-anchor:middle" o:gfxdata="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" fillcolor="#5a5a5a [2109]" strokecolor="#0a121c [484]" strokeweight="2pt">
+              <v:rect w14:anchorId="49AB4FDB" id="Rectangle 15" o:spid="_x0000_s1029" style="position:absolute;margin-left:366pt;margin-top:21pt;width:100.55pt;height:60pt;z-index:251706880;visibility:visible;mso-wrap-style:square;mso-width-percent:0;mso-height-percent:0;mso-wrap-distance-left:9pt;mso-wrap-distance-top:0;mso-wrap-distance-right:9pt;mso-wrap-distance-bottom:0;mso-position-horizontal:absolute;mso-position-horizontal-relative:text;mso-position-vertical:absolute;mso-position-vertical-relative:text;mso-width-percent:0;mso-height-percent:0;mso-width-relative:margin;mso-height-relative:margin;v-text-anchor:middle" o:gfxdata="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" fillcolor="#5a5a5a [2109]" strokecolor="#0a121c [484]" strokeweight="2pt">
                 <v:textbox>
                   <w:txbxContent>
                     <w:p>
@@ -978,7 +1143,263 @@
         <mc:AlternateContent>
           <mc:Choice Requires="wps">
             <w:drawing>
-              <wp:anchor distT="0" distB="0" distL="114300" distR="114300" simplePos="0" relativeHeight="251490304" behindDoc="0" locked="0" layoutInCell="1" allowOverlap="1" wp14:anchorId="0720A737" wp14:editId="252866F1">
+              <wp:anchor distT="0" distB="0" distL="114300" distR="114300" simplePos="0" relativeHeight="251675136" behindDoc="0" locked="0" layoutInCell="1" allowOverlap="1" wp14:anchorId="6BDE1D50" wp14:editId="22383AAC">
+                <wp:simplePos x="0" y="0"/>
+                <wp:positionH relativeFrom="column">
+                  <wp:posOffset>2305050</wp:posOffset>
+                </wp:positionH>
+                <wp:positionV relativeFrom="paragraph">
+                  <wp:posOffset>172085</wp:posOffset>
+                </wp:positionV>
+                <wp:extent cx="419100" cy="222250"/>
+                <wp:effectExtent l="0" t="19050" r="38100" b="44450"/>
+                <wp:wrapNone/>
+                <wp:docPr id="12" name="Arrow: Right 12"/>
+                <wp:cNvGraphicFramePr/>
+                <a:graphic xmlns:a="http://schemas.openxmlformats.org/drawingml/2006/main">
+                  <a:graphicData uri="http://schemas.microsoft.com/office/word/2010/wordprocessingShape">
+                    <wps:wsp>
+                      <wps:cNvSpPr/>
+                      <wps:spPr>
+                        <a:xfrm>
+                          <a:off x="0" y="0"/>
+                          <a:ext cx="419100" cy="222250"/>
+                        </a:xfrm>
+                        <a:prstGeom prst="rightArrow">
+                          <a:avLst/>
+                        </a:prstGeom>
+                        <a:solidFill>
+                          <a:schemeClr val="tx1">
+                            <a:lumMod val="65000"/>
+                            <a:lumOff val="35000"/>
+                          </a:schemeClr>
+                        </a:solidFill>
+                      </wps:spPr>
+                      <wps:style>
+                        <a:lnRef idx="2">
+                          <a:schemeClr val="accent1">
+                            <a:shade val="15000"/>
+                          </a:schemeClr>
+                        </a:lnRef>
+                        <a:fillRef idx="1">
+                          <a:schemeClr val="accent1"/>
+                        </a:fillRef>
+                        <a:effectRef idx="0">
+                          <a:schemeClr val="accent1"/>
+                        </a:effectRef>
+                        <a:fontRef idx="minor">
+                          <a:schemeClr val="lt1"/>
+                        </a:fontRef>
+                      </wps:style>
+                      <wps:bodyPr rot="0" spcFirstLastPara="0" vertOverflow="overflow" horzOverflow="overflow" vert="horz" wrap="square" lIns="91440" tIns="45720" rIns="91440" bIns="45720" numCol="1" spcCol="0" rtlCol="0" fromWordArt="0" anchor="ctr" anchorCtr="0" forceAA="0" compatLnSpc="1">
+                        <a:prstTxWarp prst="textNoShape">
+                          <a:avLst/>
+                        </a:prstTxWarp>
+                        <a:noAutofit/>
+                      </wps:bodyPr>
+                    </wps:wsp>
+                  </a:graphicData>
+                </a:graphic>
+                <wp14:sizeRelH relativeFrom="margin">
+                  <wp14:pctWidth>0</wp14:pctWidth>
+                </wp14:sizeRelH>
+                <wp14:sizeRelV relativeFrom="margin">
+                  <wp14:pctHeight>0</wp14:pctHeight>
+                </wp14:sizeRelV>
+              </wp:anchor>
+            </w:drawing>
+          </mc:Choice>
+          <mc:Fallback>
+            <w:pict>
+              <v:shapetype w14:anchorId="79C4D11A" id="_x0000_t13" coordsize="21600,21600" o:spt="13" adj="16200,5400" path="m@0,l@0@1,0@1,0@2@0@2@0,21600,21600,10800xe">
+                <v:stroke joinstyle="miter"/>
+                <v:formulas>
+                  <v:f eqn="val #0"/>
+                  <v:f eqn="val #1"/>
+                  <v:f eqn="sum height 0 #1"/>
+                  <v:f eqn="sum 10800 0 #1"/>
+                  <v:f eqn="sum width 0 #0"/>
+                  <v:f eqn="prod @4 @3 10800"/>
+                  <v:f eqn="sum width 0 @5"/>
+                </v:formulas>
+                <v:path o:connecttype="custom" o:connectlocs="@0,0;0,10800;@0,21600;21600,10800" o:connectangles="270,180,90,0" textboxrect="0,@1,@6,@2"/>
+                <v:handles>
+                  <v:h position="#0,#1" xrange="0,21600" yrange="0,10800"/>
+                </v:handles>
+              </v:shapetype>
+              <v:shape id="Arrow: Right 12" o:spid="_x0000_s1026" type="#_x0000_t13" style="position:absolute;margin-left:181.5pt;margin-top:13.55pt;width:33pt;height:17.5pt;z-index:251675136;visibility:visible;mso-wrap-style:square;mso-width-percent:0;mso-height-percent:0;mso-wrap-distance-left:9pt;mso-wrap-distance-top:0;mso-wrap-distance-right:9pt;mso-wrap-distance-bottom:0;mso-position-horizontal:absolute;mso-position-horizontal-relative:text;mso-position-vertical:absolute;mso-position-vertical-relative:text;mso-width-percent:0;mso-height-percent:0;mso-width-relative:margin;mso-height-relative:margin;v-text-anchor:middle" o:gfxdata="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" adj="15873" fillcolor="#5a5a5a [2109]" strokecolor="#0a121c [484]" strokeweight="2pt"/>
+            </w:pict>
+          </mc:Fallback>
+        </mc:AlternateContent>
+      </w:r>
+      <w:r>
+        <w:rPr>
+          <w:noProof/>
+        </w:rPr>
+        <mc:AlternateContent>
+          <mc:Choice Requires="wps">
+            <w:drawing>
+              <wp:anchor distT="0" distB="0" distL="114300" distR="114300" simplePos="0" relativeHeight="251659776" behindDoc="0" locked="0" layoutInCell="1" allowOverlap="1" wp14:anchorId="63814920" wp14:editId="0F68716E">
+                <wp:simplePos x="0" y="0"/>
+                <wp:positionH relativeFrom="column">
+                  <wp:posOffset>4121150</wp:posOffset>
+                </wp:positionH>
+                <wp:positionV relativeFrom="paragraph">
+                  <wp:posOffset>184785</wp:posOffset>
+                </wp:positionV>
+                <wp:extent cx="463550" cy="222250"/>
+                <wp:effectExtent l="0" t="19050" r="31750" b="44450"/>
+                <wp:wrapNone/>
+                <wp:docPr id="14" name="Arrow: Right 14"/>
+                <wp:cNvGraphicFramePr/>
+                <a:graphic xmlns:a="http://schemas.openxmlformats.org/drawingml/2006/main">
+                  <a:graphicData uri="http://schemas.microsoft.com/office/word/2010/wordprocessingShape">
+                    <wps:wsp>
+                      <wps:cNvSpPr/>
+                      <wps:spPr>
+                        <a:xfrm>
+                          <a:off x="0" y="0"/>
+                          <a:ext cx="463550" cy="222250"/>
+                        </a:xfrm>
+                        <a:prstGeom prst="rightArrow">
+                          <a:avLst/>
+                        </a:prstGeom>
+                        <a:solidFill>
+                          <a:schemeClr val="tx1">
+                            <a:lumMod val="65000"/>
+                            <a:lumOff val="35000"/>
+                          </a:schemeClr>
+                        </a:solidFill>
+                      </wps:spPr>
+                      <wps:style>
+                        <a:lnRef idx="2">
+                          <a:schemeClr val="accent1">
+                            <a:shade val="15000"/>
+                          </a:schemeClr>
+                        </a:lnRef>
+                        <a:fillRef idx="1">
+                          <a:schemeClr val="accent1"/>
+                        </a:fillRef>
+                        <a:effectRef idx="0">
+                          <a:schemeClr val="accent1"/>
+                        </a:effectRef>
+                        <a:fontRef idx="minor">
+                          <a:schemeClr val="lt1"/>
+                        </a:fontRef>
+                      </wps:style>
+                      <wps:bodyPr rot="0" spcFirstLastPara="0" vertOverflow="overflow" horzOverflow="overflow" vert="horz" wrap="square" lIns="91440" tIns="45720" rIns="91440" bIns="45720" numCol="1" spcCol="0" rtlCol="0" fromWordArt="0" anchor="ctr" anchorCtr="0" forceAA="0" compatLnSpc="1">
+                        <a:prstTxWarp prst="textNoShape">
+                          <a:avLst/>
+                        </a:prstTxWarp>
+                        <a:noAutofit/>
+                      </wps:bodyPr>
+                    </wps:wsp>
+                  </a:graphicData>
+                </a:graphic>
+                <wp14:sizeRelH relativeFrom="margin">
+                  <wp14:pctWidth>0</wp14:pctWidth>
+                </wp14:sizeRelH>
+                <wp14:sizeRelV relativeFrom="margin">
+                  <wp14:pctHeight>0</wp14:pctHeight>
+                </wp14:sizeRelV>
+              </wp:anchor>
+            </w:drawing>
+          </mc:Choice>
+          <mc:Fallback>
+            <w:pict>
+              <v:shape w14:anchorId="5E70FD9E" id="Arrow: Right 14" o:spid="_x0000_s1026" type="#_x0000_t13" style="position:absolute;margin-left:324.5pt;margin-top:14.55pt;width:36.5pt;height:17.5pt;z-index:251659776;visibility:visible;mso-wrap-style:square;mso-width-percent:0;mso-height-percent:0;mso-wrap-distance-left:9pt;mso-wrap-distance-top:0;mso-wrap-distance-right:9pt;mso-wrap-distance-bottom:0;mso-position-horizontal:absolute;mso-position-horizontal-relative:text;mso-position-vertical:absolute;mso-position-vertical-relative:text;mso-width-percent:0;mso-height-percent:0;mso-width-relative:margin;mso-height-relative:margin;v-text-anchor:middle" o:gfxdata="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" adj="16422" fillcolor="#5a5a5a [2109]" strokecolor="#0a121c [484]" strokeweight="2pt"/>
+            </w:pict>
+          </mc:Fallback>
+        </mc:AlternateContent>
+      </w:r>
+      <w:r>
+        <w:rPr>
+          <w:noProof/>
+        </w:rPr>
+        <mc:AlternateContent>
+          <mc:Choice Requires="wps">
+            <w:drawing>
+              <wp:anchor distT="0" distB="0" distL="114300" distR="114300" simplePos="0" relativeHeight="251633152" behindDoc="0" locked="0" layoutInCell="1" allowOverlap="1" wp14:anchorId="6449BF4D" wp14:editId="3A19FE3B">
+                <wp:simplePos x="0" y="0"/>
+                <wp:positionH relativeFrom="column">
+                  <wp:posOffset>679450</wp:posOffset>
+                </wp:positionH>
+                <wp:positionV relativeFrom="paragraph">
+                  <wp:posOffset>178435</wp:posOffset>
+                </wp:positionV>
+                <wp:extent cx="393700" cy="222250"/>
+                <wp:effectExtent l="0" t="19050" r="44450" b="44450"/>
+                <wp:wrapNone/>
+                <wp:docPr id="9" name="Arrow: Right 9"/>
+                <wp:cNvGraphicFramePr/>
+                <a:graphic xmlns:a="http://schemas.openxmlformats.org/drawingml/2006/main">
+                  <a:graphicData uri="http://schemas.microsoft.com/office/word/2010/wordprocessingShape">
+                    <wps:wsp>
+                      <wps:cNvSpPr/>
+                      <wps:spPr>
+                        <a:xfrm>
+                          <a:off x="0" y="0"/>
+                          <a:ext cx="393700" cy="222250"/>
+                        </a:xfrm>
+                        <a:prstGeom prst="rightArrow">
+                          <a:avLst/>
+                        </a:prstGeom>
+                        <a:solidFill>
+                          <a:schemeClr val="tx1">
+                            <a:lumMod val="65000"/>
+                            <a:lumOff val="35000"/>
+                          </a:schemeClr>
+                        </a:solidFill>
+                      </wps:spPr>
+                      <wps:style>
+                        <a:lnRef idx="2">
+                          <a:schemeClr val="accent1">
+                            <a:shade val="15000"/>
+                          </a:schemeClr>
+                        </a:lnRef>
+                        <a:fillRef idx="1">
+                          <a:schemeClr val="accent1"/>
+                        </a:fillRef>
+                        <a:effectRef idx="0">
+                          <a:schemeClr val="accent1"/>
+                        </a:effectRef>
+                        <a:fontRef idx="minor">
+                          <a:schemeClr val="lt1"/>
+                        </a:fontRef>
+                      </wps:style>
+                      <wps:bodyPr rot="0" spcFirstLastPara="0" vertOverflow="overflow" horzOverflow="overflow" vert="horz" wrap="square" lIns="91440" tIns="45720" rIns="91440" bIns="45720" numCol="1" spcCol="0" rtlCol="0" fromWordArt="0" anchor="ctr" anchorCtr="0" forceAA="0" compatLnSpc="1">
+                        <a:prstTxWarp prst="textNoShape">
+                          <a:avLst/>
+                        </a:prstTxWarp>
+                        <a:noAutofit/>
+                      </wps:bodyPr>
+                    </wps:wsp>
+                  </a:graphicData>
+                </a:graphic>
+                <wp14:sizeRelH relativeFrom="margin">
+                  <wp14:pctWidth>0</wp14:pctWidth>
+                </wp14:sizeRelH>
+                <wp14:sizeRelV relativeFrom="margin">
+                  <wp14:pctHeight>0</wp14:pctHeight>
+                </wp14:sizeRelV>
+              </wp:anchor>
+            </w:drawing>
+          </mc:Choice>
+          <mc:Fallback>
+            <w:pict>
+              <v:shape w14:anchorId="41B6FF59" id="Arrow: Right 9" o:spid="_x0000_s1026" type="#_x0000_t13" style="position:absolute;margin-left:53.5pt;margin-top:14.05pt;width:31pt;height:17.5pt;z-index:251633152;visibility:visible;mso-wrap-style:square;mso-width-percent:0;mso-height-percent:0;mso-wrap-distance-left:9pt;mso-wrap-distance-top:0;mso-wrap-distance-right:9pt;mso-wrap-distance-bottom:0;mso-position-horizontal:absolute;mso-position-horizontal-relative:text;mso-position-vertical:absolute;mso-position-vertical-relative:text;mso-width-percent:0;mso-height-percent:0;mso-width-relative:margin;mso-height-relative:margin;v-text-anchor:middle" o:gfxdata="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" adj="15503" fillcolor="#5a5a5a [2109]" strokecolor="#0a121c [484]" strokeweight="2pt"/>
+            </w:pict>
+          </mc:Fallback>
+        </mc:AlternateContent>
+      </w:r>
+      <w:r>
+        <w:rPr>
+          <w:noProof/>
+        </w:rPr>
+        <mc:AlternateContent>
+          <mc:Choice Requires="wps">
+            <w:drawing>
+              <wp:anchor distT="0" distB="0" distL="114300" distR="114300" simplePos="0" relativeHeight="251643392" behindDoc="0" locked="0" layoutInCell="1" allowOverlap="1" wp14:anchorId="0720A737" wp14:editId="252866F1">
                 <wp:simplePos x="0" y="0"/>
                 <wp:positionH relativeFrom="column">
                   <wp:posOffset>1793011</wp:posOffset>
@@ -1060,7 +1481,7 @@
           </mc:Choice>
           <mc:Fallback>
             <w:pict>
-              <v:rect w14:anchorId="0720A737" id="Rectangle 5" o:spid="_x0000_s1029" style="position:absolute;margin-left:141.2pt;margin-top:502.2pt;width:163.25pt;height:67.8pt;z-index:251490304;visibility:visible;mso-wrap-style:square;mso-wrap-distance-left:9pt;mso-wrap-distance-top:0;mso-wrap-distance-right:9pt;mso-wrap-distance-bottom:0;mso-position-horizontal:absolute;mso-position-horizontal-relative:text;mso-position-vertical:absolute;mso-position-vertical-relative:text;v-text-anchor:middle" o:gfxdata="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" fillcolor="#5a5a5a [2109]" strokecolor="#0a121c [484]" strokeweight="2pt">
+              <v:rect w14:anchorId="0720A737" id="Rectangle 5" o:spid="_x0000_s1030" style="position:absolute;margin-left:141.2pt;margin-top:502.2pt;width:163.25pt;height:67.8pt;z-index:251643392;visibility:visible;mso-wrap-style:square;mso-wrap-distance-left:9pt;mso-wrap-distance-top:0;mso-wrap-distance-right:9pt;mso-wrap-distance-bottom:0;mso-position-horizontal:absolute;mso-position-horizontal-relative:text;mso-position-vertical:absolute;mso-position-vertical-relative:text;v-text-anchor:middle" o:gfxdata="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" fillcolor="#5a5a5a [2109]" strokecolor="#0a121c [484]" strokeweight="2pt">
                 <v:textbox>
                   <w:txbxContent>
                     <w:p>
@@ -1093,7 +1514,7 @@
         <mc:AlternateContent>
           <mc:Choice Requires="wps">
             <w:drawing>
-              <wp:anchor distT="0" distB="0" distL="114300" distR="114300" simplePos="0" relativeHeight="251493376" behindDoc="0" locked="0" layoutInCell="1" allowOverlap="1" wp14:anchorId="4B59E96A" wp14:editId="2B795105">
+              <wp:anchor distT="0" distB="0" distL="114300" distR="114300" simplePos="0" relativeHeight="251650560" behindDoc="0" locked="0" layoutInCell="1" allowOverlap="1" wp14:anchorId="4B59E96A" wp14:editId="14EE7EAB">
                 <wp:simplePos x="0" y="0"/>
                 <wp:positionH relativeFrom="column">
                   <wp:posOffset>4153372</wp:posOffset>
@@ -1161,23 +1582,7 @@
           </mc:Choice>
           <mc:Fallback>
             <w:pict>
-              <v:shapetype w14:anchorId="6FA5700C" id="_x0000_t13" coordsize="21600,21600" o:spt="13" adj="16200,5400" path="m@0,l@0@1,0@1,0@2@0@2@0,21600,21600,10800xe">
-                <v:stroke joinstyle="miter"/>
-                <v:formulas>
-                  <v:f eqn="val #0"/>
-                  <v:f eqn="val #1"/>
-                  <v:f eqn="sum height 0 #1"/>
-                  <v:f eqn="sum 10800 0 #1"/>
-                  <v:f eqn="sum width 0 #0"/>
-                  <v:f eqn="prod @4 @3 10800"/>
-                  <v:f eqn="sum width 0 @5"/>
-                </v:formulas>
-                <v:path o:connecttype="custom" o:connectlocs="@0,0;0,10800;@0,21600;21600,10800" o:connectangles="270,180,90,0" textboxrect="0,@1,@6,@2"/>
-                <v:handles>
-                  <v:h position="#0,#1" xrange="0,21600" yrange="0,10800"/>
-                </v:handles>
-              </v:shapetype>
-              <v:shape id="Arrow: Right 6" o:spid="_x0000_s1026" type="#_x0000_t13" style="position:absolute;margin-left:327.05pt;margin-top:411.95pt;width:24.75pt;height:21pt;rotation:180;z-index:251493376;visibility:visible;mso-wrap-style:square;mso-width-percent:0;mso-height-percent:0;mso-wrap-distance-left:9pt;mso-wrap-distance-top:0;mso-wrap-distance-right:9pt;mso-wrap-distance-bottom:0;mso-position-horizontal:absolute;mso-position-horizontal-relative:text;mso-position-vertical:absolute;mso-position-vertical-relative:text;mso-width-percent:0;mso-height-percent:0;mso-width-relative:margin;mso-height-relative:margin;v-text-anchor:middle" o:gfxdata="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" adj="12436" fillcolor="#5a5a5a [2109]" strokecolor="#0a121c [484]" strokeweight="2pt"/>
+              <v:shape w14:anchorId="5784FEAF" id="Arrow: Right 6" o:spid="_x0000_s1026" type="#_x0000_t13" style="position:absolute;margin-left:327.05pt;margin-top:411.95pt;width:24.75pt;height:21pt;rotation:180;z-index:251650560;visibility:visible;mso-wrap-style:square;mso-width-percent:0;mso-height-percent:0;mso-wrap-distance-left:9pt;mso-wrap-distance-top:0;mso-wrap-distance-right:9pt;mso-wrap-distance-bottom:0;mso-position-horizontal:absolute;mso-position-horizontal-relative:text;mso-position-vertical:absolute;mso-position-vertical-relative:text;mso-width-percent:0;mso-height-percent:0;mso-width-relative:margin;mso-height-relative:margin;v-text-anchor:middle" o:gfxdata="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" adj="12436" fillcolor="#5a5a5a [2109]" strokecolor="#0a121c [484]" strokeweight="2pt"/>
             </w:pict>
           </mc:Fallback>
         </mc:AlternateContent>
@@ -1189,87 +1594,7 @@
         <mc:AlternateContent>
           <mc:Choice Requires="wps">
             <w:drawing>
-              <wp:anchor distT="0" distB="0" distL="114300" distR="114300" simplePos="0" relativeHeight="251495424" behindDoc="0" locked="0" layoutInCell="1" allowOverlap="1" wp14:anchorId="63814920" wp14:editId="25F79A0B">
-                <wp:simplePos x="0" y="0"/>
-                <wp:positionH relativeFrom="column">
-                  <wp:posOffset>4123055</wp:posOffset>
-                </wp:positionH>
-                <wp:positionV relativeFrom="paragraph">
-                  <wp:posOffset>187960</wp:posOffset>
-                </wp:positionV>
-                <wp:extent cx="258792" cy="222490"/>
-                <wp:effectExtent l="0" t="19050" r="46355" b="44450"/>
-                <wp:wrapNone/>
-                <wp:docPr id="14" name="Arrow: Right 14"/>
-                <wp:cNvGraphicFramePr/>
-                <a:graphic xmlns:a="http://schemas.openxmlformats.org/drawingml/2006/main">
-                  <a:graphicData uri="http://schemas.microsoft.com/office/word/2010/wordprocessingShape">
-                    <wps:wsp>
-                      <wps:cNvSpPr/>
-                      <wps:spPr>
-                        <a:xfrm>
-                          <a:off x="0" y="0"/>
-                          <a:ext cx="258792" cy="222490"/>
-                        </a:xfrm>
-                        <a:prstGeom prst="rightArrow">
-                          <a:avLst/>
-                        </a:prstGeom>
-                        <a:solidFill>
-                          <a:schemeClr val="tx1">
-                            <a:lumMod val="65000"/>
-                            <a:lumOff val="35000"/>
-                          </a:schemeClr>
-                        </a:solidFill>
-                      </wps:spPr>
-                      <wps:style>
-                        <a:lnRef idx="2">
-                          <a:schemeClr val="accent1">
-                            <a:shade val="15000"/>
-                          </a:schemeClr>
-                        </a:lnRef>
-                        <a:fillRef idx="1">
-                          <a:schemeClr val="accent1"/>
-                        </a:fillRef>
-                        <a:effectRef idx="0">
-                          <a:schemeClr val="accent1"/>
-                        </a:effectRef>
-                        <a:fontRef idx="minor">
-                          <a:schemeClr val="lt1"/>
-                        </a:fontRef>
-                      </wps:style>
-                      <wps:bodyPr rot="0" spcFirstLastPara="0" vertOverflow="overflow" horzOverflow="overflow" vert="horz" wrap="square" lIns="91440" tIns="45720" rIns="91440" bIns="45720" numCol="1" spcCol="0" rtlCol="0" fromWordArt="0" anchor="ctr" anchorCtr="0" forceAA="0" compatLnSpc="1">
-                        <a:prstTxWarp prst="textNoShape">
-                          <a:avLst/>
-                        </a:prstTxWarp>
-                        <a:noAutofit/>
-                      </wps:bodyPr>
-                    </wps:wsp>
-                  </a:graphicData>
-                </a:graphic>
-                <wp14:sizeRelH relativeFrom="margin">
-                  <wp14:pctWidth>0</wp14:pctWidth>
-                </wp14:sizeRelH>
-                <wp14:sizeRelV relativeFrom="margin">
-                  <wp14:pctHeight>0</wp14:pctHeight>
-                </wp14:sizeRelV>
-              </wp:anchor>
-            </w:drawing>
-          </mc:Choice>
-          <mc:Fallback>
-            <w:pict>
-              <v:shape w14:anchorId="39B3F587" id="Arrow: Right 14" o:spid="_x0000_s1026" type="#_x0000_t13" style="position:absolute;margin-left:324.65pt;margin-top:14.8pt;width:20.4pt;height:17.5pt;z-index:251495424;visibility:visible;mso-wrap-style:square;mso-width-percent:0;mso-height-percent:0;mso-wrap-distance-left:9pt;mso-wrap-distance-top:0;mso-wrap-distance-right:9pt;mso-wrap-distance-bottom:0;mso-position-horizontal:absolute;mso-position-horizontal-relative:text;mso-position-vertical:absolute;mso-position-vertical-relative:text;mso-width-percent:0;mso-height-percent:0;mso-width-relative:margin;mso-height-relative:margin;v-text-anchor:middle" o:gfxdata="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" adj="12315" fillcolor="#5a5a5a [2109]" strokecolor="#0a121c [484]" strokeweight="2pt"/>
-            </w:pict>
-          </mc:Fallback>
-        </mc:AlternateContent>
-      </w:r>
-      <w:r>
-        <w:rPr>
-          <w:noProof/>
-        </w:rPr>
-        <mc:AlternateContent>
-          <mc:Choice Requires="wps">
-            <w:drawing>
-              <wp:anchor distT="0" distB="0" distL="114300" distR="114300" simplePos="0" relativeHeight="251674624" behindDoc="0" locked="0" layoutInCell="1" allowOverlap="1" wp14:anchorId="30F1A3D2" wp14:editId="0FD005D8">
+              <wp:anchor distT="0" distB="0" distL="114300" distR="114300" simplePos="0" relativeHeight="251692544" behindDoc="0" locked="0" layoutInCell="1" allowOverlap="1" wp14:anchorId="30F1A3D2" wp14:editId="0FD005D8">
                 <wp:simplePos x="0" y="0"/>
                 <wp:positionH relativeFrom="column">
                   <wp:posOffset>2352675</wp:posOffset>
@@ -1337,7 +1662,7 @@
           </mc:Choice>
           <mc:Fallback>
             <w:pict>
-              <v:shape w14:anchorId="0D5AECEF" id="Arrow: Right 28" o:spid="_x0000_s1026" type="#_x0000_t13" style="position:absolute;margin-left:185.25pt;margin-top:415.55pt;width:24.75pt;height:21pt;rotation:180;z-index:251674624;visibility:visible;mso-wrap-style:square;mso-width-percent:0;mso-height-percent:0;mso-wrap-distance-left:9pt;mso-wrap-distance-top:0;mso-wrap-distance-right:9pt;mso-wrap-distance-bottom:0;mso-position-horizontal:absolute;mso-position-horizontal-relative:text;mso-position-vertical:absolute;mso-position-vertical-relative:text;mso-width-percent:0;mso-height-percent:0;mso-width-relative:margin;mso-height-relative:margin;v-text-anchor:middle" o:gfxdata="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" adj="12436" fillcolor="#5a5a5a [2109]" strokecolor="#0a121c [484]" strokeweight="2pt"/>
+              <v:shape w14:anchorId="13D9B6AC" id="Arrow: Right 28" o:spid="_x0000_s1026" type="#_x0000_t13" style="position:absolute;margin-left:185.25pt;margin-top:415.55pt;width:24.75pt;height:21pt;rotation:180;z-index:251692544;visibility:visible;mso-wrap-style:square;mso-width-percent:0;mso-height-percent:0;mso-wrap-distance-left:9pt;mso-wrap-distance-top:0;mso-wrap-distance-right:9pt;mso-wrap-distance-bottom:0;mso-position-horizontal:absolute;mso-position-horizontal-relative:text;mso-position-vertical:absolute;mso-position-vertical-relative:text;mso-width-percent:0;mso-height-percent:0;mso-width-relative:margin;mso-height-relative:margin;v-text-anchor:middle" o:gfxdata="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" adj="12436" fillcolor="#5a5a5a [2109]" strokecolor="#0a121c [484]" strokeweight="2pt"/>
             </w:pict>
           </mc:Fallback>
         </mc:AlternateContent>
@@ -1349,7 +1674,7 @@
         <mc:AlternateContent>
           <mc:Choice Requires="wps">
             <w:drawing>
-              <wp:anchor distT="0" distB="0" distL="114300" distR="114300" simplePos="0" relativeHeight="251450368" behindDoc="0" locked="0" layoutInCell="1" allowOverlap="1" wp14:anchorId="25EF798B" wp14:editId="4F51E273">
+              <wp:anchor distT="0" distB="0" distL="114300" distR="114300" simplePos="0" relativeHeight="251607552" behindDoc="0" locked="0" layoutInCell="1" allowOverlap="1" wp14:anchorId="25EF798B" wp14:editId="4F51E273">
                 <wp:simplePos x="0" y="0"/>
                 <wp:positionH relativeFrom="column">
                   <wp:posOffset>4152900</wp:posOffset>
@@ -1445,7 +1770,7 @@
           </mc:Choice>
           <mc:Fallback>
             <w:pict>
-              <v:rect w14:anchorId="25EF798B" id="Rectangle 3" o:spid="_x0000_s1030" style="position:absolute;margin-left:327pt;margin-top:541.25pt;width:163.25pt;height:67.8pt;z-index:251450368;visibility:visible;mso-wrap-style:square;mso-wrap-distance-left:9pt;mso-wrap-distance-top:0;mso-wrap-distance-right:9pt;mso-wrap-distance-bottom:0;mso-position-horizontal:absolute;mso-position-horizontal-relative:text;mso-position-vertical:absolute;mso-position-vertical-relative:text;v-text-anchor:middle" o:gfxdata="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" fillcolor="#5a5a5a [2109]" strokecolor="#0a121c [484]" strokeweight="2pt">
+              <v:rect w14:anchorId="25EF798B" id="Rectangle 3" o:spid="_x0000_s1031" style="position:absolute;margin-left:327pt;margin-top:541.25pt;width:163.25pt;height:67.8pt;z-index:251607552;visibility:visible;mso-wrap-style:square;mso-wrap-distance-left:9pt;mso-wrap-distance-top:0;mso-wrap-distance-right:9pt;mso-wrap-distance-bottom:0;mso-position-horizontal:absolute;mso-position-horizontal-relative:text;mso-position-vertical:absolute;mso-position-vertical-relative:text;v-text-anchor:middle" o:gfxdata="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" fillcolor="#5a5a5a [2109]" strokecolor="#0a121c [484]" strokeweight="2pt">
                 <v:textbox>
                   <w:txbxContent>
                     <w:p>
@@ -1492,7 +1817,7 @@
         <mc:AlternateContent>
           <mc:Choice Requires="wps">
             <w:drawing>
-              <wp:anchor distT="0" distB="0" distL="114300" distR="114300" simplePos="0" relativeHeight="251708416" behindDoc="0" locked="0" layoutInCell="1" allowOverlap="1" wp14:anchorId="71278431" wp14:editId="5C910CDE">
+              <wp:anchor distT="0" distB="0" distL="114300" distR="114300" simplePos="0" relativeHeight="251705856" behindDoc="0" locked="0" layoutInCell="1" allowOverlap="1" wp14:anchorId="71278431" wp14:editId="5C910CDE">
                 <wp:simplePos x="0" y="0"/>
                 <wp:positionH relativeFrom="column">
                   <wp:posOffset>5180965</wp:posOffset>
@@ -1560,7 +1885,7 @@
           </mc:Choice>
           <mc:Fallback>
             <w:pict>
-              <v:shape w14:anchorId="286A6443" id="Arrow: Right 22" o:spid="_x0000_s1026" type="#_x0000_t13" style="position:absolute;margin-left:407.95pt;margin-top:363.8pt;width:23.15pt;height:20.85pt;rotation:90;z-index:251708416;visibility:visible;mso-wrap-style:square;mso-width-percent:0;mso-height-percent:0;mso-wrap-distance-left:9pt;mso-wrap-distance-top:0;mso-wrap-distance-right:9pt;mso-wrap-distance-bottom:0;mso-position-horizontal:absolute;mso-position-horizontal-relative:text;mso-position-vertical:absolute;mso-position-vertical-relative:text;mso-width-percent:0;mso-height-percent:0;mso-width-relative:margin;mso-height-relative:margin;v-text-anchor:middle" o:gfxdata="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" adj="11863" fillcolor="#5a5a5a [2109]" strokecolor="#0a121c [484]" strokeweight="2pt"/>
+              <v:shape w14:anchorId="033A9AC2" id="Arrow: Right 22" o:spid="_x0000_s1026" type="#_x0000_t13" style="position:absolute;margin-left:407.95pt;margin-top:363.8pt;width:23.15pt;height:20.85pt;rotation:90;z-index:251705856;visibility:visible;mso-wrap-style:square;mso-width-percent:0;mso-height-percent:0;mso-wrap-distance-left:9pt;mso-wrap-distance-top:0;mso-wrap-distance-right:9pt;mso-wrap-distance-bottom:0;mso-position-horizontal:absolute;mso-position-horizontal-relative:text;mso-position-vertical:absolute;mso-position-vertical-relative:text;mso-width-percent:0;mso-height-percent:0;mso-width-relative:margin;mso-height-relative:margin;v-text-anchor:middle" o:gfxdata="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" adj="11863" fillcolor="#5a5a5a [2109]" strokecolor="#0a121c [484]" strokeweight="2pt"/>
             </w:pict>
           </mc:Fallback>
         </mc:AlternateContent>
@@ -1572,87 +1897,7 @@
         <mc:AlternateContent>
           <mc:Choice Requires="wps">
             <w:drawing>
-              <wp:anchor distT="0" distB="0" distL="114300" distR="114300" simplePos="0" relativeHeight="251468800" behindDoc="0" locked="0" layoutInCell="1" allowOverlap="1" wp14:anchorId="4E28252D" wp14:editId="754CCEEB">
-                <wp:simplePos x="0" y="0"/>
-                <wp:positionH relativeFrom="column">
-                  <wp:posOffset>5140960</wp:posOffset>
-                </wp:positionH>
-                <wp:positionV relativeFrom="paragraph">
-                  <wp:posOffset>864870</wp:posOffset>
-                </wp:positionV>
-                <wp:extent cx="293690" cy="264794"/>
-                <wp:effectExtent l="14605" t="4445" r="45085" b="45085"/>
-                <wp:wrapNone/>
-                <wp:docPr id="7" name="Arrow: Right 7"/>
-                <wp:cNvGraphicFramePr/>
-                <a:graphic xmlns:a="http://schemas.openxmlformats.org/drawingml/2006/main">
-                  <a:graphicData uri="http://schemas.microsoft.com/office/word/2010/wordprocessingShape">
-                    <wps:wsp>
-                      <wps:cNvSpPr/>
-                      <wps:spPr>
-                        <a:xfrm rot="5400000">
-                          <a:off x="0" y="0"/>
-                          <a:ext cx="293690" cy="264794"/>
-                        </a:xfrm>
-                        <a:prstGeom prst="rightArrow">
-                          <a:avLst/>
-                        </a:prstGeom>
-                        <a:solidFill>
-                          <a:schemeClr val="tx1">
-                            <a:lumMod val="65000"/>
-                            <a:lumOff val="35000"/>
-                          </a:schemeClr>
-                        </a:solidFill>
-                      </wps:spPr>
-                      <wps:style>
-                        <a:lnRef idx="2">
-                          <a:schemeClr val="accent1">
-                            <a:shade val="15000"/>
-                          </a:schemeClr>
-                        </a:lnRef>
-                        <a:fillRef idx="1">
-                          <a:schemeClr val="accent1"/>
-                        </a:fillRef>
-                        <a:effectRef idx="0">
-                          <a:schemeClr val="accent1"/>
-                        </a:effectRef>
-                        <a:fontRef idx="minor">
-                          <a:schemeClr val="lt1"/>
-                        </a:fontRef>
-                      </wps:style>
-                      <wps:bodyPr rot="0" spcFirstLastPara="0" vertOverflow="overflow" horzOverflow="overflow" vert="horz" wrap="square" lIns="91440" tIns="45720" rIns="91440" bIns="45720" numCol="1" spcCol="0" rtlCol="0" fromWordArt="0" anchor="ctr" anchorCtr="0" forceAA="0" compatLnSpc="1">
-                        <a:prstTxWarp prst="textNoShape">
-                          <a:avLst/>
-                        </a:prstTxWarp>
-                        <a:noAutofit/>
-                      </wps:bodyPr>
-                    </wps:wsp>
-                  </a:graphicData>
-                </a:graphic>
-                <wp14:sizeRelH relativeFrom="margin">
-                  <wp14:pctWidth>0</wp14:pctWidth>
-                </wp14:sizeRelH>
-                <wp14:sizeRelV relativeFrom="margin">
-                  <wp14:pctHeight>0</wp14:pctHeight>
-                </wp14:sizeRelV>
-              </wp:anchor>
-            </w:drawing>
-          </mc:Choice>
-          <mc:Fallback>
-            <w:pict>
-              <v:shape w14:anchorId="268787BA" id="Arrow: Right 7" o:spid="_x0000_s1026" type="#_x0000_t13" style="position:absolute;margin-left:404.8pt;margin-top:68.1pt;width:23.15pt;height:20.85pt;rotation:90;z-index:251468800;visibility:visible;mso-wrap-style:square;mso-width-percent:0;mso-height-percent:0;mso-wrap-distance-left:9pt;mso-wrap-distance-top:0;mso-wrap-distance-right:9pt;mso-wrap-distance-bottom:0;mso-position-horizontal:absolute;mso-position-horizontal-relative:text;mso-position-vertical:absolute;mso-position-vertical-relative:text;mso-width-percent:0;mso-height-percent:0;mso-width-relative:margin;mso-height-relative:margin;v-text-anchor:middle" o:gfxdata="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" adj="11863" fillcolor="#5a5a5a [2109]" strokecolor="#0a121c [484]" strokeweight="2pt"/>
-            </w:pict>
-          </mc:Fallback>
-        </mc:AlternateContent>
-      </w:r>
-      <w:r>
-        <w:rPr>
-          <w:noProof/>
-        </w:rPr>
-        <mc:AlternateContent>
-          <mc:Choice Requires="wps">
-            <w:drawing>
-              <wp:anchor distT="0" distB="0" distL="114300" distR="114300" simplePos="0" relativeHeight="251686912" behindDoc="0" locked="0" layoutInCell="1" allowOverlap="1" wp14:anchorId="210D9469" wp14:editId="75E166CE">
+              <wp:anchor distT="0" distB="0" distL="114300" distR="114300" simplePos="0" relativeHeight="251700736" behindDoc="0" locked="0" layoutInCell="1" allowOverlap="1" wp14:anchorId="210D9469" wp14:editId="742514B3">
                 <wp:simplePos x="0" y="0"/>
                 <wp:positionH relativeFrom="column">
                   <wp:posOffset>4648200</wp:posOffset>
@@ -1777,7 +2022,7 @@
           </mc:Choice>
           <mc:Fallback>
             <w:pict>
-              <v:rect w14:anchorId="210D9469" id="Rectangle 17" o:spid="_x0000_s1031" style="position:absolute;margin-left:366pt;margin-top:96.9pt;width:100.55pt;height:60pt;z-index:251686912;visibility:visible;mso-wrap-style:square;mso-width-percent:0;mso-height-percent:0;mso-wrap-distance-left:9pt;mso-wrap-distance-top:0;mso-wrap-distance-right:9pt;mso-wrap-distance-bottom:0;mso-position-horizontal:absolute;mso-position-horizontal-relative:text;mso-position-vertical:absolute;mso-position-vertical-relative:text;mso-width-percent:0;mso-height-percent:0;mso-width-relative:margin;mso-height-relative:margin;v-text-anchor:middle" o:gfxdata="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" fillcolor="#5a5a5a [2109]" strokecolor="#0a121c [484]" strokeweight="2pt">
+              <v:rect w14:anchorId="210D9469" id="Rectangle 17" o:spid="_x0000_s1032" style="position:absolute;margin-left:366pt;margin-top:96.9pt;width:100.55pt;height:60pt;z-index:251700736;visibility:visible;mso-wrap-style:square;mso-width-percent:0;mso-height-percent:0;mso-wrap-distance-left:9pt;mso-wrap-distance-top:0;mso-wrap-distance-right:9pt;mso-wrap-distance-bottom:0;mso-position-horizontal:absolute;mso-position-horizontal-relative:text;mso-position-vertical:absolute;mso-position-vertical-relative:text;mso-width-percent:0;mso-height-percent:0;mso-width-relative:margin;mso-height-relative:margin;v-text-anchor:middle" o:gfxdata="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" fillcolor="#5a5a5a [2109]" strokecolor="#0a121c [484]" strokeweight="2pt">
                 <v:textbox>
                   <w:txbxContent>
                     <w:p>
@@ -1847,7 +2092,7 @@
         <mc:AlternateContent>
           <mc:Choice Requires="wps">
             <w:drawing>
-              <wp:anchor distT="0" distB="0" distL="114300" distR="114300" simplePos="0" relativeHeight="251441152" behindDoc="0" locked="0" layoutInCell="1" allowOverlap="1" wp14:anchorId="294C40C2" wp14:editId="507A43E5">
+              <wp:anchor distT="0" distB="0" distL="114300" distR="114300" simplePos="0" relativeHeight="251602432" behindDoc="0" locked="0" layoutInCell="1" allowOverlap="1" wp14:anchorId="294C40C2" wp14:editId="507A43E5">
                 <wp:simplePos x="0" y="0"/>
                 <wp:positionH relativeFrom="column">
                   <wp:posOffset>1920240</wp:posOffset>
@@ -1943,7 +2188,7 @@
           </mc:Choice>
           <mc:Fallback>
             <w:pict>
-              <v:rect w14:anchorId="294C40C2" id="Rectangle 2" o:spid="_x0000_s1032" style="position:absolute;margin-left:151.2pt;margin-top:597.6pt;width:163.25pt;height:67.8pt;z-index:251441152;visibility:visible;mso-wrap-style:square;mso-wrap-distance-left:9pt;mso-wrap-distance-top:0;mso-wrap-distance-right:9pt;mso-wrap-distance-bottom:0;mso-position-horizontal:absolute;mso-position-horizontal-relative:text;mso-position-vertical:absolute;mso-position-vertical-relative:text;v-text-anchor:middle" o:gfxdata="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" fillcolor="#5a5a5a [2109]" strokecolor="#0a121c [484]" strokeweight="2pt">
+              <v:rect w14:anchorId="294C40C2" id="Rectangle 2" o:spid="_x0000_s1033" style="position:absolute;margin-left:151.2pt;margin-top:597.6pt;width:163.25pt;height:67.8pt;z-index:251602432;visibility:visible;mso-wrap-style:square;mso-wrap-distance-left:9pt;mso-wrap-distance-top:0;mso-wrap-distance-right:9pt;mso-wrap-distance-bottom:0;mso-position-horizontal:absolute;mso-position-horizontal-relative:text;mso-position-vertical:absolute;mso-position-vertical-relative:text;v-text-anchor:middle" o:gfxdata="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" fillcolor="#5a5a5a [2109]" strokecolor="#0a121c [484]" strokeweight="2pt">
                 <v:textbox>
                   <w:txbxContent>
                     <w:p>
@@ -1990,7 +2235,7 @@
         <mc:AlternateContent>
           <mc:Choice Requires="wps">
             <w:drawing>
-              <wp:anchor distT="0" distB="0" distL="114300" distR="114300" simplePos="0" relativeHeight="251459584" behindDoc="0" locked="0" layoutInCell="1" allowOverlap="1" wp14:anchorId="534345C8" wp14:editId="09F38882">
+              <wp:anchor distT="0" distB="0" distL="114300" distR="114300" simplePos="0" relativeHeight="251614720" behindDoc="0" locked="0" layoutInCell="1" allowOverlap="1" wp14:anchorId="534345C8" wp14:editId="35C89BDA">
                 <wp:simplePos x="0" y="0"/>
                 <wp:positionH relativeFrom="column">
                   <wp:posOffset>-546100</wp:posOffset>
@@ -2072,7 +2317,7 @@
           </mc:Choice>
           <mc:Fallback>
             <w:pict>
-              <v:rect w14:anchorId="534345C8" id="Rectangle 4" o:spid="_x0000_s1033" style="position:absolute;margin-left:-43pt;margin-top:572.2pt;width:163.25pt;height:67.8pt;z-index:251459584;visibility:visible;mso-wrap-style:square;mso-wrap-distance-left:9pt;mso-wrap-distance-top:0;mso-wrap-distance-right:9pt;mso-wrap-distance-bottom:0;mso-position-horizontal:absolute;mso-position-horizontal-relative:text;mso-position-vertical:absolute;mso-position-vertical-relative:text;v-text-anchor:middle" o:gfxdata="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" fillcolor="#5a5a5a [2109]" strokecolor="#0a121c [484]" strokeweight="2pt">
+              <v:rect w14:anchorId="534345C8" id="Rectangle 4" o:spid="_x0000_s1034" style="position:absolute;margin-left:-43pt;margin-top:572.2pt;width:163.25pt;height:67.8pt;z-index:251614720;visibility:visible;mso-wrap-style:square;mso-wrap-distance-left:9pt;mso-wrap-distance-top:0;mso-wrap-distance-right:9pt;mso-wrap-distance-bottom:0;mso-position-horizontal:absolute;mso-position-horizontal-relative:text;mso-position-vertical:absolute;mso-position-vertical-relative:text;v-text-anchor:middle" o:gfxdata="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" fillcolor="#5a5a5a [2109]" strokecolor="#0a121c [484]" strokeweight="2pt">
                 <v:textbox>
                   <w:txbxContent>
                     <w:p>
@@ -2105,252 +2350,7 @@
         <mc:AlternateContent>
           <mc:Choice Requires="wps">
             <w:drawing>
-              <wp:anchor distT="0" distB="0" distL="114300" distR="114300" simplePos="0" relativeHeight="251541504" behindDoc="0" locked="0" layoutInCell="1" allowOverlap="1" wp14:anchorId="6BDE1D50" wp14:editId="3C22752C">
-                <wp:simplePos x="0" y="0"/>
-                <wp:positionH relativeFrom="column">
-                  <wp:posOffset>2282825</wp:posOffset>
-                </wp:positionH>
-                <wp:positionV relativeFrom="paragraph">
-                  <wp:posOffset>171114</wp:posOffset>
-                </wp:positionV>
-                <wp:extent cx="258792" cy="222490"/>
-                <wp:effectExtent l="0" t="19050" r="46355" b="44450"/>
-                <wp:wrapNone/>
-                <wp:docPr id="12" name="Arrow: Right 12"/>
-                <wp:cNvGraphicFramePr/>
-                <a:graphic xmlns:a="http://schemas.openxmlformats.org/drawingml/2006/main">
-                  <a:graphicData uri="http://schemas.microsoft.com/office/word/2010/wordprocessingShape">
-                    <wps:wsp>
-                      <wps:cNvSpPr/>
-                      <wps:spPr>
-                        <a:xfrm>
-                          <a:off x="0" y="0"/>
-                          <a:ext cx="258792" cy="222490"/>
-                        </a:xfrm>
-                        <a:prstGeom prst="rightArrow">
-                          <a:avLst/>
-                        </a:prstGeom>
-                        <a:solidFill>
-                          <a:schemeClr val="tx1">
-                            <a:lumMod val="65000"/>
-                            <a:lumOff val="35000"/>
-                          </a:schemeClr>
-                        </a:solidFill>
-                      </wps:spPr>
-                      <wps:style>
-                        <a:lnRef idx="2">
-                          <a:schemeClr val="accent1">
-                            <a:shade val="15000"/>
-                          </a:schemeClr>
-                        </a:lnRef>
-                        <a:fillRef idx="1">
-                          <a:schemeClr val="accent1"/>
-                        </a:fillRef>
-                        <a:effectRef idx="0">
-                          <a:schemeClr val="accent1"/>
-                        </a:effectRef>
-                        <a:fontRef idx="minor">
-                          <a:schemeClr val="lt1"/>
-                        </a:fontRef>
-                      </wps:style>
-                      <wps:bodyPr rot="0" spcFirstLastPara="0" vertOverflow="overflow" horzOverflow="overflow" vert="horz" wrap="square" lIns="91440" tIns="45720" rIns="91440" bIns="45720" numCol="1" spcCol="0" rtlCol="0" fromWordArt="0" anchor="ctr" anchorCtr="0" forceAA="0" compatLnSpc="1">
-                        <a:prstTxWarp prst="textNoShape">
-                          <a:avLst/>
-                        </a:prstTxWarp>
-                        <a:noAutofit/>
-                      </wps:bodyPr>
-                    </wps:wsp>
-                  </a:graphicData>
-                </a:graphic>
-                <wp14:sizeRelH relativeFrom="margin">
-                  <wp14:pctWidth>0</wp14:pctWidth>
-                </wp14:sizeRelH>
-                <wp14:sizeRelV relativeFrom="margin">
-                  <wp14:pctHeight>0</wp14:pctHeight>
-                </wp14:sizeRelV>
-              </wp:anchor>
-            </w:drawing>
-          </mc:Choice>
-          <mc:Fallback>
-            <w:pict>
-              <v:shape w14:anchorId="4E4F4C0C" id="Arrow: Right 12" o:spid="_x0000_s1026" type="#_x0000_t13" style="position:absolute;margin-left:179.75pt;margin-top:13.45pt;width:20.4pt;height:17.5pt;z-index:251541504;visibility:visible;mso-wrap-style:square;mso-width-percent:0;mso-height-percent:0;mso-wrap-distance-left:9pt;mso-wrap-distance-top:0;mso-wrap-distance-right:9pt;mso-wrap-distance-bottom:0;mso-position-horizontal:absolute;mso-position-horizontal-relative:text;mso-position-vertical:absolute;mso-position-vertical-relative:text;mso-width-percent:0;mso-height-percent:0;mso-width-relative:margin;mso-height-relative:margin;v-text-anchor:middle" o:gfxdata="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" adj="12315" fillcolor="#5a5a5a [2109]" strokecolor="#0a121c [484]" strokeweight="2pt"/>
-            </w:pict>
-          </mc:Fallback>
-        </mc:AlternateContent>
-      </w:r>
-      <w:r>
-        <w:rPr>
-          <w:noProof/>
-        </w:rPr>
-        <mc:AlternateContent>
-          <mc:Choice Requires="wps">
-            <w:drawing>
-              <wp:anchor distT="0" distB="0" distL="114300" distR="114300" simplePos="0" relativeHeight="251487232" behindDoc="0" locked="0" layoutInCell="1" allowOverlap="1" wp14:anchorId="1536EF2A" wp14:editId="3D94DDD8">
-                <wp:simplePos x="0" y="0"/>
-                <wp:positionH relativeFrom="column">
-                  <wp:posOffset>1086929</wp:posOffset>
-                </wp:positionH>
-                <wp:positionV relativeFrom="paragraph">
-                  <wp:posOffset>0</wp:posOffset>
-                </wp:positionV>
-                <wp:extent cx="1078302" cy="594995"/>
-                <wp:effectExtent l="0" t="0" r="26670" b="14605"/>
-                <wp:wrapNone/>
-                <wp:docPr id="11" name="Rectangle 11"/>
-                <wp:cNvGraphicFramePr/>
-                <a:graphic xmlns:a="http://schemas.openxmlformats.org/drawingml/2006/main">
-                  <a:graphicData uri="http://schemas.microsoft.com/office/word/2010/wordprocessingShape">
-                    <wps:wsp>
-                      <wps:cNvSpPr/>
-                      <wps:spPr>
-                        <a:xfrm>
-                          <a:off x="0" y="0"/>
-                          <a:ext cx="1078302" cy="594995"/>
-                        </a:xfrm>
-                        <a:prstGeom prst="rect">
-                          <a:avLst/>
-                        </a:prstGeom>
-                        <a:solidFill>
-                          <a:schemeClr val="tx1">
-                            <a:lumMod val="65000"/>
-                            <a:lumOff val="35000"/>
-                          </a:schemeClr>
-                        </a:solidFill>
-                      </wps:spPr>
-                      <wps:style>
-                        <a:lnRef idx="2">
-                          <a:schemeClr val="accent1">
-                            <a:shade val="15000"/>
-                          </a:schemeClr>
-                        </a:lnRef>
-                        <a:fillRef idx="1">
-                          <a:schemeClr val="accent1"/>
-                        </a:fillRef>
-                        <a:effectRef idx="0">
-                          <a:schemeClr val="accent1"/>
-                        </a:effectRef>
-                        <a:fontRef idx="minor">
-                          <a:schemeClr val="lt1"/>
-                        </a:fontRef>
-                      </wps:style>
-                      <wps:txbx>
-                        <w:txbxContent>
-                          <w:p>
-                            <w:pPr>
-                              <w:rPr>
-                                <w:sz w:val="26"/>
-                                <w:szCs w:val="26"/>
-                              </w:rPr>
-                            </w:pPr>
-                            <w:r>
-                              <w:rPr>
-                                <w:sz w:val="26"/>
-                                <w:szCs w:val="26"/>
-                              </w:rPr>
-                              <w:t>Environment</w:t>
-                            </w:r>
-                            <w:r>
-                              <w:rPr>
-                                <w:sz w:val="26"/>
-                                <w:szCs w:val="26"/>
-                              </w:rPr>
-                              <w:t xml:space="preserve"> </w:t>
-                            </w:r>
-                            <w:r>
-                              <w:rPr>
-                                <w:sz w:val="26"/>
-                                <w:szCs w:val="26"/>
-                              </w:rPr>
-                              <w:t xml:space="preserve">Setup </w:t>
-                            </w:r>
-                          </w:p>
-                          <w:p>
-                            <w:pPr>
-                              <w:jc w:val="center"/>
-                              <w:rPr>
-                                <w:sz w:val="40"/>
-                                <w:szCs w:val="40"/>
-                              </w:rPr>
-                            </w:pPr>
-                          </w:p>
-                        </w:txbxContent>
-                      </wps:txbx>
-                      <wps:bodyPr rot="0" spcFirstLastPara="0" vertOverflow="overflow" horzOverflow="overflow" vert="horz" wrap="square" lIns="91440" tIns="45720" rIns="91440" bIns="45720" numCol="1" spcCol="0" rtlCol="0" fromWordArt="0" anchor="ctr" anchorCtr="0" forceAA="0" compatLnSpc="1">
-                        <a:prstTxWarp prst="textNoShape">
-                          <a:avLst/>
-                        </a:prstTxWarp>
-                        <a:noAutofit/>
-                      </wps:bodyPr>
-                    </wps:wsp>
-                  </a:graphicData>
-                </a:graphic>
-                <wp14:sizeRelH relativeFrom="margin">
-                  <wp14:pctWidth>0</wp14:pctWidth>
-                </wp14:sizeRelH>
-                <wp14:sizeRelV relativeFrom="margin">
-                  <wp14:pctHeight>0</wp14:pctHeight>
-                </wp14:sizeRelV>
-              </wp:anchor>
-            </w:drawing>
-          </mc:Choice>
-          <mc:Fallback>
-            <w:pict>
-              <v:rect w14:anchorId="1536EF2A" id="Rectangle 11" o:spid="_x0000_s1034" style="position:absolute;margin-left:85.6pt;margin-top:0;width:84.9pt;height:46.85pt;z-index:251487232;visibility:visible;mso-wrap-style:square;mso-width-percent:0;mso-height-percent:0;mso-wrap-distance-left:9pt;mso-wrap-distance-top:0;mso-wrap-distance-right:9pt;mso-wrap-distance-bottom:0;mso-position-horizontal:absolute;mso-position-horizontal-relative:text;mso-position-vertical:absolute;mso-position-vertical-relative:text;mso-width-percent:0;mso-height-percent:0;mso-width-relative:margin;mso-height-relative:margin;v-text-anchor:middle" o:gfxdata="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" fillcolor="#5a5a5a [2109]" strokecolor="#0a121c [484]" strokeweight="2pt">
-                <v:textbox>
-                  <w:txbxContent>
-                    <w:p>
-                      <w:pPr>
-                        <w:rPr>
-                          <w:sz w:val="26"/>
-                          <w:szCs w:val="26"/>
-                        </w:rPr>
-                      </w:pPr>
-                      <w:r>
-                        <w:rPr>
-                          <w:sz w:val="26"/>
-                          <w:szCs w:val="26"/>
-                        </w:rPr>
-                        <w:t>Environment</w:t>
-                      </w:r>
-                      <w:r>
-                        <w:rPr>
-                          <w:sz w:val="26"/>
-                          <w:szCs w:val="26"/>
-                        </w:rPr>
-                        <w:t xml:space="preserve"> </w:t>
-                      </w:r>
-                      <w:r>
-                        <w:rPr>
-                          <w:sz w:val="26"/>
-                          <w:szCs w:val="26"/>
-                        </w:rPr>
-                        <w:t xml:space="preserve">Setup </w:t>
-                      </w:r>
-                    </w:p>
-                    <w:p>
-                      <w:pPr>
-                        <w:jc w:val="center"/>
-                        <w:rPr>
-                          <w:sz w:val="40"/>
-                          <w:szCs w:val="40"/>
-                        </w:rPr>
-                      </w:pPr>
-                    </w:p>
-                  </w:txbxContent>
-                </v:textbox>
-              </v:rect>
-            </w:pict>
-          </mc:Fallback>
-        </mc:AlternateContent>
-      </w:r>
-      <w:r>
-        <w:rPr>
-          <w:noProof/>
-        </w:rPr>
-        <mc:AlternateContent>
-          <mc:Choice Requires="wps">
-            <w:drawing>
-              <wp:anchor distT="0" distB="0" distL="114300" distR="114300" simplePos="0" relativeHeight="251431936" behindDoc="0" locked="0" layoutInCell="1" allowOverlap="1" wp14:anchorId="0703352D" wp14:editId="06B408F8">
+              <wp:anchor distT="0" distB="0" distL="114300" distR="114300" simplePos="0" relativeHeight="251595264" behindDoc="0" locked="0" layoutInCell="1" allowOverlap="1" wp14:anchorId="0703352D" wp14:editId="10738FC5">
                 <wp:simplePos x="0" y="0"/>
                 <wp:positionH relativeFrom="column">
                   <wp:posOffset>-404867</wp:posOffset>
@@ -2452,7 +2452,7 @@
           </mc:Choice>
           <mc:Fallback>
             <w:pict>
-              <v:rect w14:anchorId="0703352D" id="Rectangle 1" o:spid="_x0000_s1035" style="position:absolute;margin-left:-31.9pt;margin-top:.05pt;width:82.2pt;height:46.85pt;z-index:251431936;visibility:visible;mso-wrap-style:square;mso-width-percent:0;mso-height-percent:0;mso-wrap-distance-left:9pt;mso-wrap-distance-top:0;mso-wrap-distance-right:9pt;mso-wrap-distance-bottom:0;mso-position-horizontal:absolute;mso-position-horizontal-relative:text;mso-position-vertical:absolute;mso-position-vertical-relative:text;mso-width-percent:0;mso-height-percent:0;mso-width-relative:margin;mso-height-relative:margin;v-text-anchor:middle" o:gfxdata="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" fillcolor="#5a5a5a [2109]" strokecolor="#0a121c [484]" strokeweight="2pt">
+              <v:rect w14:anchorId="0703352D" id="Rectangle 1" o:spid="_x0000_s1035" style="position:absolute;margin-left:-31.9pt;margin-top:.05pt;width:82.2pt;height:46.85pt;z-index:251595264;visibility:visible;mso-wrap-style:square;mso-width-percent:0;mso-height-percent:0;mso-wrap-distance-left:9pt;mso-wrap-distance-top:0;mso-wrap-distance-right:9pt;mso-wrap-distance-bottom:0;mso-position-horizontal:absolute;mso-position-horizontal-relative:text;mso-position-vertical:absolute;mso-position-vertical-relative:text;mso-width-percent:0;mso-height-percent:0;mso-width-relative:margin;mso-height-relative:margin;v-text-anchor:middle" o:gfxdata="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" fillcolor="#5a5a5a [2109]" strokecolor="#0a121c [484]" strokeweight="2pt">
                 <v:textbox>
                   <w:txbxContent>
                     <w:p>
@@ -2492,6 +2492,9 @@
           </mc:Fallback>
         </mc:AlternateContent>
       </w:r>
+    </w:p>
+    <w:p/>
+    <w:p>
       <w:r>
         <w:rPr>
           <w:noProof/>
@@ -2499,27 +2502,27 @@
         <mc:AlternateContent>
           <mc:Choice Requires="wps">
             <w:drawing>
-              <wp:anchor distT="0" distB="0" distL="114300" distR="114300" simplePos="0" relativeHeight="251478016" behindDoc="0" locked="0" layoutInCell="1" allowOverlap="1" wp14:anchorId="6449BF4D" wp14:editId="0A04F583">
+              <wp:anchor distT="0" distB="0" distL="114300" distR="114300" simplePos="0" relativeHeight="251621888" behindDoc="0" locked="0" layoutInCell="1" allowOverlap="1" wp14:anchorId="4E28252D" wp14:editId="1EDE4A16">
                 <wp:simplePos x="0" y="0"/>
                 <wp:positionH relativeFrom="column">
-                  <wp:posOffset>758981</wp:posOffset>
+                  <wp:posOffset>5087778</wp:posOffset>
                 </wp:positionH>
                 <wp:positionV relativeFrom="paragraph">
-                  <wp:posOffset>175979</wp:posOffset>
+                  <wp:posOffset>196058</wp:posOffset>
                 </wp:positionV>
-                <wp:extent cx="258792" cy="222490"/>
-                <wp:effectExtent l="0" t="19050" r="46355" b="44450"/>
+                <wp:extent cx="401640" cy="264160"/>
+                <wp:effectExtent l="11430" t="7620" r="29210" b="29210"/>
                 <wp:wrapNone/>
-                <wp:docPr id="9" name="Arrow: Right 9"/>
+                <wp:docPr id="7" name="Arrow: Right 7"/>
                 <wp:cNvGraphicFramePr/>
                 <a:graphic xmlns:a="http://schemas.openxmlformats.org/drawingml/2006/main">
                   <a:graphicData uri="http://schemas.microsoft.com/office/word/2010/wordprocessingShape">
                     <wps:wsp>
                       <wps:cNvSpPr/>
                       <wps:spPr>
-                        <a:xfrm>
+                        <a:xfrm rot="5400000">
                           <a:off x="0" y="0"/>
-                          <a:ext cx="258792" cy="222490"/>
+                          <a:ext cx="401640" cy="264160"/>
                         </a:xfrm>
                         <a:prstGeom prst="rightArrow">
                           <a:avLst/>
@@ -2567,14 +2570,12 @@
           </mc:Choice>
           <mc:Fallback>
             <w:pict>
-              <v:shape w14:anchorId="484AD88F" id="Arrow: Right 9" o:spid="_x0000_s1026" type="#_x0000_t13" style="position:absolute;margin-left:59.75pt;margin-top:13.85pt;width:20.4pt;height:17.5pt;z-index:251478016;visibility:visible;mso-wrap-style:square;mso-width-percent:0;mso-height-percent:0;mso-wrap-distance-left:9pt;mso-wrap-distance-top:0;mso-wrap-distance-right:9pt;mso-wrap-distance-bottom:0;mso-position-horizontal:absolute;mso-position-horizontal-relative:text;mso-position-vertical:absolute;mso-position-vertical-relative:text;mso-width-percent:0;mso-height-percent:0;mso-width-relative:margin;mso-height-relative:margin;v-text-anchor:middle" o:gfxdata="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" adj="12315" fillcolor="#5a5a5a [2109]" strokecolor="#0a121c [484]" strokeweight="2pt"/>
+              <v:shape w14:anchorId="6AC167EB" id="Arrow: Right 7" o:spid="_x0000_s1026" type="#_x0000_t13" style="position:absolute;margin-left:400.6pt;margin-top:15.45pt;width:31.65pt;height:20.8pt;rotation:90;z-index:251621888;visibility:visible;mso-wrap-style:square;mso-width-percent:0;mso-height-percent:0;mso-wrap-distance-left:9pt;mso-wrap-distance-top:0;mso-wrap-distance-right:9pt;mso-wrap-distance-bottom:0;mso-position-horizontal:absolute;mso-position-horizontal-relative:text;mso-position-vertical:absolute;mso-position-vertical-relative:text;mso-width-percent:0;mso-height-percent:0;mso-width-relative:margin;mso-height-relative:margin;v-text-anchor:middle" o:gfxdata="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" adj="14497" fillcolor="#5a5a5a [2109]" strokecolor="#0a121c [484]" strokeweight="2pt"/>
             </w:pict>
           </mc:Fallback>
         </mc:AlternateContent>
       </w:r>
     </w:p>
-    <w:p/>
-    <w:p/>
     <w:p>
       <w:r>
         <w:rPr>
@@ -3017,16 +3018,16 @@
         <mc:AlternateContent>
           <mc:Choice Requires="wps">
             <w:drawing>
-              <wp:anchor distT="0" distB="0" distL="114300" distR="114300" simplePos="0" relativeHeight="251796480" behindDoc="0" locked="0" layoutInCell="1" allowOverlap="1" wp14:anchorId="3008E98A" wp14:editId="2E8CF71D">
+              <wp:anchor distT="0" distB="0" distL="114300" distR="114300" simplePos="0" relativeHeight="251715072" behindDoc="0" locked="0" layoutInCell="1" allowOverlap="1" wp14:anchorId="3008E98A" wp14:editId="722D0608">
                 <wp:simplePos x="0" y="0"/>
                 <wp:positionH relativeFrom="column">
-                  <wp:posOffset>1256294</wp:posOffset>
+                  <wp:posOffset>955396</wp:posOffset>
                 </wp:positionH>
                 <wp:positionV relativeFrom="paragraph">
-                  <wp:posOffset>200660</wp:posOffset>
+                  <wp:posOffset>203149</wp:posOffset>
                 </wp:positionV>
-                <wp:extent cx="628650" cy="266700"/>
-                <wp:effectExtent l="19050" t="19050" r="19050" b="38100"/>
+                <wp:extent cx="1195273" cy="266700"/>
+                <wp:effectExtent l="19050" t="19050" r="24130" b="38100"/>
                 <wp:wrapNone/>
                 <wp:docPr id="75" name="Arrow: Right 75"/>
                 <wp:cNvGraphicFramePr/>
@@ -3037,7 +3038,7 @@
                       <wps:spPr>
                         <a:xfrm rot="10800000">
                           <a:off x="0" y="0"/>
-                          <a:ext cx="628650" cy="266700"/>
+                          <a:ext cx="1195273" cy="266700"/>
                         </a:xfrm>
                         <a:prstGeom prst="rightArrow">
                           <a:avLst/>
@@ -3085,7 +3086,7 @@
           </mc:Choice>
           <mc:Fallback>
             <w:pict>
-              <v:shape w14:anchorId="18D63D1F" id="Arrow: Right 75" o:spid="_x0000_s1026" type="#_x0000_t13" style="position:absolute;margin-left:98.9pt;margin-top:15.8pt;width:49.5pt;height:21pt;rotation:180;z-index:251796480;visibility:visible;mso-wrap-style:square;mso-width-percent:0;mso-height-percent:0;mso-wrap-distance-left:9pt;mso-wrap-distance-top:0;mso-wrap-distance-right:9pt;mso-wrap-distance-bottom:0;mso-position-horizontal:absolute;mso-position-horizontal-relative:text;mso-position-vertical:absolute;mso-position-vertical-relative:text;mso-width-percent:0;mso-height-percent:0;mso-width-relative:margin;mso-height-relative:margin;v-text-anchor:middle" o:gfxdata="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" adj="17018" fillcolor="#5a5a5a [2109]" strokecolor="#0a121c [484]" strokeweight="2pt"/>
+              <v:shape w14:anchorId="0E270AE6" id="Arrow: Right 75" o:spid="_x0000_s1026" type="#_x0000_t13" style="position:absolute;margin-left:75.25pt;margin-top:16pt;width:94.1pt;height:21pt;rotation:180;z-index:251715072;visibility:visible;mso-wrap-style:square;mso-width-percent:0;mso-height-percent:0;mso-wrap-distance-left:9pt;mso-wrap-distance-top:0;mso-wrap-distance-right:9pt;mso-wrap-distance-bottom:0;mso-position-horizontal:absolute;mso-position-horizontal-relative:text;mso-position-vertical:absolute;mso-position-vertical-relative:text;mso-width-percent:0;mso-height-percent:0;mso-width-relative:margin;mso-height-relative:margin;v-text-anchor:middle" o:gfxdata="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" adj="19190" fillcolor="#5a5a5a [2109]" strokecolor="#0a121c [484]" strokeweight="2pt"/>
             </w:pict>
           </mc:Fallback>
         </mc:AlternateContent>
@@ -3097,15 +3098,15 @@
         <mc:AlternateContent>
           <mc:Choice Requires="wps">
             <w:drawing>
-              <wp:anchor distT="0" distB="0" distL="114300" distR="114300" simplePos="0" relativeHeight="251774976" behindDoc="0" locked="0" layoutInCell="1" allowOverlap="1" wp14:anchorId="42D7DE88" wp14:editId="3079CA95">
+              <wp:anchor distT="0" distB="0" distL="114300" distR="114300" simplePos="0" relativeHeight="251710976" behindDoc="0" locked="0" layoutInCell="1" allowOverlap="1" wp14:anchorId="42D7DE88" wp14:editId="58735019">
                 <wp:simplePos x="0" y="0"/>
                 <wp:positionH relativeFrom="column">
-                  <wp:posOffset>3758565</wp:posOffset>
+                  <wp:posOffset>3562350</wp:posOffset>
                 </wp:positionH>
                 <wp:positionV relativeFrom="paragraph">
                   <wp:posOffset>200660</wp:posOffset>
                 </wp:positionV>
-                <wp:extent cx="622300" cy="266700"/>
+                <wp:extent cx="1003300" cy="266700"/>
                 <wp:effectExtent l="19050" t="19050" r="25400" b="38100"/>
                 <wp:wrapNone/>
                 <wp:docPr id="74" name="Arrow: Right 74"/>
@@ -3117,7 +3118,7 @@
                       <wps:spPr>
                         <a:xfrm rot="10800000">
                           <a:off x="0" y="0"/>
-                          <a:ext cx="622300" cy="266700"/>
+                          <a:ext cx="1003300" cy="266700"/>
                         </a:xfrm>
                         <a:prstGeom prst="rightArrow">
                           <a:avLst/>
@@ -3165,7 +3166,7 @@
           </mc:Choice>
           <mc:Fallback>
             <w:pict>
-              <v:shape w14:anchorId="0F15F7B4" id="Arrow: Right 74" o:spid="_x0000_s1026" type="#_x0000_t13" style="position:absolute;margin-left:295.95pt;margin-top:15.8pt;width:49pt;height:21pt;rotation:180;z-index:251774976;visibility:visible;mso-wrap-style:square;mso-width-percent:0;mso-height-percent:0;mso-wrap-distance-left:9pt;mso-wrap-distance-top:0;mso-wrap-distance-right:9pt;mso-wrap-distance-bottom:0;mso-position-horizontal:absolute;mso-position-horizontal-relative:text;mso-position-vertical:absolute;mso-position-vertical-relative:text;mso-width-percent:0;mso-height-percent:0;mso-width-relative:margin;mso-height-relative:margin;v-text-anchor:middle" o:gfxdata="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" adj="16971" fillcolor="#5a5a5a [2109]" strokecolor="#0a121c [484]" strokeweight="2pt"/>
+              <v:shape w14:anchorId="7DC6F0EC" id="Arrow: Right 74" o:spid="_x0000_s1026" type="#_x0000_t13" style="position:absolute;margin-left:280.5pt;margin-top:15.8pt;width:79pt;height:21pt;rotation:180;z-index:251710976;visibility:visible;mso-wrap-style:square;mso-width-percent:0;mso-height-percent:0;mso-wrap-distance-left:9pt;mso-wrap-distance-top:0;mso-wrap-distance-right:9pt;mso-wrap-distance-bottom:0;mso-position-horizontal:absolute;mso-position-horizontal-relative:text;mso-position-vertical:absolute;mso-position-vertical-relative:text;mso-width-percent:0;mso-height-percent:0;mso-width-relative:margin;mso-height-relative:margin;v-text-anchor:middle" o:gfxdata="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" adj="18729" fillcolor="#5a5a5a [2109]" strokecolor="#0a121c [484]" strokeweight="2pt"/>
             </w:pict>
           </mc:Fallback>
         </mc:AlternateContent>
@@ -3180,16 +3181,16 @@
         <mc:AlternateContent>
           <mc:Choice Requires="wps">
             <w:drawing>
-              <wp:anchor distT="0" distB="0" distL="114300" distR="114300" simplePos="0" relativeHeight="251859968" behindDoc="0" locked="0" layoutInCell="1" allowOverlap="1" wp14:anchorId="2193C4FA" wp14:editId="08FC4B94">
+              <wp:anchor distT="0" distB="0" distL="114300" distR="114300" simplePos="0" relativeHeight="251859968" behindDoc="0" locked="0" layoutInCell="1" allowOverlap="1" wp14:anchorId="2193C4FA" wp14:editId="69FE92F6">
                 <wp:simplePos x="0" y="0"/>
                 <wp:positionH relativeFrom="column">
-                  <wp:posOffset>110017</wp:posOffset>
+                  <wp:posOffset>25082</wp:posOffset>
                 </wp:positionH>
                 <wp:positionV relativeFrom="paragraph">
-                  <wp:posOffset>270510</wp:posOffset>
+                  <wp:posOffset>253684</wp:posOffset>
                 </wp:positionV>
-                <wp:extent cx="293690" cy="264794"/>
-                <wp:effectExtent l="14605" t="4445" r="45085" b="45085"/>
+                <wp:extent cx="457838" cy="264794"/>
+                <wp:effectExtent l="0" t="0" r="39052" b="39053"/>
                 <wp:wrapNone/>
                 <wp:docPr id="18" name="Arrow: Right 18"/>
                 <wp:cNvGraphicFramePr/>
@@ -3200,7 +3201,7 @@
                       <wps:spPr>
                         <a:xfrm rot="5400000">
                           <a:off x="0" y="0"/>
-                          <a:ext cx="293690" cy="264794"/>
+                          <a:ext cx="457838" cy="264794"/>
                         </a:xfrm>
                         <a:prstGeom prst="rightArrow">
                           <a:avLst/>
@@ -3248,7 +3249,7 @@
           </mc:Choice>
           <mc:Fallback>
             <w:pict>
-              <v:shape w14:anchorId="3B48F69C" id="Arrow: Right 18" o:spid="_x0000_s1026" type="#_x0000_t13" style="position:absolute;margin-left:8.65pt;margin-top:21.3pt;width:23.15pt;height:20.85pt;rotation:90;z-index:251859968;visibility:visible;mso-wrap-style:square;mso-width-percent:0;mso-height-percent:0;mso-wrap-distance-left:9pt;mso-wrap-distance-top:0;mso-wrap-distance-right:9pt;mso-wrap-distance-bottom:0;mso-position-horizontal:absolute;mso-position-horizontal-relative:text;mso-position-vertical:absolute;mso-position-vertical-relative:text;mso-width-percent:0;mso-height-percent:0;mso-width-relative:margin;mso-height-relative:margin;v-text-anchor:middle" o:gfxdata="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" adj="11863" fillcolor="#5a5a5a [2109]" strokecolor="#0a121c [484]" strokeweight="2pt"/>
+              <v:shape w14:anchorId="51DBE58E" id="Arrow: Right 18" o:spid="_x0000_s1026" type="#_x0000_t13" style="position:absolute;margin-left:1.95pt;margin-top:20pt;width:36.05pt;height:20.85pt;rotation:90;z-index:251859968;visibility:visible;mso-wrap-style:square;mso-width-percent:0;mso-height-percent:0;mso-wrap-distance-left:9pt;mso-wrap-distance-top:0;mso-wrap-distance-right:9pt;mso-wrap-distance-bottom:0;mso-position-horizontal:absolute;mso-position-horizontal-relative:text;mso-position-vertical:absolute;mso-position-vertical-relative:text;mso-width-percent:0;mso-height-percent:0;mso-width-relative:margin;mso-height-relative:margin;v-text-anchor:middle" o:gfxdata="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" adj="15354" fillcolor="#5a5a5a [2109]" strokecolor="#0a121c [484]" strokeweight="2pt"/>
             </w:pict>
           </mc:Fallback>
         </mc:AlternateContent>
@@ -3399,167 +3400,7 @@
         <mc:AlternateContent>
           <mc:Choice Requires="wps">
             <w:drawing>
-              <wp:anchor distT="0" distB="0" distL="114300" distR="114300" simplePos="0" relativeHeight="251667456" behindDoc="0" locked="0" layoutInCell="1" allowOverlap="1" wp14:anchorId="2F7C58F6" wp14:editId="21B6B5B3">
-                <wp:simplePos x="0" y="0"/>
-                <wp:positionH relativeFrom="column">
-                  <wp:posOffset>1163955</wp:posOffset>
-                </wp:positionH>
-                <wp:positionV relativeFrom="paragraph">
-                  <wp:posOffset>328295</wp:posOffset>
-                </wp:positionV>
-                <wp:extent cx="314325" cy="266700"/>
-                <wp:effectExtent l="0" t="19050" r="47625" b="38100"/>
-                <wp:wrapNone/>
-                <wp:docPr id="27" name="Arrow: Right 27"/>
-                <wp:cNvGraphicFramePr/>
-                <a:graphic xmlns:a="http://schemas.openxmlformats.org/drawingml/2006/main">
-                  <a:graphicData uri="http://schemas.microsoft.com/office/word/2010/wordprocessingShape">
-                    <wps:wsp>
-                      <wps:cNvSpPr/>
-                      <wps:spPr>
-                        <a:xfrm>
-                          <a:off x="0" y="0"/>
-                          <a:ext cx="314325" cy="266700"/>
-                        </a:xfrm>
-                        <a:prstGeom prst="rightArrow">
-                          <a:avLst/>
-                        </a:prstGeom>
-                        <a:solidFill>
-                          <a:schemeClr val="tx1">
-                            <a:lumMod val="65000"/>
-                            <a:lumOff val="35000"/>
-                          </a:schemeClr>
-                        </a:solidFill>
-                      </wps:spPr>
-                      <wps:style>
-                        <a:lnRef idx="2">
-                          <a:schemeClr val="accent1">
-                            <a:shade val="15000"/>
-                          </a:schemeClr>
-                        </a:lnRef>
-                        <a:fillRef idx="1">
-                          <a:schemeClr val="accent1"/>
-                        </a:fillRef>
-                        <a:effectRef idx="0">
-                          <a:schemeClr val="accent1"/>
-                        </a:effectRef>
-                        <a:fontRef idx="minor">
-                          <a:schemeClr val="lt1"/>
-                        </a:fontRef>
-                      </wps:style>
-                      <wps:bodyPr rot="0" spcFirstLastPara="0" vertOverflow="overflow" horzOverflow="overflow" vert="horz" wrap="square" lIns="91440" tIns="45720" rIns="91440" bIns="45720" numCol="1" spcCol="0" rtlCol="0" fromWordArt="0" anchor="ctr" anchorCtr="0" forceAA="0" compatLnSpc="1">
-                        <a:prstTxWarp prst="textNoShape">
-                          <a:avLst/>
-                        </a:prstTxWarp>
-                        <a:noAutofit/>
-                      </wps:bodyPr>
-                    </wps:wsp>
-                  </a:graphicData>
-                </a:graphic>
-                <wp14:sizeRelH relativeFrom="margin">
-                  <wp14:pctWidth>0</wp14:pctWidth>
-                </wp14:sizeRelH>
-                <wp14:sizeRelV relativeFrom="margin">
-                  <wp14:pctHeight>0</wp14:pctHeight>
-                </wp14:sizeRelV>
-              </wp:anchor>
-            </w:drawing>
-          </mc:Choice>
-          <mc:Fallback>
-            <w:pict>
-              <v:shape w14:anchorId="5BEE7F6E" id="Arrow: Right 27" o:spid="_x0000_s1026" type="#_x0000_t13" style="position:absolute;margin-left:91.65pt;margin-top:25.85pt;width:24.75pt;height:21pt;z-index:251667456;visibility:visible;mso-wrap-style:square;mso-width-percent:0;mso-height-percent:0;mso-wrap-distance-left:9pt;mso-wrap-distance-top:0;mso-wrap-distance-right:9pt;mso-wrap-distance-bottom:0;mso-position-horizontal:absolute;mso-position-horizontal-relative:text;mso-position-vertical:absolute;mso-position-vertical-relative:text;mso-width-percent:0;mso-height-percent:0;mso-width-relative:margin;mso-height-relative:margin;v-text-anchor:middle" o:gfxdata="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" adj="12436" fillcolor="#5a5a5a [2109]" strokecolor="#0a121c [484]" strokeweight="2pt"/>
-            </w:pict>
-          </mc:Fallback>
-        </mc:AlternateContent>
-      </w:r>
-      <w:r>
-        <w:rPr>
-          <w:noProof/>
-        </w:rPr>
-        <mc:AlternateContent>
-          <mc:Choice Requires="wps">
-            <w:drawing>
-              <wp:anchor distT="0" distB="0" distL="114300" distR="114300" simplePos="0" relativeHeight="251888640" behindDoc="0" locked="0" layoutInCell="1" allowOverlap="1" wp14:anchorId="753D6757" wp14:editId="7953DF9E">
-                <wp:simplePos x="0" y="0"/>
-                <wp:positionH relativeFrom="column">
-                  <wp:posOffset>2955290</wp:posOffset>
-                </wp:positionH>
-                <wp:positionV relativeFrom="paragraph">
-                  <wp:posOffset>340995</wp:posOffset>
-                </wp:positionV>
-                <wp:extent cx="314325" cy="266700"/>
-                <wp:effectExtent l="0" t="19050" r="47625" b="38100"/>
-                <wp:wrapNone/>
-                <wp:docPr id="76" name="Arrow: Right 76"/>
-                <wp:cNvGraphicFramePr/>
-                <a:graphic xmlns:a="http://schemas.openxmlformats.org/drawingml/2006/main">
-                  <a:graphicData uri="http://schemas.microsoft.com/office/word/2010/wordprocessingShape">
-                    <wps:wsp>
-                      <wps:cNvSpPr/>
-                      <wps:spPr>
-                        <a:xfrm>
-                          <a:off x="0" y="0"/>
-                          <a:ext cx="314325" cy="266700"/>
-                        </a:xfrm>
-                        <a:prstGeom prst="rightArrow">
-                          <a:avLst/>
-                        </a:prstGeom>
-                        <a:solidFill>
-                          <a:schemeClr val="tx1">
-                            <a:lumMod val="65000"/>
-                            <a:lumOff val="35000"/>
-                          </a:schemeClr>
-                        </a:solidFill>
-                      </wps:spPr>
-                      <wps:style>
-                        <a:lnRef idx="2">
-                          <a:schemeClr val="accent1">
-                            <a:shade val="15000"/>
-                          </a:schemeClr>
-                        </a:lnRef>
-                        <a:fillRef idx="1">
-                          <a:schemeClr val="accent1"/>
-                        </a:fillRef>
-                        <a:effectRef idx="0">
-                          <a:schemeClr val="accent1"/>
-                        </a:effectRef>
-                        <a:fontRef idx="minor">
-                          <a:schemeClr val="lt1"/>
-                        </a:fontRef>
-                      </wps:style>
-                      <wps:bodyPr rot="0" spcFirstLastPara="0" vertOverflow="overflow" horzOverflow="overflow" vert="horz" wrap="square" lIns="91440" tIns="45720" rIns="91440" bIns="45720" numCol="1" spcCol="0" rtlCol="0" fromWordArt="0" anchor="ctr" anchorCtr="0" forceAA="0" compatLnSpc="1">
-                        <a:prstTxWarp prst="textNoShape">
-                          <a:avLst/>
-                        </a:prstTxWarp>
-                        <a:noAutofit/>
-                      </wps:bodyPr>
-                    </wps:wsp>
-                  </a:graphicData>
-                </a:graphic>
-                <wp14:sizeRelH relativeFrom="margin">
-                  <wp14:pctWidth>0</wp14:pctWidth>
-                </wp14:sizeRelH>
-                <wp14:sizeRelV relativeFrom="margin">
-                  <wp14:pctHeight>0</wp14:pctHeight>
-                </wp14:sizeRelV>
-              </wp:anchor>
-            </w:drawing>
-          </mc:Choice>
-          <mc:Fallback>
-            <w:pict>
-              <v:shape w14:anchorId="1C364EBD" id="Arrow: Right 76" o:spid="_x0000_s1026" type="#_x0000_t13" style="position:absolute;margin-left:232.7pt;margin-top:26.85pt;width:24.75pt;height:21pt;z-index:251888640;visibility:visible;mso-wrap-style:square;mso-width-percent:0;mso-height-percent:0;mso-wrap-distance-left:9pt;mso-wrap-distance-top:0;mso-wrap-distance-right:9pt;mso-wrap-distance-bottom:0;mso-position-horizontal:absolute;mso-position-horizontal-relative:text;mso-position-vertical:absolute;mso-position-vertical-relative:text;mso-width-percent:0;mso-height-percent:0;mso-width-relative:margin;mso-height-relative:margin;v-text-anchor:middle" o:gfxdata="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" adj="12436" fillcolor="#5a5a5a [2109]" strokecolor="#0a121c [484]" strokeweight="2pt"/>
-            </w:pict>
-          </mc:Fallback>
-        </mc:AlternateContent>
-      </w:r>
-      <w:r>
-        <w:rPr>
-          <w:noProof/>
-        </w:rPr>
-        <mc:AlternateContent>
-          <mc:Choice Requires="wps">
-            <w:drawing>
-              <wp:anchor distT="0" distB="0" distL="114300" distR="114300" simplePos="0" relativeHeight="251623424" behindDoc="0" locked="0" layoutInCell="1" allowOverlap="1" wp14:anchorId="2274514F" wp14:editId="46BDC5A3">
+              <wp:anchor distT="0" distB="0" distL="114300" distR="114300" simplePos="0" relativeHeight="251683328" behindDoc="0" locked="0" layoutInCell="1" allowOverlap="1" wp14:anchorId="2274514F" wp14:editId="5F0D285A">
                 <wp:simplePos x="0" y="0"/>
                 <wp:positionH relativeFrom="column">
                   <wp:posOffset>1584325</wp:posOffset>
@@ -3700,7 +3541,7 @@
           </mc:Choice>
           <mc:Fallback>
             <w:pict>
-              <v:rect w14:anchorId="2274514F" id="Rectangle 26" o:spid="_x0000_s1039" style="position:absolute;margin-left:124.75pt;margin-top:8.25pt;width:100.5pt;height:60pt;z-index:251623424;visibility:visible;mso-wrap-style:square;mso-width-percent:0;mso-height-percent:0;mso-wrap-distance-left:9pt;mso-wrap-distance-top:0;mso-wrap-distance-right:9pt;mso-wrap-distance-bottom:0;mso-position-horizontal:absolute;mso-position-horizontal-relative:text;mso-position-vertical:absolute;mso-position-vertical-relative:text;mso-width-percent:0;mso-height-percent:0;mso-width-relative:margin;mso-height-relative:margin;v-text-anchor:middle" o:gfxdata="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" fillcolor="#5a5a5a [2109]" strokecolor="#0a121c [484]" strokeweight="2pt">
+              <v:rect w14:anchorId="2274514F" id="Rectangle 26" o:spid="_x0000_s1039" style="position:absolute;margin-left:124.75pt;margin-top:8.25pt;width:100.5pt;height:60pt;z-index:251683328;visibility:visible;mso-wrap-style:square;mso-width-percent:0;mso-height-percent:0;mso-wrap-distance-left:9pt;mso-wrap-distance-top:0;mso-wrap-distance-right:9pt;mso-wrap-distance-bottom:0;mso-position-horizontal:absolute;mso-position-horizontal-relative:text;mso-position-vertical:absolute;mso-position-vertical-relative:text;mso-width-percent:0;mso-height-percent:0;mso-width-relative:margin;mso-height-relative:margin;v-text-anchor:middle" o:gfxdata="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" fillcolor="#5a5a5a [2109]" strokecolor="#0a121c [484]" strokeweight="2pt">
                 <v:textbox>
                   <w:txbxContent>
                     <w:p>
@@ -3786,7 +3627,7 @@
         <mc:AlternateContent>
           <mc:Choice Requires="wps">
             <w:drawing>
-              <wp:anchor distT="0" distB="0" distL="114300" distR="114300" simplePos="0" relativeHeight="251579392" behindDoc="0" locked="0" layoutInCell="1" allowOverlap="1" wp14:anchorId="527B743B" wp14:editId="46946A45">
+              <wp:anchor distT="0" distB="0" distL="114300" distR="114300" simplePos="0" relativeHeight="251679232" behindDoc="0" locked="0" layoutInCell="1" allowOverlap="1" wp14:anchorId="527B743B" wp14:editId="46946A45">
                 <wp:simplePos x="0" y="0"/>
                 <wp:positionH relativeFrom="column">
                   <wp:posOffset>3368040</wp:posOffset>
@@ -3902,7 +3743,7 @@
           </mc:Choice>
           <mc:Fallback>
             <w:pict>
-              <v:rect w14:anchorId="527B743B" id="Rectangle 25" o:spid="_x0000_s1040" style="position:absolute;margin-left:265.2pt;margin-top:8.9pt;width:90pt;height:62.25pt;z-index:251579392;visibility:visible;mso-wrap-style:square;mso-width-percent:0;mso-height-percent:0;mso-wrap-distance-left:9pt;mso-wrap-distance-top:0;mso-wrap-distance-right:9pt;mso-wrap-distance-bottom:0;mso-position-horizontal:absolute;mso-position-horizontal-relative:text;mso-position-vertical:absolute;mso-position-vertical-relative:text;mso-width-percent:0;mso-height-percent:0;mso-width-relative:margin;mso-height-relative:margin;v-text-anchor:middle" o:gfxdata="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" fillcolor="#5a5a5a [2109]" strokecolor="#0a121c [484]" strokeweight="2pt">
+              <v:rect w14:anchorId="527B743B" id="Rectangle 25" o:spid="_x0000_s1040" style="position:absolute;margin-left:265.2pt;margin-top:8.9pt;width:90pt;height:62.25pt;z-index:251679232;visibility:visible;mso-wrap-style:square;mso-width-percent:0;mso-height-percent:0;mso-wrap-distance-left:9pt;mso-wrap-distance-top:0;mso-wrap-distance-right:9pt;mso-wrap-distance-bottom:0;mso-position-horizontal:absolute;mso-position-horizontal-relative:text;mso-position-vertical:absolute;mso-position-vertical-relative:text;mso-width-percent:0;mso-height-percent:0;mso-width-relative:margin;mso-height-relative:margin;v-text-anchor:middle" o:gfxdata="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" fillcolor="#5a5a5a [2109]" strokecolor="#0a121c [484]" strokeweight="2pt">
                 <v:textbox>
                   <w:txbxContent>
                     <w:p>
@@ -3963,7 +3804,7 @@
         <mc:AlternateContent>
           <mc:Choice Requires="wps">
             <w:drawing>
-              <wp:anchor distT="0" distB="0" distL="114300" distR="114300" simplePos="0" relativeHeight="251532288" behindDoc="0" locked="0" layoutInCell="1" allowOverlap="1" wp14:anchorId="39039C83" wp14:editId="5346CC19">
+              <wp:anchor distT="0" distB="0" distL="114300" distR="114300" simplePos="0" relativeHeight="251663872" behindDoc="0" locked="0" layoutInCell="1" allowOverlap="1" wp14:anchorId="39039C83" wp14:editId="5346CC19">
                 <wp:simplePos x="0" y="0"/>
                 <wp:positionH relativeFrom="column">
                   <wp:posOffset>4984750</wp:posOffset>
@@ -4051,7 +3892,7 @@
           </mc:Choice>
           <mc:Fallback>
             <w:pict>
-              <v:rect w14:anchorId="39039C83" id="Rectangle 24" o:spid="_x0000_s1041" style="position:absolute;margin-left:392.5pt;margin-top:9.05pt;width:72.75pt;height:61.5pt;z-index:251532288;visibility:visible;mso-wrap-style:square;mso-width-percent:0;mso-height-percent:0;mso-wrap-distance-left:9pt;mso-wrap-distance-top:0;mso-wrap-distance-right:9pt;mso-wrap-distance-bottom:0;mso-position-horizontal:absolute;mso-position-horizontal-relative:text;mso-position-vertical:absolute;mso-position-vertical-relative:text;mso-width-percent:0;mso-height-percent:0;mso-width-relative:margin;mso-height-relative:margin;v-text-anchor:middle" o:gfxdata="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" fillcolor="#5a5a5a [2109]" strokecolor="#0a121c [484]" strokeweight="2pt">
+              <v:rect w14:anchorId="39039C83" id="Rectangle 24" o:spid="_x0000_s1041" style="position:absolute;margin-left:392.5pt;margin-top:9.05pt;width:72.75pt;height:61.5pt;z-index:251663872;visibility:visible;mso-wrap-style:square;mso-width-percent:0;mso-height-percent:0;mso-wrap-distance-left:9pt;mso-wrap-distance-top:0;mso-wrap-distance-right:9pt;mso-wrap-distance-bottom:0;mso-position-horizontal:absolute;mso-position-horizontal-relative:text;mso-position-vertical:absolute;mso-position-vertical-relative:text;mso-width-percent:0;mso-height-percent:0;mso-width-relative:margin;mso-height-relative:margin;v-text-anchor:middle" o:gfxdata="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" fillcolor="#5a5a5a [2109]" strokecolor="#0a121c [484]" strokeweight="2pt">
                 <v:textbox>
                   <w:txbxContent>
                     <w:p>
@@ -4086,16 +3927,16 @@
         <mc:AlternateContent>
           <mc:Choice Requires="wps">
             <w:drawing>
-              <wp:anchor distT="0" distB="0" distL="114300" distR="114300" simplePos="0" relativeHeight="251891712" behindDoc="0" locked="0" layoutInCell="1" allowOverlap="1" wp14:anchorId="71BD704E" wp14:editId="1AEB0E68">
+              <wp:anchor distT="0" distB="0" distL="114300" distR="114300" simplePos="0" relativeHeight="251723264" behindDoc="0" locked="0" layoutInCell="1" allowOverlap="1" wp14:anchorId="71BD704E" wp14:editId="68B0EB24">
                 <wp:simplePos x="0" y="0"/>
                 <wp:positionH relativeFrom="column">
-                  <wp:posOffset>4599940</wp:posOffset>
+                  <wp:posOffset>4565650</wp:posOffset>
                 </wp:positionH>
                 <wp:positionV relativeFrom="paragraph">
-                  <wp:posOffset>17942</wp:posOffset>
+                  <wp:posOffset>20320</wp:posOffset>
                 </wp:positionV>
-                <wp:extent cx="314325" cy="266700"/>
-                <wp:effectExtent l="0" t="19050" r="47625" b="38100"/>
+                <wp:extent cx="365125" cy="266700"/>
+                <wp:effectExtent l="0" t="19050" r="34925" b="38100"/>
                 <wp:wrapNone/>
                 <wp:docPr id="77" name="Arrow: Right 77"/>
                 <wp:cNvGraphicFramePr/>
@@ -4106,7 +3947,7 @@
                       <wps:spPr>
                         <a:xfrm>
                           <a:off x="0" y="0"/>
-                          <a:ext cx="314325" cy="266700"/>
+                          <a:ext cx="365125" cy="266700"/>
                         </a:xfrm>
                         <a:prstGeom prst="rightArrow">
                           <a:avLst/>
@@ -4154,7 +3995,167 @@
           </mc:Choice>
           <mc:Fallback>
             <w:pict>
-              <v:shape w14:anchorId="1611E449" id="Arrow: Right 77" o:spid="_x0000_s1026" type="#_x0000_t13" style="position:absolute;margin-left:362.2pt;margin-top:1.4pt;width:24.75pt;height:21pt;z-index:251891712;visibility:visible;mso-wrap-style:square;mso-width-percent:0;mso-height-percent:0;mso-wrap-distance-left:9pt;mso-wrap-distance-top:0;mso-wrap-distance-right:9pt;mso-wrap-distance-bottom:0;mso-position-horizontal:absolute;mso-position-horizontal-relative:text;mso-position-vertical:absolute;mso-position-vertical-relative:text;mso-width-percent:0;mso-height-percent:0;mso-width-relative:margin;mso-height-relative:margin;v-text-anchor:middle" o:gfxdata="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" adj="12436" fillcolor="#5a5a5a [2109]" strokecolor="#0a121c [484]" strokeweight="2pt"/>
+              <v:shape w14:anchorId="7A682B25" id="Arrow: Right 77" o:spid="_x0000_s1026" type="#_x0000_t13" style="position:absolute;margin-left:359.5pt;margin-top:1.6pt;width:28.75pt;height:21pt;z-index:251723264;visibility:visible;mso-wrap-style:square;mso-width-percent:0;mso-height-percent:0;mso-wrap-distance-left:9pt;mso-wrap-distance-top:0;mso-wrap-distance-right:9pt;mso-wrap-distance-bottom:0;mso-position-horizontal:absolute;mso-position-horizontal-relative:text;mso-position-vertical:absolute;mso-position-vertical-relative:text;mso-width-percent:0;mso-height-percent:0;mso-width-relative:margin;mso-height-relative:margin;v-text-anchor:middle" o:gfxdata="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" adj="13711" fillcolor="#5a5a5a [2109]" strokecolor="#0a121c [484]" strokeweight="2pt"/>
+            </w:pict>
+          </mc:Fallback>
+        </mc:AlternateContent>
+      </w:r>
+      <w:r>
+        <w:rPr>
+          <w:noProof/>
+        </w:rPr>
+        <mc:AlternateContent>
+          <mc:Choice Requires="wps">
+            <w:drawing>
+              <wp:anchor distT="0" distB="0" distL="114300" distR="114300" simplePos="0" relativeHeight="251721216" behindDoc="0" locked="0" layoutInCell="1" allowOverlap="1" wp14:anchorId="753D6757" wp14:editId="544AE623">
+                <wp:simplePos x="0" y="0"/>
+                <wp:positionH relativeFrom="column">
+                  <wp:posOffset>2921000</wp:posOffset>
+                </wp:positionH>
+                <wp:positionV relativeFrom="paragraph">
+                  <wp:posOffset>20320</wp:posOffset>
+                </wp:positionV>
+                <wp:extent cx="381000" cy="266700"/>
+                <wp:effectExtent l="0" t="19050" r="38100" b="38100"/>
+                <wp:wrapNone/>
+                <wp:docPr id="76" name="Arrow: Right 76"/>
+                <wp:cNvGraphicFramePr/>
+                <a:graphic xmlns:a="http://schemas.openxmlformats.org/drawingml/2006/main">
+                  <a:graphicData uri="http://schemas.microsoft.com/office/word/2010/wordprocessingShape">
+                    <wps:wsp>
+                      <wps:cNvSpPr/>
+                      <wps:spPr>
+                        <a:xfrm>
+                          <a:off x="0" y="0"/>
+                          <a:ext cx="381000" cy="266700"/>
+                        </a:xfrm>
+                        <a:prstGeom prst="rightArrow">
+                          <a:avLst/>
+                        </a:prstGeom>
+                        <a:solidFill>
+                          <a:schemeClr val="tx1">
+                            <a:lumMod val="65000"/>
+                            <a:lumOff val="35000"/>
+                          </a:schemeClr>
+                        </a:solidFill>
+                      </wps:spPr>
+                      <wps:style>
+                        <a:lnRef idx="2">
+                          <a:schemeClr val="accent1">
+                            <a:shade val="15000"/>
+                          </a:schemeClr>
+                        </a:lnRef>
+                        <a:fillRef idx="1">
+                          <a:schemeClr val="accent1"/>
+                        </a:fillRef>
+                        <a:effectRef idx="0">
+                          <a:schemeClr val="accent1"/>
+                        </a:effectRef>
+                        <a:fontRef idx="minor">
+                          <a:schemeClr val="lt1"/>
+                        </a:fontRef>
+                      </wps:style>
+                      <wps:bodyPr rot="0" spcFirstLastPara="0" vertOverflow="overflow" horzOverflow="overflow" vert="horz" wrap="square" lIns="91440" tIns="45720" rIns="91440" bIns="45720" numCol="1" spcCol="0" rtlCol="0" fromWordArt="0" anchor="ctr" anchorCtr="0" forceAA="0" compatLnSpc="1">
+                        <a:prstTxWarp prst="textNoShape">
+                          <a:avLst/>
+                        </a:prstTxWarp>
+                        <a:noAutofit/>
+                      </wps:bodyPr>
+                    </wps:wsp>
+                  </a:graphicData>
+                </a:graphic>
+                <wp14:sizeRelH relativeFrom="margin">
+                  <wp14:pctWidth>0</wp14:pctWidth>
+                </wp14:sizeRelH>
+                <wp14:sizeRelV relativeFrom="margin">
+                  <wp14:pctHeight>0</wp14:pctHeight>
+                </wp14:sizeRelV>
+              </wp:anchor>
+            </w:drawing>
+          </mc:Choice>
+          <mc:Fallback>
+            <w:pict>
+              <v:shape w14:anchorId="5B245739" id="Arrow: Right 76" o:spid="_x0000_s1026" type="#_x0000_t13" style="position:absolute;margin-left:230pt;margin-top:1.6pt;width:30pt;height:21pt;z-index:251721216;visibility:visible;mso-wrap-style:square;mso-width-percent:0;mso-height-percent:0;mso-wrap-distance-left:9pt;mso-wrap-distance-top:0;mso-wrap-distance-right:9pt;mso-wrap-distance-bottom:0;mso-position-horizontal:absolute;mso-position-horizontal-relative:text;mso-position-vertical:absolute;mso-position-vertical-relative:text;mso-width-percent:0;mso-height-percent:0;mso-width-relative:margin;mso-height-relative:margin;v-text-anchor:middle" o:gfxdata="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" adj="14040" fillcolor="#5a5a5a [2109]" strokecolor="#0a121c [484]" strokeweight="2pt"/>
+            </w:pict>
+          </mc:Fallback>
+        </mc:AlternateContent>
+      </w:r>
+      <w:r>
+        <w:rPr>
+          <w:noProof/>
+        </w:rPr>
+        <mc:AlternateContent>
+          <mc:Choice Requires="wps">
+            <w:drawing>
+              <wp:anchor distT="0" distB="0" distL="114300" distR="114300" simplePos="0" relativeHeight="251687424" behindDoc="0" locked="0" layoutInCell="1" allowOverlap="1" wp14:anchorId="2F7C58F6" wp14:editId="239602F4">
+                <wp:simplePos x="0" y="0"/>
+                <wp:positionH relativeFrom="column">
+                  <wp:posOffset>1041400</wp:posOffset>
+                </wp:positionH>
+                <wp:positionV relativeFrom="paragraph">
+                  <wp:posOffset>7620</wp:posOffset>
+                </wp:positionV>
+                <wp:extent cx="463550" cy="266700"/>
+                <wp:effectExtent l="0" t="19050" r="31750" b="38100"/>
+                <wp:wrapNone/>
+                <wp:docPr id="27" name="Arrow: Right 27"/>
+                <wp:cNvGraphicFramePr/>
+                <a:graphic xmlns:a="http://schemas.openxmlformats.org/drawingml/2006/main">
+                  <a:graphicData uri="http://schemas.microsoft.com/office/word/2010/wordprocessingShape">
+                    <wps:wsp>
+                      <wps:cNvSpPr/>
+                      <wps:spPr>
+                        <a:xfrm>
+                          <a:off x="0" y="0"/>
+                          <a:ext cx="463550" cy="266700"/>
+                        </a:xfrm>
+                        <a:prstGeom prst="rightArrow">
+                          <a:avLst/>
+                        </a:prstGeom>
+                        <a:solidFill>
+                          <a:schemeClr val="tx1">
+                            <a:lumMod val="65000"/>
+                            <a:lumOff val="35000"/>
+                          </a:schemeClr>
+                        </a:solidFill>
+                      </wps:spPr>
+                      <wps:style>
+                        <a:lnRef idx="2">
+                          <a:schemeClr val="accent1">
+                            <a:shade val="15000"/>
+                          </a:schemeClr>
+                        </a:lnRef>
+                        <a:fillRef idx="1">
+                          <a:schemeClr val="accent1"/>
+                        </a:fillRef>
+                        <a:effectRef idx="0">
+                          <a:schemeClr val="accent1"/>
+                        </a:effectRef>
+                        <a:fontRef idx="minor">
+                          <a:schemeClr val="lt1"/>
+                        </a:fontRef>
+                      </wps:style>
+                      <wps:bodyPr rot="0" spcFirstLastPara="0" vertOverflow="overflow" horzOverflow="overflow" vert="horz" wrap="square" lIns="91440" tIns="45720" rIns="91440" bIns="45720" numCol="1" spcCol="0" rtlCol="0" fromWordArt="0" anchor="ctr" anchorCtr="0" forceAA="0" compatLnSpc="1">
+                        <a:prstTxWarp prst="textNoShape">
+                          <a:avLst/>
+                        </a:prstTxWarp>
+                        <a:noAutofit/>
+                      </wps:bodyPr>
+                    </wps:wsp>
+                  </a:graphicData>
+                </a:graphic>
+                <wp14:sizeRelH relativeFrom="margin">
+                  <wp14:pctWidth>0</wp14:pctWidth>
+                </wp14:sizeRelH>
+                <wp14:sizeRelV relativeFrom="margin">
+                  <wp14:pctHeight>0</wp14:pctHeight>
+                </wp14:sizeRelV>
+              </wp:anchor>
+            </w:drawing>
+          </mc:Choice>
+          <mc:Fallback>
+            <w:pict>
+              <v:shape w14:anchorId="40EA19E6" id="Arrow: Right 27" o:spid="_x0000_s1026" type="#_x0000_t13" style="position:absolute;margin-left:82pt;margin-top:.6pt;width:36.5pt;height:21pt;z-index:251687424;visibility:visible;mso-wrap-style:square;mso-width-percent:0;mso-height-percent:0;mso-wrap-distance-left:9pt;mso-wrap-distance-top:0;mso-wrap-distance-right:9pt;mso-wrap-distance-bottom:0;mso-position-horizontal:absolute;mso-position-horizontal-relative:text;mso-position-vertical:absolute;mso-position-vertical-relative:text;mso-width-percent:0;mso-height-percent:0;mso-width-relative:margin;mso-height-relative:margin;v-text-anchor:middle" o:gfxdata="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" adj="15386" fillcolor="#5a5a5a [2109]" strokecolor="#0a121c [484]" strokeweight="2pt"/>
             </w:pict>
           </mc:Fallback>
         </mc:AlternateContent>
@@ -4403,7 +4404,7 @@
           </mc:Choice>
           <mc:Fallback>
             <w:pict>
-              <v:shape w14:anchorId="6A7E1B49" id="Arrow: Right 21" o:spid="_x0000_s1026" type="#_x0000_t13" style="position:absolute;margin-left:327.05pt;margin-top:411.95pt;width:24.75pt;height:21pt;rotation:180;z-index:251893248;visibility:visible;mso-wrap-style:square;mso-width-percent:0;mso-height-percent:0;mso-wrap-distance-left:9pt;mso-wrap-distance-top:0;mso-wrap-distance-right:9pt;mso-wrap-distance-bottom:0;mso-position-horizontal:absolute;mso-position-horizontal-relative:text;mso-position-vertical:absolute;mso-position-vertical-relative:text;mso-width-percent:0;mso-height-percent:0;mso-width-relative:margin;mso-height-relative:margin;v-text-anchor:middle" o:gfxdata="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" adj="12436" fillcolor="#5a5a5a [2109]" strokecolor="#0a121c [484]" strokeweight="2pt"/>
+              <v:shape w14:anchorId="05D692B0" id="Arrow: Right 21" o:spid="_x0000_s1026" type="#_x0000_t13" style="position:absolute;margin-left:327.05pt;margin-top:411.95pt;width:24.75pt;height:21pt;rotation:180;z-index:251893248;visibility:visible;mso-wrap-style:square;mso-width-percent:0;mso-height-percent:0;mso-wrap-distance-left:9pt;mso-wrap-distance-top:0;mso-wrap-distance-right:9pt;mso-wrap-distance-bottom:0;mso-position-horizontal:absolute;mso-position-horizontal-relative:text;mso-position-vertical:absolute;mso-position-vertical-relative:text;mso-width-percent:0;mso-height-percent:0;mso-width-relative:margin;mso-height-relative:margin;v-text-anchor:middle" o:gfxdata="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" adj="12436" fillcolor="#5a5a5a [2109]" strokecolor="#0a121c [484]" strokeweight="2pt"/>
             </w:pict>
           </mc:Fallback>
         </mc:AlternateContent>
@@ -4618,7 +4619,7 @@
           </mc:Choice>
           <mc:Fallback>
             <w:pict>
-              <v:shape w14:anchorId="403E14F1" id="Arrow: Right 30" o:spid="_x0000_s1026" type="#_x0000_t13" style="position:absolute;margin-left:324.65pt;margin-top:14.8pt;width:20.4pt;height:17.5pt;z-index:251894272;visibility:visible;mso-wrap-style:square;mso-width-percent:0;mso-height-percent:0;mso-wrap-distance-left:9pt;mso-wrap-distance-top:0;mso-wrap-distance-right:9pt;mso-wrap-distance-bottom:0;mso-position-horizontal:absolute;mso-position-horizontal-relative:text;mso-position-vertical:absolute;mso-position-vertical-relative:text;mso-width-percent:0;mso-height-percent:0;mso-width-relative:margin;mso-height-relative:margin;v-text-anchor:middle" o:gfxdata="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" adj="12315" fillcolor="#5a5a5a [2109]" strokecolor="#0a121c [484]" strokeweight="2pt"/>
+              <v:shape w14:anchorId="66C79A45" id="Arrow: Right 30" o:spid="_x0000_s1026" type="#_x0000_t13" style="position:absolute;margin-left:324.65pt;margin-top:14.8pt;width:20.4pt;height:17.5pt;z-index:251894272;visibility:visible;mso-wrap-style:square;mso-width-percent:0;mso-height-percent:0;mso-wrap-distance-left:9pt;mso-wrap-distance-top:0;mso-wrap-distance-right:9pt;mso-wrap-distance-bottom:0;mso-position-horizontal:absolute;mso-position-horizontal-relative:text;mso-position-vertical:absolute;mso-position-vertical-relative:text;mso-width-percent:0;mso-height-percent:0;mso-width-relative:margin;mso-height-relative:margin;v-text-anchor:middle" o:gfxdata="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" adj="12315" fillcolor="#5a5a5a [2109]" strokecolor="#0a121c [484]" strokeweight="2pt"/>
             </w:pict>
           </mc:Fallback>
         </mc:AlternateContent>
@@ -4819,7 +4820,7 @@
           </mc:Choice>
           <mc:Fallback>
             <w:pict>
-              <v:shape w14:anchorId="4E0577FF" id="Arrow: Right 32" o:spid="_x0000_s1026" type="#_x0000_t13" style="position:absolute;margin-left:53.25pt;margin-top:415.55pt;width:24.75pt;height:21pt;rotation:180;z-index:251900416;visibility:visible;mso-wrap-style:square;mso-width-percent:0;mso-height-percent:0;mso-wrap-distance-left:9pt;mso-wrap-distance-top:0;mso-wrap-distance-right:9pt;mso-wrap-distance-bottom:0;mso-position-horizontal:absolute;mso-position-horizontal-relative:text;mso-position-vertical:absolute;mso-position-vertical-relative:text;mso-width-percent:0;mso-height-percent:0;mso-width-relative:margin;mso-height-relative:margin;v-text-anchor:middle" o:gfxdata="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" adj="12436" fillcolor="#5a5a5a [2109]" strokecolor="#0a121c [484]" strokeweight="2pt"/>
+              <v:shape w14:anchorId="4326E705" id="Arrow: Right 32" o:spid="_x0000_s1026" type="#_x0000_t13" style="position:absolute;margin-left:53.25pt;margin-top:415.55pt;width:24.75pt;height:21pt;rotation:180;z-index:251900416;visibility:visible;mso-wrap-style:square;mso-width-percent:0;mso-height-percent:0;mso-wrap-distance-left:9pt;mso-wrap-distance-top:0;mso-wrap-distance-right:9pt;mso-wrap-distance-bottom:0;mso-position-horizontal:absolute;mso-position-horizontal-relative:text;mso-position-vertical:absolute;mso-position-vertical-relative:text;mso-width-percent:0;mso-height-percent:0;mso-width-relative:margin;mso-height-relative:margin;v-text-anchor:middle" o:gfxdata="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" adj="12436" fillcolor="#5a5a5a [2109]" strokecolor="#0a121c [484]" strokeweight="2pt"/>
             </w:pict>
           </mc:Fallback>
         </mc:AlternateContent>
@@ -5076,7 +5077,7 @@
           </mc:Choice>
           <mc:Fallback>
             <w:pict>
-              <v:shape w14:anchorId="793DE180" id="Arrow: Right 34" o:spid="_x0000_s1026" type="#_x0000_t13" style="position:absolute;margin-left:185.25pt;margin-top:415.55pt;width:24.75pt;height:21pt;rotation:180;z-index:251901440;visibility:visible;mso-wrap-style:square;mso-width-percent:0;mso-height-percent:0;mso-wrap-distance-left:9pt;mso-wrap-distance-top:0;mso-wrap-distance-right:9pt;mso-wrap-distance-bottom:0;mso-position-horizontal:absolute;mso-position-horizontal-relative:text;mso-position-vertical:absolute;mso-position-vertical-relative:text;mso-width-percent:0;mso-height-percent:0;mso-width-relative:margin;mso-height-relative:margin;v-text-anchor:middle" o:gfxdata="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" adj="12436" fillcolor="#5a5a5a [2109]" strokecolor="#0a121c [484]" strokeweight="2pt"/>
+              <v:shape w14:anchorId="3BA9364F" id="Arrow: Right 34" o:spid="_x0000_s1026" type="#_x0000_t13" style="position:absolute;margin-left:185.25pt;margin-top:415.55pt;width:24.75pt;height:21pt;rotation:180;z-index:251901440;visibility:visible;mso-wrap-style:square;mso-width-percent:0;mso-height-percent:0;mso-wrap-distance-left:9pt;mso-wrap-distance-top:0;mso-wrap-distance-right:9pt;mso-wrap-distance-bottom:0;mso-position-horizontal:absolute;mso-position-horizontal-relative:text;mso-position-vertical:absolute;mso-position-vertical-relative:text;mso-width-percent:0;mso-height-percent:0;mso-width-relative:margin;mso-height-relative:margin;v-text-anchor:middle" o:gfxdata="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" adj="12436" fillcolor="#5a5a5a [2109]" strokecolor="#0a121c [484]" strokeweight="2pt"/>
             </w:pict>
           </mc:Fallback>
         </mc:AlternateContent>
@@ -5516,7 +5517,7 @@
           </mc:Choice>
           <mc:Fallback>
             <w:pict>
-              <v:shape w14:anchorId="3358EC59" id="Arrow: Right 37" o:spid="_x0000_s1026" type="#_x0000_t13" style="position:absolute;margin-left:407.95pt;margin-top:363.8pt;width:23.15pt;height:20.85pt;rotation:90;z-index:251906560;visibility:visible;mso-wrap-style:square;mso-width-percent:0;mso-height-percent:0;mso-wrap-distance-left:9pt;mso-wrap-distance-top:0;mso-wrap-distance-right:9pt;mso-wrap-distance-bottom:0;mso-position-horizontal:absolute;mso-position-horizontal-relative:text;mso-position-vertical:absolute;mso-position-vertical-relative:text;mso-width-percent:0;mso-height-percent:0;mso-width-relative:margin;mso-height-relative:margin;v-text-anchor:middle" o:gfxdata="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" adj="11863" fillcolor="#5a5a5a [2109]" strokecolor="#0a121c [484]" strokeweight="2pt"/>
+              <v:shape w14:anchorId="58627FA5" id="Arrow: Right 37" o:spid="_x0000_s1026" type="#_x0000_t13" style="position:absolute;margin-left:407.95pt;margin-top:363.8pt;width:23.15pt;height:20.85pt;rotation:90;z-index:251906560;visibility:visible;mso-wrap-style:square;mso-width-percent:0;mso-height-percent:0;mso-wrap-distance-left:9pt;mso-wrap-distance-top:0;mso-wrap-distance-right:9pt;mso-wrap-distance-bottom:0;mso-position-horizontal:absolute;mso-position-horizontal-relative:text;mso-position-vertical:absolute;mso-position-vertical-relative:text;mso-width-percent:0;mso-height-percent:0;mso-width-relative:margin;mso-height-relative:margin;v-text-anchor:middle" o:gfxdata="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" adj="11863" fillcolor="#5a5a5a [2109]" strokecolor="#0a121c [484]" strokeweight="2pt"/>
             </w:pict>
           </mc:Fallback>
         </mc:AlternateContent>
@@ -5805,7 +5806,7 @@
           </mc:Choice>
           <mc:Fallback>
             <w:pict>
-              <v:shape w14:anchorId="3019F08B" id="Arrow: Right 39" o:spid="_x0000_s1026" type="#_x0000_t13" style="position:absolute;margin-left:406.45pt;margin-top:263.3pt;width:23.15pt;height:20.85pt;rotation:90;z-index:251907584;visibility:visible;mso-wrap-style:square;mso-width-percent:0;mso-height-percent:0;mso-wrap-distance-left:9pt;mso-wrap-distance-top:0;mso-wrap-distance-right:9pt;mso-wrap-distance-bottom:0;mso-position-horizontal:absolute;mso-position-horizontal-relative:text;mso-position-vertical:absolute;mso-position-vertical-relative:text;mso-width-percent:0;mso-height-percent:0;mso-width-relative:margin;mso-height-relative:margin;v-text-anchor:middle" o:gfxdata="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" adj="11863" fillcolor="#5a5a5a [2109]" strokecolor="#0a121c [484]" strokeweight="2pt"/>
+              <v:shape w14:anchorId="3BFB186F" id="Arrow: Right 39" o:spid="_x0000_s1026" type="#_x0000_t13" style="position:absolute;margin-left:406.45pt;margin-top:263.3pt;width:23.15pt;height:20.85pt;rotation:90;z-index:251907584;visibility:visible;mso-wrap-style:square;mso-width-percent:0;mso-height-percent:0;mso-wrap-distance-left:9pt;mso-wrap-distance-top:0;mso-wrap-distance-right:9pt;mso-wrap-distance-bottom:0;mso-position-horizontal:absolute;mso-position-horizontal-relative:text;mso-position-vertical:absolute;mso-position-vertical-relative:text;mso-width-percent:0;mso-height-percent:0;mso-width-relative:margin;mso-height-relative:margin;v-text-anchor:middle" o:gfxdata="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" adj="11863" fillcolor="#5a5a5a [2109]" strokecolor="#0a121c [484]" strokeweight="2pt"/>
             </w:pict>
           </mc:Fallback>
         </mc:AlternateContent>
@@ -6108,7 +6109,7 @@
           </mc:Choice>
           <mc:Fallback>
             <w:pict>
-              <v:shape w14:anchorId="0525F2E3" id="Arrow: Right 41" o:spid="_x0000_s1026" type="#_x0000_t13" style="position:absolute;margin-left:405.7pt;margin-top:163.55pt;width:23.15pt;height:20.85pt;rotation:90;z-index:251904512;visibility:visible;mso-wrap-style:square;mso-width-percent:0;mso-height-percent:0;mso-wrap-distance-left:9pt;mso-wrap-distance-top:0;mso-wrap-distance-right:9pt;mso-wrap-distance-bottom:0;mso-position-horizontal:absolute;mso-position-horizontal-relative:text;mso-position-vertical:absolute;mso-position-vertical-relative:text;mso-width-percent:0;mso-height-percent:0;mso-width-relative:margin;mso-height-relative:margin;v-text-anchor:middle" o:gfxdata="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" adj="11863" fillcolor="#5a5a5a [2109]" strokecolor="#0a121c [484]" strokeweight="2pt"/>
+              <v:shape w14:anchorId="44BA1398" id="Arrow: Right 41" o:spid="_x0000_s1026" type="#_x0000_t13" style="position:absolute;margin-left:405.7pt;margin-top:163.55pt;width:23.15pt;height:20.85pt;rotation:90;z-index:251904512;visibility:visible;mso-wrap-style:square;mso-width-percent:0;mso-height-percent:0;mso-wrap-distance-left:9pt;mso-wrap-distance-top:0;mso-wrap-distance-right:9pt;mso-wrap-distance-bottom:0;mso-position-horizontal:absolute;mso-position-horizontal-relative:text;mso-position-vertical:absolute;mso-position-vertical-relative:text;mso-width-percent:0;mso-height-percent:0;mso-width-relative:margin;mso-height-relative:margin;v-text-anchor:middle" o:gfxdata="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" adj="11863" fillcolor="#5a5a5a [2109]" strokecolor="#0a121c [484]" strokeweight="2pt"/>
             </w:pict>
           </mc:Fallback>
         </mc:AlternateContent>
@@ -6188,7 +6189,7 @@
           </mc:Choice>
           <mc:Fallback>
             <w:pict>
-              <v:shape w14:anchorId="14A2589A" id="Arrow: Right 42" o:spid="_x0000_s1026" type="#_x0000_t13" style="position:absolute;margin-left:404.8pt;margin-top:68.1pt;width:23.15pt;height:20.85pt;rotation:90;z-index:251889152;visibility:visible;mso-wrap-style:square;mso-width-percent:0;mso-height-percent:0;mso-wrap-distance-left:9pt;mso-wrap-distance-top:0;mso-wrap-distance-right:9pt;mso-wrap-distance-bottom:0;mso-position-horizontal:absolute;mso-position-horizontal-relative:text;mso-position-vertical:absolute;mso-position-vertical-relative:text;mso-width-percent:0;mso-height-percent:0;mso-width-relative:margin;mso-height-relative:margin;v-text-anchor:middle" o:gfxdata="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" adj="11863" fillcolor="#5a5a5a [2109]" strokecolor="#0a121c [484]" strokeweight="2pt"/>
+              <v:shape w14:anchorId="0C7A2964" id="Arrow: Right 42" o:spid="_x0000_s1026" type="#_x0000_t13" style="position:absolute;margin-left:404.8pt;margin-top:68.1pt;width:23.15pt;height:20.85pt;rotation:90;z-index:251889152;visibility:visible;mso-wrap-style:square;mso-width-percent:0;mso-height-percent:0;mso-wrap-distance-left:9pt;mso-wrap-distance-top:0;mso-wrap-distance-right:9pt;mso-wrap-distance-bottom:0;mso-position-horizontal:absolute;mso-position-horizontal-relative:text;mso-position-vertical:absolute;mso-position-vertical-relative:text;mso-width-percent:0;mso-height-percent:0;mso-width-relative:margin;mso-height-relative:margin;v-text-anchor:middle" o:gfxdata="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" adj="11863" fillcolor="#5a5a5a [2109]" strokecolor="#0a121c [484]" strokeweight="2pt"/>
             </w:pict>
           </mc:Fallback>
         </mc:AlternateContent>
@@ -6693,7 +6694,7 @@
           </mc:Choice>
           <mc:Fallback>
             <w:pict>
-              <v:shape w14:anchorId="30F33C14" id="Arrow: Right 46" o:spid="_x0000_s1026" type="#_x0000_t13" style="position:absolute;margin-left:179.75pt;margin-top:13.45pt;width:20.4pt;height:17.5pt;z-index:251897344;visibility:visible;mso-wrap-style:square;mso-width-percent:0;mso-height-percent:0;mso-wrap-distance-left:9pt;mso-wrap-distance-top:0;mso-wrap-distance-right:9pt;mso-wrap-distance-bottom:0;mso-position-horizontal:absolute;mso-position-horizontal-relative:text;mso-position-vertical:absolute;mso-position-vertical-relative:text;mso-width-percent:0;mso-height-percent:0;mso-width-relative:margin;mso-height-relative:margin;v-text-anchor:middle" o:gfxdata="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" adj="12315" fillcolor="#5a5a5a [2109]" strokecolor="#0a121c [484]" strokeweight="2pt"/>
+              <v:shape w14:anchorId="44CA5E3E" id="Arrow: Right 46" o:spid="_x0000_s1026" type="#_x0000_t13" style="position:absolute;margin-left:179.75pt;margin-top:13.45pt;width:20.4pt;height:17.5pt;z-index:251897344;visibility:visible;mso-wrap-style:square;mso-width-percent:0;mso-height-percent:0;mso-wrap-distance-left:9pt;mso-wrap-distance-top:0;mso-wrap-distance-right:9pt;mso-wrap-distance-bottom:0;mso-position-horizontal:absolute;mso-position-horizontal-relative:text;mso-position-vertical:absolute;mso-position-vertical-relative:text;mso-width-percent:0;mso-height-percent:0;mso-width-relative:margin;mso-height-relative:margin;v-text-anchor:middle" o:gfxdata="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" adj="12315" fillcolor="#5a5a5a [2109]" strokecolor="#0a121c [484]" strokeweight="2pt"/>
             </w:pict>
           </mc:Fallback>
         </mc:AlternateContent>
@@ -7087,7 +7088,7 @@
           </mc:Choice>
           <mc:Fallback>
             <w:pict>
-              <v:shape w14:anchorId="45A01A39" id="Arrow: Right 49" o:spid="_x0000_s1026" type="#_x0000_t13" style="position:absolute;margin-left:59.75pt;margin-top:13.85pt;width:20.4pt;height:17.5pt;z-index:251890176;visibility:visible;mso-wrap-style:square;mso-width-percent:0;mso-height-percent:0;mso-wrap-distance-left:9pt;mso-wrap-distance-top:0;mso-wrap-distance-right:9pt;mso-wrap-distance-bottom:0;mso-position-horizontal:absolute;mso-position-horizontal-relative:text;mso-position-vertical:absolute;mso-position-vertical-relative:text;mso-width-percent:0;mso-height-percent:0;mso-width-relative:margin;mso-height-relative:margin;v-text-anchor:middle" o:gfxdata="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" adj="12315" fillcolor="#5a5a5a [2109]" strokecolor="#0a121c [484]" strokeweight="2pt"/>
+              <v:shape w14:anchorId="3BE0B13B" id="Arrow: Right 49" o:spid="_x0000_s1026" type="#_x0000_t13" style="position:absolute;margin-left:59.75pt;margin-top:13.85pt;width:20.4pt;height:17.5pt;z-index:251890176;visibility:visible;mso-wrap-style:square;mso-width-percent:0;mso-height-percent:0;mso-wrap-distance-left:9pt;mso-wrap-distance-top:0;mso-wrap-distance-right:9pt;mso-wrap-distance-bottom:0;mso-position-horizontal:absolute;mso-position-horizontal-relative:text;mso-position-vertical:absolute;mso-position-vertical-relative:text;mso-width-percent:0;mso-height-percent:0;mso-width-relative:margin;mso-height-relative:margin;v-text-anchor:middle" o:gfxdata="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" adj="12315" fillcolor="#5a5a5a [2109]" strokecolor="#0a121c [484]" strokeweight="2pt"/>
             </w:pict>
           </mc:Fallback>
         </mc:AlternateContent>
